--- a/205744873_213474349_hw5_report.docx
+++ b/205744873_213474349_hw5_report.docx
@@ -540,6 +540,7 @@
         </w:rPr>
         <w:t xml:space="preserve"> </w:t>
       </w:r>
+      <w:proofErr w:type="spellStart"/>
       <w:r>
         <w:rPr>
           <w:rFonts w:ascii="Times New Roman" w:hAnsi="Times New Roman" w:cs="Times New Roman"/>
@@ -549,6 +550,7 @@
         </w:rPr>
         <w:t>TrainingArgument</w:t>
       </w:r>
+      <w:proofErr w:type="spellEnd"/>
       <w:r>
         <w:rPr>
           <w:rFonts w:ascii="Times New Roman" w:hAnsi="Times New Roman" w:cs="Times New Roman" w:hint="cs"/>
@@ -1073,6 +1075,7 @@
         </w:rPr>
       </w:pPr>
       <w:hyperlink r:id="rId7" w:history="1">
+        <w:proofErr w:type="spellStart"/>
         <w:r>
           <w:rPr>
             <w:rStyle w:val="Hyperlink"/>
@@ -1081,8 +1084,9 @@
             <w:bCs/>
             <w:lang w:bidi="he-IL"/>
           </w:rPr>
-          <w:t>Data</w:t>
+          <w:t>DataScience</w:t>
         </w:r>
+        <w:proofErr w:type="spellEnd"/>
         <w:r>
           <w:rPr>
             <w:rStyle w:val="Hyperlink"/>
@@ -1091,17 +1095,7 @@
             <w:bCs/>
             <w:lang w:bidi="he-IL"/>
           </w:rPr>
-          <w:t>S</w:t>
-        </w:r>
-        <w:r>
-          <w:rPr>
-            <w:rStyle w:val="Hyperlink"/>
-            <w:rFonts w:asciiTheme="majorBidi" w:eastAsiaTheme="minorEastAsia" w:hAnsiTheme="majorBidi" w:cstheme="majorBidi"/>
-            <w:b/>
-            <w:bCs/>
-            <w:lang w:bidi="he-IL"/>
-          </w:rPr>
-          <w:t>cience-Link</w:t>
+          <w:t>-Link</w:t>
         </w:r>
       </w:hyperlink>
     </w:p>
@@ -1533,7 +1527,7 @@
         <w:bidi/>
         <w:ind w:left="1440"/>
         <w:rPr>
-          <w:rFonts w:ascii="Times New Roman" w:eastAsiaTheme="minorEastAsia" w:hAnsi="Times New Roman" w:cs="Times New Roman" w:hint="cs"/>
+          <w:rFonts w:ascii="Times New Roman" w:eastAsiaTheme="minorEastAsia" w:hAnsi="Times New Roman" w:cs="Times New Roman"/>
           <w:sz w:val="32"/>
           <w:szCs w:val="32"/>
           <w:rtl/>
@@ -1618,13 +1612,23 @@
         <w:t xml:space="preserve"> </w:t>
       </w:r>
       <w:hyperlink r:id="rId8" w:history="1">
+        <w:proofErr w:type="spellStart"/>
         <w:r>
           <w:rPr>
             <w:rStyle w:val="Hyperlink"/>
             <w:rFonts w:ascii="Times New Roman" w:eastAsiaTheme="minorEastAsia" w:hAnsi="Times New Roman" w:cs="Times New Roman"/>
             <w:lang w:bidi="he-IL"/>
           </w:rPr>
-          <w:t>DataScience-Link</w:t>
+          <w:t>DataScience</w:t>
+        </w:r>
+        <w:proofErr w:type="spellEnd"/>
+        <w:r>
+          <w:rPr>
+            <w:rStyle w:val="Hyperlink"/>
+            <w:rFonts w:ascii="Times New Roman" w:eastAsiaTheme="minorEastAsia" w:hAnsi="Times New Roman" w:cs="Times New Roman"/>
+            <w:lang w:bidi="he-IL"/>
+          </w:rPr>
+          <w:t>-Link</w:t>
         </w:r>
       </w:hyperlink>
       <w:r>
@@ -1751,55 +1755,7 @@
                     <w:szCs w:val="32"/>
                     <w:lang w:bidi="he-IL"/>
                   </w:rPr>
-                  <m:t>trai</m:t>
-                </m:r>
-                <m:r>
-                  <m:rPr>
-                    <m:sty m:val="bi"/>
-                  </m:rPr>
-                  <w:rPr>
-                    <w:rFonts w:ascii="Cambria Math" w:hAnsi="Cambria Math" w:cs="Times New Roman"/>
-                    <w:sz w:val="32"/>
-                    <w:szCs w:val="32"/>
-                    <w:lang w:bidi="he-IL"/>
-                  </w:rPr>
-                  <m:t>n-</m:t>
-                </m:r>
-                <m:r>
-                  <m:rPr>
-                    <m:sty m:val="bi"/>
-                  </m:rPr>
-                  <w:rPr>
-                    <w:rFonts w:ascii="Cambria Math" w:hAnsi="Cambria Math" w:cs="Times New Roman"/>
-                    <w:sz w:val="32"/>
-                    <w:szCs w:val="32"/>
-                    <w:lang w:bidi="he-IL"/>
-                  </w:rPr>
-                  <m:t>batc</m:t>
-                </m:r>
-                <m:r>
-                  <m:rPr>
-                    <m:sty m:val="bi"/>
-                  </m:rPr>
-                  <w:rPr>
-                    <w:rFonts w:ascii="Cambria Math" w:hAnsi="Cambria Math" w:cs="Times New Roman"/>
-                    <w:sz w:val="32"/>
-                    <w:szCs w:val="32"/>
-                    <w:lang w:bidi="he-IL"/>
-                  </w:rPr>
-                  <m:t>h-</m:t>
-                </m:r>
-                <m:r>
-                  <m:rPr>
-                    <m:sty m:val="bi"/>
-                  </m:rPr>
-                  <w:rPr>
-                    <w:rFonts w:ascii="Cambria Math" w:hAnsi="Cambria Math" w:cs="Times New Roman"/>
-                    <w:sz w:val="32"/>
-                    <w:szCs w:val="32"/>
-                    <w:lang w:bidi="he-IL"/>
-                  </w:rPr>
-                  <m:t>size</m:t>
+                  <m:t>train-batch-size</m:t>
                 </m:r>
               </m:sub>
             </m:sSub>
@@ -1815,19 +1771,7 @@
             <w:szCs w:val="32"/>
             <w:lang w:bidi="he-IL"/>
           </w:rPr>
-          <m:t>=</m:t>
-        </m:r>
-        <m:r>
-          <m:rPr>
-            <m:sty m:val="bi"/>
-          </m:rPr>
-          <w:rPr>
-            <w:rFonts w:ascii="Cambria Math" w:hAnsi="Cambria Math" w:cs="Times New Roman"/>
-            <w:sz w:val="32"/>
-            <w:szCs w:val="32"/>
-            <w:lang w:bidi="he-IL"/>
-          </w:rPr>
-          <m:t>8</m:t>
+          <m:t>=8</m:t>
         </m:r>
       </m:oMath>
       <w:r>
@@ -1873,16 +1817,7 @@
           <w:szCs w:val="32"/>
           <w:lang w:bidi="he-IL"/>
         </w:rPr>
-        <w:t xml:space="preserve"> </w:t>
-      </w:r>
-      <w:r>
-        <w:rPr>
-          <w:rFonts w:ascii="Times New Roman" w:hAnsi="Times New Roman" w:cs="Times New Roman"/>
-          <w:sz w:val="32"/>
-          <w:szCs w:val="32"/>
-          <w:lang w:bidi="he-IL"/>
-        </w:rPr>
-        <w:t xml:space="preserve">Batch </w:t>
+        <w:t xml:space="preserve"> Batch </w:t>
       </w:r>
       <w:r>
         <w:rPr>
@@ -2096,18 +2031,40 @@
         </w:rPr>
         <w:t xml:space="preserve">. </w:t>
       </w:r>
-      <w:hyperlink r:id="rId9" w:history="1">
-        <w:r>
-          <w:rPr>
-            <w:rStyle w:val="Hyperlink"/>
-            <w:rFonts w:ascii="Times New Roman" w:hAnsi="Times New Roman" w:cs="Times New Roman"/>
-            <w:sz w:val="32"/>
-            <w:szCs w:val="32"/>
-            <w:lang w:bidi="he-IL"/>
-          </w:rPr>
-          <w:t>DataScience-Link</w:t>
-        </w:r>
-      </w:hyperlink>
+      <w:r>
+        <w:fldChar w:fldCharType="begin"/>
+      </w:r>
+      <w:r>
+        <w:instrText>HYPERLINK "https://datascience.stackexchange.com/questions/64583/what-are-the-good-parameter-ranges-for-bert-hyperparameters-while-finetuning-it%23:~:text=,data%20for%20all%20GLUE%20tasks%20"</w:instrText>
+      </w:r>
+      <w:r>
+        <w:fldChar w:fldCharType="separate"/>
+      </w:r>
+      <w:proofErr w:type="spellStart"/>
+      <w:r>
+        <w:rPr>
+          <w:rStyle w:val="Hyperlink"/>
+          <w:rFonts w:ascii="Times New Roman" w:hAnsi="Times New Roman" w:cs="Times New Roman"/>
+          <w:sz w:val="32"/>
+          <w:szCs w:val="32"/>
+          <w:lang w:bidi="he-IL"/>
+        </w:rPr>
+        <w:t>DataScience</w:t>
+      </w:r>
+      <w:proofErr w:type="spellEnd"/>
+      <w:r>
+        <w:rPr>
+          <w:rStyle w:val="Hyperlink"/>
+          <w:rFonts w:ascii="Times New Roman" w:hAnsi="Times New Roman" w:cs="Times New Roman"/>
+          <w:sz w:val="32"/>
+          <w:szCs w:val="32"/>
+          <w:lang w:bidi="he-IL"/>
+        </w:rPr>
+        <w:t>-Link</w:t>
+      </w:r>
+      <w:r>
+        <w:fldChar w:fldCharType="end"/>
+      </w:r>
       <w:r>
         <w:rPr>
           <w:rFonts w:ascii="Times New Roman" w:hAnsi="Times New Roman" w:cs="Times New Roman"/>
@@ -2445,7 +2402,8 @@
         </w:rPr>
         <w:t xml:space="preserve"> </w:t>
       </w:r>
-      <w:hyperlink r:id="rId10" w:history="1">
+      <w:hyperlink r:id="rId9" w:history="1">
+        <w:proofErr w:type="spellStart"/>
         <w:r>
           <w:rPr>
             <w:rStyle w:val="Hyperlink"/>
@@ -2456,6 +2414,7 @@
           </w:rPr>
           <w:t>huggingface</w:t>
         </w:r>
+        <w:proofErr w:type="spellEnd"/>
       </w:hyperlink>
     </w:p>
     <w:p>
@@ -2530,31 +2489,7 @@
                 <w:szCs w:val="32"/>
                 <w:lang w:bidi="he-IL"/>
               </w:rPr>
-              <m:t>best_model</m:t>
-            </m:r>
-            <m:r>
-              <m:rPr>
-                <m:sty m:val="bi"/>
-              </m:rPr>
-              <w:rPr>
-                <w:rFonts w:ascii="Cambria Math" w:eastAsiaTheme="minorEastAsia" w:hAnsi="Cambria Math" w:cs="Times New Roman"/>
-                <w:sz w:val="32"/>
-                <w:szCs w:val="32"/>
-                <w:lang w:bidi="he-IL"/>
-              </w:rPr>
-              <m:t>_at_end</m:t>
-            </m:r>
-            <m:r>
-              <m:rPr>
-                <m:sty m:val="bi"/>
-              </m:rPr>
-              <w:rPr>
-                <w:rFonts w:ascii="Cambria Math" w:eastAsiaTheme="minorEastAsia" w:hAnsi="Cambria Math" w:cs="Times New Roman"/>
-                <w:sz w:val="32"/>
-                <w:szCs w:val="32"/>
-                <w:lang w:bidi="he-IL"/>
-              </w:rPr>
-              <m:t xml:space="preserve"> </m:t>
+              <m:t xml:space="preserve">best_model_at_end </m:t>
             </m:r>
           </m:sub>
         </m:sSub>
@@ -2599,22 +2534,7 @@
             <w:szCs w:val="32"/>
             <w:lang w:bidi="he-IL"/>
           </w:rPr>
-          <m:t>T</m:t>
-        </m:r>
-        <m:r>
-          <m:rPr>
-            <m:nor/>
-          </m:rPr>
-          <w:rPr>
-            <w:rFonts w:ascii="Cambria Math" w:eastAsiaTheme="minorEastAsia" w:hAnsi="Cambria Math" w:cs="Times New Roman"/>
-            <w:b/>
-            <w:bCs/>
-            <w:iCs/>
-            <w:sz w:val="32"/>
-            <w:szCs w:val="32"/>
-            <w:lang w:bidi="he-IL"/>
-          </w:rPr>
-          <m:t>rue</m:t>
+          <m:t>True</m:t>
         </m:r>
         <m:r>
           <m:rPr>
@@ -2645,37 +2565,7 @@
             <w:szCs w:val="32"/>
             <w:lang w:bidi="he-IL"/>
           </w:rPr>
-          <m:t xml:space="preserve"> </m:t>
-        </m:r>
-        <m:r>
-          <m:rPr>
-            <m:nor/>
-          </m:rPr>
-          <w:rPr>
-            <w:rFonts w:ascii="Cambria Math" w:eastAsiaTheme="minorEastAsia" w:hAnsi="Cambria Math" w:cs="Times New Roman"/>
-            <w:b/>
-            <w:bCs/>
-            <w:iCs/>
-            <w:sz w:val="32"/>
-            <w:szCs w:val="32"/>
-            <w:lang w:bidi="he-IL"/>
-          </w:rPr>
-          <m:t xml:space="preserve"> </m:t>
-        </m:r>
-        <m:r>
-          <m:rPr>
-            <m:nor/>
-          </m:rPr>
-          <w:rPr>
-            <w:rFonts w:ascii="Cambria Math" w:eastAsiaTheme="minorEastAsia" w:hAnsi="Cambria Math" w:cs="Times New Roman"/>
-            <w:b/>
-            <w:bCs/>
-            <w:iCs/>
-            <w:sz w:val="32"/>
-            <w:szCs w:val="32"/>
-            <w:lang w:bidi="he-IL"/>
-          </w:rPr>
-          <m:t xml:space="preserve"> </m:t>
+          <m:t xml:space="preserve">   </m:t>
         </m:r>
         <m:r>
           <m:rPr>
@@ -2703,22 +2593,7 @@
             <w:szCs w:val="32"/>
             <w:lang w:bidi="he-IL"/>
           </w:rPr>
-          <m:t xml:space="preserve"> </m:t>
-        </m:r>
-        <m:r>
-          <m:rPr>
-            <m:nor/>
-          </m:rPr>
-          <w:rPr>
-            <w:rFonts w:ascii="Cambria Math" w:eastAsiaTheme="minorEastAsia" w:hAnsi="Cambria Math" w:cs="Times New Roman"/>
-            <w:b/>
-            <w:bCs/>
-            <w:iCs/>
-            <w:sz w:val="32"/>
-            <w:szCs w:val="32"/>
-            <w:lang w:bidi="he-IL"/>
-          </w:rPr>
-          <m:t xml:space="preserve">  </m:t>
+          <m:t xml:space="preserve">   </m:t>
         </m:r>
         <m:r>
           <m:rPr>
@@ -2817,52 +2692,7 @@
             <w:szCs w:val="32"/>
             <w:lang w:bidi="he-IL"/>
           </w:rPr>
-          <m:t>e</m:t>
-        </m:r>
-        <m:r>
-          <m:rPr>
-            <m:nor/>
-          </m:rPr>
-          <w:rPr>
-            <w:rFonts w:ascii="Cambria Math" w:eastAsiaTheme="minorEastAsia" w:hAnsi="Cambria Math" w:cs="Times New Roman"/>
-            <w:b/>
-            <w:bCs/>
-            <w:iCs/>
-            <w:sz w:val="32"/>
-            <w:szCs w:val="32"/>
-            <w:lang w:bidi="he-IL"/>
-          </w:rPr>
-          <m:t>poc</m:t>
-        </m:r>
-        <m:r>
-          <m:rPr>
-            <m:nor/>
-          </m:rPr>
-          <w:rPr>
-            <w:rFonts w:ascii="Cambria Math" w:eastAsiaTheme="minorEastAsia" w:hAnsi="Cambria Math" w:cs="Times New Roman"/>
-            <w:b/>
-            <w:bCs/>
-            <w:iCs/>
-            <w:sz w:val="32"/>
-            <w:szCs w:val="32"/>
-            <w:lang w:bidi="he-IL"/>
-          </w:rPr>
-          <m:t>h</m:t>
-        </m:r>
-        <m:r>
-          <m:rPr>
-            <m:nor/>
-          </m:rPr>
-          <w:rPr>
-            <w:rFonts w:ascii="Cambria Math" w:eastAsiaTheme="minorEastAsia" w:hAnsi="Cambria Math" w:cs="Times New Roman"/>
-            <w:b/>
-            <w:bCs/>
-            <w:iCs/>
-            <w:sz w:val="32"/>
-            <w:szCs w:val="32"/>
-            <w:lang w:bidi="he-IL"/>
-          </w:rPr>
-          <m:t>"</m:t>
+          <m:t>epoch"</m:t>
         </m:r>
       </m:oMath>
       <w:r>
@@ -2994,37 +2824,7 @@
             <w:szCs w:val="32"/>
             <w:lang w:bidi="he-IL"/>
           </w:rPr>
-          <m:t>e</m:t>
-        </m:r>
-        <m:r>
-          <m:rPr>
-            <m:nor/>
-          </m:rPr>
-          <w:rPr>
-            <w:rFonts w:ascii="Cambria Math" w:eastAsiaTheme="minorEastAsia" w:hAnsi="Cambria Math" w:cs="Times New Roman"/>
-            <w:b/>
-            <w:bCs/>
-            <w:iCs/>
-            <w:sz w:val="32"/>
-            <w:szCs w:val="32"/>
-            <w:lang w:bidi="he-IL"/>
-          </w:rPr>
-          <m:t>poc</m:t>
-        </m:r>
-        <m:r>
-          <m:rPr>
-            <m:nor/>
-          </m:rPr>
-          <w:rPr>
-            <w:rFonts w:ascii="Cambria Math" w:eastAsiaTheme="minorEastAsia" w:hAnsi="Cambria Math" w:cs="Times New Roman"/>
-            <w:b/>
-            <w:bCs/>
-            <w:iCs/>
-            <w:sz w:val="32"/>
-            <w:szCs w:val="32"/>
-            <w:lang w:bidi="he-IL"/>
-          </w:rPr>
-          <m:t>h</m:t>
+          <m:t>epoch</m:t>
         </m:r>
       </m:oMath>
       <w:r>
@@ -3132,19 +2932,7 @@
                 <w:szCs w:val="32"/>
                 <w:lang w:bidi="he-IL"/>
               </w:rPr>
-              <m:t>best_model_at_end</m:t>
-            </m:r>
-            <m:r>
-              <m:rPr>
-                <m:sty m:val="bi"/>
-              </m:rPr>
-              <w:rPr>
-                <w:rFonts w:ascii="Cambria Math" w:eastAsiaTheme="minorEastAsia" w:hAnsi="Cambria Math" w:cs="Times New Roman"/>
-                <w:sz w:val="32"/>
-                <w:szCs w:val="32"/>
-                <w:lang w:bidi="he-IL"/>
-              </w:rPr>
-              <m:t xml:space="preserve"> </m:t>
+              <m:t xml:space="preserve">best_model_at_end </m:t>
             </m:r>
           </m:sub>
         </m:sSub>
@@ -3723,7 +3511,7 @@
                     <pic:cNvPicPr/>
                   </pic:nvPicPr>
                   <pic:blipFill>
-                    <a:blip r:embed="rId11">
+                    <a:blip r:embed="rId10">
                       <a:extLst>
                         <a:ext uri="{28A0092B-C50C-407E-A947-70E740481C1C}">
                           <a14:useLocalDpi xmlns:a14="http://schemas.microsoft.com/office/drawing/2010/main" val="0"/>
@@ -3795,7 +3583,7 @@
                     <pic:cNvPicPr/>
                   </pic:nvPicPr>
                   <pic:blipFill>
-                    <a:blip r:embed="rId12">
+                    <a:blip r:embed="rId11">
                       <a:extLst>
                         <a:ext uri="{28A0092B-C50C-407E-A947-70E740481C1C}">
                           <a14:useLocalDpi xmlns:a14="http://schemas.microsoft.com/office/drawing/2010/main" val="0"/>
@@ -4030,7 +3818,7 @@
                     <pic:cNvPicPr/>
                   </pic:nvPicPr>
                   <pic:blipFill>
-                    <a:blip r:embed="rId13">
+                    <a:blip r:embed="rId12">
                       <a:extLst>
                         <a:ext uri="{28A0092B-C50C-407E-A947-70E740481C1C}">
                           <a14:useLocalDpi xmlns:a14="http://schemas.microsoft.com/office/drawing/2010/main" val="0"/>
@@ -4119,6 +3907,14 @@
           <w:rFonts w:asciiTheme="majorBidi" w:eastAsiaTheme="minorEastAsia" w:hAnsiTheme="majorBidi" w:cstheme="majorBidi"/>
           <w:sz w:val="32"/>
           <w:szCs w:val="32"/>
+        </w:rPr>
+        <w:t xml:space="preserve"> </w:t>
+      </w:r>
+      <w:r>
+        <w:rPr>
+          <w:rFonts w:asciiTheme="majorBidi" w:eastAsiaTheme="minorEastAsia" w:hAnsiTheme="majorBidi" w:cstheme="majorBidi"/>
+          <w:sz w:val="32"/>
+          <w:szCs w:val="32"/>
           <w:lang w:bidi="he-IL"/>
         </w:rPr>
         <w:t xml:space="preserve">Accuracy = 0.89 </w:t>
@@ -4324,62 +4120,149 @@
         <w:bidi/>
         <w:ind w:left="2160"/>
         <w:rPr>
+          <w:rFonts w:asciiTheme="majorBidi" w:eastAsiaTheme="minorEastAsia" w:hAnsiTheme="majorBidi" w:cstheme="majorBidi"/>
+          <w:sz w:val="32"/>
+          <w:szCs w:val="32"/>
+          <w:rtl/>
+          <w:lang w:bidi="he-IL"/>
+        </w:rPr>
+      </w:pPr>
+      <w:r>
+        <w:rPr>
+          <w:rFonts w:asciiTheme="majorBidi" w:eastAsiaTheme="minorEastAsia" w:hAnsiTheme="majorBidi" w:cstheme="majorBidi"/>
+          <w:b/>
+          <w:bCs/>
+          <w:sz w:val="32"/>
+          <w:szCs w:val="32"/>
+          <w:rtl/>
+          <w:lang w:bidi="he-IL"/>
+        </w:rPr>
+        <w:t>התוצאה תאמה את הציפיות</w:t>
+      </w:r>
+      <w:r>
+        <w:rPr>
+          <w:rFonts w:asciiTheme="majorBidi" w:eastAsiaTheme="minorEastAsia" w:hAnsiTheme="majorBidi" w:cstheme="majorBidi"/>
+          <w:b/>
+          <w:bCs/>
+          <w:sz w:val="32"/>
+          <w:szCs w:val="32"/>
+          <w:lang w:bidi="he-IL"/>
+        </w:rPr>
+        <w:t xml:space="preserve">: </w:t>
+      </w:r>
+      <w:r>
+        <w:rPr>
+          <w:rFonts w:asciiTheme="majorBidi" w:eastAsiaTheme="minorEastAsia" w:hAnsiTheme="majorBidi" w:cstheme="majorBidi"/>
+          <w:b/>
+          <w:bCs/>
+          <w:sz w:val="32"/>
+          <w:szCs w:val="32"/>
+          <w:rtl/>
+          <w:lang w:bidi="he-IL"/>
+        </w:rPr>
+        <w:br/>
+      </w:r>
+      <w:r>
+        <w:rPr>
+          <w:rFonts w:asciiTheme="majorBidi" w:eastAsiaTheme="minorEastAsia" w:hAnsiTheme="majorBidi" w:cstheme="majorBidi"/>
+          <w:b/>
+          <w:bCs/>
+          <w:sz w:val="32"/>
+          <w:szCs w:val="32"/>
+          <w:lang w:bidi="he-IL"/>
+        </w:rPr>
+        <w:t>fine-tuning</w:t>
+      </w:r>
+      <w:r>
+        <w:rPr>
+          <w:rFonts w:asciiTheme="majorBidi" w:eastAsiaTheme="minorEastAsia" w:hAnsiTheme="majorBidi" w:cstheme="majorBidi"/>
+          <w:sz w:val="32"/>
+          <w:szCs w:val="32"/>
+          <w:rtl/>
+          <w:lang w:bidi="he-IL"/>
+        </w:rPr>
+        <w:t xml:space="preserve"> </w:t>
+      </w:r>
+      <w:r>
+        <w:rPr>
+          <w:rFonts w:asciiTheme="majorBidi" w:eastAsiaTheme="minorEastAsia" w:hAnsiTheme="majorBidi" w:cstheme="majorBidi"/>
+          <w:sz w:val="32"/>
+          <w:szCs w:val="32"/>
+          <w:rtl/>
+          <w:lang w:bidi="he-IL"/>
+        </w:rPr>
+        <w:t>של מודל</w:t>
+      </w:r>
+      <w:r>
+        <w:rPr>
+          <w:rFonts w:asciiTheme="majorBidi" w:eastAsiaTheme="minorEastAsia" w:hAnsiTheme="majorBidi" w:cstheme="majorBidi"/>
+          <w:sz w:val="32"/>
+          <w:szCs w:val="32"/>
+          <w:lang w:bidi="he-IL"/>
+        </w:rPr>
+        <w:t xml:space="preserve"> BERT </w:t>
+      </w:r>
+      <w:r>
+        <w:rPr>
+          <w:rFonts w:asciiTheme="majorBidi" w:eastAsiaTheme="minorEastAsia" w:hAnsiTheme="majorBidi" w:cstheme="majorBidi"/>
+          <w:sz w:val="32"/>
+          <w:szCs w:val="32"/>
+          <w:rtl/>
+          <w:lang w:bidi="he-IL"/>
+        </w:rPr>
+        <w:t>על</w:t>
+      </w:r>
+      <w:r>
+        <w:rPr>
+          <w:rFonts w:asciiTheme="majorBidi" w:eastAsiaTheme="minorEastAsia" w:hAnsiTheme="majorBidi" w:cstheme="majorBidi"/>
+          <w:sz w:val="32"/>
+          <w:szCs w:val="32"/>
+          <w:lang w:bidi="he-IL"/>
+        </w:rPr>
+        <w:t xml:space="preserve"> subset </w:t>
+      </w:r>
+      <w:r>
+        <w:rPr>
+          <w:rFonts w:asciiTheme="majorBidi" w:eastAsiaTheme="minorEastAsia" w:hAnsiTheme="majorBidi" w:cstheme="majorBidi"/>
+          <w:sz w:val="32"/>
+          <w:szCs w:val="32"/>
+          <w:rtl/>
+          <w:lang w:bidi="he-IL"/>
+        </w:rPr>
+        <w:t>קטן בדרך כלל מביא לדיוק בין 80% ל-90%, כך שהתוצאה של</w:t>
+      </w:r>
+      <w:r>
+        <w:rPr>
           <w:rFonts w:asciiTheme="majorBidi" w:eastAsiaTheme="minorEastAsia" w:hAnsiTheme="majorBidi" w:cstheme="majorBidi" w:hint="cs"/>
           <w:sz w:val="32"/>
           <w:szCs w:val="32"/>
           <w:rtl/>
           <w:lang w:bidi="he-IL"/>
         </w:rPr>
-      </w:pPr>
+        <w:t>י</w:t>
+      </w:r>
       <w:r>
         <w:rPr>
           <w:rFonts w:asciiTheme="majorBidi" w:eastAsiaTheme="minorEastAsia" w:hAnsiTheme="majorBidi" w:cstheme="majorBidi"/>
-          <w:b/>
-          <w:bCs/>
-          <w:sz w:val="32"/>
-          <w:szCs w:val="32"/>
-          <w:rtl/>
-          <w:lang w:bidi="he-IL"/>
-        </w:rPr>
-        <w:t>התוצאה תאמה את הציפיות</w:t>
+          <w:sz w:val="32"/>
+          <w:szCs w:val="32"/>
+          <w:rtl/>
+          <w:lang w:bidi="he-IL"/>
+        </w:rPr>
+        <w:t xml:space="preserve"> נעה בקצה העליון של הטווח הצפוי</w:t>
       </w:r>
       <w:r>
         <w:rPr>
           <w:rFonts w:asciiTheme="majorBidi" w:eastAsiaTheme="minorEastAsia" w:hAnsiTheme="majorBidi" w:cstheme="majorBidi"/>
-          <w:b/>
-          <w:bCs/>
-          <w:sz w:val="32"/>
-          <w:szCs w:val="32"/>
-          <w:lang w:bidi="he-IL"/>
-        </w:rPr>
-        <w:t xml:space="preserve">: </w:t>
-      </w:r>
-      <w:r>
-        <w:rPr>
-          <w:rFonts w:asciiTheme="majorBidi" w:eastAsiaTheme="minorEastAsia" w:hAnsiTheme="majorBidi" w:cstheme="majorBidi"/>
-          <w:b/>
-          <w:bCs/>
-          <w:sz w:val="32"/>
-          <w:szCs w:val="32"/>
-          <w:rtl/>
-          <w:lang w:bidi="he-IL"/>
-        </w:rPr>
-        <w:br/>
-      </w:r>
-      <w:r>
-        <w:rPr>
-          <w:rFonts w:asciiTheme="majorBidi" w:eastAsiaTheme="minorEastAsia" w:hAnsiTheme="majorBidi" w:cstheme="majorBidi"/>
-          <w:b/>
-          <w:bCs/>
-          <w:sz w:val="32"/>
-          <w:szCs w:val="32"/>
-          <w:lang w:bidi="he-IL"/>
-        </w:rPr>
-        <w:t>fine-tuning</w:t>
-      </w:r>
-      <w:r>
-        <w:rPr>
-          <w:rFonts w:asciiTheme="majorBidi" w:eastAsiaTheme="minorEastAsia" w:hAnsiTheme="majorBidi" w:cstheme="majorBidi"/>
+          <w:sz w:val="32"/>
+          <w:szCs w:val="32"/>
+          <w:lang w:bidi="he-IL"/>
+        </w:rPr>
+        <w:t>.</w:t>
+      </w:r>
+      <w:r>
+        <w:rPr>
+          <w:rFonts w:asciiTheme="majorBidi" w:eastAsiaTheme="minorEastAsia" w:hAnsiTheme="majorBidi" w:cstheme="majorBidi" w:hint="cs"/>
           <w:sz w:val="32"/>
           <w:szCs w:val="32"/>
           <w:rtl/>
@@ -4387,94 +4270,8 @@
         </w:rPr>
         <w:t xml:space="preserve"> </w:t>
       </w:r>
-      <w:r>
-        <w:rPr>
-          <w:rFonts w:asciiTheme="majorBidi" w:eastAsiaTheme="minorEastAsia" w:hAnsiTheme="majorBidi" w:cstheme="majorBidi"/>
-          <w:sz w:val="32"/>
-          <w:szCs w:val="32"/>
-          <w:rtl/>
-          <w:lang w:bidi="he-IL"/>
-        </w:rPr>
-        <w:t>של מודל</w:t>
-      </w:r>
-      <w:r>
-        <w:rPr>
-          <w:rFonts w:asciiTheme="majorBidi" w:eastAsiaTheme="minorEastAsia" w:hAnsiTheme="majorBidi" w:cstheme="majorBidi"/>
-          <w:sz w:val="32"/>
-          <w:szCs w:val="32"/>
-          <w:lang w:bidi="he-IL"/>
-        </w:rPr>
-        <w:t xml:space="preserve"> BERT </w:t>
-      </w:r>
-      <w:r>
-        <w:rPr>
-          <w:rFonts w:asciiTheme="majorBidi" w:eastAsiaTheme="minorEastAsia" w:hAnsiTheme="majorBidi" w:cstheme="majorBidi"/>
-          <w:sz w:val="32"/>
-          <w:szCs w:val="32"/>
-          <w:rtl/>
-          <w:lang w:bidi="he-IL"/>
-        </w:rPr>
-        <w:t>על</w:t>
-      </w:r>
-      <w:r>
-        <w:rPr>
-          <w:rFonts w:asciiTheme="majorBidi" w:eastAsiaTheme="minorEastAsia" w:hAnsiTheme="majorBidi" w:cstheme="majorBidi"/>
-          <w:sz w:val="32"/>
-          <w:szCs w:val="32"/>
-          <w:lang w:bidi="he-IL"/>
-        </w:rPr>
-        <w:t xml:space="preserve"> subset </w:t>
-      </w:r>
-      <w:r>
-        <w:rPr>
-          <w:rFonts w:asciiTheme="majorBidi" w:eastAsiaTheme="minorEastAsia" w:hAnsiTheme="majorBidi" w:cstheme="majorBidi"/>
-          <w:sz w:val="32"/>
-          <w:szCs w:val="32"/>
-          <w:rtl/>
-          <w:lang w:bidi="he-IL"/>
-        </w:rPr>
-        <w:t>קטן בדרך כלל מביא לדיוק בין 80% ל-90%, כך שהתוצאה של</w:t>
-      </w:r>
-      <w:r>
-        <w:rPr>
-          <w:rFonts w:asciiTheme="majorBidi" w:eastAsiaTheme="minorEastAsia" w:hAnsiTheme="majorBidi" w:cstheme="majorBidi" w:hint="cs"/>
-          <w:sz w:val="32"/>
-          <w:szCs w:val="32"/>
-          <w:rtl/>
-          <w:lang w:bidi="he-IL"/>
-        </w:rPr>
-        <w:t>י</w:t>
-      </w:r>
-      <w:r>
-        <w:rPr>
-          <w:rFonts w:asciiTheme="majorBidi" w:eastAsiaTheme="minorEastAsia" w:hAnsiTheme="majorBidi" w:cstheme="majorBidi"/>
-          <w:sz w:val="32"/>
-          <w:szCs w:val="32"/>
-          <w:rtl/>
-          <w:lang w:bidi="he-IL"/>
-        </w:rPr>
-        <w:t xml:space="preserve"> נעה בקצה העליון של הטווח הצפוי</w:t>
-      </w:r>
-      <w:r>
-        <w:rPr>
-          <w:rFonts w:asciiTheme="majorBidi" w:eastAsiaTheme="minorEastAsia" w:hAnsiTheme="majorBidi" w:cstheme="majorBidi"/>
-          <w:sz w:val="32"/>
-          <w:szCs w:val="32"/>
-          <w:lang w:bidi="he-IL"/>
-        </w:rPr>
-        <w:t>.</w:t>
-      </w:r>
-      <w:r>
-        <w:rPr>
-          <w:rFonts w:asciiTheme="majorBidi" w:eastAsiaTheme="minorEastAsia" w:hAnsiTheme="majorBidi" w:cstheme="majorBidi" w:hint="cs"/>
-          <w:sz w:val="32"/>
-          <w:szCs w:val="32"/>
-          <w:rtl/>
-          <w:lang w:bidi="he-IL"/>
-        </w:rPr>
-        <w:t xml:space="preserve"> </w:t>
-      </w:r>
-      <w:hyperlink r:id="rId14" w:anchor=":~:text=The%20model%20achieved%20the%20following,results%20on%20the%20test%20set" w:history="1">
+      <w:hyperlink r:id="rId13" w:anchor=":~:text=The%20model%20achieved%20the%20following,results%20on%20the%20test%20set" w:history="1">
+        <w:proofErr w:type="spellStart"/>
         <w:r>
           <w:rPr>
             <w:rStyle w:val="Hyperlink"/>
@@ -4483,8 +4280,9 @@
             <w:szCs w:val="32"/>
             <w:lang w:bidi="he-IL"/>
           </w:rPr>
-          <w:t>HuggingF</w:t>
+          <w:t>HuggingFace</w:t>
         </w:r>
+        <w:proofErr w:type="spellEnd"/>
         <w:r>
           <w:rPr>
             <w:rStyle w:val="Hyperlink"/>
@@ -4493,17 +4291,7 @@
             <w:szCs w:val="32"/>
             <w:lang w:bidi="he-IL"/>
           </w:rPr>
-          <w:t>a</w:t>
-        </w:r>
-        <w:r>
-          <w:rPr>
-            <w:rStyle w:val="Hyperlink"/>
-            <w:rFonts w:ascii="Times New Roman" w:eastAsiaTheme="minorEastAsia" w:hAnsi="Times New Roman" w:cs="Times New Roman"/>
-            <w:sz w:val="32"/>
-            <w:szCs w:val="32"/>
-            <w:lang w:bidi="he-IL"/>
-          </w:rPr>
-          <w:t>ce-Link</w:t>
+          <w:t>-Link</w:t>
         </w:r>
       </w:hyperlink>
     </w:p>
@@ -4563,7 +4351,7 @@
                     <pic:cNvPicPr/>
                   </pic:nvPicPr>
                   <pic:blipFill>
-                    <a:blip r:embed="rId15">
+                    <a:blip r:embed="rId14">
                       <a:extLst>
                         <a:ext uri="{28A0092B-C50C-407E-A947-70E740481C1C}">
                           <a14:useLocalDpi xmlns:a14="http://schemas.microsoft.com/office/drawing/2010/main" val="0"/>
@@ -5142,28 +4930,34 @@
         </w:rPr>
         <w:t xml:space="preserve">: </w:t>
       </w:r>
-      <w:hyperlink r:id="rId16" w:history="1">
-        <w:r>
-          <w:rPr>
-            <w:rStyle w:val="Hyperlink"/>
-            <w:rFonts w:ascii="Times New Roman" w:eastAsiaTheme="minorEastAsia" w:hAnsi="Times New Roman" w:cs="Times New Roman"/>
-            <w:lang w:bidi="he-IL"/>
-          </w:rPr>
-          <w:t>arxiv</w:t>
-        </w:r>
-      </w:hyperlink>
+      <w:r>
+        <w:fldChar w:fldCharType="begin"/>
+      </w:r>
+      <w:r>
+        <w:instrText>HYPERLINK "https://arxiv.org/abs/1810.04805"</w:instrText>
+      </w:r>
+      <w:r>
+        <w:fldChar w:fldCharType="separate"/>
+      </w:r>
+      <w:proofErr w:type="spellStart"/>
+      <w:r>
+        <w:rPr>
+          <w:rStyle w:val="Hyperlink"/>
+          <w:rFonts w:ascii="Times New Roman" w:eastAsiaTheme="minorEastAsia" w:hAnsi="Times New Roman" w:cs="Times New Roman"/>
+          <w:lang w:bidi="he-IL"/>
+        </w:rPr>
+        <w:t>arxiv</w:t>
+      </w:r>
+      <w:proofErr w:type="spellEnd"/>
+      <w:r>
+        <w:fldChar w:fldCharType="end"/>
+      </w:r>
       <w:r>
         <w:rPr>
           <w:rFonts w:ascii="Times New Roman" w:eastAsiaTheme="minorEastAsia" w:hAnsi="Times New Roman" w:cs="Times New Roman"/>
           <w:lang w:bidi="he-IL"/>
         </w:rPr>
         <w:br/>
-      </w:r>
-      <w:r>
-        <w:rPr>
-          <w:rFonts w:ascii="Times New Roman" w:eastAsiaTheme="minorEastAsia" w:hAnsi="Times New Roman" w:cs="Times New Roman"/>
-          <w:lang w:bidi="he-IL"/>
-        </w:rPr>
         <w:t>Devlin, J., Chang, M.-W., Lee, K., &amp; Toutanova, K.</w:t>
       </w:r>
       <w:r>
@@ -5266,14 +5060,7 @@
           <w:rFonts w:asciiTheme="majorBidi" w:eastAsiaTheme="minorEastAsia" w:hAnsiTheme="majorBidi" w:cstheme="majorBidi"/>
           <w:lang w:bidi="he-IL"/>
         </w:rPr>
-        <w:t xml:space="preserve"> </w:t>
-      </w:r>
-      <w:r>
-        <w:rPr>
-          <w:rFonts w:asciiTheme="majorBidi" w:eastAsiaTheme="minorEastAsia" w:hAnsiTheme="majorBidi" w:cstheme="majorBidi"/>
-          <w:lang w:bidi="he-IL"/>
-        </w:rPr>
-        <w:t xml:space="preserve">BERT </w:t>
+        <w:t xml:space="preserve"> BERT </w:t>
       </w:r>
       <w:r>
         <w:rPr>
@@ -5405,7 +5192,8 @@
         </w:rPr>
         <w:br/>
       </w:r>
-      <w:hyperlink r:id="rId17" w:history="1">
+      <w:hyperlink r:id="rId15" w:history="1">
+        <w:proofErr w:type="spellStart"/>
         <w:r>
           <w:rPr>
             <w:rStyle w:val="Hyperlink"/>
@@ -5414,6 +5202,7 @@
           </w:rPr>
           <w:t>arxiv</w:t>
         </w:r>
+        <w:proofErr w:type="spellEnd"/>
       </w:hyperlink>
       <w:r>
         <w:rPr>
@@ -5423,12 +5212,21 @@
         </w:rPr>
         <w:br/>
       </w:r>
+      <w:proofErr w:type="spellStart"/>
       <w:r>
         <w:rPr>
           <w:rFonts w:asciiTheme="majorBidi" w:eastAsiaTheme="minorEastAsia" w:hAnsiTheme="majorBidi" w:cstheme="majorBidi"/>
           <w:lang w:bidi="he-IL"/>
         </w:rPr>
-        <w:t>Gururangan, S. et al.</w:t>
+        <w:t>Gururangan</w:t>
+      </w:r>
+      <w:proofErr w:type="spellEnd"/>
+      <w:r>
+        <w:rPr>
+          <w:rFonts w:asciiTheme="majorBidi" w:eastAsiaTheme="minorEastAsia" w:hAnsiTheme="majorBidi" w:cstheme="majorBidi"/>
+          <w:lang w:bidi="he-IL"/>
+        </w:rPr>
+        <w:t>, S. et al.</w:t>
       </w:r>
       <w:r>
         <w:rPr>
@@ -5642,7 +5440,7 @@
                     <pic:cNvPicPr/>
                   </pic:nvPicPr>
                   <pic:blipFill>
-                    <a:blip r:embed="rId18">
+                    <a:blip r:embed="rId16">
                       <a:extLst>
                         <a:ext uri="{28A0092B-C50C-407E-A947-70E740481C1C}">
                           <a14:useLocalDpi xmlns:a14="http://schemas.microsoft.com/office/drawing/2010/main" val="0"/>
@@ -6239,7 +6037,7 @@
         <w:bidi/>
         <w:ind w:left="2160"/>
         <w:rPr>
-          <w:rFonts w:ascii="Times New Roman" w:eastAsiaTheme="minorEastAsia" w:hAnsi="Times New Roman" w:cs="Times New Roman" w:hint="cs"/>
+          <w:rFonts w:ascii="Times New Roman" w:eastAsiaTheme="minorEastAsia" w:hAnsi="Times New Roman" w:cs="Times New Roman"/>
           <w:b/>
           <w:bCs/>
           <w:sz w:val="32"/>
@@ -6361,7 +6159,23 @@
           <w:rFonts w:asciiTheme="majorBidi" w:eastAsiaTheme="minorEastAsia" w:hAnsiTheme="majorBidi" w:cstheme="majorBidi"/>
           <w:lang w:bidi="he-IL"/>
         </w:rPr>
-        <w:t>Blitzer, J., Dredze, M., &amp; Pereira, F.</w:t>
+        <w:t xml:space="preserve">Blitzer, J., </w:t>
+      </w:r>
+      <w:proofErr w:type="spellStart"/>
+      <w:r>
+        <w:rPr>
+          <w:rFonts w:asciiTheme="majorBidi" w:eastAsiaTheme="minorEastAsia" w:hAnsiTheme="majorBidi" w:cstheme="majorBidi"/>
+          <w:lang w:bidi="he-IL"/>
+        </w:rPr>
+        <w:t>Dredze</w:t>
+      </w:r>
+      <w:proofErr w:type="spellEnd"/>
+      <w:r>
+        <w:rPr>
+          <w:rFonts w:asciiTheme="majorBidi" w:eastAsiaTheme="minorEastAsia" w:hAnsiTheme="majorBidi" w:cstheme="majorBidi"/>
+          <w:lang w:bidi="he-IL"/>
+        </w:rPr>
+        <w:t>, M., &amp; Pereira, F.</w:t>
       </w:r>
       <w:r>
         <w:rPr>
@@ -6398,7 +6212,7 @@
           <w:lang w:bidi="he-IL"/>
         </w:rPr>
       </w:pPr>
-      <w:hyperlink r:id="rId19" w:tgtFrame="_new" w:history="1">
+      <w:hyperlink r:id="rId17" w:tgtFrame="_new" w:history="1">
         <w:r>
           <w:rPr>
             <w:rStyle w:val="Hyperlink"/>
@@ -6551,7 +6365,7 @@
           <w:lang w:bidi="he-IL"/>
         </w:rPr>
       </w:pPr>
-      <w:hyperlink r:id="rId20" w:history="1">
+      <w:hyperlink r:id="rId18" w:history="1">
         <w:r>
           <w:rPr>
             <w:rStyle w:val="Hyperlink"/>
@@ -6596,6 +6410,7 @@
           <w:lang w:bidi="he-IL"/>
         </w:rPr>
       </w:pPr>
+      <w:proofErr w:type="spellStart"/>
       <w:r>
         <w:rPr>
           <w:rFonts w:asciiTheme="majorBidi" w:eastAsiaTheme="minorEastAsia" w:hAnsiTheme="majorBidi" w:cstheme="majorBidi"/>
@@ -6603,17 +6418,17 @@
           <w:bCs/>
           <w:lang w:bidi="he-IL"/>
         </w:rPr>
-        <w:t xml:space="preserve">omain-Aware BERT </w:t>
-      </w:r>
+        <w:t>omain</w:t>
+      </w:r>
+      <w:proofErr w:type="spellEnd"/>
       <w:r>
         <w:rPr>
           <w:rFonts w:asciiTheme="majorBidi" w:eastAsiaTheme="minorEastAsia" w:hAnsiTheme="majorBidi" w:cstheme="majorBidi"/>
           <w:b/>
           <w:bCs/>
-          <w:rtl/>
-          <w:lang w:bidi="he-IL"/>
-        </w:rPr>
-        <w:t xml:space="preserve"> </w:t>
+          <w:lang w:bidi="he-IL"/>
+        </w:rPr>
+        <w:t xml:space="preserve">-Aware BERT </w:t>
       </w:r>
       <w:r>
         <w:rPr>
@@ -6623,7 +6438,7 @@
           <w:rtl/>
           <w:lang w:bidi="he-IL"/>
         </w:rPr>
-        <w:t>ל</w:t>
+        <w:t xml:space="preserve"> ל</w:t>
       </w:r>
       <w:r>
         <w:rPr>
@@ -6725,7 +6540,7 @@
           <w:lang w:bidi="he-IL"/>
         </w:rPr>
       </w:pPr>
-      <w:hyperlink r:id="rId21" w:tgtFrame="_new" w:history="1">
+      <w:hyperlink r:id="rId19" w:tgtFrame="_new" w:history="1">
         <w:r>
           <w:rPr>
             <w:rStyle w:val="Hyperlink"/>
@@ -6767,14 +6582,6 @@
           <w:lang w:bidi="he-IL"/>
         </w:rPr>
         <w:br/>
-      </w:r>
-      <w:r>
-        <w:rPr>
-          <w:rFonts w:asciiTheme="majorBidi" w:eastAsiaTheme="minorEastAsia" w:hAnsiTheme="majorBidi" w:cstheme="majorBidi"/>
-          <w:b/>
-          <w:bCs/>
-          <w:lang w:bidi="he-IL"/>
-        </w:rPr>
         <w:t>Continued / Domain-Adaptive Pretraining</w:t>
       </w:r>
     </w:p>
@@ -6788,12 +6595,21 @@
           <w:lang w:bidi="he-IL"/>
         </w:rPr>
       </w:pPr>
+      <w:proofErr w:type="spellStart"/>
       <w:r>
         <w:rPr>
           <w:rFonts w:asciiTheme="majorBidi" w:eastAsiaTheme="minorEastAsia" w:hAnsiTheme="majorBidi" w:cstheme="majorBidi"/>
           <w:lang w:bidi="he-IL"/>
         </w:rPr>
-        <w:t>Gururangan et al., 2020</w:t>
+        <w:t>Gururangan</w:t>
+      </w:r>
+      <w:proofErr w:type="spellEnd"/>
+      <w:r>
+        <w:rPr>
+          <w:rFonts w:asciiTheme="majorBidi" w:eastAsiaTheme="minorEastAsia" w:hAnsiTheme="majorBidi" w:cstheme="majorBidi"/>
+          <w:lang w:bidi="he-IL"/>
+        </w:rPr>
+        <w:t xml:space="preserve"> et al., 2020</w:t>
       </w:r>
     </w:p>
     <w:p>
@@ -6806,12 +6622,21 @@
           <w:lang w:bidi="he-IL"/>
         </w:rPr>
       </w:pPr>
+      <w:proofErr w:type="spellStart"/>
       <w:r>
         <w:rPr>
           <w:rFonts w:asciiTheme="majorBidi" w:eastAsiaTheme="minorEastAsia" w:hAnsiTheme="majorBidi" w:cstheme="majorBidi"/>
           <w:lang w:bidi="he-IL"/>
         </w:rPr>
-        <w:t>Gururangan, S., et al.</w:t>
+        <w:t>Gururangan</w:t>
+      </w:r>
+      <w:proofErr w:type="spellEnd"/>
+      <w:r>
+        <w:rPr>
+          <w:rFonts w:asciiTheme="majorBidi" w:eastAsiaTheme="minorEastAsia" w:hAnsiTheme="majorBidi" w:cstheme="majorBidi"/>
+          <w:lang w:bidi="he-IL"/>
+        </w:rPr>
+        <w:t>, S., et al.</w:t>
       </w:r>
       <w:r>
         <w:rPr>
@@ -6850,7 +6675,7 @@
           <w:lang w:bidi="he-IL"/>
         </w:rPr>
       </w:pPr>
-      <w:hyperlink r:id="rId22" w:history="1">
+      <w:hyperlink r:id="rId20" w:history="1">
         <w:r>
           <w:rPr>
             <w:rStyle w:val="Hyperlink"/>
@@ -6920,7 +6745,7 @@
                     <pic:cNvPicPr/>
                   </pic:nvPicPr>
                   <pic:blipFill>
-                    <a:blip r:embed="rId23">
+                    <a:blip r:embed="rId21">
                       <a:extLst>
                         <a:ext uri="{28A0092B-C50C-407E-A947-70E740481C1C}">
                           <a14:useLocalDpi xmlns:a14="http://schemas.microsoft.com/office/drawing/2010/main" val="0"/>
@@ -8430,16 +8255,7 @@
           <w:szCs w:val="32"/>
           <w:lang w:bidi="he-IL"/>
         </w:rPr>
-        <w:t xml:space="preserve"> </w:t>
-      </w:r>
-      <w:r>
-        <w:rPr>
-          <w:rFonts w:ascii="Times New Roman" w:eastAsiaTheme="minorEastAsia" w:hAnsi="Times New Roman" w:cs="Times New Roman"/>
-          <w:sz w:val="32"/>
-          <w:szCs w:val="32"/>
-          <w:lang w:bidi="he-IL"/>
-        </w:rPr>
-        <w:t xml:space="preserve"> </w:t>
+        <w:t xml:space="preserve">  </w:t>
       </w:r>
       <w:r>
         <w:rPr>
@@ -8639,14 +8455,25 @@
           <w:lang w:bidi="he-IL"/>
         </w:rPr>
       </w:pPr>
-      <w:r>
-        <w:rPr>
-          <w:rFonts w:ascii="Times New Roman" w:eastAsiaTheme="minorEastAsia" w:hAnsi="Times New Roman" w:cs="Times New Roman"/>
-          <w:b/>
-          <w:bCs/>
-          <w:lang w:bidi="he-IL"/>
-        </w:rPr>
-        <w:t>Gururangan, S., et al. (2020).</w:t>
+      <w:proofErr w:type="spellStart"/>
+      <w:r>
+        <w:rPr>
+          <w:rFonts w:ascii="Times New Roman" w:eastAsiaTheme="minorEastAsia" w:hAnsi="Times New Roman" w:cs="Times New Roman"/>
+          <w:b/>
+          <w:bCs/>
+          <w:lang w:bidi="he-IL"/>
+        </w:rPr>
+        <w:t>Gururangan</w:t>
+      </w:r>
+      <w:proofErr w:type="spellEnd"/>
+      <w:r>
+        <w:rPr>
+          <w:rFonts w:ascii="Times New Roman" w:eastAsiaTheme="minorEastAsia" w:hAnsi="Times New Roman" w:cs="Times New Roman"/>
+          <w:b/>
+          <w:bCs/>
+          <w:lang w:bidi="he-IL"/>
+        </w:rPr>
+        <w:t>, S., et al. (2020).</w:t>
       </w:r>
       <w:r>
         <w:rPr>
@@ -8678,13 +8505,6 @@
           <w:lang w:bidi="he-IL"/>
         </w:rPr>
         <w:br/>
-      </w:r>
-      <w:r>
-        <w:rPr>
-          <w:rFonts w:ascii="Times New Roman" w:eastAsiaTheme="minorEastAsia" w:hAnsi="Times New Roman" w:cs="Times New Roman"/>
-          <w:rtl/>
-          <w:lang w:bidi="he-IL"/>
-        </w:rPr>
         <w:t>תומך בפתרו</w:t>
       </w:r>
       <w:r>
@@ -8735,7 +8555,7 @@
         </w:numPr>
         <w:spacing w:before="100" w:beforeAutospacing="1" w:after="100" w:afterAutospacing="1" w:line="240" w:lineRule="auto"/>
         <w:rPr>
-          <w:rFonts w:eastAsia="Times New Roman" w:hint="cs"/>
+          <w:rFonts w:eastAsia="Times New Roman"/>
           <w:kern w:val="0"/>
           <w14:ligatures w14:val="none"/>
         </w:rPr>
@@ -8992,6 +8812,3237 @@
           <w:lang w:bidi="he-IL"/>
         </w:rPr>
       </w:pPr>
+    </w:p>
+    <w:p>
+      <w:pPr>
+        <w:bidi/>
+        <w:rPr>
+          <w:rFonts w:ascii="Times New Roman" w:eastAsiaTheme="minorEastAsia" w:hAnsi="Times New Roman" w:cs="Times New Roman"/>
+          <w:sz w:val="32"/>
+          <w:szCs w:val="32"/>
+          <w:lang w:bidi="he-IL"/>
+        </w:rPr>
+      </w:pPr>
+    </w:p>
+    <w:p>
+      <w:pPr>
+        <w:bidi/>
+        <w:rPr>
+          <w:rFonts w:ascii="Times New Roman" w:eastAsiaTheme="minorEastAsia" w:hAnsi="Times New Roman" w:cs="Times New Roman"/>
+          <w:b/>
+          <w:bCs/>
+          <w:i/>
+          <w:iCs/>
+          <w:sz w:val="32"/>
+          <w:szCs w:val="32"/>
+          <w:u w:val="single"/>
+          <w:rtl/>
+          <w:lang w:bidi="he-IL"/>
+        </w:rPr>
+      </w:pPr>
+      <w:r>
+        <w:rPr>
+          <w:rFonts w:ascii="Times New Roman" w:eastAsiaTheme="minorEastAsia" w:hAnsi="Times New Roman" w:cs="Times New Roman" w:hint="cs"/>
+          <w:b/>
+          <w:bCs/>
+          <w:i/>
+          <w:iCs/>
+          <w:sz w:val="32"/>
+          <w:szCs w:val="32"/>
+          <w:u w:val="single"/>
+          <w:rtl/>
+          <w:lang w:bidi="he-IL"/>
+        </w:rPr>
+        <w:lastRenderedPageBreak/>
+        <w:t>חלק ג:</w:t>
+      </w:r>
+    </w:p>
+    <w:p>
+      <w:pPr>
+        <w:bidi/>
+        <w:rPr>
+          <w:rFonts w:ascii="Times New Roman" w:eastAsiaTheme="minorEastAsia" w:hAnsi="Times New Roman" w:cs="Times New Roman"/>
+          <w:sz w:val="32"/>
+          <w:szCs w:val="32"/>
+          <w:rtl/>
+          <w:lang w:bidi="he-IL"/>
+        </w:rPr>
+      </w:pPr>
+    </w:p>
+    <w:p>
+      <w:pPr>
+        <w:bidi/>
+        <w:rPr>
+          <w:rFonts w:ascii="Times New Roman" w:eastAsiaTheme="minorEastAsia" w:hAnsi="Times New Roman" w:cs="Times New Roman"/>
+          <w:sz w:val="32"/>
+          <w:szCs w:val="32"/>
+          <w:rtl/>
+          <w:lang w:bidi="he-IL"/>
+        </w:rPr>
+      </w:pPr>
+      <w:r>
+        <w:rPr>
+          <w:rFonts w:ascii="Times New Roman" w:eastAsiaTheme="minorEastAsia" w:hAnsi="Times New Roman" w:cs="Times New Roman"/>
+          <w:sz w:val="32"/>
+          <w:szCs w:val="32"/>
+          <w:rtl/>
+          <w:lang w:bidi="he-IL"/>
+        </w:rPr>
+        <w:drawing>
+          <wp:inline distT="0" distB="0" distL="0" distR="0" wp14:anchorId="0F3C2371" wp14:editId="334AD935">
+            <wp:extent cx="4976291" cy="259102"/>
+            <wp:effectExtent l="133350" t="76200" r="72390" b="140970"/>
+            <wp:docPr id="1353309565" name="Picture 1"/>
+            <wp:cNvGraphicFramePr>
+              <a:graphicFrameLocks xmlns:a="http://schemas.openxmlformats.org/drawingml/2006/main" noChangeAspect="1"/>
+            </wp:cNvGraphicFramePr>
+            <a:graphic xmlns:a="http://schemas.openxmlformats.org/drawingml/2006/main">
+              <a:graphicData uri="http://schemas.openxmlformats.org/drawingml/2006/picture">
+                <pic:pic xmlns:pic="http://schemas.openxmlformats.org/drawingml/2006/picture">
+                  <pic:nvPicPr>
+                    <pic:cNvPr id="1353309565" name=""/>
+                    <pic:cNvPicPr/>
+                  </pic:nvPicPr>
+                  <pic:blipFill>
+                    <a:blip r:embed="rId22"/>
+                    <a:stretch>
+                      <a:fillRect/>
+                    </a:stretch>
+                  </pic:blipFill>
+                  <pic:spPr>
+                    <a:xfrm>
+                      <a:off x="0" y="0"/>
+                      <a:ext cx="4976291" cy="259102"/>
+                    </a:xfrm>
+                    <a:prstGeom prst="roundRect">
+                      <a:avLst>
+                        <a:gd name="adj" fmla="val 16667"/>
+                      </a:avLst>
+                    </a:prstGeom>
+                    <a:ln>
+                      <a:noFill/>
+                    </a:ln>
+                    <a:effectLst>
+                      <a:outerShdw blurRad="76200" dist="38100" dir="7800000" algn="tl" rotWithShape="0">
+                        <a:srgbClr val="000000">
+                          <a:alpha val="40000"/>
+                        </a:srgbClr>
+                      </a:outerShdw>
+                    </a:effectLst>
+                    <a:scene3d>
+                      <a:camera prst="orthographicFront"/>
+                      <a:lightRig rig="contrasting" dir="t">
+                        <a:rot lat="0" lon="0" rev="4200000"/>
+                      </a:lightRig>
+                    </a:scene3d>
+                    <a:sp3d prstMaterial="plastic">
+                      <a:bevelT w="381000" h="114300" prst="relaxedInset"/>
+                      <a:contourClr>
+                        <a:srgbClr val="969696"/>
+                      </a:contourClr>
+                    </a:sp3d>
+                  </pic:spPr>
+                </pic:pic>
+              </a:graphicData>
+            </a:graphic>
+          </wp:inline>
+        </w:drawing>
+      </w:r>
+    </w:p>
+    <w:p>
+      <w:pPr>
+        <w:bidi/>
+        <w:rPr>
+          <w:rFonts w:ascii="Times New Roman" w:eastAsiaTheme="minorEastAsia" w:hAnsi="Times New Roman" w:cs="Times New Roman"/>
+          <w:sz w:val="32"/>
+          <w:szCs w:val="32"/>
+          <w:rtl/>
+          <w:lang w:bidi="he-IL"/>
+        </w:rPr>
+      </w:pPr>
+      <w:r>
+        <w:rPr>
+          <w:rFonts w:ascii="Times New Roman" w:eastAsiaTheme="minorEastAsia" w:hAnsi="Times New Roman" w:cs="Times New Roman" w:hint="cs"/>
+          <w:sz w:val="32"/>
+          <w:szCs w:val="32"/>
+          <w:rtl/>
+          <w:lang w:bidi="he-IL"/>
+        </w:rPr>
+        <w:t>הפרמטרים שנבחרו:</w:t>
+      </w:r>
+    </w:p>
+    <w:p>
+      <w:pPr>
+        <w:bidi/>
+        <w:rPr>
+          <w:rFonts w:ascii="Times New Roman" w:eastAsiaTheme="minorEastAsia" w:hAnsi="Times New Roman" w:cs="Times New Roman"/>
+          <w:sz w:val="32"/>
+          <w:szCs w:val="32"/>
+          <w:rtl/>
+          <w:lang w:bidi="he-IL"/>
+        </w:rPr>
+      </w:pPr>
+      <w:r>
+        <w:rPr>
+          <w:rFonts w:ascii="Times New Roman" w:eastAsiaTheme="minorEastAsia" w:hAnsi="Times New Roman" w:cs="Times New Roman"/>
+          <w:sz w:val="32"/>
+          <w:szCs w:val="32"/>
+          <w:rtl/>
+          <w:lang w:bidi="he-IL"/>
+        </w:rPr>
+        <w:drawing>
+          <wp:anchor distT="0" distB="0" distL="114300" distR="114300" simplePos="0" relativeHeight="251665408" behindDoc="1" locked="0" layoutInCell="1" allowOverlap="1" wp14:anchorId="60EC14A7" wp14:editId="3E3A67C2">
+            <wp:simplePos x="0" y="0"/>
+            <wp:positionH relativeFrom="column">
+              <wp:posOffset>2133600</wp:posOffset>
+            </wp:positionH>
+            <wp:positionV relativeFrom="paragraph">
+              <wp:posOffset>66675</wp:posOffset>
+            </wp:positionV>
+            <wp:extent cx="3832225" cy="2457450"/>
+            <wp:effectExtent l="0" t="0" r="0" b="0"/>
+            <wp:wrapTight wrapText="bothSides">
+              <wp:wrapPolygon edited="0">
+                <wp:start x="0" y="0"/>
+                <wp:lineTo x="0" y="21433"/>
+                <wp:lineTo x="21475" y="21433"/>
+                <wp:lineTo x="21475" y="0"/>
+                <wp:lineTo x="0" y="0"/>
+              </wp:wrapPolygon>
+            </wp:wrapTight>
+            <wp:docPr id="155180675" name="Picture 1"/>
+            <wp:cNvGraphicFramePr>
+              <a:graphicFrameLocks xmlns:a="http://schemas.openxmlformats.org/drawingml/2006/main" noChangeAspect="1"/>
+            </wp:cNvGraphicFramePr>
+            <a:graphic xmlns:a="http://schemas.openxmlformats.org/drawingml/2006/main">
+              <a:graphicData uri="http://schemas.openxmlformats.org/drawingml/2006/picture">
+                <pic:pic xmlns:pic="http://schemas.openxmlformats.org/drawingml/2006/picture">
+                  <pic:nvPicPr>
+                    <pic:cNvPr id="155180675" name=""/>
+                    <pic:cNvPicPr/>
+                  </pic:nvPicPr>
+                  <pic:blipFill>
+                    <a:blip r:embed="rId23">
+                      <a:extLst>
+                        <a:ext uri="{28A0092B-C50C-407E-A947-70E740481C1C}">
+                          <a14:useLocalDpi xmlns:a14="http://schemas.microsoft.com/office/drawing/2010/main" val="0"/>
+                        </a:ext>
+                      </a:extLst>
+                    </a:blip>
+                    <a:stretch>
+                      <a:fillRect/>
+                    </a:stretch>
+                  </pic:blipFill>
+                  <pic:spPr>
+                    <a:xfrm>
+                      <a:off x="0" y="0"/>
+                      <a:ext cx="3832225" cy="2457450"/>
+                    </a:xfrm>
+                    <a:prstGeom prst="rect">
+                      <a:avLst/>
+                    </a:prstGeom>
+                  </pic:spPr>
+                </pic:pic>
+              </a:graphicData>
+            </a:graphic>
+            <wp14:sizeRelH relativeFrom="margin">
+              <wp14:pctWidth>0</wp14:pctWidth>
+            </wp14:sizeRelH>
+            <wp14:sizeRelV relativeFrom="margin">
+              <wp14:pctHeight>0</wp14:pctHeight>
+            </wp14:sizeRelV>
+          </wp:anchor>
+        </w:drawing>
+      </w:r>
+    </w:p>
+    <w:p>
+      <w:pPr>
+        <w:bidi/>
+        <w:rPr>
+          <w:rFonts w:ascii="Times New Roman" w:eastAsiaTheme="minorEastAsia" w:hAnsi="Times New Roman" w:cs="Times New Roman"/>
+          <w:sz w:val="32"/>
+          <w:szCs w:val="32"/>
+          <w:rtl/>
+          <w:lang w:bidi="he-IL"/>
+        </w:rPr>
+      </w:pPr>
+    </w:p>
+    <w:p>
+      <w:pPr>
+        <w:bidi/>
+        <w:rPr>
+          <w:rFonts w:ascii="Times New Roman" w:eastAsiaTheme="minorEastAsia" w:hAnsi="Times New Roman" w:cs="Times New Roman"/>
+          <w:sz w:val="32"/>
+          <w:szCs w:val="32"/>
+          <w:rtl/>
+          <w:lang w:bidi="he-IL"/>
+        </w:rPr>
+      </w:pPr>
+    </w:p>
+    <w:p>
+      <w:pPr>
+        <w:bidi/>
+        <w:rPr>
+          <w:rFonts w:ascii="Times New Roman" w:eastAsiaTheme="minorEastAsia" w:hAnsi="Times New Roman" w:cs="Times New Roman"/>
+          <w:sz w:val="32"/>
+          <w:szCs w:val="32"/>
+          <w:rtl/>
+          <w:lang w:bidi="he-IL"/>
+        </w:rPr>
+      </w:pPr>
+    </w:p>
+    <w:p>
+      <w:pPr>
+        <w:bidi/>
+        <w:rPr>
+          <w:rFonts w:ascii="Times New Roman" w:eastAsiaTheme="minorEastAsia" w:hAnsi="Times New Roman" w:cs="Times New Roman"/>
+          <w:sz w:val="32"/>
+          <w:szCs w:val="32"/>
+          <w:rtl/>
+          <w:lang w:bidi="he-IL"/>
+        </w:rPr>
+      </w:pPr>
+    </w:p>
+    <w:p>
+      <w:pPr>
+        <w:bidi/>
+        <w:rPr>
+          <w:rFonts w:ascii="Times New Roman" w:eastAsiaTheme="minorEastAsia" w:hAnsi="Times New Roman" w:cs="Times New Roman"/>
+          <w:sz w:val="32"/>
+          <w:szCs w:val="32"/>
+          <w:rtl/>
+          <w:lang w:bidi="he-IL"/>
+        </w:rPr>
+      </w:pPr>
+    </w:p>
+    <w:p>
+      <w:pPr>
+        <w:bidi/>
+        <w:rPr>
+          <w:rFonts w:ascii="Times New Roman" w:eastAsiaTheme="minorEastAsia" w:hAnsi="Times New Roman" w:cs="Times New Roman"/>
+          <w:sz w:val="32"/>
+          <w:szCs w:val="32"/>
+          <w:rtl/>
+          <w:lang w:bidi="he-IL"/>
+        </w:rPr>
+      </w:pPr>
+    </w:p>
+    <w:p>
+      <w:pPr>
+        <w:bidi/>
+        <w:rPr>
+          <w:rFonts w:ascii="Times New Roman" w:eastAsiaTheme="minorEastAsia" w:hAnsi="Times New Roman" w:cs="Times New Roman"/>
+          <w:sz w:val="32"/>
+          <w:szCs w:val="32"/>
+          <w:rtl/>
+          <w:lang w:bidi="he-IL"/>
+        </w:rPr>
+      </w:pPr>
+      <w:r>
+        <w:rPr>
+          <w:rFonts w:ascii="Times New Roman" w:eastAsiaTheme="minorEastAsia" w:hAnsi="Times New Roman" w:cs="Times New Roman" w:hint="cs"/>
+          <w:sz w:val="32"/>
+          <w:szCs w:val="32"/>
+          <w:rtl/>
+          <w:lang w:bidi="he-IL"/>
+        </w:rPr>
+        <w:t>תשובה:</w:t>
+      </w:r>
+      <w:r>
+        <w:rPr>
+          <w:rFonts w:ascii="Times New Roman" w:eastAsiaTheme="minorEastAsia" w:hAnsi="Times New Roman" w:cs="Times New Roman"/>
+          <w:sz w:val="32"/>
+          <w:szCs w:val="32"/>
+          <w:rtl/>
+          <w:lang w:bidi="he-IL"/>
+        </w:rPr>
+        <w:br/>
+      </w:r>
+    </w:p>
+    <w:p>
+      <w:pPr>
+        <w:bidi/>
+        <w:rPr>
+          <w:rFonts w:ascii="Times New Roman" w:eastAsiaTheme="minorEastAsia" w:hAnsi="Times New Roman" w:cs="Times New Roman"/>
+          <w:b/>
+          <w:bCs/>
+          <w:sz w:val="32"/>
+          <w:szCs w:val="32"/>
+          <w:rtl/>
+          <w:lang w:bidi="he-IL"/>
+        </w:rPr>
+      </w:pPr>
+      <w:r>
+        <w:rPr>
+          <w:rFonts w:ascii="Times New Roman" w:eastAsiaTheme="minorEastAsia" w:hAnsi="Times New Roman" w:cs="Times New Roman"/>
+          <w:b/>
+          <w:bCs/>
+          <w:sz w:val="32"/>
+          <w:szCs w:val="32"/>
+          <w:rtl/>
+          <w:lang w:bidi="he-IL"/>
+        </w:rPr>
+        <w:t>להלן פירוט הערכים שנבחרו וההסבר המחקרי לכל אחד מהם</w:t>
+      </w:r>
+      <w:r>
+        <w:rPr>
+          <w:rFonts w:ascii="Times New Roman" w:eastAsiaTheme="minorEastAsia" w:hAnsi="Times New Roman" w:cs="Times New Roman"/>
+          <w:b/>
+          <w:bCs/>
+          <w:sz w:val="32"/>
+          <w:szCs w:val="32"/>
+          <w:lang w:bidi="he-IL"/>
+        </w:rPr>
+        <w:t>:</w:t>
+      </w:r>
+    </w:p>
+    <w:p>
+      <w:pPr>
+        <w:pStyle w:val="ListParagraph"/>
+        <w:numPr>
+          <w:ilvl w:val="0"/>
+          <w:numId w:val="40"/>
+        </w:numPr>
+        <w:bidi/>
+        <w:rPr>
+          <w:rFonts w:ascii="Times New Roman" w:eastAsiaTheme="minorEastAsia" w:hAnsi="Times New Roman" w:cs="Times New Roman"/>
+          <w:b/>
+          <w:bCs/>
+          <w:sz w:val="32"/>
+          <w:szCs w:val="32"/>
+          <w:lang w:bidi="he-IL"/>
+        </w:rPr>
+      </w:pPr>
+      <w:proofErr w:type="spellStart"/>
+      <w:r>
+        <w:rPr>
+          <w:rFonts w:ascii="Times New Roman" w:eastAsiaTheme="minorEastAsia" w:hAnsi="Times New Roman" w:cs="Times New Roman"/>
+          <w:b/>
+          <w:bCs/>
+          <w:sz w:val="32"/>
+          <w:szCs w:val="32"/>
+          <w:lang w:bidi="he-IL"/>
+        </w:rPr>
+        <w:t>num_train_epochs</w:t>
+      </w:r>
+      <w:proofErr w:type="spellEnd"/>
+      <w:r>
+        <w:rPr>
+          <w:rFonts w:ascii="Times New Roman" w:eastAsiaTheme="minorEastAsia" w:hAnsi="Times New Roman" w:cs="Times New Roman"/>
+          <w:b/>
+          <w:bCs/>
+          <w:sz w:val="32"/>
+          <w:szCs w:val="32"/>
+          <w:lang w:bidi="he-IL"/>
+        </w:rPr>
+        <w:t xml:space="preserve"> = 3</w:t>
+      </w:r>
+      <w:r>
+        <w:rPr>
+          <w:rFonts w:ascii="Times New Roman" w:eastAsiaTheme="minorEastAsia" w:hAnsi="Times New Roman" w:cs="Times New Roman" w:hint="cs"/>
+          <w:b/>
+          <w:bCs/>
+          <w:sz w:val="32"/>
+          <w:szCs w:val="32"/>
+          <w:rtl/>
+          <w:lang w:bidi="he-IL"/>
+        </w:rPr>
+        <w:t>:</w:t>
+      </w:r>
+    </w:p>
+    <w:p>
+      <w:pPr>
+        <w:pStyle w:val="ListParagraph"/>
+        <w:bidi/>
+        <w:rPr>
+          <w:rFonts w:ascii="Times New Roman" w:eastAsiaTheme="minorEastAsia" w:hAnsi="Times New Roman" w:cs="Times New Roman"/>
+          <w:sz w:val="32"/>
+          <w:szCs w:val="32"/>
+          <w:rtl/>
+          <w:lang w:bidi="he-IL"/>
+        </w:rPr>
+      </w:pPr>
+      <w:r>
+        <w:rPr>
+          <w:rFonts w:ascii="Times New Roman" w:eastAsiaTheme="minorEastAsia" w:hAnsi="Times New Roman" w:cs="Times New Roman"/>
+          <w:sz w:val="32"/>
+          <w:szCs w:val="32"/>
+          <w:rtl/>
+          <w:lang w:bidi="he-IL"/>
+        </w:rPr>
+        <w:t xml:space="preserve">בחרנו במספר נמוך של איטרציות מכיוון שבסט נתונים </w:t>
+      </w:r>
+      <w:r>
+        <w:rPr>
+          <w:rFonts w:ascii="Times New Roman" w:eastAsiaTheme="minorEastAsia" w:hAnsi="Times New Roman" w:cs="Times New Roman" w:hint="cs"/>
+          <w:sz w:val="32"/>
+          <w:szCs w:val="32"/>
+          <w:rtl/>
+          <w:lang w:bidi="he-IL"/>
+        </w:rPr>
+        <w:t>קטן יחסית</w:t>
+      </w:r>
+      <w:r>
+        <w:rPr>
+          <w:rFonts w:ascii="Times New Roman" w:eastAsiaTheme="minorEastAsia" w:hAnsi="Times New Roman" w:cs="Times New Roman"/>
+          <w:sz w:val="32"/>
+          <w:szCs w:val="32"/>
+          <w:rtl/>
+          <w:lang w:bidi="he-IL"/>
+        </w:rPr>
+        <w:t xml:space="preserve"> (100 דוגמאות), חשיפה חוזרת ונשנית לאותן דוגמאות מובילה </w:t>
+      </w:r>
+      <w:r>
+        <w:rPr>
+          <w:rFonts w:ascii="Times New Roman" w:eastAsiaTheme="minorEastAsia" w:hAnsi="Times New Roman" w:cs="Times New Roman"/>
+          <w:sz w:val="32"/>
+          <w:szCs w:val="32"/>
+          <w:lang w:bidi="he-IL"/>
+        </w:rPr>
+        <w:t>Memorization</w:t>
+      </w:r>
+      <w:r>
+        <w:rPr>
+          <w:rFonts w:ascii="Times New Roman" w:eastAsiaTheme="minorEastAsia" w:hAnsi="Times New Roman" w:cs="Times New Roman" w:hint="cs"/>
+          <w:sz w:val="32"/>
+          <w:szCs w:val="32"/>
+          <w:rtl/>
+          <w:lang w:bidi="he-IL"/>
+        </w:rPr>
+        <w:t xml:space="preserve"> </w:t>
+      </w:r>
+      <w:r>
+        <w:rPr>
+          <w:rFonts w:ascii="Times New Roman" w:eastAsiaTheme="minorEastAsia" w:hAnsi="Times New Roman" w:cs="Times New Roman"/>
+          <w:sz w:val="32"/>
+          <w:szCs w:val="32"/>
+          <w:rtl/>
+          <w:lang w:bidi="he-IL"/>
+        </w:rPr>
+        <w:t>ולפליטת קטעים מתוך סט האימון במקום למידת הכללה</w:t>
+      </w:r>
+      <w:r>
+        <w:rPr>
+          <w:rFonts w:ascii="Times New Roman" w:eastAsiaTheme="minorEastAsia" w:hAnsi="Times New Roman" w:cs="Times New Roman" w:hint="cs"/>
+          <w:sz w:val="32"/>
+          <w:szCs w:val="32"/>
+          <w:rtl/>
+          <w:lang w:bidi="he-IL"/>
+        </w:rPr>
+        <w:t>.</w:t>
+      </w:r>
+    </w:p>
+    <w:p>
+      <w:pPr>
+        <w:pStyle w:val="ListParagraph"/>
+        <w:bidi/>
+        <w:rPr>
+          <w:rFonts w:ascii="Times New Roman" w:eastAsiaTheme="minorEastAsia" w:hAnsi="Times New Roman" w:cs="Times New Roman"/>
+          <w:sz w:val="32"/>
+          <w:szCs w:val="32"/>
+          <w:lang w:bidi="he-IL"/>
+        </w:rPr>
+      </w:pPr>
+      <w:r>
+        <w:rPr>
+          <w:rFonts w:ascii="Times New Roman" w:eastAsiaTheme="minorEastAsia" w:hAnsi="Times New Roman" w:cs="Times New Roman" w:hint="cs"/>
+          <w:sz w:val="32"/>
+          <w:szCs w:val="32"/>
+          <w:rtl/>
+          <w:lang w:bidi="he-IL"/>
+        </w:rPr>
+        <w:t>לפי הספרות ראינו שההמלצה היא</w:t>
+      </w:r>
+      <w:r>
+        <w:rPr>
+          <w:rFonts w:ascii="Times New Roman" w:eastAsiaTheme="minorEastAsia" w:hAnsi="Times New Roman" w:cs="Times New Roman"/>
+          <w:sz w:val="32"/>
+          <w:szCs w:val="32"/>
+          <w:rtl/>
+          <w:lang w:bidi="he-IL"/>
+        </w:rPr>
+        <w:t xml:space="preserve"> על טווח של 2-4 </w:t>
+      </w:r>
+      <w:r>
+        <w:rPr>
+          <w:rFonts w:ascii="Times New Roman" w:eastAsiaTheme="minorEastAsia" w:hAnsi="Times New Roman" w:cs="Times New Roman"/>
+          <w:sz w:val="32"/>
+          <w:szCs w:val="32"/>
+          <w:lang w:bidi="he-IL"/>
+        </w:rPr>
+        <w:t>Epochs</w:t>
+      </w:r>
+      <w:r>
+        <w:rPr>
+          <w:rFonts w:ascii="Times New Roman" w:eastAsiaTheme="minorEastAsia" w:hAnsi="Times New Roman" w:cs="Times New Roman"/>
+          <w:sz w:val="32"/>
+          <w:szCs w:val="32"/>
+          <w:rtl/>
+          <w:lang w:bidi="he-IL"/>
+        </w:rPr>
+        <w:t xml:space="preserve"> ב</w:t>
+      </w:r>
+    </w:p>
+    <w:p>
+      <w:pPr>
+        <w:pStyle w:val="ListParagraph"/>
+        <w:bidi/>
+        <w:rPr>
+          <w:rFonts w:ascii="Times New Roman" w:eastAsiaTheme="minorEastAsia" w:hAnsi="Times New Roman" w:cs="Times New Roman"/>
+          <w:sz w:val="32"/>
+          <w:szCs w:val="32"/>
+          <w:lang w:bidi="he-IL"/>
+        </w:rPr>
+      </w:pPr>
+      <w:r>
+        <w:rPr>
+          <w:rFonts w:ascii="Times New Roman" w:eastAsiaTheme="minorEastAsia" w:hAnsi="Times New Roman" w:cs="Times New Roman" w:hint="cs"/>
+          <w:sz w:val="32"/>
+          <w:szCs w:val="32"/>
+          <w:rtl/>
+          <w:lang w:bidi="he-IL"/>
+        </w:rPr>
+        <w:t xml:space="preserve"> </w:t>
+      </w:r>
+      <w:r>
+        <w:rPr>
+          <w:rFonts w:ascii="Times New Roman" w:eastAsiaTheme="minorEastAsia" w:hAnsi="Times New Roman" w:cs="Times New Roman"/>
+          <w:sz w:val="32"/>
+          <w:szCs w:val="32"/>
+          <w:lang w:bidi="he-IL"/>
+        </w:rPr>
+        <w:t xml:space="preserve"> </w:t>
+      </w:r>
+      <w:r>
+        <w:rPr>
+          <w:rFonts w:ascii="Times New Roman" w:eastAsiaTheme="minorEastAsia" w:hAnsi="Times New Roman" w:cs="Times New Roman"/>
+          <w:sz w:val="32"/>
+          <w:szCs w:val="32"/>
+          <w:lang w:bidi="he-IL"/>
+        </w:rPr>
+        <w:t>Fine-tuning</w:t>
+      </w:r>
+      <w:r>
+        <w:rPr>
+          <w:rFonts w:ascii="Times New Roman" w:eastAsiaTheme="minorEastAsia" w:hAnsi="Times New Roman" w:cs="Times New Roman"/>
+          <w:sz w:val="32"/>
+          <w:szCs w:val="32"/>
+          <w:rtl/>
+          <w:lang w:bidi="he-IL"/>
+        </w:rPr>
+        <w:t>כדי לאפשר לאופטימייזר להתייצב מבלי לגרום לקריסה בביצועים על דאטה חדש</w:t>
+      </w:r>
+      <w:r>
+        <w:rPr>
+          <w:rFonts w:ascii="Times New Roman" w:eastAsiaTheme="minorEastAsia" w:hAnsi="Times New Roman" w:cs="Times New Roman"/>
+          <w:sz w:val="32"/>
+          <w:szCs w:val="32"/>
+          <w:lang w:bidi="he-IL"/>
+        </w:rPr>
+        <w:t>.</w:t>
+      </w:r>
+    </w:p>
+    <w:p>
+      <w:pPr>
+        <w:pStyle w:val="ListParagraph"/>
+        <w:numPr>
+          <w:ilvl w:val="0"/>
+          <w:numId w:val="40"/>
+        </w:numPr>
+        <w:bidi/>
+        <w:rPr>
+          <w:rFonts w:ascii="Times New Roman" w:eastAsiaTheme="minorEastAsia" w:hAnsi="Times New Roman" w:cs="Times New Roman"/>
+          <w:sz w:val="32"/>
+          <w:szCs w:val="32"/>
+          <w:lang w:bidi="he-IL"/>
+        </w:rPr>
+      </w:pPr>
+      <w:proofErr w:type="spellStart"/>
+      <w:r>
+        <w:rPr>
+          <w:rFonts w:ascii="Times New Roman" w:eastAsiaTheme="minorEastAsia" w:hAnsi="Times New Roman" w:cs="Times New Roman"/>
+          <w:b/>
+          <w:bCs/>
+          <w:sz w:val="32"/>
+          <w:szCs w:val="32"/>
+          <w:lang w:bidi="he-IL"/>
+        </w:rPr>
+        <w:t>p</w:t>
+      </w:r>
+      <w:r>
+        <w:rPr>
+          <w:rFonts w:ascii="Times New Roman" w:eastAsiaTheme="minorEastAsia" w:hAnsi="Times New Roman" w:cs="Times New Roman"/>
+          <w:b/>
+          <w:bCs/>
+          <w:sz w:val="32"/>
+          <w:szCs w:val="32"/>
+          <w:lang w:bidi="he-IL"/>
+        </w:rPr>
+        <w:t>er_device_train_batch_size</w:t>
+      </w:r>
+      <w:proofErr w:type="spellEnd"/>
+      <w:r>
+        <w:rPr>
+          <w:rFonts w:ascii="Times New Roman" w:eastAsiaTheme="minorEastAsia" w:hAnsi="Times New Roman" w:cs="Times New Roman"/>
+          <w:b/>
+          <w:bCs/>
+          <w:sz w:val="32"/>
+          <w:szCs w:val="32"/>
+          <w:lang w:bidi="he-IL"/>
+        </w:rPr>
+        <w:t xml:space="preserve"> = 4</w:t>
+      </w:r>
+      <w:r>
+        <w:rPr>
+          <w:rFonts w:ascii="Times New Roman" w:eastAsiaTheme="minorEastAsia" w:hAnsi="Times New Roman" w:cs="Times New Roman" w:hint="cs"/>
+          <w:b/>
+          <w:bCs/>
+          <w:sz w:val="32"/>
+          <w:szCs w:val="32"/>
+          <w:rtl/>
+          <w:lang w:bidi="he-IL"/>
+        </w:rPr>
+        <w:t>:</w:t>
+      </w:r>
+      <w:r>
+        <w:rPr>
+          <w:rFonts w:ascii="Times New Roman" w:eastAsiaTheme="minorEastAsia" w:hAnsi="Times New Roman" w:cs="Times New Roman"/>
+          <w:b/>
+          <w:bCs/>
+          <w:sz w:val="32"/>
+          <w:szCs w:val="32"/>
+          <w:rtl/>
+          <w:lang w:bidi="he-IL"/>
+        </w:rPr>
+        <w:br/>
+      </w:r>
+      <w:r>
+        <w:rPr>
+          <w:rFonts w:ascii="Times New Roman" w:eastAsiaTheme="minorEastAsia" w:hAnsi="Times New Roman" w:cs="Times New Roman"/>
+          <w:sz w:val="32"/>
+          <w:szCs w:val="32"/>
+          <w:rtl/>
+          <w:lang w:bidi="he-IL"/>
+        </w:rPr>
+        <w:t>הבחירה ב</w:t>
+      </w:r>
+      <w:r>
+        <w:rPr>
+          <w:rFonts w:ascii="Times New Roman" w:eastAsiaTheme="minorEastAsia" w:hAnsi="Times New Roman" w:cs="Times New Roman"/>
+          <w:sz w:val="32"/>
+          <w:szCs w:val="32"/>
+          <w:lang w:bidi="he-IL"/>
+        </w:rPr>
+        <w:t xml:space="preserve">-Batch Size </w:t>
+      </w:r>
+      <w:r>
+        <w:rPr>
+          <w:rFonts w:ascii="Times New Roman" w:eastAsiaTheme="minorEastAsia" w:hAnsi="Times New Roman" w:cs="Times New Roman"/>
+          <w:sz w:val="32"/>
+          <w:szCs w:val="32"/>
+          <w:rtl/>
+          <w:lang w:bidi="he-IL"/>
+        </w:rPr>
+        <w:t>קטן אינה נובעת רק ממגבלות זיכרון, אלא משמשת ככלי רגולריזציה</w:t>
+      </w:r>
+      <w:r>
+        <w:rPr>
+          <w:rFonts w:ascii="Times New Roman" w:eastAsiaTheme="minorEastAsia" w:hAnsi="Times New Roman" w:cs="Times New Roman"/>
+          <w:sz w:val="32"/>
+          <w:szCs w:val="32"/>
+          <w:lang w:bidi="he-IL"/>
+        </w:rPr>
+        <w:t>.</w:t>
+      </w:r>
+      <w:r>
+        <w:rPr>
+          <w:rFonts w:ascii="Times New Roman" w:eastAsiaTheme="minorEastAsia" w:hAnsi="Times New Roman" w:cs="Times New Roman" w:hint="cs"/>
+          <w:sz w:val="32"/>
+          <w:szCs w:val="32"/>
+          <w:rtl/>
+          <w:lang w:bidi="he-IL"/>
+        </w:rPr>
+        <w:t xml:space="preserve"> </w:t>
+      </w:r>
+      <w:r>
+        <w:rPr>
+          <w:rFonts w:ascii="Times New Roman" w:eastAsiaTheme="minorEastAsia" w:hAnsi="Times New Roman" w:cs="Times New Roman"/>
+          <w:sz w:val="32"/>
+          <w:szCs w:val="32"/>
+          <w:lang w:bidi="he-IL"/>
+        </w:rPr>
+        <w:t>Batch</w:t>
+      </w:r>
+      <w:r>
+        <w:rPr>
+          <w:rFonts w:ascii="Times New Roman" w:eastAsiaTheme="minorEastAsia" w:hAnsi="Times New Roman" w:cs="Times New Roman"/>
+          <w:sz w:val="32"/>
+          <w:szCs w:val="32"/>
+          <w:rtl/>
+          <w:lang w:bidi="he-IL"/>
+        </w:rPr>
+        <w:t xml:space="preserve"> קט</w:t>
+      </w:r>
+      <w:r>
+        <w:rPr>
+          <w:rFonts w:ascii="Times New Roman" w:eastAsiaTheme="minorEastAsia" w:hAnsi="Times New Roman" w:cs="Times New Roman" w:hint="cs"/>
+          <w:sz w:val="32"/>
+          <w:szCs w:val="32"/>
+          <w:rtl/>
+          <w:lang w:bidi="he-IL"/>
+        </w:rPr>
+        <w:t>ן</w:t>
+      </w:r>
+      <w:r>
+        <w:rPr>
+          <w:rFonts w:ascii="Times New Roman" w:eastAsiaTheme="minorEastAsia" w:hAnsi="Times New Roman" w:cs="Times New Roman"/>
+          <w:sz w:val="32"/>
+          <w:szCs w:val="32"/>
+          <w:rtl/>
+          <w:lang w:bidi="he-IL"/>
+        </w:rPr>
+        <w:t xml:space="preserve"> </w:t>
+      </w:r>
+      <w:r>
+        <w:rPr>
+          <w:rFonts w:ascii="Times New Roman" w:eastAsiaTheme="minorEastAsia" w:hAnsi="Times New Roman" w:cs="Times New Roman" w:hint="cs"/>
+          <w:sz w:val="32"/>
+          <w:szCs w:val="32"/>
+          <w:rtl/>
+          <w:lang w:bidi="he-IL"/>
+        </w:rPr>
+        <w:t xml:space="preserve">מייצר </w:t>
+      </w:r>
+      <w:r>
+        <w:rPr>
+          <w:rFonts w:ascii="Times New Roman" w:eastAsiaTheme="minorEastAsia" w:hAnsi="Times New Roman" w:cs="Times New Roman"/>
+          <w:sz w:val="32"/>
+          <w:szCs w:val="32"/>
+          <w:lang w:bidi="he-IL"/>
+        </w:rPr>
+        <w:t xml:space="preserve"> Noisy</w:t>
+      </w:r>
+      <w:r>
+        <w:rPr>
+          <w:rFonts w:ascii="Times New Roman" w:eastAsiaTheme="minorEastAsia" w:hAnsi="Times New Roman" w:cs="Times New Roman"/>
+          <w:sz w:val="32"/>
+          <w:szCs w:val="32"/>
+          <w:lang w:bidi="he-IL"/>
+        </w:rPr>
+        <w:t xml:space="preserve"> Gradient </w:t>
+      </w:r>
+      <w:r>
+        <w:rPr>
+          <w:rFonts w:ascii="Times New Roman" w:eastAsiaTheme="minorEastAsia" w:hAnsi="Times New Roman" w:cs="Times New Roman"/>
+          <w:sz w:val="32"/>
+          <w:szCs w:val="32"/>
+          <w:rtl/>
+          <w:lang w:bidi="he-IL"/>
+        </w:rPr>
+        <w:t>אשר מונע מהמודל להתכנ</w:t>
+      </w:r>
+      <w:r>
+        <w:rPr>
+          <w:rFonts w:ascii="Times New Roman" w:eastAsiaTheme="minorEastAsia" w:hAnsi="Times New Roman" w:cs="Times New Roman" w:hint="cs"/>
+          <w:sz w:val="32"/>
+          <w:szCs w:val="32"/>
+          <w:rtl/>
+          <w:lang w:bidi="he-IL"/>
+        </w:rPr>
+        <w:t xml:space="preserve">ס </w:t>
+      </w:r>
+      <w:r>
+        <w:rPr>
+          <w:rFonts w:ascii="Times New Roman" w:eastAsiaTheme="minorEastAsia" w:hAnsi="Times New Roman" w:cs="Times New Roman" w:hint="cs"/>
+          <w:sz w:val="32"/>
+          <w:szCs w:val="32"/>
+          <w:rtl/>
+          <w:lang w:bidi="he-IL"/>
+        </w:rPr>
+        <w:lastRenderedPageBreak/>
+        <w:t>ל</w:t>
+      </w:r>
+      <w:r>
+        <w:rPr>
+          <w:rFonts w:ascii="Times New Roman" w:eastAsiaTheme="minorEastAsia" w:hAnsi="Times New Roman" w:cs="Times New Roman"/>
+          <w:sz w:val="32"/>
+          <w:szCs w:val="32"/>
+          <w:lang w:bidi="he-IL"/>
+        </w:rPr>
+        <w:t xml:space="preserve"> </w:t>
+      </w:r>
+      <w:r>
+        <w:rPr>
+          <w:rFonts w:ascii="Times New Roman" w:eastAsiaTheme="minorEastAsia" w:hAnsi="Times New Roman" w:cs="Times New Roman"/>
+          <w:sz w:val="32"/>
+          <w:szCs w:val="32"/>
+          <w:lang w:bidi="he-IL"/>
+        </w:rPr>
+        <w:t>Sharp Minimum</w:t>
+      </w:r>
+      <w:r>
+        <w:rPr>
+          <w:rFonts w:ascii="Times New Roman" w:eastAsiaTheme="minorEastAsia" w:hAnsi="Times New Roman" w:cs="Times New Roman"/>
+          <w:sz w:val="32"/>
+          <w:szCs w:val="32"/>
+          <w:lang w:bidi="he-IL"/>
+        </w:rPr>
+        <w:t xml:space="preserve"> </w:t>
+      </w:r>
+      <w:r>
+        <w:rPr>
+          <w:rFonts w:ascii="Times New Roman" w:eastAsiaTheme="minorEastAsia" w:hAnsi="Times New Roman" w:cs="Times New Roman"/>
+          <w:sz w:val="32"/>
+          <w:szCs w:val="32"/>
+          <w:lang w:bidi="he-IL"/>
+        </w:rPr>
+        <w:t xml:space="preserve"> </w:t>
+      </w:r>
+      <w:r>
+        <w:rPr>
+          <w:rFonts w:ascii="Times New Roman" w:eastAsiaTheme="minorEastAsia" w:hAnsi="Times New Roman" w:cs="Times New Roman"/>
+          <w:sz w:val="32"/>
+          <w:szCs w:val="32"/>
+          <w:rtl/>
+          <w:lang w:bidi="he-IL"/>
+        </w:rPr>
+        <w:t>שבו</w:t>
+      </w:r>
+      <w:r>
+        <w:rPr>
+          <w:rFonts w:ascii="Times New Roman" w:eastAsiaTheme="minorEastAsia" w:hAnsi="Times New Roman" w:cs="Times New Roman"/>
+          <w:sz w:val="32"/>
+          <w:szCs w:val="32"/>
+          <w:rtl/>
+          <w:lang w:bidi="he-IL"/>
+        </w:rPr>
+        <w:t xml:space="preserve"> ההכללה </w:t>
+      </w:r>
+      <w:r>
+        <w:rPr>
+          <w:rFonts w:ascii="Times New Roman" w:eastAsiaTheme="minorEastAsia" w:hAnsi="Times New Roman" w:cs="Times New Roman" w:hint="cs"/>
+          <w:sz w:val="32"/>
+          <w:szCs w:val="32"/>
+          <w:rtl/>
+          <w:lang w:bidi="he-IL"/>
+        </w:rPr>
+        <w:t xml:space="preserve">היא </w:t>
+      </w:r>
+      <w:r>
+        <w:rPr>
+          <w:rFonts w:ascii="Times New Roman" w:eastAsiaTheme="minorEastAsia" w:hAnsi="Times New Roman" w:cs="Times New Roman"/>
+          <w:sz w:val="32"/>
+          <w:szCs w:val="32"/>
+          <w:rtl/>
+          <w:lang w:bidi="he-IL"/>
+        </w:rPr>
+        <w:t>גרועה</w:t>
+      </w:r>
+      <w:r>
+        <w:rPr>
+          <w:rFonts w:ascii="Times New Roman" w:eastAsiaTheme="minorEastAsia" w:hAnsi="Times New Roman" w:cs="Times New Roman"/>
+          <w:sz w:val="32"/>
+          <w:szCs w:val="32"/>
+          <w:lang w:bidi="he-IL"/>
+        </w:rPr>
+        <w:t xml:space="preserve">. </w:t>
+      </w:r>
+      <w:r>
+        <w:rPr>
+          <w:rFonts w:ascii="Times New Roman" w:eastAsiaTheme="minorEastAsia" w:hAnsi="Times New Roman" w:cs="Times New Roman"/>
+          <w:sz w:val="32"/>
+          <w:szCs w:val="32"/>
+          <w:rtl/>
+          <w:lang w:bidi="he-IL"/>
+        </w:rPr>
+        <w:t>הרעש דוחף את המודל למינימום "שטוח" ורובסטי יותר</w:t>
+      </w:r>
+      <w:r>
+        <w:rPr>
+          <w:rFonts w:ascii="Times New Roman" w:eastAsiaTheme="minorEastAsia" w:hAnsi="Times New Roman" w:cs="Times New Roman"/>
+          <w:sz w:val="32"/>
+          <w:szCs w:val="32"/>
+          <w:lang w:bidi="he-IL"/>
+        </w:rPr>
+        <w:t xml:space="preserve">. </w:t>
+      </w:r>
+      <w:r>
+        <w:rPr>
+          <w:rFonts w:ascii="Times New Roman" w:eastAsiaTheme="minorEastAsia" w:hAnsi="Times New Roman" w:cs="Times New Roman"/>
+          <w:sz w:val="32"/>
+          <w:szCs w:val="32"/>
+          <w:rtl/>
+          <w:lang w:bidi="he-IL"/>
+        </w:rPr>
+        <w:t xml:space="preserve">בנוסף, גודל זה מאפשר מספר סביר של צעדי עדכוןבתוך כל </w:t>
+      </w:r>
+      <w:r>
+        <w:rPr>
+          <w:rFonts w:ascii="Times New Roman" w:eastAsiaTheme="minorEastAsia" w:hAnsi="Times New Roman" w:cs="Times New Roman"/>
+          <w:sz w:val="32"/>
+          <w:szCs w:val="32"/>
+          <w:lang w:bidi="he-IL"/>
+        </w:rPr>
+        <w:t>Epoch</w:t>
+      </w:r>
+      <w:r>
+        <w:rPr>
+          <w:rFonts w:ascii="Times New Roman" w:eastAsiaTheme="minorEastAsia" w:hAnsi="Times New Roman" w:cs="Times New Roman"/>
+          <w:sz w:val="32"/>
+          <w:szCs w:val="32"/>
+          <w:rtl/>
+          <w:lang w:bidi="he-IL"/>
+        </w:rPr>
+        <w:t>, בניגוד ל</w:t>
+      </w:r>
+      <w:r>
+        <w:rPr>
+          <w:rFonts w:ascii="Times New Roman" w:eastAsiaTheme="minorEastAsia" w:hAnsi="Times New Roman" w:cs="Times New Roman"/>
+          <w:sz w:val="32"/>
+          <w:szCs w:val="32"/>
+          <w:lang w:bidi="he-IL"/>
+        </w:rPr>
+        <w:t xml:space="preserve"> </w:t>
+      </w:r>
+      <w:r>
+        <w:rPr>
+          <w:rFonts w:ascii="Times New Roman" w:eastAsiaTheme="minorEastAsia" w:hAnsi="Times New Roman" w:cs="Times New Roman"/>
+          <w:sz w:val="32"/>
+          <w:szCs w:val="32"/>
+          <w:lang w:bidi="he-IL"/>
+        </w:rPr>
+        <w:t xml:space="preserve">Batch </w:t>
+      </w:r>
+      <w:r>
+        <w:rPr>
+          <w:rFonts w:ascii="Times New Roman" w:eastAsiaTheme="minorEastAsia" w:hAnsi="Times New Roman" w:cs="Times New Roman"/>
+          <w:sz w:val="32"/>
+          <w:szCs w:val="32"/>
+          <w:rtl/>
+          <w:lang w:bidi="he-IL"/>
+        </w:rPr>
+        <w:t>גדול שהיה מצמצם את האימון למספר צעדים בודדים</w:t>
+      </w:r>
+      <w:r>
+        <w:rPr>
+          <w:rFonts w:ascii="Times New Roman" w:eastAsiaTheme="minorEastAsia" w:hAnsi="Times New Roman" w:cs="Times New Roman"/>
+          <w:sz w:val="32"/>
+          <w:szCs w:val="32"/>
+          <w:lang w:bidi="he-IL"/>
+        </w:rPr>
+        <w:t>.</w:t>
+      </w:r>
+    </w:p>
+    <w:p>
+      <w:pPr>
+        <w:pStyle w:val="ListParagraph"/>
+        <w:numPr>
+          <w:ilvl w:val="0"/>
+          <w:numId w:val="40"/>
+        </w:numPr>
+        <w:bidi/>
+        <w:rPr>
+          <w:rFonts w:ascii="Times New Roman" w:eastAsiaTheme="minorEastAsia" w:hAnsi="Times New Roman" w:cs="Times New Roman"/>
+          <w:b/>
+          <w:bCs/>
+          <w:sz w:val="32"/>
+          <w:szCs w:val="32"/>
+          <w:lang w:bidi="he-IL"/>
+        </w:rPr>
+      </w:pPr>
+    </w:p>
+    <w:p>
+      <w:pPr>
+        <w:tabs>
+          <w:tab w:val="left" w:pos="1236"/>
+        </w:tabs>
+        <w:bidi/>
+        <w:rPr>
+          <w:rFonts w:ascii="Times New Roman" w:eastAsiaTheme="minorEastAsia" w:hAnsi="Times New Roman" w:cs="Times New Roman"/>
+          <w:b/>
+          <w:bCs/>
+          <w:sz w:val="32"/>
+          <w:szCs w:val="32"/>
+          <w:rtl/>
+          <w:lang w:bidi="he-IL"/>
+        </w:rPr>
+      </w:pPr>
+      <w:r>
+        <w:rPr>
+          <w:rFonts w:ascii="Times New Roman" w:eastAsiaTheme="minorEastAsia" w:hAnsi="Times New Roman" w:cs="Times New Roman" w:hint="cs"/>
+          <w:sz w:val="32"/>
+          <w:szCs w:val="32"/>
+          <w:rtl/>
+          <w:lang w:bidi="he-IL"/>
+        </w:rPr>
+        <w:t xml:space="preserve">      </w:t>
+      </w:r>
+    </w:p>
+    <w:p>
+      <w:pPr>
+        <w:bidi/>
+        <w:rPr>
+          <w:rFonts w:ascii="Times New Roman" w:eastAsiaTheme="minorEastAsia" w:hAnsi="Times New Roman" w:cs="Times New Roman"/>
+          <w:sz w:val="32"/>
+          <w:szCs w:val="32"/>
+          <w:rtl/>
+          <w:lang w:bidi="he-IL"/>
+        </w:rPr>
+      </w:pPr>
+      <w:r>
+        <w:rPr>
+          <w:rFonts w:ascii="Times New Roman" w:eastAsiaTheme="minorEastAsia" w:hAnsi="Times New Roman" w:cs="Times New Roman"/>
+          <w:sz w:val="32"/>
+          <w:szCs w:val="32"/>
+          <w:rtl/>
+          <w:lang w:bidi="he-IL"/>
+        </w:rPr>
+        <w:drawing>
+          <wp:inline distT="0" distB="0" distL="0" distR="0" wp14:anchorId="772EE83C" wp14:editId="40F7C906">
+            <wp:extent cx="3345470" cy="228620"/>
+            <wp:effectExtent l="133350" t="76200" r="64770" b="133350"/>
+            <wp:docPr id="2058320933" name="Picture 1"/>
+            <wp:cNvGraphicFramePr>
+              <a:graphicFrameLocks xmlns:a="http://schemas.openxmlformats.org/drawingml/2006/main" noChangeAspect="1"/>
+            </wp:cNvGraphicFramePr>
+            <a:graphic xmlns:a="http://schemas.openxmlformats.org/drawingml/2006/main">
+              <a:graphicData uri="http://schemas.openxmlformats.org/drawingml/2006/picture">
+                <pic:pic xmlns:pic="http://schemas.openxmlformats.org/drawingml/2006/picture">
+                  <pic:nvPicPr>
+                    <pic:cNvPr id="2058320933" name=""/>
+                    <pic:cNvPicPr/>
+                  </pic:nvPicPr>
+                  <pic:blipFill>
+                    <a:blip r:embed="rId24"/>
+                    <a:stretch>
+                      <a:fillRect/>
+                    </a:stretch>
+                  </pic:blipFill>
+                  <pic:spPr>
+                    <a:xfrm>
+                      <a:off x="0" y="0"/>
+                      <a:ext cx="3345470" cy="228620"/>
+                    </a:xfrm>
+                    <a:prstGeom prst="roundRect">
+                      <a:avLst>
+                        <a:gd name="adj" fmla="val 16667"/>
+                      </a:avLst>
+                    </a:prstGeom>
+                    <a:ln>
+                      <a:noFill/>
+                    </a:ln>
+                    <a:effectLst>
+                      <a:outerShdw blurRad="76200" dist="38100" dir="7800000" algn="tl" rotWithShape="0">
+                        <a:srgbClr val="000000">
+                          <a:alpha val="40000"/>
+                        </a:srgbClr>
+                      </a:outerShdw>
+                    </a:effectLst>
+                    <a:scene3d>
+                      <a:camera prst="orthographicFront"/>
+                      <a:lightRig rig="contrasting" dir="t">
+                        <a:rot lat="0" lon="0" rev="4200000"/>
+                      </a:lightRig>
+                    </a:scene3d>
+                    <a:sp3d prstMaterial="plastic">
+                      <a:bevelT w="381000" h="114300" prst="relaxedInset"/>
+                      <a:contourClr>
+                        <a:srgbClr val="969696"/>
+                      </a:contourClr>
+                    </a:sp3d>
+                  </pic:spPr>
+                </pic:pic>
+              </a:graphicData>
+            </a:graphic>
+          </wp:inline>
+        </w:drawing>
+      </w:r>
+      <w:r>
+        <w:rPr>
+          <w:rFonts w:ascii="Times New Roman" w:eastAsiaTheme="minorEastAsia" w:hAnsi="Times New Roman" w:cs="Times New Roman"/>
+          <w:sz w:val="32"/>
+          <w:szCs w:val="32"/>
+          <w:rtl/>
+          <w:lang w:bidi="he-IL"/>
+        </w:rPr>
+        <w:br/>
+      </w:r>
+      <w:r>
+        <w:rPr>
+          <w:rFonts w:ascii="Times New Roman" w:eastAsiaTheme="minorEastAsia" w:hAnsi="Times New Roman" w:cs="Times New Roman" w:hint="cs"/>
+          <w:sz w:val="32"/>
+          <w:szCs w:val="32"/>
+          <w:rtl/>
+          <w:lang w:bidi="he-IL"/>
+        </w:rPr>
+        <w:t>הפרמטרים שנבחרו:</w:t>
+      </w:r>
+    </w:p>
+    <w:p>
+      <w:pPr>
+        <w:bidi/>
+        <w:rPr>
+          <w:rFonts w:ascii="Times New Roman" w:eastAsiaTheme="minorEastAsia" w:hAnsi="Times New Roman" w:cs="Times New Roman"/>
+          <w:sz w:val="32"/>
+          <w:szCs w:val="32"/>
+          <w:rtl/>
+          <w:lang w:bidi="he-IL"/>
+        </w:rPr>
+      </w:pPr>
+      <w:r>
+        <w:rPr>
+          <w:rFonts w:ascii="Times New Roman" w:eastAsiaTheme="minorEastAsia" w:hAnsi="Times New Roman" w:cs="Times New Roman"/>
+          <w:sz w:val="32"/>
+          <w:szCs w:val="32"/>
+          <w:rtl/>
+          <w:lang w:bidi="he-IL"/>
+        </w:rPr>
+        <w:drawing>
+          <wp:anchor distT="0" distB="0" distL="114300" distR="114300" simplePos="0" relativeHeight="251666432" behindDoc="1" locked="0" layoutInCell="1" allowOverlap="1" wp14:anchorId="110CFE08" wp14:editId="23221A8D">
+            <wp:simplePos x="0" y="0"/>
+            <wp:positionH relativeFrom="margin">
+              <wp:posOffset>2270760</wp:posOffset>
+            </wp:positionH>
+            <wp:positionV relativeFrom="paragraph">
+              <wp:posOffset>1270</wp:posOffset>
+            </wp:positionV>
+            <wp:extent cx="2941320" cy="1771015"/>
+            <wp:effectExtent l="0" t="0" r="0" b="635"/>
+            <wp:wrapTight wrapText="bothSides">
+              <wp:wrapPolygon edited="0">
+                <wp:start x="0" y="0"/>
+                <wp:lineTo x="0" y="21375"/>
+                <wp:lineTo x="21404" y="21375"/>
+                <wp:lineTo x="21404" y="0"/>
+                <wp:lineTo x="0" y="0"/>
+              </wp:wrapPolygon>
+            </wp:wrapTight>
+            <wp:docPr id="1414756067" name="Picture 1"/>
+            <wp:cNvGraphicFramePr>
+              <a:graphicFrameLocks xmlns:a="http://schemas.openxmlformats.org/drawingml/2006/main" noChangeAspect="1"/>
+            </wp:cNvGraphicFramePr>
+            <a:graphic xmlns:a="http://schemas.openxmlformats.org/drawingml/2006/main">
+              <a:graphicData uri="http://schemas.openxmlformats.org/drawingml/2006/picture">
+                <pic:pic xmlns:pic="http://schemas.openxmlformats.org/drawingml/2006/picture">
+                  <pic:nvPicPr>
+                    <pic:cNvPr id="1414756067" name=""/>
+                    <pic:cNvPicPr/>
+                  </pic:nvPicPr>
+                  <pic:blipFill>
+                    <a:blip r:embed="rId25">
+                      <a:extLst>
+                        <a:ext uri="{28A0092B-C50C-407E-A947-70E740481C1C}">
+                          <a14:useLocalDpi xmlns:a14="http://schemas.microsoft.com/office/drawing/2010/main" val="0"/>
+                        </a:ext>
+                      </a:extLst>
+                    </a:blip>
+                    <a:stretch>
+                      <a:fillRect/>
+                    </a:stretch>
+                  </pic:blipFill>
+                  <pic:spPr>
+                    <a:xfrm>
+                      <a:off x="0" y="0"/>
+                      <a:ext cx="2941320" cy="1771015"/>
+                    </a:xfrm>
+                    <a:prstGeom prst="rect">
+                      <a:avLst/>
+                    </a:prstGeom>
+                  </pic:spPr>
+                </pic:pic>
+              </a:graphicData>
+            </a:graphic>
+            <wp14:sizeRelH relativeFrom="margin">
+              <wp14:pctWidth>0</wp14:pctWidth>
+            </wp14:sizeRelH>
+            <wp14:sizeRelV relativeFrom="margin">
+              <wp14:pctHeight>0</wp14:pctHeight>
+            </wp14:sizeRelV>
+          </wp:anchor>
+        </w:drawing>
+      </w:r>
+    </w:p>
+    <w:p>
+      <w:pPr>
+        <w:bidi/>
+        <w:rPr>
+          <w:rFonts w:ascii="Times New Roman" w:eastAsiaTheme="minorEastAsia" w:hAnsi="Times New Roman" w:cs="Times New Roman"/>
+          <w:sz w:val="32"/>
+          <w:szCs w:val="32"/>
+          <w:rtl/>
+          <w:lang w:bidi="he-IL"/>
+        </w:rPr>
+      </w:pPr>
+    </w:p>
+    <w:p>
+      <w:pPr>
+        <w:bidi/>
+        <w:rPr>
+          <w:rFonts w:ascii="Times New Roman" w:eastAsiaTheme="minorEastAsia" w:hAnsi="Times New Roman" w:cs="Times New Roman"/>
+          <w:sz w:val="32"/>
+          <w:szCs w:val="32"/>
+          <w:rtl/>
+          <w:lang w:bidi="he-IL"/>
+        </w:rPr>
+      </w:pPr>
+    </w:p>
+    <w:p>
+      <w:pPr>
+        <w:bidi/>
+        <w:rPr>
+          <w:rFonts w:ascii="Times New Roman" w:eastAsiaTheme="minorEastAsia" w:hAnsi="Times New Roman" w:cs="Times New Roman"/>
+          <w:sz w:val="32"/>
+          <w:szCs w:val="32"/>
+          <w:rtl/>
+          <w:lang w:bidi="he-IL"/>
+        </w:rPr>
+      </w:pPr>
+      <w:r>
+        <w:rPr>
+          <w:rFonts w:ascii="Times New Roman" w:eastAsiaTheme="minorEastAsia" w:hAnsi="Times New Roman" w:cs="Times New Roman"/>
+          <w:sz w:val="32"/>
+          <w:szCs w:val="32"/>
+          <w:rtl/>
+          <w:lang w:bidi="he-IL"/>
+        </w:rPr>
+        <w:br/>
+      </w:r>
+      <w:r>
+        <w:rPr>
+          <w:rFonts w:ascii="Times New Roman" w:eastAsiaTheme="minorEastAsia" w:hAnsi="Times New Roman" w:cs="Times New Roman"/>
+          <w:sz w:val="32"/>
+          <w:szCs w:val="32"/>
+          <w:rtl/>
+          <w:lang w:bidi="he-IL"/>
+        </w:rPr>
+        <w:br/>
+      </w:r>
+      <w:r>
+        <w:rPr>
+          <w:rFonts w:ascii="Times New Roman" w:eastAsiaTheme="minorEastAsia" w:hAnsi="Times New Roman" w:cs="Times New Roman"/>
+          <w:sz w:val="32"/>
+          <w:szCs w:val="32"/>
+          <w:rtl/>
+          <w:lang w:bidi="he-IL"/>
+        </w:rPr>
+        <w:br/>
+      </w:r>
+      <w:r>
+        <w:rPr>
+          <w:rFonts w:ascii="Times New Roman" w:eastAsiaTheme="minorEastAsia" w:hAnsi="Times New Roman" w:cs="Times New Roman"/>
+          <w:sz w:val="32"/>
+          <w:szCs w:val="32"/>
+          <w:rtl/>
+          <w:lang w:bidi="he-IL"/>
+        </w:rPr>
+        <w:br/>
+      </w:r>
+    </w:p>
+    <w:p>
+      <w:pPr>
+        <w:bidi/>
+        <w:rPr>
+          <w:rFonts w:ascii="Times New Roman" w:eastAsiaTheme="minorEastAsia" w:hAnsi="Times New Roman" w:cs="Times New Roman"/>
+          <w:sz w:val="32"/>
+          <w:szCs w:val="32"/>
+          <w:rtl/>
+          <w:lang w:bidi="he-IL"/>
+        </w:rPr>
+      </w:pPr>
+      <w:r>
+        <w:rPr>
+          <w:rFonts w:ascii="Times New Roman" w:eastAsiaTheme="minorEastAsia" w:hAnsi="Times New Roman" w:cs="Times New Roman" w:hint="cs"/>
+          <w:sz w:val="32"/>
+          <w:szCs w:val="32"/>
+          <w:rtl/>
+          <w:lang w:bidi="he-IL"/>
+        </w:rPr>
+        <w:t>תשובה:</w:t>
+      </w:r>
+      <w:r>
+        <w:rPr>
+          <w:rFonts w:ascii="Times New Roman" w:eastAsiaTheme="minorEastAsia" w:hAnsi="Times New Roman" w:cs="Times New Roman"/>
+          <w:sz w:val="32"/>
+          <w:szCs w:val="32"/>
+          <w:rtl/>
+          <w:lang w:bidi="he-IL"/>
+        </w:rPr>
+        <w:br/>
+      </w:r>
+    </w:p>
+    <w:p>
+      <w:pPr>
+        <w:bidi/>
+        <w:rPr>
+          <w:rFonts w:ascii="Times New Roman" w:eastAsiaTheme="minorEastAsia" w:hAnsi="Times New Roman" w:cs="Times New Roman"/>
+          <w:sz w:val="32"/>
+          <w:szCs w:val="32"/>
+          <w:rtl/>
+          <w:lang w:bidi="he-IL"/>
+        </w:rPr>
+      </w:pPr>
+    </w:p>
+    <w:p>
+      <w:pPr>
+        <w:bidi/>
+        <w:rPr>
+          <w:rFonts w:ascii="Times New Roman" w:eastAsiaTheme="minorEastAsia" w:hAnsi="Times New Roman" w:cs="Times New Roman"/>
+          <w:sz w:val="32"/>
+          <w:szCs w:val="32"/>
+          <w:rtl/>
+          <w:lang w:bidi="he-IL"/>
+        </w:rPr>
+      </w:pPr>
+      <w:r>
+        <w:rPr>
+          <w:rFonts w:ascii="Times New Roman" w:eastAsiaTheme="minorEastAsia" w:hAnsi="Times New Roman" w:cs="Times New Roman"/>
+          <w:sz w:val="32"/>
+          <w:szCs w:val="32"/>
+          <w:rtl/>
+          <w:lang w:bidi="he-IL"/>
+        </w:rPr>
+        <w:drawing>
+          <wp:anchor distT="0" distB="0" distL="114300" distR="114300" simplePos="0" relativeHeight="251667456" behindDoc="1" locked="0" layoutInCell="1" allowOverlap="1" wp14:anchorId="000D66F0" wp14:editId="392755CF">
+            <wp:simplePos x="0" y="0"/>
+            <wp:positionH relativeFrom="column">
+              <wp:posOffset>2647950</wp:posOffset>
+            </wp:positionH>
+            <wp:positionV relativeFrom="paragraph">
+              <wp:posOffset>74295</wp:posOffset>
+            </wp:positionV>
+            <wp:extent cx="3269263" cy="198137"/>
+            <wp:effectExtent l="133350" t="76200" r="26670" b="125730"/>
+            <wp:wrapTight wrapText="bothSides">
+              <wp:wrapPolygon edited="0">
+                <wp:start x="-378" y="-8308"/>
+                <wp:lineTo x="-881" y="-4154"/>
+                <wp:lineTo x="-881" y="20769"/>
+                <wp:lineTo x="-503" y="33231"/>
+                <wp:lineTo x="21650" y="33231"/>
+                <wp:lineTo x="21650" y="29077"/>
+                <wp:lineTo x="21524" y="-2077"/>
+                <wp:lineTo x="21524" y="-8308"/>
+                <wp:lineTo x="-378" y="-8308"/>
+              </wp:wrapPolygon>
+            </wp:wrapTight>
+            <wp:docPr id="965321347" name="Picture 1"/>
+            <wp:cNvGraphicFramePr>
+              <a:graphicFrameLocks xmlns:a="http://schemas.openxmlformats.org/drawingml/2006/main" noChangeAspect="1"/>
+            </wp:cNvGraphicFramePr>
+            <a:graphic xmlns:a="http://schemas.openxmlformats.org/drawingml/2006/main">
+              <a:graphicData uri="http://schemas.openxmlformats.org/drawingml/2006/picture">
+                <pic:pic xmlns:pic="http://schemas.openxmlformats.org/drawingml/2006/picture">
+                  <pic:nvPicPr>
+                    <pic:cNvPr id="965321347" name=""/>
+                    <pic:cNvPicPr/>
+                  </pic:nvPicPr>
+                  <pic:blipFill>
+                    <a:blip r:embed="rId26">
+                      <a:extLst>
+                        <a:ext uri="{28A0092B-C50C-407E-A947-70E740481C1C}">
+                          <a14:useLocalDpi xmlns:a14="http://schemas.microsoft.com/office/drawing/2010/main" val="0"/>
+                        </a:ext>
+                      </a:extLst>
+                    </a:blip>
+                    <a:stretch>
+                      <a:fillRect/>
+                    </a:stretch>
+                  </pic:blipFill>
+                  <pic:spPr>
+                    <a:xfrm>
+                      <a:off x="0" y="0"/>
+                      <a:ext cx="3269263" cy="198137"/>
+                    </a:xfrm>
+                    <a:prstGeom prst="roundRect">
+                      <a:avLst>
+                        <a:gd name="adj" fmla="val 16667"/>
+                      </a:avLst>
+                    </a:prstGeom>
+                    <a:ln>
+                      <a:noFill/>
+                    </a:ln>
+                    <a:effectLst>
+                      <a:outerShdw blurRad="76200" dist="38100" dir="7800000" algn="tl" rotWithShape="0">
+                        <a:srgbClr val="000000">
+                          <a:alpha val="40000"/>
+                        </a:srgbClr>
+                      </a:outerShdw>
+                    </a:effectLst>
+                    <a:scene3d>
+                      <a:camera prst="orthographicFront"/>
+                      <a:lightRig rig="contrasting" dir="t">
+                        <a:rot lat="0" lon="0" rev="4200000"/>
+                      </a:lightRig>
+                    </a:scene3d>
+                    <a:sp3d prstMaterial="plastic">
+                      <a:bevelT w="381000" h="114300" prst="relaxedInset"/>
+                      <a:contourClr>
+                        <a:srgbClr val="969696"/>
+                      </a:contourClr>
+                    </a:sp3d>
+                  </pic:spPr>
+                </pic:pic>
+              </a:graphicData>
+            </a:graphic>
+          </wp:anchor>
+        </w:drawing>
+      </w:r>
+    </w:p>
+    <w:p>
+      <w:pPr>
+        <w:bidi/>
+        <w:rPr>
+          <w:rFonts w:ascii="Times New Roman" w:eastAsiaTheme="minorEastAsia" w:hAnsi="Times New Roman" w:cs="Times New Roman"/>
+          <w:sz w:val="32"/>
+          <w:szCs w:val="32"/>
+          <w:rtl/>
+          <w:lang w:bidi="he-IL"/>
+        </w:rPr>
+      </w:pPr>
+      <w:r>
+        <w:rPr>
+          <w:rFonts w:ascii="Times New Roman" w:eastAsiaTheme="minorEastAsia" w:hAnsi="Times New Roman" w:cs="Times New Roman"/>
+          <w:sz w:val="32"/>
+          <w:szCs w:val="32"/>
+          <w:rtl/>
+          <w:lang w:bidi="he-IL"/>
+        </w:rPr>
+        <w:drawing>
+          <wp:anchor distT="0" distB="0" distL="114300" distR="114300" simplePos="0" relativeHeight="251668480" behindDoc="1" locked="0" layoutInCell="1" allowOverlap="1" wp14:anchorId="0E8EEB7F" wp14:editId="0C4045B4">
+            <wp:simplePos x="0" y="0"/>
+            <wp:positionH relativeFrom="column">
+              <wp:posOffset>1581150</wp:posOffset>
+            </wp:positionH>
+            <wp:positionV relativeFrom="paragraph">
+              <wp:posOffset>422275</wp:posOffset>
+            </wp:positionV>
+            <wp:extent cx="4343776" cy="167655"/>
+            <wp:effectExtent l="133350" t="57150" r="19050" b="137160"/>
+            <wp:wrapTight wrapText="bothSides">
+              <wp:wrapPolygon edited="0">
+                <wp:start x="-379" y="-7364"/>
+                <wp:lineTo x="-663" y="-2455"/>
+                <wp:lineTo x="-663" y="22091"/>
+                <wp:lineTo x="-379" y="36818"/>
+                <wp:lineTo x="21600" y="36818"/>
+                <wp:lineTo x="21600" y="-7364"/>
+                <wp:lineTo x="-379" y="-7364"/>
+              </wp:wrapPolygon>
+            </wp:wrapTight>
+            <wp:docPr id="720214968" name="Picture 1"/>
+            <wp:cNvGraphicFramePr>
+              <a:graphicFrameLocks xmlns:a="http://schemas.openxmlformats.org/drawingml/2006/main" noChangeAspect="1"/>
+            </wp:cNvGraphicFramePr>
+            <a:graphic xmlns:a="http://schemas.openxmlformats.org/drawingml/2006/main">
+              <a:graphicData uri="http://schemas.openxmlformats.org/drawingml/2006/picture">
+                <pic:pic xmlns:pic="http://schemas.openxmlformats.org/drawingml/2006/picture">
+                  <pic:nvPicPr>
+                    <pic:cNvPr id="720214968" name=""/>
+                    <pic:cNvPicPr/>
+                  </pic:nvPicPr>
+                  <pic:blipFill>
+                    <a:blip r:embed="rId27">
+                      <a:extLst>
+                        <a:ext uri="{28A0092B-C50C-407E-A947-70E740481C1C}">
+                          <a14:useLocalDpi xmlns:a14="http://schemas.microsoft.com/office/drawing/2010/main" val="0"/>
+                        </a:ext>
+                      </a:extLst>
+                    </a:blip>
+                    <a:stretch>
+                      <a:fillRect/>
+                    </a:stretch>
+                  </pic:blipFill>
+                  <pic:spPr>
+                    <a:xfrm>
+                      <a:off x="0" y="0"/>
+                      <a:ext cx="4343776" cy="167655"/>
+                    </a:xfrm>
+                    <a:prstGeom prst="roundRect">
+                      <a:avLst>
+                        <a:gd name="adj" fmla="val 16667"/>
+                      </a:avLst>
+                    </a:prstGeom>
+                    <a:ln>
+                      <a:noFill/>
+                    </a:ln>
+                    <a:effectLst>
+                      <a:outerShdw blurRad="76200" dist="38100" dir="7800000" algn="tl" rotWithShape="0">
+                        <a:srgbClr val="000000">
+                          <a:alpha val="40000"/>
+                        </a:srgbClr>
+                      </a:outerShdw>
+                    </a:effectLst>
+                    <a:scene3d>
+                      <a:camera prst="orthographicFront"/>
+                      <a:lightRig rig="contrasting" dir="t">
+                        <a:rot lat="0" lon="0" rev="4200000"/>
+                      </a:lightRig>
+                    </a:scene3d>
+                    <a:sp3d prstMaterial="plastic">
+                      <a:bevelT w="381000" h="114300" prst="relaxedInset"/>
+                      <a:contourClr>
+                        <a:srgbClr val="969696"/>
+                      </a:contourClr>
+                    </a:sp3d>
+                  </pic:spPr>
+                </pic:pic>
+              </a:graphicData>
+            </a:graphic>
+          </wp:anchor>
+        </w:drawing>
+      </w:r>
+    </w:p>
+    <w:p>
+      <w:pPr>
+        <w:bidi/>
+        <w:rPr>
+          <w:rFonts w:ascii="Times New Roman" w:eastAsiaTheme="minorEastAsia" w:hAnsi="Times New Roman" w:cs="Times New Roman"/>
+          <w:sz w:val="32"/>
+          <w:szCs w:val="32"/>
+          <w:rtl/>
+          <w:lang w:bidi="he-IL"/>
+        </w:rPr>
+      </w:pPr>
+    </w:p>
+    <w:p>
+      <w:pPr>
+        <w:bidi/>
+        <w:rPr>
+          <w:rFonts w:ascii="Times New Roman" w:eastAsiaTheme="minorEastAsia" w:hAnsi="Times New Roman" w:cs="Times New Roman"/>
+          <w:sz w:val="32"/>
+          <w:szCs w:val="32"/>
+          <w:rtl/>
+          <w:lang w:bidi="he-IL"/>
+        </w:rPr>
+      </w:pPr>
+      <w:r>
+        <w:rPr>
+          <w:rFonts w:ascii="Times New Roman" w:eastAsiaTheme="minorEastAsia" w:hAnsi="Times New Roman" w:cs="Times New Roman"/>
+          <w:sz w:val="32"/>
+          <w:szCs w:val="32"/>
+          <w:rtl/>
+          <w:lang w:bidi="he-IL"/>
+        </w:rPr>
+        <w:drawing>
+          <wp:anchor distT="0" distB="0" distL="114300" distR="114300" simplePos="0" relativeHeight="251671552" behindDoc="1" locked="0" layoutInCell="1" allowOverlap="1" wp14:anchorId="2709E673" wp14:editId="4AA1A118">
+            <wp:simplePos x="0" y="0"/>
+            <wp:positionH relativeFrom="margin">
+              <wp:posOffset>541020</wp:posOffset>
+            </wp:positionH>
+            <wp:positionV relativeFrom="paragraph">
+              <wp:posOffset>1853565</wp:posOffset>
+            </wp:positionV>
+            <wp:extent cx="5448772" cy="419136"/>
+            <wp:effectExtent l="133350" t="76200" r="76200" b="133350"/>
+            <wp:wrapTight wrapText="bothSides">
+              <wp:wrapPolygon edited="0">
+                <wp:start x="-76" y="-3927"/>
+                <wp:lineTo x="-529" y="-1964"/>
+                <wp:lineTo x="-529" y="21600"/>
+                <wp:lineTo x="-151" y="27491"/>
+                <wp:lineTo x="21449" y="27491"/>
+                <wp:lineTo x="21827" y="14727"/>
+                <wp:lineTo x="21827" y="13745"/>
+                <wp:lineTo x="21373" y="-982"/>
+                <wp:lineTo x="21373" y="-3927"/>
+                <wp:lineTo x="-76" y="-3927"/>
+              </wp:wrapPolygon>
+            </wp:wrapTight>
+            <wp:docPr id="832774247" name="Picture 1"/>
+            <wp:cNvGraphicFramePr>
+              <a:graphicFrameLocks xmlns:a="http://schemas.openxmlformats.org/drawingml/2006/main" noChangeAspect="1"/>
+            </wp:cNvGraphicFramePr>
+            <a:graphic xmlns:a="http://schemas.openxmlformats.org/drawingml/2006/main">
+              <a:graphicData uri="http://schemas.openxmlformats.org/drawingml/2006/picture">
+                <pic:pic xmlns:pic="http://schemas.openxmlformats.org/drawingml/2006/picture">
+                  <pic:nvPicPr>
+                    <pic:cNvPr id="832774247" name=""/>
+                    <pic:cNvPicPr/>
+                  </pic:nvPicPr>
+                  <pic:blipFill>
+                    <a:blip r:embed="rId28">
+                      <a:extLst>
+                        <a:ext uri="{28A0092B-C50C-407E-A947-70E740481C1C}">
+                          <a14:useLocalDpi xmlns:a14="http://schemas.microsoft.com/office/drawing/2010/main" val="0"/>
+                        </a:ext>
+                      </a:extLst>
+                    </a:blip>
+                    <a:stretch>
+                      <a:fillRect/>
+                    </a:stretch>
+                  </pic:blipFill>
+                  <pic:spPr>
+                    <a:xfrm>
+                      <a:off x="0" y="0"/>
+                      <a:ext cx="5448772" cy="419136"/>
+                    </a:xfrm>
+                    <a:prstGeom prst="roundRect">
+                      <a:avLst>
+                        <a:gd name="adj" fmla="val 16667"/>
+                      </a:avLst>
+                    </a:prstGeom>
+                    <a:ln>
+                      <a:noFill/>
+                    </a:ln>
+                    <a:effectLst>
+                      <a:outerShdw blurRad="76200" dist="38100" dir="7800000" algn="tl" rotWithShape="0">
+                        <a:srgbClr val="000000">
+                          <a:alpha val="40000"/>
+                        </a:srgbClr>
+                      </a:outerShdw>
+                    </a:effectLst>
+                    <a:scene3d>
+                      <a:camera prst="orthographicFront"/>
+                      <a:lightRig rig="contrasting" dir="t">
+                        <a:rot lat="0" lon="0" rev="4200000"/>
+                      </a:lightRig>
+                    </a:scene3d>
+                    <a:sp3d prstMaterial="plastic">
+                      <a:bevelT w="381000" h="114300" prst="relaxedInset"/>
+                      <a:contourClr>
+                        <a:srgbClr val="969696"/>
+                      </a:contourClr>
+                    </a:sp3d>
+                  </pic:spPr>
+                </pic:pic>
+              </a:graphicData>
+            </a:graphic>
+          </wp:anchor>
+        </w:drawing>
+      </w:r>
+      <w:r>
+        <w:rPr>
+          <w:rFonts w:ascii="Times New Roman" w:eastAsiaTheme="minorEastAsia" w:hAnsi="Times New Roman" w:cs="Times New Roman"/>
+          <w:sz w:val="32"/>
+          <w:szCs w:val="32"/>
+          <w:rtl/>
+          <w:lang w:bidi="he-IL"/>
+        </w:rPr>
+        <w:drawing>
+          <wp:anchor distT="0" distB="0" distL="114300" distR="114300" simplePos="0" relativeHeight="251670528" behindDoc="1" locked="0" layoutInCell="1" allowOverlap="1" wp14:anchorId="6806A441" wp14:editId="1C0E4DAE">
+            <wp:simplePos x="0" y="0"/>
+            <wp:positionH relativeFrom="margin">
+              <wp:align>right</wp:align>
+            </wp:positionH>
+            <wp:positionV relativeFrom="paragraph">
+              <wp:posOffset>1274445</wp:posOffset>
+            </wp:positionV>
+            <wp:extent cx="3612193" cy="152413"/>
+            <wp:effectExtent l="133350" t="76200" r="7620" b="133350"/>
+            <wp:wrapTight wrapText="bothSides">
+              <wp:wrapPolygon edited="0">
+                <wp:start x="-114" y="-10800"/>
+                <wp:lineTo x="-797" y="-5400"/>
+                <wp:lineTo x="-797" y="21600"/>
+                <wp:lineTo x="-342" y="37800"/>
+                <wp:lineTo x="21532" y="37800"/>
+                <wp:lineTo x="21304" y="-2700"/>
+                <wp:lineTo x="21304" y="-10800"/>
+                <wp:lineTo x="-114" y="-10800"/>
+              </wp:wrapPolygon>
+            </wp:wrapTight>
+            <wp:docPr id="1446591042" name="Picture 1"/>
+            <wp:cNvGraphicFramePr>
+              <a:graphicFrameLocks xmlns:a="http://schemas.openxmlformats.org/drawingml/2006/main" noChangeAspect="1"/>
+            </wp:cNvGraphicFramePr>
+            <a:graphic xmlns:a="http://schemas.openxmlformats.org/drawingml/2006/main">
+              <a:graphicData uri="http://schemas.openxmlformats.org/drawingml/2006/picture">
+                <pic:pic xmlns:pic="http://schemas.openxmlformats.org/drawingml/2006/picture">
+                  <pic:nvPicPr>
+                    <pic:cNvPr id="1446591042" name=""/>
+                    <pic:cNvPicPr/>
+                  </pic:nvPicPr>
+                  <pic:blipFill>
+                    <a:blip r:embed="rId29">
+                      <a:extLst>
+                        <a:ext uri="{28A0092B-C50C-407E-A947-70E740481C1C}">
+                          <a14:useLocalDpi xmlns:a14="http://schemas.microsoft.com/office/drawing/2010/main" val="0"/>
+                        </a:ext>
+                      </a:extLst>
+                    </a:blip>
+                    <a:stretch>
+                      <a:fillRect/>
+                    </a:stretch>
+                  </pic:blipFill>
+                  <pic:spPr>
+                    <a:xfrm>
+                      <a:off x="0" y="0"/>
+                      <a:ext cx="3612193" cy="152413"/>
+                    </a:xfrm>
+                    <a:prstGeom prst="roundRect">
+                      <a:avLst>
+                        <a:gd name="adj" fmla="val 16667"/>
+                      </a:avLst>
+                    </a:prstGeom>
+                    <a:ln>
+                      <a:noFill/>
+                    </a:ln>
+                    <a:effectLst>
+                      <a:outerShdw blurRad="76200" dist="38100" dir="7800000" algn="tl" rotWithShape="0">
+                        <a:srgbClr val="000000">
+                          <a:alpha val="40000"/>
+                        </a:srgbClr>
+                      </a:outerShdw>
+                    </a:effectLst>
+                    <a:scene3d>
+                      <a:camera prst="orthographicFront"/>
+                      <a:lightRig rig="contrasting" dir="t">
+                        <a:rot lat="0" lon="0" rev="4200000"/>
+                      </a:lightRig>
+                    </a:scene3d>
+                    <a:sp3d prstMaterial="plastic">
+                      <a:bevelT w="381000" h="114300" prst="relaxedInset"/>
+                      <a:contourClr>
+                        <a:srgbClr val="969696"/>
+                      </a:contourClr>
+                    </a:sp3d>
+                  </pic:spPr>
+                </pic:pic>
+              </a:graphicData>
+            </a:graphic>
+          </wp:anchor>
+        </w:drawing>
+      </w:r>
+      <w:r>
+        <w:rPr>
+          <w:rFonts w:ascii="Times New Roman" w:eastAsiaTheme="minorEastAsia" w:hAnsi="Times New Roman" w:cs="Times New Roman"/>
+          <w:sz w:val="32"/>
+          <w:szCs w:val="32"/>
+          <w:rtl/>
+          <w:lang w:bidi="he-IL"/>
+        </w:rPr>
+        <w:drawing>
+          <wp:anchor distT="0" distB="0" distL="114300" distR="114300" simplePos="0" relativeHeight="251669504" behindDoc="1" locked="0" layoutInCell="1" allowOverlap="1" wp14:anchorId="70C1A778" wp14:editId="67462813">
+            <wp:simplePos x="0" y="0"/>
+            <wp:positionH relativeFrom="column">
+              <wp:posOffset>491490</wp:posOffset>
+            </wp:positionH>
+            <wp:positionV relativeFrom="paragraph">
+              <wp:posOffset>314325</wp:posOffset>
+            </wp:positionV>
+            <wp:extent cx="5425440" cy="403860"/>
+            <wp:effectExtent l="133350" t="76200" r="80010" b="129540"/>
+            <wp:wrapTight wrapText="bothSides">
+              <wp:wrapPolygon edited="0">
+                <wp:start x="-76" y="-4075"/>
+                <wp:lineTo x="-531" y="-2038"/>
+                <wp:lineTo x="-531" y="21396"/>
+                <wp:lineTo x="-228" y="27509"/>
+                <wp:lineTo x="21539" y="27509"/>
+                <wp:lineTo x="21843" y="15283"/>
+                <wp:lineTo x="21843" y="14264"/>
+                <wp:lineTo x="21463" y="-1019"/>
+                <wp:lineTo x="21463" y="-4075"/>
+                <wp:lineTo x="-76" y="-4075"/>
+              </wp:wrapPolygon>
+            </wp:wrapTight>
+            <wp:docPr id="2114292683" name="Picture 1"/>
+            <wp:cNvGraphicFramePr>
+              <a:graphicFrameLocks xmlns:a="http://schemas.openxmlformats.org/drawingml/2006/main" noChangeAspect="1"/>
+            </wp:cNvGraphicFramePr>
+            <a:graphic xmlns:a="http://schemas.openxmlformats.org/drawingml/2006/main">
+              <a:graphicData uri="http://schemas.openxmlformats.org/drawingml/2006/picture">
+                <pic:pic xmlns:pic="http://schemas.openxmlformats.org/drawingml/2006/picture">
+                  <pic:nvPicPr>
+                    <pic:cNvPr id="2114292683" name=""/>
+                    <pic:cNvPicPr/>
+                  </pic:nvPicPr>
+                  <pic:blipFill>
+                    <a:blip r:embed="rId30">
+                      <a:extLst>
+                        <a:ext uri="{28A0092B-C50C-407E-A947-70E740481C1C}">
+                          <a14:useLocalDpi xmlns:a14="http://schemas.microsoft.com/office/drawing/2010/main" val="0"/>
+                        </a:ext>
+                      </a:extLst>
+                    </a:blip>
+                    <a:stretch>
+                      <a:fillRect/>
+                    </a:stretch>
+                  </pic:blipFill>
+                  <pic:spPr>
+                    <a:xfrm>
+                      <a:off x="0" y="0"/>
+                      <a:ext cx="5425440" cy="403860"/>
+                    </a:xfrm>
+                    <a:prstGeom prst="roundRect">
+                      <a:avLst>
+                        <a:gd name="adj" fmla="val 16667"/>
+                      </a:avLst>
+                    </a:prstGeom>
+                    <a:ln>
+                      <a:noFill/>
+                    </a:ln>
+                    <a:effectLst>
+                      <a:outerShdw blurRad="76200" dist="38100" dir="7800000" algn="tl" rotWithShape="0">
+                        <a:srgbClr val="000000">
+                          <a:alpha val="40000"/>
+                        </a:srgbClr>
+                      </a:outerShdw>
+                    </a:effectLst>
+                    <a:scene3d>
+                      <a:camera prst="orthographicFront"/>
+                      <a:lightRig rig="contrasting" dir="t">
+                        <a:rot lat="0" lon="0" rev="4200000"/>
+                      </a:lightRig>
+                    </a:scene3d>
+                    <a:sp3d prstMaterial="plastic">
+                      <a:bevelT w="381000" h="114300" prst="relaxedInset"/>
+                      <a:contourClr>
+                        <a:srgbClr val="969696"/>
+                      </a:contourClr>
+                    </a:sp3d>
+                  </pic:spPr>
+                </pic:pic>
+              </a:graphicData>
+            </a:graphic>
+          </wp:anchor>
+        </w:drawing>
+      </w:r>
+    </w:p>
+    <w:p>
+      <w:pPr>
+        <w:bidi/>
+        <w:rPr>
+          <w:rFonts w:ascii="Times New Roman" w:eastAsiaTheme="minorEastAsia" w:hAnsi="Times New Roman" w:cs="Times New Roman"/>
+          <w:sz w:val="32"/>
+          <w:szCs w:val="32"/>
+          <w:rtl/>
+          <w:lang w:bidi="he-IL"/>
+        </w:rPr>
+      </w:pPr>
+    </w:p>
+    <w:p>
+      <w:pPr>
+        <w:bidi/>
+        <w:rPr>
+          <w:rFonts w:ascii="Times New Roman" w:eastAsiaTheme="minorEastAsia" w:hAnsi="Times New Roman" w:cs="Times New Roman"/>
+          <w:sz w:val="32"/>
+          <w:szCs w:val="32"/>
+          <w:rtl/>
+          <w:lang w:bidi="he-IL"/>
+        </w:rPr>
+      </w:pPr>
+    </w:p>
+    <w:p>
+      <w:pPr>
+        <w:bidi/>
+        <w:rPr>
+          <w:rFonts w:ascii="Times New Roman" w:eastAsiaTheme="minorEastAsia" w:hAnsi="Times New Roman" w:cs="Times New Roman"/>
+          <w:sz w:val="32"/>
+          <w:szCs w:val="32"/>
+          <w:rtl/>
+          <w:lang w:bidi="he-IL"/>
+        </w:rPr>
+      </w:pPr>
+    </w:p>
+    <w:p>
+      <w:pPr>
+        <w:bidi/>
+        <w:rPr>
+          <w:rFonts w:ascii="Times New Roman" w:eastAsiaTheme="minorEastAsia" w:hAnsi="Times New Roman" w:cs="Times New Roman"/>
+          <w:sz w:val="32"/>
+          <w:szCs w:val="32"/>
+          <w:rtl/>
+          <w:lang w:bidi="he-IL"/>
+        </w:rPr>
+      </w:pPr>
+    </w:p>
+    <w:p>
+      <w:pPr>
+        <w:bidi/>
+        <w:rPr>
+          <w:rFonts w:ascii="Times New Roman" w:eastAsiaTheme="minorEastAsia" w:hAnsi="Times New Roman" w:cs="Times New Roman"/>
+          <w:sz w:val="32"/>
+          <w:szCs w:val="32"/>
+          <w:rtl/>
+          <w:lang w:bidi="he-IL"/>
+        </w:rPr>
+      </w:pPr>
+    </w:p>
+    <w:p>
+      <w:pPr>
+        <w:bidi/>
+        <w:rPr>
+          <w:rFonts w:ascii="Times New Roman" w:eastAsiaTheme="minorEastAsia" w:hAnsi="Times New Roman" w:cs="Times New Roman"/>
+          <w:sz w:val="32"/>
+          <w:szCs w:val="32"/>
+          <w:rtl/>
+          <w:lang w:bidi="he-IL"/>
+        </w:rPr>
+      </w:pPr>
+    </w:p>
+    <w:p>
+      <w:pPr>
+        <w:bidi/>
+        <w:rPr>
+          <w:rFonts w:ascii="Times New Roman" w:eastAsiaTheme="minorEastAsia" w:hAnsi="Times New Roman" w:cs="Times New Roman"/>
+          <w:sz w:val="32"/>
+          <w:szCs w:val="32"/>
+          <w:rtl/>
+          <w:lang w:bidi="he-IL"/>
+        </w:rPr>
+      </w:pPr>
+    </w:p>
+    <w:p>
+      <w:pPr>
+        <w:bidi/>
+        <w:rPr>
+          <w:rFonts w:ascii="Times New Roman" w:eastAsiaTheme="minorEastAsia" w:hAnsi="Times New Roman" w:cs="Times New Roman"/>
+          <w:b/>
+          <w:bCs/>
+          <w:i/>
+          <w:iCs/>
+          <w:sz w:val="32"/>
+          <w:szCs w:val="32"/>
+          <w:u w:val="single"/>
+          <w:rtl/>
+          <w:lang w:bidi="he-IL"/>
+        </w:rPr>
+      </w:pPr>
+      <w:r>
+        <w:rPr>
+          <w:rFonts w:ascii="Times New Roman" w:eastAsiaTheme="minorEastAsia" w:hAnsi="Times New Roman" w:cs="Times New Roman" w:hint="cs"/>
+          <w:b/>
+          <w:bCs/>
+          <w:i/>
+          <w:iCs/>
+          <w:sz w:val="32"/>
+          <w:szCs w:val="32"/>
+          <w:highlight w:val="yellow"/>
+          <w:u w:val="single"/>
+          <w:rtl/>
+          <w:lang w:bidi="he-IL"/>
+        </w:rPr>
+        <w:t>חלק ד:</w:t>
+      </w:r>
+    </w:p>
+    <w:p>
+      <w:pPr>
+        <w:bidi/>
+        <w:rPr>
+          <w:rFonts w:ascii="Times New Roman" w:eastAsiaTheme="minorEastAsia" w:hAnsi="Times New Roman" w:cs="Times New Roman"/>
+          <w:b/>
+          <w:bCs/>
+          <w:i/>
+          <w:iCs/>
+          <w:sz w:val="32"/>
+          <w:szCs w:val="32"/>
+          <w:u w:val="single"/>
+          <w:rtl/>
+          <w:lang w:bidi="he-IL"/>
+        </w:rPr>
+      </w:pPr>
+      <w:r>
+        <w:rPr>
+          <w:rFonts w:ascii="Times New Roman" w:eastAsiaTheme="minorEastAsia" w:hAnsi="Times New Roman" w:cs="Times New Roman"/>
+          <w:b/>
+          <w:bCs/>
+          <w:i/>
+          <w:iCs/>
+          <w:sz w:val="32"/>
+          <w:szCs w:val="32"/>
+          <w:u w:val="single"/>
+          <w:rtl/>
+          <w:lang w:bidi="he-IL"/>
+        </w:rPr>
+        <w:t xml:space="preserve"> </w:t>
+      </w:r>
+      <w:r>
+        <w:rPr>
+          <w:noProof/>
+        </w:rPr>
+        <w:drawing>
+          <wp:anchor distT="0" distB="0" distL="114300" distR="114300" simplePos="0" relativeHeight="251673600" behindDoc="1" locked="0" layoutInCell="1" allowOverlap="1" wp14:anchorId="58A1D98C" wp14:editId="723602D8">
+            <wp:simplePos x="0" y="0"/>
+            <wp:positionH relativeFrom="column">
+              <wp:posOffset>1642110</wp:posOffset>
+            </wp:positionH>
+            <wp:positionV relativeFrom="paragraph">
+              <wp:posOffset>755015</wp:posOffset>
+            </wp:positionV>
+            <wp:extent cx="4218940" cy="151765"/>
+            <wp:effectExtent l="133350" t="57150" r="48260" b="133985"/>
+            <wp:wrapTight wrapText="bothSides">
+              <wp:wrapPolygon edited="0">
+                <wp:start x="-488" y="-8134"/>
+                <wp:lineTo x="-683" y="21690"/>
+                <wp:lineTo x="-293" y="37958"/>
+                <wp:lineTo x="21554" y="37958"/>
+                <wp:lineTo x="21750" y="0"/>
+                <wp:lineTo x="21750" y="-8134"/>
+                <wp:lineTo x="-488" y="-8134"/>
+              </wp:wrapPolygon>
+            </wp:wrapTight>
+            <wp:docPr id="1603448544" name="Picture 1"/>
+            <wp:cNvGraphicFramePr>
+              <a:graphicFrameLocks xmlns:a="http://schemas.openxmlformats.org/drawingml/2006/main" noChangeAspect="1"/>
+            </wp:cNvGraphicFramePr>
+            <a:graphic xmlns:a="http://schemas.openxmlformats.org/drawingml/2006/main">
+              <a:graphicData uri="http://schemas.openxmlformats.org/drawingml/2006/picture">
+                <pic:pic xmlns:pic="http://schemas.openxmlformats.org/drawingml/2006/picture">
+                  <pic:nvPicPr>
+                    <pic:cNvPr id="1603448544" name=""/>
+                    <pic:cNvPicPr/>
+                  </pic:nvPicPr>
+                  <pic:blipFill>
+                    <a:blip r:embed="rId31">
+                      <a:extLst>
+                        <a:ext uri="{28A0092B-C50C-407E-A947-70E740481C1C}">
+                          <a14:useLocalDpi xmlns:a14="http://schemas.microsoft.com/office/drawing/2010/main" val="0"/>
+                        </a:ext>
+                      </a:extLst>
+                    </a:blip>
+                    <a:stretch>
+                      <a:fillRect/>
+                    </a:stretch>
+                  </pic:blipFill>
+                  <pic:spPr>
+                    <a:xfrm>
+                      <a:off x="0" y="0"/>
+                      <a:ext cx="4218940" cy="151765"/>
+                    </a:xfrm>
+                    <a:prstGeom prst="roundRect">
+                      <a:avLst>
+                        <a:gd name="adj" fmla="val 16667"/>
+                      </a:avLst>
+                    </a:prstGeom>
+                    <a:ln>
+                      <a:noFill/>
+                    </a:ln>
+                    <a:effectLst>
+                      <a:outerShdw blurRad="76200" dist="38100" dir="7800000" algn="tl" rotWithShape="0">
+                        <a:srgbClr val="000000">
+                          <a:alpha val="40000"/>
+                        </a:srgbClr>
+                      </a:outerShdw>
+                    </a:effectLst>
+                    <a:scene3d>
+                      <a:camera prst="orthographicFront"/>
+                      <a:lightRig rig="contrasting" dir="t">
+                        <a:rot lat="0" lon="0" rev="4200000"/>
+                      </a:lightRig>
+                    </a:scene3d>
+                    <a:sp3d prstMaterial="plastic">
+                      <a:bevelT w="381000" h="114300" prst="relaxedInset"/>
+                      <a:contourClr>
+                        <a:srgbClr val="969696"/>
+                      </a:contourClr>
+                    </a:sp3d>
+                  </pic:spPr>
+                </pic:pic>
+              </a:graphicData>
+            </a:graphic>
+          </wp:anchor>
+        </w:drawing>
+      </w:r>
+      <w:r>
+        <w:rPr>
+          <w:rFonts w:ascii="Times New Roman" w:eastAsiaTheme="minorEastAsia" w:hAnsi="Times New Roman" w:cs="Times New Roman"/>
+          <w:b/>
+          <w:bCs/>
+          <w:i/>
+          <w:iCs/>
+          <w:sz w:val="32"/>
+          <w:szCs w:val="32"/>
+          <w:u w:val="single"/>
+          <w:rtl/>
+          <w:lang w:bidi="he-IL"/>
+        </w:rPr>
+        <w:t xml:space="preserve"> </w:t>
+      </w:r>
+      <w:r>
+        <w:rPr>
+          <w:rFonts w:ascii="Times New Roman" w:eastAsiaTheme="minorEastAsia" w:hAnsi="Times New Roman" w:cs="Times New Roman"/>
+          <w:b/>
+          <w:bCs/>
+          <w:i/>
+          <w:iCs/>
+          <w:sz w:val="32"/>
+          <w:szCs w:val="32"/>
+          <w:u w:val="single"/>
+          <w:rtl/>
+          <w:lang w:bidi="he-IL"/>
+        </w:rPr>
+        <w:drawing>
+          <wp:anchor distT="0" distB="0" distL="114300" distR="114300" simplePos="0" relativeHeight="251672576" behindDoc="1" locked="0" layoutInCell="1" allowOverlap="1" wp14:anchorId="039B7E44" wp14:editId="768BF855">
+            <wp:simplePos x="0" y="0"/>
+            <wp:positionH relativeFrom="column">
+              <wp:posOffset>384810</wp:posOffset>
+            </wp:positionH>
+            <wp:positionV relativeFrom="paragraph">
+              <wp:posOffset>73025</wp:posOffset>
+            </wp:positionV>
+            <wp:extent cx="5479255" cy="320068"/>
+            <wp:effectExtent l="133350" t="76200" r="83820" b="137160"/>
+            <wp:wrapTight wrapText="bothSides">
+              <wp:wrapPolygon edited="0">
+                <wp:start x="-75" y="-5143"/>
+                <wp:lineTo x="-526" y="-2571"/>
+                <wp:lineTo x="-526" y="18000"/>
+                <wp:lineTo x="-225" y="29571"/>
+                <wp:lineTo x="21555" y="29571"/>
+                <wp:lineTo x="21855" y="18000"/>
+                <wp:lineTo x="21405" y="-1286"/>
+                <wp:lineTo x="21405" y="-5143"/>
+                <wp:lineTo x="-75" y="-5143"/>
+              </wp:wrapPolygon>
+            </wp:wrapTight>
+            <wp:docPr id="1753530573" name="Picture 1"/>
+            <wp:cNvGraphicFramePr>
+              <a:graphicFrameLocks xmlns:a="http://schemas.openxmlformats.org/drawingml/2006/main" noChangeAspect="1"/>
+            </wp:cNvGraphicFramePr>
+            <a:graphic xmlns:a="http://schemas.openxmlformats.org/drawingml/2006/main">
+              <a:graphicData uri="http://schemas.openxmlformats.org/drawingml/2006/picture">
+                <pic:pic xmlns:pic="http://schemas.openxmlformats.org/drawingml/2006/picture">
+                  <pic:nvPicPr>
+                    <pic:cNvPr id="1753530573" name=""/>
+                    <pic:cNvPicPr/>
+                  </pic:nvPicPr>
+                  <pic:blipFill>
+                    <a:blip r:embed="rId32">
+                      <a:extLst>
+                        <a:ext uri="{28A0092B-C50C-407E-A947-70E740481C1C}">
+                          <a14:useLocalDpi xmlns:a14="http://schemas.microsoft.com/office/drawing/2010/main" val="0"/>
+                        </a:ext>
+                      </a:extLst>
+                    </a:blip>
+                    <a:stretch>
+                      <a:fillRect/>
+                    </a:stretch>
+                  </pic:blipFill>
+                  <pic:spPr>
+                    <a:xfrm>
+                      <a:off x="0" y="0"/>
+                      <a:ext cx="5479255" cy="320068"/>
+                    </a:xfrm>
+                    <a:prstGeom prst="roundRect">
+                      <a:avLst>
+                        <a:gd name="adj" fmla="val 16667"/>
+                      </a:avLst>
+                    </a:prstGeom>
+                    <a:ln>
+                      <a:noFill/>
+                    </a:ln>
+                    <a:effectLst>
+                      <a:outerShdw blurRad="76200" dist="38100" dir="7800000" algn="tl" rotWithShape="0">
+                        <a:srgbClr val="000000">
+                          <a:alpha val="40000"/>
+                        </a:srgbClr>
+                      </a:outerShdw>
+                    </a:effectLst>
+                    <a:scene3d>
+                      <a:camera prst="orthographicFront"/>
+                      <a:lightRig rig="contrasting" dir="t">
+                        <a:rot lat="0" lon="0" rev="4200000"/>
+                      </a:lightRig>
+                    </a:scene3d>
+                    <a:sp3d prstMaterial="plastic">
+                      <a:bevelT w="381000" h="114300" prst="relaxedInset"/>
+                      <a:contourClr>
+                        <a:srgbClr val="969696"/>
+                      </a:contourClr>
+                    </a:sp3d>
+                  </pic:spPr>
+                </pic:pic>
+              </a:graphicData>
+            </a:graphic>
+          </wp:anchor>
+        </w:drawing>
+      </w:r>
+    </w:p>
+    <w:p>
+      <w:pPr>
+        <w:bidi/>
+        <w:rPr>
+          <w:rFonts w:ascii="Times New Roman" w:eastAsiaTheme="minorEastAsia" w:hAnsi="Times New Roman" w:cs="Times New Roman"/>
+          <w:b/>
+          <w:bCs/>
+          <w:i/>
+          <w:iCs/>
+          <w:sz w:val="32"/>
+          <w:szCs w:val="32"/>
+          <w:u w:val="single"/>
+          <w:rtl/>
+          <w:lang w:bidi="he-IL"/>
+        </w:rPr>
+      </w:pPr>
+      <w:r>
+        <w:rPr>
+          <w:rFonts w:ascii="Times New Roman" w:eastAsiaTheme="minorEastAsia" w:hAnsi="Times New Roman" w:cs="Times New Roman"/>
+          <w:b/>
+          <w:bCs/>
+          <w:i/>
+          <w:iCs/>
+          <w:sz w:val="32"/>
+          <w:szCs w:val="32"/>
+          <w:u w:val="single"/>
+          <w:rtl/>
+          <w:lang w:bidi="he-IL"/>
+        </w:rPr>
+        <w:drawing>
+          <wp:anchor distT="0" distB="0" distL="114300" distR="114300" simplePos="0" relativeHeight="251674624" behindDoc="1" locked="0" layoutInCell="1" allowOverlap="1" wp14:anchorId="1930A963" wp14:editId="79DF72E7">
+            <wp:simplePos x="0" y="0"/>
+            <wp:positionH relativeFrom="column">
+              <wp:posOffset>689610</wp:posOffset>
+            </wp:positionH>
+            <wp:positionV relativeFrom="paragraph">
+              <wp:posOffset>54610</wp:posOffset>
+            </wp:positionV>
+            <wp:extent cx="5212532" cy="144793"/>
+            <wp:effectExtent l="133350" t="57150" r="45720" b="140970"/>
+            <wp:wrapTight wrapText="bothSides">
+              <wp:wrapPolygon edited="0">
+                <wp:start x="-395" y="-8526"/>
+                <wp:lineTo x="-553" y="22737"/>
+                <wp:lineTo x="-237" y="39789"/>
+                <wp:lineTo x="21553" y="39789"/>
+                <wp:lineTo x="21711" y="0"/>
+                <wp:lineTo x="21711" y="-8526"/>
+                <wp:lineTo x="-395" y="-8526"/>
+              </wp:wrapPolygon>
+            </wp:wrapTight>
+            <wp:docPr id="378068302" name="Picture 1"/>
+            <wp:cNvGraphicFramePr>
+              <a:graphicFrameLocks xmlns:a="http://schemas.openxmlformats.org/drawingml/2006/main" noChangeAspect="1"/>
+            </wp:cNvGraphicFramePr>
+            <a:graphic xmlns:a="http://schemas.openxmlformats.org/drawingml/2006/main">
+              <a:graphicData uri="http://schemas.openxmlformats.org/drawingml/2006/picture">
+                <pic:pic xmlns:pic="http://schemas.openxmlformats.org/drawingml/2006/picture">
+                  <pic:nvPicPr>
+                    <pic:cNvPr id="378068302" name=""/>
+                    <pic:cNvPicPr/>
+                  </pic:nvPicPr>
+                  <pic:blipFill>
+                    <a:blip r:embed="rId33">
+                      <a:extLst>
+                        <a:ext uri="{28A0092B-C50C-407E-A947-70E740481C1C}">
+                          <a14:useLocalDpi xmlns:a14="http://schemas.microsoft.com/office/drawing/2010/main" val="0"/>
+                        </a:ext>
+                      </a:extLst>
+                    </a:blip>
+                    <a:stretch>
+                      <a:fillRect/>
+                    </a:stretch>
+                  </pic:blipFill>
+                  <pic:spPr>
+                    <a:xfrm>
+                      <a:off x="0" y="0"/>
+                      <a:ext cx="5212532" cy="144793"/>
+                    </a:xfrm>
+                    <a:prstGeom prst="roundRect">
+                      <a:avLst>
+                        <a:gd name="adj" fmla="val 16667"/>
+                      </a:avLst>
+                    </a:prstGeom>
+                    <a:ln>
+                      <a:noFill/>
+                    </a:ln>
+                    <a:effectLst>
+                      <a:outerShdw blurRad="76200" dist="38100" dir="7800000" algn="tl" rotWithShape="0">
+                        <a:srgbClr val="000000">
+                          <a:alpha val="40000"/>
+                        </a:srgbClr>
+                      </a:outerShdw>
+                    </a:effectLst>
+                    <a:scene3d>
+                      <a:camera prst="orthographicFront"/>
+                      <a:lightRig rig="contrasting" dir="t">
+                        <a:rot lat="0" lon="0" rev="4200000"/>
+                      </a:lightRig>
+                    </a:scene3d>
+                    <a:sp3d prstMaterial="plastic">
+                      <a:bevelT w="381000" h="114300" prst="relaxedInset"/>
+                      <a:contourClr>
+                        <a:srgbClr val="969696"/>
+                      </a:contourClr>
+                    </a:sp3d>
+                  </pic:spPr>
+                </pic:pic>
+              </a:graphicData>
+            </a:graphic>
+          </wp:anchor>
+        </w:drawing>
+      </w:r>
+    </w:p>
+    <w:p>
+      <w:pPr>
+        <w:bidi/>
+        <w:rPr>
+          <w:rFonts w:ascii="Times New Roman" w:eastAsiaTheme="minorEastAsia" w:hAnsi="Times New Roman" w:cs="Times New Roman"/>
+          <w:b/>
+          <w:bCs/>
+          <w:i/>
+          <w:iCs/>
+          <w:sz w:val="32"/>
+          <w:szCs w:val="32"/>
+          <w:u w:val="single"/>
+          <w:lang w:bidi="he-IL"/>
+        </w:rPr>
+      </w:pPr>
+    </w:p>
+    <w:p>
+      <w:pPr>
+        <w:bidi/>
+        <w:rPr>
+          <w:rFonts w:ascii="Times New Roman" w:eastAsiaTheme="minorEastAsia" w:hAnsi="Times New Roman" w:cs="Times New Roman"/>
+          <w:b/>
+          <w:bCs/>
+          <w:i/>
+          <w:iCs/>
+          <w:sz w:val="32"/>
+          <w:szCs w:val="32"/>
+          <w:highlight w:val="yellow"/>
+          <w:u w:val="single"/>
+          <w:lang w:bidi="he-IL"/>
+        </w:rPr>
+      </w:pPr>
+      <w:r>
+        <w:rPr>
+          <w:rFonts w:ascii="Times New Roman" w:eastAsiaTheme="minorEastAsia" w:hAnsi="Times New Roman" w:cs="Times New Roman"/>
+          <w:b/>
+          <w:bCs/>
+          <w:i/>
+          <w:iCs/>
+          <w:sz w:val="32"/>
+          <w:szCs w:val="32"/>
+          <w:u w:val="single"/>
+          <w:rtl/>
+          <w:lang w:bidi="he-IL"/>
+        </w:rPr>
+        <w:drawing>
+          <wp:anchor distT="0" distB="0" distL="114300" distR="114300" simplePos="0" relativeHeight="251676672" behindDoc="1" locked="0" layoutInCell="1" allowOverlap="1" wp14:anchorId="71B41787" wp14:editId="3E68A31E">
+            <wp:simplePos x="0" y="0"/>
+            <wp:positionH relativeFrom="column">
+              <wp:posOffset>1943100</wp:posOffset>
+            </wp:positionH>
+            <wp:positionV relativeFrom="paragraph">
+              <wp:posOffset>737870</wp:posOffset>
+            </wp:positionV>
+            <wp:extent cx="4000847" cy="144793"/>
+            <wp:effectExtent l="133350" t="57150" r="38100" b="140970"/>
+            <wp:wrapTight wrapText="bothSides">
+              <wp:wrapPolygon edited="0">
+                <wp:start x="-514" y="-8526"/>
+                <wp:lineTo x="-720" y="22737"/>
+                <wp:lineTo x="-309" y="39789"/>
+                <wp:lineTo x="21497" y="39789"/>
+                <wp:lineTo x="21703" y="0"/>
+                <wp:lineTo x="21703" y="-8526"/>
+                <wp:lineTo x="-514" y="-8526"/>
+              </wp:wrapPolygon>
+            </wp:wrapTight>
+            <wp:docPr id="309623800" name="Picture 1"/>
+            <wp:cNvGraphicFramePr>
+              <a:graphicFrameLocks xmlns:a="http://schemas.openxmlformats.org/drawingml/2006/main" noChangeAspect="1"/>
+            </wp:cNvGraphicFramePr>
+            <a:graphic xmlns:a="http://schemas.openxmlformats.org/drawingml/2006/main">
+              <a:graphicData uri="http://schemas.openxmlformats.org/drawingml/2006/picture">
+                <pic:pic xmlns:pic="http://schemas.openxmlformats.org/drawingml/2006/picture">
+                  <pic:nvPicPr>
+                    <pic:cNvPr id="309623800" name=""/>
+                    <pic:cNvPicPr/>
+                  </pic:nvPicPr>
+                  <pic:blipFill>
+                    <a:blip r:embed="rId34">
+                      <a:extLst>
+                        <a:ext uri="{28A0092B-C50C-407E-A947-70E740481C1C}">
+                          <a14:useLocalDpi xmlns:a14="http://schemas.microsoft.com/office/drawing/2010/main" val="0"/>
+                        </a:ext>
+                      </a:extLst>
+                    </a:blip>
+                    <a:stretch>
+                      <a:fillRect/>
+                    </a:stretch>
+                  </pic:blipFill>
+                  <pic:spPr>
+                    <a:xfrm>
+                      <a:off x="0" y="0"/>
+                      <a:ext cx="4000847" cy="144793"/>
+                    </a:xfrm>
+                    <a:prstGeom prst="roundRect">
+                      <a:avLst>
+                        <a:gd name="adj" fmla="val 16667"/>
+                      </a:avLst>
+                    </a:prstGeom>
+                    <a:ln>
+                      <a:noFill/>
+                    </a:ln>
+                    <a:effectLst>
+                      <a:outerShdw blurRad="76200" dist="38100" dir="7800000" algn="tl" rotWithShape="0">
+                        <a:srgbClr val="000000">
+                          <a:alpha val="40000"/>
+                        </a:srgbClr>
+                      </a:outerShdw>
+                    </a:effectLst>
+                    <a:scene3d>
+                      <a:camera prst="orthographicFront"/>
+                      <a:lightRig rig="contrasting" dir="t">
+                        <a:rot lat="0" lon="0" rev="4200000"/>
+                      </a:lightRig>
+                    </a:scene3d>
+                    <a:sp3d prstMaterial="plastic">
+                      <a:bevelT w="381000" h="114300" prst="relaxedInset"/>
+                      <a:contourClr>
+                        <a:srgbClr val="969696"/>
+                      </a:contourClr>
+                    </a:sp3d>
+                  </pic:spPr>
+                </pic:pic>
+              </a:graphicData>
+            </a:graphic>
+          </wp:anchor>
+        </w:drawing>
+      </w:r>
+      <w:r>
+        <w:rPr>
+          <w:rFonts w:ascii="Times New Roman" w:eastAsiaTheme="minorEastAsia" w:hAnsi="Times New Roman" w:cs="Times New Roman"/>
+          <w:b/>
+          <w:bCs/>
+          <w:i/>
+          <w:iCs/>
+          <w:sz w:val="32"/>
+          <w:szCs w:val="32"/>
+          <w:u w:val="single"/>
+          <w:rtl/>
+          <w:lang w:bidi="he-IL"/>
+        </w:rPr>
+        <w:t xml:space="preserve"> </w:t>
+      </w:r>
+      <w:r>
+        <w:rPr>
+          <w:rFonts w:ascii="Times New Roman" w:eastAsiaTheme="minorEastAsia" w:hAnsi="Times New Roman" w:cs="Times New Roman"/>
+          <w:b/>
+          <w:bCs/>
+          <w:i/>
+          <w:iCs/>
+          <w:sz w:val="32"/>
+          <w:szCs w:val="32"/>
+          <w:u w:val="single"/>
+          <w:rtl/>
+          <w:lang w:bidi="he-IL"/>
+        </w:rPr>
+        <w:drawing>
+          <wp:anchor distT="0" distB="0" distL="114300" distR="114300" simplePos="0" relativeHeight="251675648" behindDoc="1" locked="0" layoutInCell="1" allowOverlap="1" wp14:anchorId="251E6D41" wp14:editId="7B51BF1D">
+            <wp:simplePos x="0" y="0"/>
+            <wp:positionH relativeFrom="column">
+              <wp:posOffset>361950</wp:posOffset>
+            </wp:positionH>
+            <wp:positionV relativeFrom="paragraph">
+              <wp:posOffset>74930</wp:posOffset>
+            </wp:positionV>
+            <wp:extent cx="5502117" cy="289585"/>
+            <wp:effectExtent l="133350" t="76200" r="80010" b="129540"/>
+            <wp:wrapTight wrapText="bothSides">
+              <wp:wrapPolygon edited="0">
+                <wp:start x="-75" y="-5684"/>
+                <wp:lineTo x="-524" y="-2842"/>
+                <wp:lineTo x="-524" y="19895"/>
+                <wp:lineTo x="-299" y="29842"/>
+                <wp:lineTo x="21615" y="29842"/>
+                <wp:lineTo x="21839" y="19895"/>
+                <wp:lineTo x="21391" y="-1421"/>
+                <wp:lineTo x="21391" y="-5684"/>
+                <wp:lineTo x="-75" y="-5684"/>
+              </wp:wrapPolygon>
+            </wp:wrapTight>
+            <wp:docPr id="1014502273" name="Picture 1"/>
+            <wp:cNvGraphicFramePr>
+              <a:graphicFrameLocks xmlns:a="http://schemas.openxmlformats.org/drawingml/2006/main" noChangeAspect="1"/>
+            </wp:cNvGraphicFramePr>
+            <a:graphic xmlns:a="http://schemas.openxmlformats.org/drawingml/2006/main">
+              <a:graphicData uri="http://schemas.openxmlformats.org/drawingml/2006/picture">
+                <pic:pic xmlns:pic="http://schemas.openxmlformats.org/drawingml/2006/picture">
+                  <pic:nvPicPr>
+                    <pic:cNvPr id="1014502273" name=""/>
+                    <pic:cNvPicPr/>
+                  </pic:nvPicPr>
+                  <pic:blipFill>
+                    <a:blip r:embed="rId35">
+                      <a:extLst>
+                        <a:ext uri="{28A0092B-C50C-407E-A947-70E740481C1C}">
+                          <a14:useLocalDpi xmlns:a14="http://schemas.microsoft.com/office/drawing/2010/main" val="0"/>
+                        </a:ext>
+                      </a:extLst>
+                    </a:blip>
+                    <a:stretch>
+                      <a:fillRect/>
+                    </a:stretch>
+                  </pic:blipFill>
+                  <pic:spPr>
+                    <a:xfrm>
+                      <a:off x="0" y="0"/>
+                      <a:ext cx="5502117" cy="289585"/>
+                    </a:xfrm>
+                    <a:prstGeom prst="roundRect">
+                      <a:avLst>
+                        <a:gd name="adj" fmla="val 16667"/>
+                      </a:avLst>
+                    </a:prstGeom>
+                    <a:ln>
+                      <a:noFill/>
+                    </a:ln>
+                    <a:effectLst>
+                      <a:outerShdw blurRad="76200" dist="38100" dir="7800000" algn="tl" rotWithShape="0">
+                        <a:srgbClr val="000000">
+                          <a:alpha val="40000"/>
+                        </a:srgbClr>
+                      </a:outerShdw>
+                    </a:effectLst>
+                    <a:scene3d>
+                      <a:camera prst="orthographicFront"/>
+                      <a:lightRig rig="contrasting" dir="t">
+                        <a:rot lat="0" lon="0" rev="4200000"/>
+                      </a:lightRig>
+                    </a:scene3d>
+                    <a:sp3d prstMaterial="plastic">
+                      <a:bevelT w="381000" h="114300" prst="relaxedInset"/>
+                      <a:contourClr>
+                        <a:srgbClr val="969696"/>
+                      </a:contourClr>
+                    </a:sp3d>
+                  </pic:spPr>
+                </pic:pic>
+              </a:graphicData>
+            </a:graphic>
+          </wp:anchor>
+        </w:drawing>
+      </w:r>
+    </w:p>
+    <w:p>
+      <w:pPr>
+        <w:bidi/>
+        <w:rPr>
+          <w:rFonts w:ascii="Times New Roman" w:eastAsiaTheme="minorEastAsia" w:hAnsi="Times New Roman" w:cs="Times New Roman"/>
+          <w:b/>
+          <w:bCs/>
+          <w:i/>
+          <w:iCs/>
+          <w:sz w:val="32"/>
+          <w:szCs w:val="32"/>
+          <w:highlight w:val="yellow"/>
+          <w:u w:val="single"/>
+          <w:lang w:bidi="he-IL"/>
+        </w:rPr>
+      </w:pPr>
+      <w:r>
+        <w:rPr>
+          <w:rFonts w:ascii="Times New Roman" w:eastAsiaTheme="minorEastAsia" w:hAnsi="Times New Roman" w:cs="Times New Roman"/>
+          <w:b/>
+          <w:bCs/>
+          <w:i/>
+          <w:iCs/>
+          <w:sz w:val="32"/>
+          <w:szCs w:val="32"/>
+          <w:u w:val="single"/>
+          <w:rtl/>
+          <w:lang w:bidi="he-IL"/>
+        </w:rPr>
+        <w:drawing>
+          <wp:anchor distT="0" distB="0" distL="114300" distR="114300" simplePos="0" relativeHeight="251677696" behindDoc="1" locked="0" layoutInCell="1" allowOverlap="1" wp14:anchorId="2CAFBF9E" wp14:editId="07015A35">
+            <wp:simplePos x="0" y="0"/>
+            <wp:positionH relativeFrom="column">
+              <wp:posOffset>266700</wp:posOffset>
+            </wp:positionH>
+            <wp:positionV relativeFrom="paragraph">
+              <wp:posOffset>1270</wp:posOffset>
+            </wp:positionV>
+            <wp:extent cx="5677392" cy="647756"/>
+            <wp:effectExtent l="133350" t="57150" r="76200" b="133350"/>
+            <wp:wrapTight wrapText="bothSides">
+              <wp:wrapPolygon edited="0">
+                <wp:start x="-145" y="-1906"/>
+                <wp:lineTo x="-507" y="-635"/>
+                <wp:lineTo x="-507" y="19694"/>
+                <wp:lineTo x="0" y="25412"/>
+                <wp:lineTo x="21310" y="25412"/>
+                <wp:lineTo x="21383" y="24141"/>
+                <wp:lineTo x="21817" y="20329"/>
+                <wp:lineTo x="21817" y="9529"/>
+                <wp:lineTo x="21455" y="0"/>
+                <wp:lineTo x="21455" y="-1906"/>
+                <wp:lineTo x="-145" y="-1906"/>
+              </wp:wrapPolygon>
+            </wp:wrapTight>
+            <wp:docPr id="2103238220" name="Picture 1"/>
+            <wp:cNvGraphicFramePr>
+              <a:graphicFrameLocks xmlns:a="http://schemas.openxmlformats.org/drawingml/2006/main" noChangeAspect="1"/>
+            </wp:cNvGraphicFramePr>
+            <a:graphic xmlns:a="http://schemas.openxmlformats.org/drawingml/2006/main">
+              <a:graphicData uri="http://schemas.openxmlformats.org/drawingml/2006/picture">
+                <pic:pic xmlns:pic="http://schemas.openxmlformats.org/drawingml/2006/picture">
+                  <pic:nvPicPr>
+                    <pic:cNvPr id="2103238220" name=""/>
+                    <pic:cNvPicPr/>
+                  </pic:nvPicPr>
+                  <pic:blipFill>
+                    <a:blip r:embed="rId36">
+                      <a:extLst>
+                        <a:ext uri="{28A0092B-C50C-407E-A947-70E740481C1C}">
+                          <a14:useLocalDpi xmlns:a14="http://schemas.microsoft.com/office/drawing/2010/main" val="0"/>
+                        </a:ext>
+                      </a:extLst>
+                    </a:blip>
+                    <a:stretch>
+                      <a:fillRect/>
+                    </a:stretch>
+                  </pic:blipFill>
+                  <pic:spPr>
+                    <a:xfrm>
+                      <a:off x="0" y="0"/>
+                      <a:ext cx="5677392" cy="647756"/>
+                    </a:xfrm>
+                    <a:prstGeom prst="roundRect">
+                      <a:avLst>
+                        <a:gd name="adj" fmla="val 16667"/>
+                      </a:avLst>
+                    </a:prstGeom>
+                    <a:ln>
+                      <a:noFill/>
+                    </a:ln>
+                    <a:effectLst>
+                      <a:outerShdw blurRad="76200" dist="38100" dir="7800000" algn="tl" rotWithShape="0">
+                        <a:srgbClr val="000000">
+                          <a:alpha val="40000"/>
+                        </a:srgbClr>
+                      </a:outerShdw>
+                    </a:effectLst>
+                    <a:scene3d>
+                      <a:camera prst="orthographicFront"/>
+                      <a:lightRig rig="contrasting" dir="t">
+                        <a:rot lat="0" lon="0" rev="4200000"/>
+                      </a:lightRig>
+                    </a:scene3d>
+                    <a:sp3d prstMaterial="plastic">
+                      <a:bevelT w="381000" h="114300" prst="relaxedInset"/>
+                      <a:contourClr>
+                        <a:srgbClr val="969696"/>
+                      </a:contourClr>
+                    </a:sp3d>
+                  </pic:spPr>
+                </pic:pic>
+              </a:graphicData>
+            </a:graphic>
+          </wp:anchor>
+        </w:drawing>
+      </w:r>
+    </w:p>
+    <w:p>
+      <w:pPr>
+        <w:bidi/>
+        <w:rPr>
+          <w:rFonts w:ascii="Times New Roman" w:eastAsiaTheme="minorEastAsia" w:hAnsi="Times New Roman" w:cs="Times New Roman"/>
+          <w:b/>
+          <w:bCs/>
+          <w:i/>
+          <w:iCs/>
+          <w:sz w:val="32"/>
+          <w:szCs w:val="32"/>
+          <w:highlight w:val="yellow"/>
+          <w:u w:val="single"/>
+          <w:lang w:bidi="he-IL"/>
+        </w:rPr>
+      </w:pPr>
+    </w:p>
+    <w:p>
+      <w:pPr>
+        <w:bidi/>
+        <w:rPr>
+          <w:rFonts w:ascii="Times New Roman" w:eastAsiaTheme="minorEastAsia" w:hAnsi="Times New Roman" w:cs="Times New Roman"/>
+          <w:b/>
+          <w:bCs/>
+          <w:i/>
+          <w:iCs/>
+          <w:sz w:val="32"/>
+          <w:szCs w:val="32"/>
+          <w:u w:val="single"/>
+          <w:rtl/>
+          <w:lang w:bidi="he-IL"/>
+        </w:rPr>
+      </w:pPr>
+      <w:r>
+        <w:rPr>
+          <w:rFonts w:ascii="Times New Roman" w:eastAsiaTheme="minorEastAsia" w:hAnsi="Times New Roman" w:cs="Times New Roman" w:hint="cs"/>
+          <w:b/>
+          <w:bCs/>
+          <w:i/>
+          <w:iCs/>
+          <w:sz w:val="32"/>
+          <w:szCs w:val="32"/>
+          <w:highlight w:val="yellow"/>
+          <w:u w:val="single"/>
+          <w:rtl/>
+          <w:lang w:bidi="he-IL"/>
+        </w:rPr>
+        <w:t xml:space="preserve">חלק </w:t>
+      </w:r>
+      <w:r>
+        <w:rPr>
+          <w:rFonts w:ascii="Times New Roman" w:eastAsiaTheme="minorEastAsia" w:hAnsi="Times New Roman" w:cs="Times New Roman" w:hint="cs"/>
+          <w:b/>
+          <w:bCs/>
+          <w:i/>
+          <w:iCs/>
+          <w:sz w:val="32"/>
+          <w:szCs w:val="32"/>
+          <w:highlight w:val="yellow"/>
+          <w:u w:val="single"/>
+          <w:rtl/>
+          <w:lang w:bidi="he-IL"/>
+        </w:rPr>
+        <w:t>ה</w:t>
+      </w:r>
+      <w:r>
+        <w:rPr>
+          <w:rFonts w:ascii="Times New Roman" w:eastAsiaTheme="minorEastAsia" w:hAnsi="Times New Roman" w:cs="Times New Roman" w:hint="cs"/>
+          <w:b/>
+          <w:bCs/>
+          <w:i/>
+          <w:iCs/>
+          <w:sz w:val="32"/>
+          <w:szCs w:val="32"/>
+          <w:highlight w:val="yellow"/>
+          <w:u w:val="single"/>
+          <w:rtl/>
+          <w:lang w:bidi="he-IL"/>
+        </w:rPr>
+        <w:t>:</w:t>
+      </w:r>
+    </w:p>
+    <w:p>
+      <w:pPr>
+        <w:bidi/>
+        <w:rPr>
+          <w:rFonts w:ascii="Times New Roman" w:eastAsiaTheme="minorEastAsia" w:hAnsi="Times New Roman" w:cs="Times New Roman"/>
+          <w:b/>
+          <w:bCs/>
+          <w:i/>
+          <w:iCs/>
+          <w:sz w:val="32"/>
+          <w:szCs w:val="32"/>
+          <w:u w:val="single"/>
+          <w:rtl/>
+          <w:lang w:bidi="he-IL"/>
+        </w:rPr>
+      </w:pPr>
+    </w:p>
+    <w:p>
+      <w:pPr>
+        <w:bidi/>
+        <w:rPr>
+          <w:rFonts w:ascii="Times New Roman" w:eastAsiaTheme="minorEastAsia" w:hAnsi="Times New Roman" w:cs="Times New Roman"/>
+          <w:b/>
+          <w:bCs/>
+          <w:i/>
+          <w:iCs/>
+          <w:sz w:val="32"/>
+          <w:szCs w:val="32"/>
+          <w:u w:val="single"/>
+          <w:rtl/>
+          <w:lang w:bidi="he-IL"/>
+        </w:rPr>
+      </w:pPr>
+      <w:r>
+        <w:rPr>
+          <w:rFonts w:ascii="Times New Roman" w:eastAsiaTheme="minorEastAsia" w:hAnsi="Times New Roman" w:cs="Times New Roman" w:hint="cs"/>
+          <w:b/>
+          <w:bCs/>
+          <w:i/>
+          <w:iCs/>
+          <w:sz w:val="32"/>
+          <w:szCs w:val="32"/>
+          <w:highlight w:val="yellow"/>
+          <w:u w:val="single"/>
+          <w:rtl/>
+          <w:lang w:bidi="he-IL"/>
+        </w:rPr>
+        <w:t xml:space="preserve">חלק </w:t>
+      </w:r>
+      <w:r>
+        <w:rPr>
+          <w:rFonts w:ascii="Times New Roman" w:eastAsiaTheme="minorEastAsia" w:hAnsi="Times New Roman" w:cs="Times New Roman" w:hint="cs"/>
+          <w:b/>
+          <w:bCs/>
+          <w:i/>
+          <w:iCs/>
+          <w:sz w:val="32"/>
+          <w:szCs w:val="32"/>
+          <w:highlight w:val="yellow"/>
+          <w:u w:val="single"/>
+          <w:rtl/>
+          <w:lang w:bidi="he-IL"/>
+        </w:rPr>
+        <w:t>ו</w:t>
+      </w:r>
+      <w:r>
+        <w:rPr>
+          <w:rFonts w:ascii="Times New Roman" w:eastAsiaTheme="minorEastAsia" w:hAnsi="Times New Roman" w:cs="Times New Roman" w:hint="cs"/>
+          <w:b/>
+          <w:bCs/>
+          <w:i/>
+          <w:iCs/>
+          <w:sz w:val="32"/>
+          <w:szCs w:val="32"/>
+          <w:highlight w:val="yellow"/>
+          <w:u w:val="single"/>
+          <w:rtl/>
+          <w:lang w:bidi="he-IL"/>
+        </w:rPr>
+        <w:t>:</w:t>
+      </w:r>
+    </w:p>
+    <w:p>
+      <w:pPr>
+        <w:bidi/>
+        <w:rPr>
+          <w:rFonts w:ascii="Times New Roman" w:eastAsiaTheme="minorEastAsia" w:hAnsi="Times New Roman" w:cs="Times New Roman"/>
+          <w:b/>
+          <w:bCs/>
+          <w:i/>
+          <w:iCs/>
+          <w:sz w:val="32"/>
+          <w:szCs w:val="32"/>
+          <w:u w:val="single"/>
+          <w:rtl/>
+          <w:lang w:bidi="he-IL"/>
+        </w:rPr>
+      </w:pPr>
+      <w:r>
+        <w:rPr>
+          <w:rFonts w:ascii="Times New Roman" w:eastAsiaTheme="minorEastAsia" w:hAnsi="Times New Roman" w:cs="Times New Roman"/>
+          <w:b/>
+          <w:bCs/>
+          <w:i/>
+          <w:iCs/>
+          <w:sz w:val="32"/>
+          <w:szCs w:val="32"/>
+          <w:u w:val="single"/>
+          <w:rtl/>
+          <w:lang w:bidi="he-IL"/>
+        </w:rPr>
+        <w:lastRenderedPageBreak/>
+        <w:drawing>
+          <wp:anchor distT="0" distB="0" distL="114300" distR="114300" simplePos="0" relativeHeight="251679744" behindDoc="1" locked="0" layoutInCell="1" allowOverlap="1" wp14:anchorId="5DA91ABC" wp14:editId="4C341912">
+            <wp:simplePos x="0" y="0"/>
+            <wp:positionH relativeFrom="column">
+              <wp:posOffset>2114550</wp:posOffset>
+            </wp:positionH>
+            <wp:positionV relativeFrom="paragraph">
+              <wp:posOffset>558165</wp:posOffset>
+            </wp:positionV>
+            <wp:extent cx="3764606" cy="236240"/>
+            <wp:effectExtent l="133350" t="76200" r="64770" b="125730"/>
+            <wp:wrapTight wrapText="bothSides">
+              <wp:wrapPolygon edited="0">
+                <wp:start x="-219" y="-6968"/>
+                <wp:lineTo x="-765" y="-3484"/>
+                <wp:lineTo x="-656" y="26129"/>
+                <wp:lineTo x="-437" y="31355"/>
+                <wp:lineTo x="21644" y="31355"/>
+                <wp:lineTo x="21862" y="24387"/>
+                <wp:lineTo x="21534" y="-1742"/>
+                <wp:lineTo x="21534" y="-6968"/>
+                <wp:lineTo x="-219" y="-6968"/>
+              </wp:wrapPolygon>
+            </wp:wrapTight>
+            <wp:docPr id="1687205817" name="Picture 1"/>
+            <wp:cNvGraphicFramePr>
+              <a:graphicFrameLocks xmlns:a="http://schemas.openxmlformats.org/drawingml/2006/main" noChangeAspect="1"/>
+            </wp:cNvGraphicFramePr>
+            <a:graphic xmlns:a="http://schemas.openxmlformats.org/drawingml/2006/main">
+              <a:graphicData uri="http://schemas.openxmlformats.org/drawingml/2006/picture">
+                <pic:pic xmlns:pic="http://schemas.openxmlformats.org/drawingml/2006/picture">
+                  <pic:nvPicPr>
+                    <pic:cNvPr id="1687205817" name=""/>
+                    <pic:cNvPicPr/>
+                  </pic:nvPicPr>
+                  <pic:blipFill>
+                    <a:blip r:embed="rId37">
+                      <a:extLst>
+                        <a:ext uri="{28A0092B-C50C-407E-A947-70E740481C1C}">
+                          <a14:useLocalDpi xmlns:a14="http://schemas.microsoft.com/office/drawing/2010/main" val="0"/>
+                        </a:ext>
+                      </a:extLst>
+                    </a:blip>
+                    <a:stretch>
+                      <a:fillRect/>
+                    </a:stretch>
+                  </pic:blipFill>
+                  <pic:spPr>
+                    <a:xfrm>
+                      <a:off x="0" y="0"/>
+                      <a:ext cx="3764606" cy="236240"/>
+                    </a:xfrm>
+                    <a:prstGeom prst="roundRect">
+                      <a:avLst>
+                        <a:gd name="adj" fmla="val 16667"/>
+                      </a:avLst>
+                    </a:prstGeom>
+                    <a:ln>
+                      <a:noFill/>
+                    </a:ln>
+                    <a:effectLst>
+                      <a:outerShdw blurRad="76200" dist="38100" dir="7800000" algn="tl" rotWithShape="0">
+                        <a:srgbClr val="000000">
+                          <a:alpha val="40000"/>
+                        </a:srgbClr>
+                      </a:outerShdw>
+                    </a:effectLst>
+                    <a:scene3d>
+                      <a:camera prst="orthographicFront"/>
+                      <a:lightRig rig="contrasting" dir="t">
+                        <a:rot lat="0" lon="0" rev="4200000"/>
+                      </a:lightRig>
+                    </a:scene3d>
+                    <a:sp3d prstMaterial="plastic">
+                      <a:bevelT w="381000" h="114300" prst="relaxedInset"/>
+                      <a:contourClr>
+                        <a:srgbClr val="969696"/>
+                      </a:contourClr>
+                    </a:sp3d>
+                  </pic:spPr>
+                </pic:pic>
+              </a:graphicData>
+            </a:graphic>
+          </wp:anchor>
+        </w:drawing>
+      </w:r>
+      <w:r>
+        <w:rPr>
+          <w:rFonts w:ascii="Times New Roman" w:eastAsiaTheme="minorEastAsia" w:hAnsi="Times New Roman" w:cs="Times New Roman"/>
+          <w:b/>
+          <w:bCs/>
+          <w:i/>
+          <w:iCs/>
+          <w:sz w:val="32"/>
+          <w:szCs w:val="32"/>
+          <w:u w:val="single"/>
+          <w:rtl/>
+          <w:lang w:bidi="he-IL"/>
+        </w:rPr>
+        <w:t xml:space="preserve"> </w:t>
+      </w:r>
+      <w:r>
+        <w:rPr>
+          <w:rFonts w:ascii="Times New Roman" w:eastAsiaTheme="minorEastAsia" w:hAnsi="Times New Roman" w:cs="Times New Roman"/>
+          <w:b/>
+          <w:bCs/>
+          <w:i/>
+          <w:iCs/>
+          <w:sz w:val="32"/>
+          <w:szCs w:val="32"/>
+          <w:u w:val="single"/>
+          <w:rtl/>
+          <w:lang w:bidi="he-IL"/>
+        </w:rPr>
+        <w:drawing>
+          <wp:anchor distT="0" distB="0" distL="114300" distR="114300" simplePos="0" relativeHeight="251678720" behindDoc="1" locked="0" layoutInCell="1" allowOverlap="1" wp14:anchorId="2444F9EC" wp14:editId="614DFB56">
+            <wp:simplePos x="0" y="0"/>
+            <wp:positionH relativeFrom="column">
+              <wp:posOffset>304800</wp:posOffset>
+            </wp:positionH>
+            <wp:positionV relativeFrom="paragraph">
+              <wp:posOffset>1905</wp:posOffset>
+            </wp:positionV>
+            <wp:extent cx="5631668" cy="312447"/>
+            <wp:effectExtent l="133350" t="76200" r="83820" b="125730"/>
+            <wp:wrapTight wrapText="bothSides">
+              <wp:wrapPolygon edited="0">
+                <wp:start x="-73" y="-5268"/>
+                <wp:lineTo x="-512" y="-2634"/>
+                <wp:lineTo x="-512" y="18439"/>
+                <wp:lineTo x="-292" y="28976"/>
+                <wp:lineTo x="21629" y="28976"/>
+                <wp:lineTo x="21848" y="18439"/>
+                <wp:lineTo x="21410" y="-1317"/>
+                <wp:lineTo x="21410" y="-5268"/>
+                <wp:lineTo x="-73" y="-5268"/>
+              </wp:wrapPolygon>
+            </wp:wrapTight>
+            <wp:docPr id="1026028210" name="Picture 1"/>
+            <wp:cNvGraphicFramePr>
+              <a:graphicFrameLocks xmlns:a="http://schemas.openxmlformats.org/drawingml/2006/main" noChangeAspect="1"/>
+            </wp:cNvGraphicFramePr>
+            <a:graphic xmlns:a="http://schemas.openxmlformats.org/drawingml/2006/main">
+              <a:graphicData uri="http://schemas.openxmlformats.org/drawingml/2006/picture">
+                <pic:pic xmlns:pic="http://schemas.openxmlformats.org/drawingml/2006/picture">
+                  <pic:nvPicPr>
+                    <pic:cNvPr id="1026028210" name=""/>
+                    <pic:cNvPicPr/>
+                  </pic:nvPicPr>
+                  <pic:blipFill>
+                    <a:blip r:embed="rId38">
+                      <a:extLst>
+                        <a:ext uri="{28A0092B-C50C-407E-A947-70E740481C1C}">
+                          <a14:useLocalDpi xmlns:a14="http://schemas.microsoft.com/office/drawing/2010/main" val="0"/>
+                        </a:ext>
+                      </a:extLst>
+                    </a:blip>
+                    <a:stretch>
+                      <a:fillRect/>
+                    </a:stretch>
+                  </pic:blipFill>
+                  <pic:spPr>
+                    <a:xfrm>
+                      <a:off x="0" y="0"/>
+                      <a:ext cx="5631668" cy="312447"/>
+                    </a:xfrm>
+                    <a:prstGeom prst="roundRect">
+                      <a:avLst>
+                        <a:gd name="adj" fmla="val 16667"/>
+                      </a:avLst>
+                    </a:prstGeom>
+                    <a:ln>
+                      <a:noFill/>
+                    </a:ln>
+                    <a:effectLst>
+                      <a:outerShdw blurRad="76200" dist="38100" dir="7800000" algn="tl" rotWithShape="0">
+                        <a:srgbClr val="000000">
+                          <a:alpha val="40000"/>
+                        </a:srgbClr>
+                      </a:outerShdw>
+                    </a:effectLst>
+                    <a:scene3d>
+                      <a:camera prst="orthographicFront"/>
+                      <a:lightRig rig="contrasting" dir="t">
+                        <a:rot lat="0" lon="0" rev="4200000"/>
+                      </a:lightRig>
+                    </a:scene3d>
+                    <a:sp3d prstMaterial="plastic">
+                      <a:bevelT w="381000" h="114300" prst="relaxedInset"/>
+                      <a:contourClr>
+                        <a:srgbClr val="969696"/>
+                      </a:contourClr>
+                    </a:sp3d>
+                  </pic:spPr>
+                </pic:pic>
+              </a:graphicData>
+            </a:graphic>
+          </wp:anchor>
+        </w:drawing>
+      </w:r>
+    </w:p>
+    <w:p>
+      <w:pPr>
+        <w:bidi/>
+        <w:rPr>
+          <w:rFonts w:ascii="Times New Roman" w:eastAsiaTheme="minorEastAsia" w:hAnsi="Times New Roman" w:cs="Times New Roman"/>
+          <w:b/>
+          <w:bCs/>
+          <w:i/>
+          <w:iCs/>
+          <w:sz w:val="32"/>
+          <w:szCs w:val="32"/>
+          <w:u w:val="single"/>
+          <w:lang w:bidi="he-IL"/>
+        </w:rPr>
+      </w:pPr>
+    </w:p>
+    <w:p>
+      <w:pPr>
+        <w:bidi/>
+        <w:rPr>
+          <w:rFonts w:ascii="Times New Roman" w:eastAsiaTheme="minorEastAsia" w:hAnsi="Times New Roman" w:cs="Times New Roman"/>
+          <w:sz w:val="32"/>
+          <w:szCs w:val="32"/>
+          <w:rtl/>
+          <w:lang w:bidi="he-IL"/>
+        </w:rPr>
+      </w:pPr>
+      <w:r>
+        <w:rPr>
+          <w:rFonts w:ascii="Times New Roman" w:eastAsiaTheme="minorEastAsia" w:hAnsi="Times New Roman" w:cs="Times New Roman"/>
+          <w:sz w:val="32"/>
+          <w:szCs w:val="32"/>
+          <w:rtl/>
+          <w:lang w:bidi="he-IL"/>
+        </w:rPr>
+        <w:drawing>
+          <wp:anchor distT="0" distB="0" distL="114300" distR="114300" simplePos="0" relativeHeight="251680768" behindDoc="1" locked="0" layoutInCell="1" allowOverlap="1" wp14:anchorId="302D3574" wp14:editId="6517871D">
+            <wp:simplePos x="0" y="0"/>
+            <wp:positionH relativeFrom="column">
+              <wp:posOffset>247650</wp:posOffset>
+            </wp:positionH>
+            <wp:positionV relativeFrom="paragraph">
+              <wp:posOffset>77470</wp:posOffset>
+            </wp:positionV>
+            <wp:extent cx="5624047" cy="662997"/>
+            <wp:effectExtent l="133350" t="76200" r="72390" b="137160"/>
+            <wp:wrapTight wrapText="bothSides">
+              <wp:wrapPolygon edited="0">
+                <wp:start x="146" y="-2483"/>
+                <wp:lineTo x="-512" y="-1241"/>
+                <wp:lineTo x="-512" y="21103"/>
+                <wp:lineTo x="0" y="25448"/>
+                <wp:lineTo x="21366" y="25448"/>
+                <wp:lineTo x="21805" y="19241"/>
+                <wp:lineTo x="21805" y="8690"/>
+                <wp:lineTo x="21220" y="-621"/>
+                <wp:lineTo x="21146" y="-2483"/>
+                <wp:lineTo x="146" y="-2483"/>
+              </wp:wrapPolygon>
+            </wp:wrapTight>
+            <wp:docPr id="1285377556" name="Picture 1"/>
+            <wp:cNvGraphicFramePr>
+              <a:graphicFrameLocks xmlns:a="http://schemas.openxmlformats.org/drawingml/2006/main" noChangeAspect="1"/>
+            </wp:cNvGraphicFramePr>
+            <a:graphic xmlns:a="http://schemas.openxmlformats.org/drawingml/2006/main">
+              <a:graphicData uri="http://schemas.openxmlformats.org/drawingml/2006/picture">
+                <pic:pic xmlns:pic="http://schemas.openxmlformats.org/drawingml/2006/picture">
+                  <pic:nvPicPr>
+                    <pic:cNvPr id="1285377556" name=""/>
+                    <pic:cNvPicPr/>
+                  </pic:nvPicPr>
+                  <pic:blipFill>
+                    <a:blip r:embed="rId39">
+                      <a:extLst>
+                        <a:ext uri="{28A0092B-C50C-407E-A947-70E740481C1C}">
+                          <a14:useLocalDpi xmlns:a14="http://schemas.microsoft.com/office/drawing/2010/main" val="0"/>
+                        </a:ext>
+                      </a:extLst>
+                    </a:blip>
+                    <a:stretch>
+                      <a:fillRect/>
+                    </a:stretch>
+                  </pic:blipFill>
+                  <pic:spPr>
+                    <a:xfrm>
+                      <a:off x="0" y="0"/>
+                      <a:ext cx="5624047" cy="662997"/>
+                    </a:xfrm>
+                    <a:prstGeom prst="roundRect">
+                      <a:avLst>
+                        <a:gd name="adj" fmla="val 16667"/>
+                      </a:avLst>
+                    </a:prstGeom>
+                    <a:ln>
+                      <a:noFill/>
+                    </a:ln>
+                    <a:effectLst>
+                      <a:outerShdw blurRad="76200" dist="38100" dir="7800000" algn="tl" rotWithShape="0">
+                        <a:srgbClr val="000000">
+                          <a:alpha val="40000"/>
+                        </a:srgbClr>
+                      </a:outerShdw>
+                    </a:effectLst>
+                    <a:scene3d>
+                      <a:camera prst="orthographicFront"/>
+                      <a:lightRig rig="contrasting" dir="t">
+                        <a:rot lat="0" lon="0" rev="4200000"/>
+                      </a:lightRig>
+                    </a:scene3d>
+                    <a:sp3d prstMaterial="plastic">
+                      <a:bevelT w="381000" h="114300" prst="relaxedInset"/>
+                      <a:contourClr>
+                        <a:srgbClr val="969696"/>
+                      </a:contourClr>
+                    </a:sp3d>
+                  </pic:spPr>
+                </pic:pic>
+              </a:graphicData>
+            </a:graphic>
+          </wp:anchor>
+        </w:drawing>
+      </w:r>
     </w:p>
     <w:sectPr>
       <w:pgSz w:w="12240" w:h="15840"/>
@@ -11242,6 +14293,119 @@
     </w:lvl>
   </w:abstractNum>
   <w:abstractNum w:abstractNumId="18" w15:restartNumberingAfterBreak="0">
+    <w:nsid w:val="402E77DE"/>
+    <w:multiLevelType w:val="hybridMultilevel"/>
+    <w:tmpl w:val="44165E9E"/>
+    <w:lvl w:ilvl="0" w:tplc="10000001">
+      <w:start w:val="1"/>
+      <w:numFmt w:val="bullet"/>
+      <w:lvlText w:val=""/>
+      <w:lvlJc w:val="left"/>
+      <w:pPr>
+        <w:ind w:left="720" w:hanging="360"/>
+      </w:pPr>
+      <w:rPr>
+        <w:rFonts w:ascii="Symbol" w:hAnsi="Symbol" w:hint="default"/>
+      </w:rPr>
+    </w:lvl>
+    <w:lvl w:ilvl="1" w:tplc="10000003" w:tentative="1">
+      <w:start w:val="1"/>
+      <w:numFmt w:val="bullet"/>
+      <w:lvlText w:val="o"/>
+      <w:lvlJc w:val="left"/>
+      <w:pPr>
+        <w:ind w:left="1440" w:hanging="360"/>
+      </w:pPr>
+      <w:rPr>
+        <w:rFonts w:ascii="Courier New" w:hAnsi="Courier New" w:cs="Courier New" w:hint="default"/>
+      </w:rPr>
+    </w:lvl>
+    <w:lvl w:ilvl="2" w:tplc="10000005" w:tentative="1">
+      <w:start w:val="1"/>
+      <w:numFmt w:val="bullet"/>
+      <w:lvlText w:val=""/>
+      <w:lvlJc w:val="left"/>
+      <w:pPr>
+        <w:ind w:left="2160" w:hanging="360"/>
+      </w:pPr>
+      <w:rPr>
+        <w:rFonts w:ascii="Wingdings" w:hAnsi="Wingdings" w:hint="default"/>
+      </w:rPr>
+    </w:lvl>
+    <w:lvl w:ilvl="3" w:tplc="10000001" w:tentative="1">
+      <w:start w:val="1"/>
+      <w:numFmt w:val="bullet"/>
+      <w:lvlText w:val=""/>
+      <w:lvlJc w:val="left"/>
+      <w:pPr>
+        <w:ind w:left="2880" w:hanging="360"/>
+      </w:pPr>
+      <w:rPr>
+        <w:rFonts w:ascii="Symbol" w:hAnsi="Symbol" w:hint="default"/>
+      </w:rPr>
+    </w:lvl>
+    <w:lvl w:ilvl="4" w:tplc="10000003" w:tentative="1">
+      <w:start w:val="1"/>
+      <w:numFmt w:val="bullet"/>
+      <w:lvlText w:val="o"/>
+      <w:lvlJc w:val="left"/>
+      <w:pPr>
+        <w:ind w:left="3600" w:hanging="360"/>
+      </w:pPr>
+      <w:rPr>
+        <w:rFonts w:ascii="Courier New" w:hAnsi="Courier New" w:cs="Courier New" w:hint="default"/>
+      </w:rPr>
+    </w:lvl>
+    <w:lvl w:ilvl="5" w:tplc="10000005" w:tentative="1">
+      <w:start w:val="1"/>
+      <w:numFmt w:val="bullet"/>
+      <w:lvlText w:val=""/>
+      <w:lvlJc w:val="left"/>
+      <w:pPr>
+        <w:ind w:left="4320" w:hanging="360"/>
+      </w:pPr>
+      <w:rPr>
+        <w:rFonts w:ascii="Wingdings" w:hAnsi="Wingdings" w:hint="default"/>
+      </w:rPr>
+    </w:lvl>
+    <w:lvl w:ilvl="6" w:tplc="10000001" w:tentative="1">
+      <w:start w:val="1"/>
+      <w:numFmt w:val="bullet"/>
+      <w:lvlText w:val=""/>
+      <w:lvlJc w:val="left"/>
+      <w:pPr>
+        <w:ind w:left="5040" w:hanging="360"/>
+      </w:pPr>
+      <w:rPr>
+        <w:rFonts w:ascii="Symbol" w:hAnsi="Symbol" w:hint="default"/>
+      </w:rPr>
+    </w:lvl>
+    <w:lvl w:ilvl="7" w:tplc="10000003" w:tentative="1">
+      <w:start w:val="1"/>
+      <w:numFmt w:val="bullet"/>
+      <w:lvlText w:val="o"/>
+      <w:lvlJc w:val="left"/>
+      <w:pPr>
+        <w:ind w:left="5760" w:hanging="360"/>
+      </w:pPr>
+      <w:rPr>
+        <w:rFonts w:ascii="Courier New" w:hAnsi="Courier New" w:cs="Courier New" w:hint="default"/>
+      </w:rPr>
+    </w:lvl>
+    <w:lvl w:ilvl="8" w:tplc="10000005" w:tentative="1">
+      <w:start w:val="1"/>
+      <w:numFmt w:val="bullet"/>
+      <w:lvlText w:val=""/>
+      <w:lvlJc w:val="left"/>
+      <w:pPr>
+        <w:ind w:left="6480" w:hanging="360"/>
+      </w:pPr>
+      <w:rPr>
+        <w:rFonts w:ascii="Wingdings" w:hAnsi="Wingdings" w:hint="default"/>
+      </w:rPr>
+    </w:lvl>
+  </w:abstractNum>
+  <w:abstractNum w:abstractNumId="19" w15:restartNumberingAfterBreak="0">
     <w:nsid w:val="41B500E8"/>
     <w:multiLevelType w:val="hybridMultilevel"/>
     <w:tmpl w:val="DF9E4276"/>
@@ -11327,7 +14491,7 @@
       </w:pPr>
     </w:lvl>
   </w:abstractNum>
-  <w:abstractNum w:abstractNumId="19" w15:restartNumberingAfterBreak="0">
+  <w:abstractNum w:abstractNumId="20" w15:restartNumberingAfterBreak="0">
     <w:nsid w:val="420B661B"/>
     <w:multiLevelType w:val="multilevel"/>
     <w:tmpl w:val="BE88EEB6"/>
@@ -11440,7 +14604,7 @@
       </w:pPr>
     </w:lvl>
   </w:abstractNum>
-  <w:abstractNum w:abstractNumId="20" w15:restartNumberingAfterBreak="0">
+  <w:abstractNum w:abstractNumId="21" w15:restartNumberingAfterBreak="0">
     <w:nsid w:val="462D79E4"/>
     <w:multiLevelType w:val="multilevel"/>
     <w:tmpl w:val="FE523526"/>
@@ -11589,7 +14753,7 @@
       </w:rPr>
     </w:lvl>
   </w:abstractNum>
-  <w:abstractNum w:abstractNumId="21" w15:restartNumberingAfterBreak="0">
+  <w:abstractNum w:abstractNumId="22" w15:restartNumberingAfterBreak="0">
     <w:nsid w:val="4C5640B9"/>
     <w:multiLevelType w:val="multilevel"/>
     <w:tmpl w:val="6162486C"/>
@@ -11738,7 +14902,7 @@
       </w:rPr>
     </w:lvl>
   </w:abstractNum>
-  <w:abstractNum w:abstractNumId="22" w15:restartNumberingAfterBreak="0">
+  <w:abstractNum w:abstractNumId="23" w15:restartNumberingAfterBreak="0">
     <w:nsid w:val="4E1C5741"/>
     <w:multiLevelType w:val="multilevel"/>
     <w:tmpl w:val="5B96DB96"/>
@@ -11887,7 +15051,7 @@
       </w:rPr>
     </w:lvl>
   </w:abstractNum>
-  <w:abstractNum w:abstractNumId="23" w15:restartNumberingAfterBreak="0">
+  <w:abstractNum w:abstractNumId="24" w15:restartNumberingAfterBreak="0">
     <w:nsid w:val="52DB5771"/>
     <w:multiLevelType w:val="hybridMultilevel"/>
     <w:tmpl w:val="4ABC96D6"/>
@@ -12000,7 +15164,7 @@
       </w:rPr>
     </w:lvl>
   </w:abstractNum>
-  <w:abstractNum w:abstractNumId="24" w15:restartNumberingAfterBreak="0">
+  <w:abstractNum w:abstractNumId="25" w15:restartNumberingAfterBreak="0">
     <w:nsid w:val="58131EF4"/>
     <w:multiLevelType w:val="hybridMultilevel"/>
     <w:tmpl w:val="7CB83D1E"/>
@@ -12113,7 +15277,7 @@
       </w:rPr>
     </w:lvl>
   </w:abstractNum>
-  <w:abstractNum w:abstractNumId="25" w15:restartNumberingAfterBreak="0">
+  <w:abstractNum w:abstractNumId="26" w15:restartNumberingAfterBreak="0">
     <w:nsid w:val="5DE601B5"/>
     <w:multiLevelType w:val="multilevel"/>
     <w:tmpl w:val="4112D154"/>
@@ -12262,7 +15426,7 @@
       </w:rPr>
     </w:lvl>
   </w:abstractNum>
-  <w:abstractNum w:abstractNumId="26" w15:restartNumberingAfterBreak="0">
+  <w:abstractNum w:abstractNumId="27" w15:restartNumberingAfterBreak="0">
     <w:nsid w:val="65012084"/>
     <w:multiLevelType w:val="multilevel"/>
     <w:tmpl w:val="4CF48E7A"/>
@@ -12411,7 +15575,7 @@
       </w:rPr>
     </w:lvl>
   </w:abstractNum>
-  <w:abstractNum w:abstractNumId="27" w15:restartNumberingAfterBreak="0">
+  <w:abstractNum w:abstractNumId="28" w15:restartNumberingAfterBreak="0">
     <w:nsid w:val="65E95D13"/>
     <w:multiLevelType w:val="hybridMultilevel"/>
     <w:tmpl w:val="16808778"/>
@@ -12497,7 +15661,7 @@
       </w:pPr>
     </w:lvl>
   </w:abstractNum>
-  <w:abstractNum w:abstractNumId="28" w15:restartNumberingAfterBreak="0">
+  <w:abstractNum w:abstractNumId="29" w15:restartNumberingAfterBreak="0">
     <w:nsid w:val="671D080F"/>
     <w:multiLevelType w:val="hybridMultilevel"/>
     <w:tmpl w:val="8BFE2C0C"/>
@@ -12583,7 +15747,7 @@
       </w:pPr>
     </w:lvl>
   </w:abstractNum>
-  <w:abstractNum w:abstractNumId="29" w15:restartNumberingAfterBreak="0">
+  <w:abstractNum w:abstractNumId="30" w15:restartNumberingAfterBreak="0">
     <w:nsid w:val="677365A6"/>
     <w:multiLevelType w:val="multilevel"/>
     <w:tmpl w:val="5B96DB96"/>
@@ -12732,7 +15896,7 @@
       </w:rPr>
     </w:lvl>
   </w:abstractNum>
-  <w:abstractNum w:abstractNumId="30" w15:restartNumberingAfterBreak="0">
+  <w:abstractNum w:abstractNumId="31" w15:restartNumberingAfterBreak="0">
     <w:nsid w:val="6BD464B3"/>
     <w:multiLevelType w:val="multilevel"/>
     <w:tmpl w:val="EFA632C2"/>
@@ -12845,7 +16009,7 @@
       </w:pPr>
     </w:lvl>
   </w:abstractNum>
-  <w:abstractNum w:abstractNumId="31" w15:restartNumberingAfterBreak="0">
+  <w:abstractNum w:abstractNumId="32" w15:restartNumberingAfterBreak="0">
     <w:nsid w:val="6E057B59"/>
     <w:multiLevelType w:val="hybridMultilevel"/>
     <w:tmpl w:val="21229002"/>
@@ -12931,7 +16095,7 @@
       </w:pPr>
     </w:lvl>
   </w:abstractNum>
-  <w:abstractNum w:abstractNumId="32" w15:restartNumberingAfterBreak="0">
+  <w:abstractNum w:abstractNumId="33" w15:restartNumberingAfterBreak="0">
     <w:nsid w:val="710A690E"/>
     <w:multiLevelType w:val="multilevel"/>
     <w:tmpl w:val="19E82C30"/>
@@ -13080,7 +16244,7 @@
       </w:rPr>
     </w:lvl>
   </w:abstractNum>
-  <w:abstractNum w:abstractNumId="33" w15:restartNumberingAfterBreak="0">
+  <w:abstractNum w:abstractNumId="34" w15:restartNumberingAfterBreak="0">
     <w:nsid w:val="723E036F"/>
     <w:multiLevelType w:val="multilevel"/>
     <w:tmpl w:val="E8583D6E"/>
@@ -13229,7 +16393,7 @@
       </w:rPr>
     </w:lvl>
   </w:abstractNum>
-  <w:abstractNum w:abstractNumId="34" w15:restartNumberingAfterBreak="0">
+  <w:abstractNum w:abstractNumId="35" w15:restartNumberingAfterBreak="0">
     <w:nsid w:val="725D3A90"/>
     <w:multiLevelType w:val="multilevel"/>
     <w:tmpl w:val="EBAA9DA6"/>
@@ -13378,7 +16542,7 @@
       </w:rPr>
     </w:lvl>
   </w:abstractNum>
-  <w:abstractNum w:abstractNumId="35" w15:restartNumberingAfterBreak="0">
+  <w:abstractNum w:abstractNumId="36" w15:restartNumberingAfterBreak="0">
     <w:nsid w:val="72C65FEA"/>
     <w:multiLevelType w:val="multilevel"/>
     <w:tmpl w:val="5B96DB96"/>
@@ -13523,7 +16687,7 @@
       </w:rPr>
     </w:lvl>
   </w:abstractNum>
-  <w:abstractNum w:abstractNumId="36" w15:restartNumberingAfterBreak="0">
+  <w:abstractNum w:abstractNumId="37" w15:restartNumberingAfterBreak="0">
     <w:nsid w:val="73880B9B"/>
     <w:multiLevelType w:val="multilevel"/>
     <w:tmpl w:val="B48255BE"/>
@@ -13636,7 +16800,7 @@
       </w:pPr>
     </w:lvl>
   </w:abstractNum>
-  <w:abstractNum w:abstractNumId="37" w15:restartNumberingAfterBreak="0">
+  <w:abstractNum w:abstractNumId="38" w15:restartNumberingAfterBreak="0">
     <w:nsid w:val="7E652FA3"/>
     <w:multiLevelType w:val="multilevel"/>
     <w:tmpl w:val="5B96DB96"/>
@@ -13782,58 +16946,58 @@
     </w:lvl>
   </w:abstractNum>
   <w:num w:numId="1" w16cid:durableId="1623683082">
-    <w:abstractNumId w:val="31"/>
+    <w:abstractNumId w:val="32"/>
   </w:num>
   <w:num w:numId="2" w16cid:durableId="1303652242">
-    <w:abstractNumId w:val="22"/>
+    <w:abstractNumId w:val="23"/>
   </w:num>
   <w:num w:numId="3" w16cid:durableId="1780175035">
     <w:abstractNumId w:val="15"/>
   </w:num>
   <w:num w:numId="4" w16cid:durableId="1278491685">
-    <w:abstractNumId w:val="30"/>
+    <w:abstractNumId w:val="31"/>
   </w:num>
   <w:num w:numId="5" w16cid:durableId="1029799904">
-    <w:abstractNumId w:val="37"/>
+    <w:abstractNumId w:val="38"/>
   </w:num>
   <w:num w:numId="6" w16cid:durableId="897326276">
-    <w:abstractNumId w:val="37"/>
+    <w:abstractNumId w:val="38"/>
     <w:lvlOverride w:ilvl="1">
       <w:startOverride w:val="1"/>
     </w:lvlOverride>
   </w:num>
   <w:num w:numId="7" w16cid:durableId="1323435544">
-    <w:abstractNumId w:val="29"/>
+    <w:abstractNumId w:val="30"/>
   </w:num>
   <w:num w:numId="8" w16cid:durableId="1670214461">
-    <w:abstractNumId w:val="35"/>
+    <w:abstractNumId w:val="36"/>
   </w:num>
   <w:num w:numId="9" w16cid:durableId="531768048">
-    <w:abstractNumId w:val="19"/>
+    <w:abstractNumId w:val="20"/>
   </w:num>
   <w:num w:numId="10" w16cid:durableId="827206051">
     <w:abstractNumId w:val="0"/>
   </w:num>
   <w:num w:numId="11" w16cid:durableId="469522763">
-    <w:abstractNumId w:val="24"/>
+    <w:abstractNumId w:val="25"/>
   </w:num>
   <w:num w:numId="12" w16cid:durableId="1745714486">
     <w:abstractNumId w:val="16"/>
   </w:num>
   <w:num w:numId="13" w16cid:durableId="774522890">
-    <w:abstractNumId w:val="28"/>
+    <w:abstractNumId w:val="29"/>
   </w:num>
   <w:num w:numId="14" w16cid:durableId="1019084834">
     <w:abstractNumId w:val="17"/>
   </w:num>
   <w:num w:numId="15" w16cid:durableId="1566643414">
-    <w:abstractNumId w:val="32"/>
+    <w:abstractNumId w:val="33"/>
   </w:num>
   <w:num w:numId="16" w16cid:durableId="1008361294">
     <w:abstractNumId w:val="11"/>
   </w:num>
   <w:num w:numId="17" w16cid:durableId="2061707283">
-    <w:abstractNumId w:val="27"/>
+    <w:abstractNumId w:val="28"/>
   </w:num>
   <w:num w:numId="18" w16cid:durableId="951134277">
     <w:abstractNumId w:val="5"/>
@@ -13845,22 +17009,22 @@
     <w:abstractNumId w:val="10"/>
   </w:num>
   <w:num w:numId="21" w16cid:durableId="2021658819">
-    <w:abstractNumId w:val="33"/>
+    <w:abstractNumId w:val="34"/>
   </w:num>
   <w:num w:numId="22" w16cid:durableId="962345033">
-    <w:abstractNumId w:val="20"/>
+    <w:abstractNumId w:val="21"/>
   </w:num>
   <w:num w:numId="23" w16cid:durableId="188491854">
     <w:abstractNumId w:val="6"/>
   </w:num>
   <w:num w:numId="24" w16cid:durableId="969628777">
-    <w:abstractNumId w:val="26"/>
+    <w:abstractNumId w:val="27"/>
   </w:num>
   <w:num w:numId="25" w16cid:durableId="1133256570">
     <w:abstractNumId w:val="13"/>
   </w:num>
   <w:num w:numId="26" w16cid:durableId="1775130004">
-    <w:abstractNumId w:val="23"/>
+    <w:abstractNumId w:val="24"/>
   </w:num>
   <w:num w:numId="27" w16cid:durableId="597106885">
     <w:abstractNumId w:val="7"/>
@@ -13872,7 +17036,7 @@
     <w:abstractNumId w:val="1"/>
   </w:num>
   <w:num w:numId="30" w16cid:durableId="1423334336">
-    <w:abstractNumId w:val="21"/>
+    <w:abstractNumId w:val="22"/>
   </w:num>
   <w:num w:numId="31" w16cid:durableId="1380548089">
     <w:abstractNumId w:val="14"/>
@@ -13887,19 +17051,22 @@
     <w:abstractNumId w:val="4"/>
   </w:num>
   <w:num w:numId="35" w16cid:durableId="413936251">
-    <w:abstractNumId w:val="25"/>
+    <w:abstractNumId w:val="26"/>
   </w:num>
   <w:num w:numId="36" w16cid:durableId="1120345592">
-    <w:abstractNumId w:val="34"/>
+    <w:abstractNumId w:val="35"/>
   </w:num>
   <w:num w:numId="37" w16cid:durableId="1770199746">
-    <w:abstractNumId w:val="18"/>
+    <w:abstractNumId w:val="19"/>
   </w:num>
   <w:num w:numId="38" w16cid:durableId="1940596327">
-    <w:abstractNumId w:val="36"/>
+    <w:abstractNumId w:val="37"/>
   </w:num>
   <w:num w:numId="39" w16cid:durableId="977108340">
     <w:abstractNumId w:val="8"/>
+  </w:num>
+  <w:num w:numId="40" w16cid:durableId="685441458">
+    <w:abstractNumId w:val="18"/>
   </w:num>
   <w:numIdMacAtCleanup w:val="25"/>
 </w:numbering>
@@ -14305,7 +17472,7 @@
   <w:style w:type="paragraph" w:default="1" w:styleId="Normal">
     <w:name w:val="Normal"/>
     <w:qFormat/>
-    <w:rsid w:val="006A5CB1"/>
+    <w:rsid w:val="002C045C"/>
   </w:style>
   <w:style w:type="paragraph" w:styleId="Heading1">
     <w:name w:val="heading 1"/>

--- a/205744873_213474349_hw5_report.docx
+++ b/205744873_213474349_hw5_report.docx
@@ -84,58 +84,7 @@
           <w:lang w:bidi="he-IL"/>
         </w:rPr>
         <w:br/>
-      </w:r>
-      <w:proofErr w:type="spellStart"/>
-      <w:r>
-        <w:rPr>
-          <w:rFonts w:asciiTheme="majorBidi" w:hAnsiTheme="majorBidi" w:cstheme="majorBidi"/>
-          <w:b/>
-          <w:bCs/>
-          <w:i/>
-          <w:iCs/>
-          <w:rtl/>
-          <w:lang w:bidi="he-IL"/>
-        </w:rPr>
-        <w:t>מלכ</w:t>
-      </w:r>
-      <w:proofErr w:type="spellEnd"/>
-      <w:r>
-        <w:rPr>
-          <w:rFonts w:asciiTheme="majorBidi" w:hAnsiTheme="majorBidi" w:cstheme="majorBidi"/>
-          <w:b/>
-          <w:bCs/>
-          <w:i/>
-          <w:iCs/>
-          <w:rtl/>
-          <w:lang w:bidi="he-IL"/>
-        </w:rPr>
-        <w:t xml:space="preserve"> </w:t>
-      </w:r>
-      <w:proofErr w:type="spellStart"/>
-      <w:r>
-        <w:rPr>
-          <w:rFonts w:asciiTheme="majorBidi" w:hAnsiTheme="majorBidi" w:cstheme="majorBidi"/>
-          <w:b/>
-          <w:bCs/>
-          <w:i/>
-          <w:iCs/>
-          <w:rtl/>
-          <w:lang w:bidi="he-IL"/>
-        </w:rPr>
-        <w:t>עואודה</w:t>
-      </w:r>
-      <w:proofErr w:type="spellEnd"/>
-      <w:r>
-        <w:rPr>
-          <w:rFonts w:asciiTheme="majorBidi" w:hAnsiTheme="majorBidi" w:cstheme="majorBidi"/>
-          <w:b/>
-          <w:bCs/>
-          <w:i/>
-          <w:iCs/>
-          <w:rtl/>
-          <w:lang w:bidi="he-IL"/>
-        </w:rPr>
-        <w:t xml:space="preserve"> </w:t>
+        <w:t xml:space="preserve">מלכ עואודה </w:t>
       </w:r>
       <w:r>
         <w:rPr>
@@ -507,25 +456,7 @@
           <w:rtl/>
           <w:lang w:bidi="he-IL"/>
         </w:rPr>
-        <w:t xml:space="preserve">והגדרנו את </w:t>
-      </w:r>
-      <w:proofErr w:type="spellStart"/>
-      <w:r>
-        <w:rPr>
-          <w:rFonts w:asciiTheme="majorBidi" w:hAnsiTheme="majorBidi" w:cstheme="majorBidi"/>
-          <w:rtl/>
-          <w:lang w:bidi="he-IL"/>
-        </w:rPr>
-        <w:t>ההיפרפרמטרים</w:t>
-      </w:r>
-      <w:proofErr w:type="spellEnd"/>
-      <w:r>
-        <w:rPr>
-          <w:rFonts w:asciiTheme="majorBidi" w:hAnsiTheme="majorBidi" w:cstheme="majorBidi"/>
-          <w:rtl/>
-          <w:lang w:bidi="he-IL"/>
-        </w:rPr>
-        <w:t xml:space="preserve"> באובייקט</w:t>
+        <w:t>והגדרנו את ההיפרפרמטרים באובייקט</w:t>
       </w:r>
       <w:r>
         <w:rPr>
@@ -534,7 +465,6 @@
         </w:rPr>
         <w:t xml:space="preserve"> </w:t>
       </w:r>
-      <w:proofErr w:type="spellStart"/>
       <w:r>
         <w:rPr>
           <w:rFonts w:asciiTheme="majorBidi" w:hAnsiTheme="majorBidi" w:cstheme="majorBidi"/>
@@ -542,7 +472,6 @@
         </w:rPr>
         <w:t>TrainingArgument</w:t>
       </w:r>
-      <w:proofErr w:type="spellEnd"/>
       <w:r>
         <w:rPr>
           <w:rFonts w:asciiTheme="majorBidi" w:hAnsiTheme="majorBidi" w:cstheme="majorBidi"/>
@@ -954,7 +883,6 @@
         </w:rPr>
       </w:pPr>
       <w:hyperlink r:id="rId9" w:history="1">
-        <w:proofErr w:type="spellStart"/>
         <w:r>
           <w:rPr>
             <w:rStyle w:val="Hyperlink"/>
@@ -963,18 +891,7 @@
             <w:bCs/>
             <w:lang w:bidi="he-IL"/>
           </w:rPr>
-          <w:t>DataScience</w:t>
-        </w:r>
-        <w:proofErr w:type="spellEnd"/>
-        <w:r>
-          <w:rPr>
-            <w:rStyle w:val="Hyperlink"/>
-            <w:rFonts w:asciiTheme="majorBidi" w:hAnsiTheme="majorBidi" w:cstheme="majorBidi"/>
-            <w:b/>
-            <w:bCs/>
-            <w:lang w:bidi="he-IL"/>
-          </w:rPr>
-          <w:t>-Link</w:t>
+          <w:t>DataScience-Link</w:t>
         </w:r>
       </w:hyperlink>
     </w:p>
@@ -1192,25 +1109,7 @@
           <w:rtl/>
           <w:lang w:bidi="he-IL"/>
         </w:rPr>
-        <w:t xml:space="preserve">בחרנו ב-3 </w:t>
-      </w:r>
-      <w:proofErr w:type="spellStart"/>
-      <w:r>
-        <w:rPr>
-          <w:rFonts w:asciiTheme="majorBidi" w:hAnsiTheme="majorBidi" w:cstheme="majorBidi"/>
-          <w:rtl/>
-          <w:lang w:bidi="he-IL"/>
-        </w:rPr>
-        <w:t>איטרציות</w:t>
-      </w:r>
-      <w:proofErr w:type="spellEnd"/>
-      <w:r>
-        <w:rPr>
-          <w:rFonts w:asciiTheme="majorBidi" w:hAnsiTheme="majorBidi" w:cstheme="majorBidi"/>
-          <w:rtl/>
-          <w:lang w:bidi="he-IL"/>
-        </w:rPr>
-        <w:t xml:space="preserve"> על כל מאגר הנתונים. מכיוון שה</w:t>
+        <w:t>בחרנו ב-3 איטרציות על כל מאגר הנתונים. מכיוון שה</w:t>
       </w:r>
       <w:r>
         <w:rPr>
@@ -1377,25 +1276,7 @@
           <w:rtl/>
           <w:lang w:bidi="he-IL"/>
         </w:rPr>
-        <w:t xml:space="preserve">מספיקים בדרך כלל כמה </w:t>
-      </w:r>
-      <w:proofErr w:type="spellStart"/>
-      <w:r>
-        <w:rPr>
-          <w:rFonts w:asciiTheme="majorBidi" w:hAnsiTheme="majorBidi" w:cstheme="majorBidi"/>
-          <w:rtl/>
-          <w:lang w:bidi="he-IL"/>
-        </w:rPr>
-        <w:t>איטרציות</w:t>
-      </w:r>
-      <w:proofErr w:type="spellEnd"/>
-      <w:r>
-        <w:rPr>
-          <w:rFonts w:asciiTheme="majorBidi" w:hAnsiTheme="majorBidi" w:cstheme="majorBidi"/>
-          <w:rtl/>
-          <w:lang w:bidi="he-IL"/>
-        </w:rPr>
-        <w:t xml:space="preserve"> בודדות למשל 3 </w:t>
+        <w:t xml:space="preserve">מספיקים בדרך כלל כמה איטרציות בודדות למשל 3 </w:t>
       </w:r>
       <w:r>
         <w:rPr>
@@ -1419,53 +1300,16 @@
         </w:rPr>
         <w:t xml:space="preserve"> </w:t>
       </w:r>
-      <w:r>
-        <w:rPr>
-          <w:rFonts w:asciiTheme="majorBidi" w:hAnsiTheme="majorBidi" w:cstheme="majorBidi"/>
-        </w:rPr>
-        <w:fldChar w:fldCharType="begin"/>
-      </w:r>
-      <w:r>
-        <w:rPr>
-          <w:rFonts w:asciiTheme="majorBidi" w:hAnsiTheme="majorBidi" w:cstheme="majorBidi"/>
-        </w:rPr>
-        <w:instrText>HYPERLINK "https://datascience.stackexchange.com/questions/64583/what-are-the-good-parameter-ranges-for-bert-hyperparameters-while-finetuning-it%23:~:text=The%20number%20of%20epochs%20would,is%20more%20or%20less%20sufficient"</w:instrText>
-      </w:r>
-      <w:r>
-        <w:rPr>
-          <w:rFonts w:asciiTheme="majorBidi" w:hAnsiTheme="majorBidi" w:cstheme="majorBidi"/>
-        </w:rPr>
-      </w:r>
-      <w:r>
-        <w:rPr>
-          <w:rFonts w:asciiTheme="majorBidi" w:hAnsiTheme="majorBidi" w:cstheme="majorBidi"/>
-        </w:rPr>
-        <w:fldChar w:fldCharType="separate"/>
-      </w:r>
-      <w:proofErr w:type="spellStart"/>
-      <w:r>
-        <w:rPr>
-          <w:rStyle w:val="Hyperlink"/>
-          <w:rFonts w:asciiTheme="majorBidi" w:hAnsiTheme="majorBidi" w:cstheme="majorBidi"/>
-          <w:lang w:bidi="he-IL"/>
-        </w:rPr>
-        <w:t>DataScience</w:t>
-      </w:r>
-      <w:proofErr w:type="spellEnd"/>
-      <w:r>
-        <w:rPr>
-          <w:rStyle w:val="Hyperlink"/>
-          <w:rFonts w:asciiTheme="majorBidi" w:hAnsiTheme="majorBidi" w:cstheme="majorBidi"/>
-          <w:lang w:bidi="he-IL"/>
-        </w:rPr>
-        <w:t>-Link</w:t>
-      </w:r>
-      <w:r>
-        <w:rPr>
-          <w:rFonts w:asciiTheme="majorBidi" w:hAnsiTheme="majorBidi" w:cstheme="majorBidi"/>
-        </w:rPr>
-        <w:fldChar w:fldCharType="end"/>
-      </w:r>
+      <w:hyperlink r:id="rId10" w:history="1">
+        <w:r>
+          <w:rPr>
+            <w:rStyle w:val="Hyperlink"/>
+            <w:rFonts w:asciiTheme="majorBidi" w:hAnsiTheme="majorBidi" w:cstheme="majorBidi"/>
+            <w:lang w:bidi="he-IL"/>
+          </w:rPr>
+          <w:t>DataScience-Link</w:t>
+        </w:r>
+      </w:hyperlink>
       <w:r>
         <w:rPr>
           <w:rFonts w:asciiTheme="majorBidi" w:hAnsiTheme="majorBidi" w:cstheme="majorBidi"/>
@@ -1711,18 +1555,8 @@
           <w:rtl/>
           <w:lang w:bidi="he-IL"/>
         </w:rPr>
-        <w:t xml:space="preserve">ובאורך היחסי של </w:t>
-      </w:r>
-      <w:proofErr w:type="spellStart"/>
-      <w:r>
-        <w:rPr>
-          <w:rFonts w:asciiTheme="majorBidi" w:hAnsiTheme="majorBidi" w:cstheme="majorBidi"/>
-          <w:rtl/>
-          <w:lang w:bidi="he-IL"/>
-        </w:rPr>
-        <w:t>הטקסטי</w:t>
-      </w:r>
-      <w:proofErr w:type="spellEnd"/>
+        <w:t>ובאורך היחסי של הטקסטי</w:t>
+      </w:r>
       <w:r>
         <w:rPr>
           <w:rFonts w:asciiTheme="majorBidi" w:hAnsiTheme="majorBidi" w:cstheme="majorBidi"/>
@@ -1804,24 +1638,14 @@
         </w:rPr>
         <w:t xml:space="preserve">. </w:t>
       </w:r>
-      <w:hyperlink r:id="rId10" w:history="1">
-        <w:proofErr w:type="spellStart"/>
+      <w:hyperlink r:id="rId11" w:history="1">
         <w:r>
           <w:rPr>
             <w:rStyle w:val="Hyperlink"/>
             <w:rFonts w:asciiTheme="majorBidi" w:hAnsiTheme="majorBidi" w:cstheme="majorBidi"/>
             <w:lang w:bidi="he-IL"/>
           </w:rPr>
-          <w:t>DataScience</w:t>
-        </w:r>
-        <w:proofErr w:type="spellEnd"/>
-        <w:r>
-          <w:rPr>
-            <w:rStyle w:val="Hyperlink"/>
-            <w:rFonts w:asciiTheme="majorBidi" w:hAnsiTheme="majorBidi" w:cstheme="majorBidi"/>
-            <w:lang w:bidi="he-IL"/>
-          </w:rPr>
-          <w:t>-Link</w:t>
+          <w:t>DataScience-Link</w:t>
         </w:r>
       </w:hyperlink>
       <w:r>
@@ -2021,18 +1845,8 @@
           <w:rtl/>
           <w:lang w:bidi="he-IL"/>
         </w:rPr>
-        <w:t xml:space="preserve">זהו פרמטר </w:t>
-      </w:r>
-      <w:proofErr w:type="spellStart"/>
-      <w:r>
-        <w:rPr>
-          <w:rFonts w:asciiTheme="majorBidi" w:hAnsiTheme="majorBidi" w:cstheme="majorBidi"/>
-          <w:rtl/>
-          <w:lang w:bidi="he-IL"/>
-        </w:rPr>
-        <w:t>רגולריזציה</w:t>
-      </w:r>
-      <w:proofErr w:type="spellEnd"/>
+        <w:t>זהו פרמטר רגולריזציה</w:t>
+      </w:r>
       <w:r>
         <w:rPr>
           <w:rFonts w:asciiTheme="majorBidi" w:hAnsiTheme="majorBidi" w:cstheme="majorBidi"/>
@@ -2109,45 +1923,16 @@
         </w:rPr>
         <w:t xml:space="preserve"> </w:t>
       </w:r>
-      <w:r>
-        <w:rPr>
-          <w:rFonts w:asciiTheme="majorBidi" w:hAnsiTheme="majorBidi" w:cstheme="majorBidi"/>
-        </w:rPr>
-        <w:fldChar w:fldCharType="begin"/>
-      </w:r>
-      <w:r>
-        <w:rPr>
-          <w:rFonts w:asciiTheme="majorBidi" w:hAnsiTheme="majorBidi" w:cstheme="majorBidi"/>
-        </w:rPr>
-        <w:instrText>HYPERLINK "https://huggingface.co/docs/transformers/en/trainer"</w:instrText>
-      </w:r>
-      <w:r>
-        <w:rPr>
-          <w:rFonts w:asciiTheme="majorBidi" w:hAnsiTheme="majorBidi" w:cstheme="majorBidi"/>
-        </w:rPr>
-      </w:r>
-      <w:r>
-        <w:rPr>
-          <w:rFonts w:asciiTheme="majorBidi" w:hAnsiTheme="majorBidi" w:cstheme="majorBidi"/>
-        </w:rPr>
-        <w:fldChar w:fldCharType="separate"/>
-      </w:r>
-      <w:proofErr w:type="spellStart"/>
-      <w:r>
-        <w:rPr>
-          <w:rStyle w:val="Hyperlink"/>
-          <w:rFonts w:asciiTheme="majorBidi" w:hAnsiTheme="majorBidi" w:cstheme="majorBidi"/>
-          <w:lang w:bidi="he-IL"/>
-        </w:rPr>
-        <w:t>huggingface</w:t>
-      </w:r>
-      <w:proofErr w:type="spellEnd"/>
-      <w:r>
-        <w:rPr>
-          <w:rFonts w:asciiTheme="majorBidi" w:hAnsiTheme="majorBidi" w:cstheme="majorBidi"/>
-        </w:rPr>
-        <w:fldChar w:fldCharType="end"/>
-      </w:r>
+      <w:hyperlink r:id="rId12" w:history="1">
+        <w:r>
+          <w:rPr>
+            <w:rStyle w:val="Hyperlink"/>
+            <w:rFonts w:asciiTheme="majorBidi" w:hAnsiTheme="majorBidi" w:cstheme="majorBidi"/>
+            <w:lang w:bidi="he-IL"/>
+          </w:rPr>
+          <w:t>huggingface</w:t>
+        </w:r>
+      </w:hyperlink>
     </w:p>
     <w:p>
       <w:pPr>
@@ -3166,7 +2951,7 @@
                     <pic:cNvPicPr/>
                   </pic:nvPicPr>
                   <pic:blipFill>
-                    <a:blip r:embed="rId11">
+                    <a:blip r:embed="rId13">
                       <a:extLst>
                         <a:ext uri="{28A0092B-C50C-407E-A947-70E740481C1C}">
                           <a14:useLocalDpi xmlns:a14="http://schemas.microsoft.com/office/drawing/2010/main" val="0"/>
@@ -3253,7 +3038,7 @@
                     <pic:cNvPicPr/>
                   </pic:nvPicPr>
                   <pic:blipFill>
-                    <a:blip r:embed="rId12">
+                    <a:blip r:embed="rId14">
                       <a:extLst>
                         <a:ext uri="{28A0092B-C50C-407E-A947-70E740481C1C}">
                           <a14:useLocalDpi xmlns:a14="http://schemas.microsoft.com/office/drawing/2010/main" val="0"/>
@@ -3452,7 +3237,7 @@
                     <pic:cNvPicPr/>
                   </pic:nvPicPr>
                   <pic:blipFill>
-                    <a:blip r:embed="rId13">
+                    <a:blip r:embed="rId15">
                       <a:extLst>
                         <a:ext uri="{28A0092B-C50C-407E-A947-70E740481C1C}">
                           <a14:useLocalDpi xmlns:a14="http://schemas.microsoft.com/office/drawing/2010/main" val="0"/>
@@ -3824,53 +3609,16 @@
         </w:rPr>
         <w:t xml:space="preserve"> </w:t>
       </w:r>
-      <w:r>
-        <w:rPr>
-          <w:rFonts w:asciiTheme="majorBidi" w:hAnsiTheme="majorBidi" w:cstheme="majorBidi"/>
-        </w:rPr>
-        <w:fldChar w:fldCharType="begin"/>
-      </w:r>
-      <w:r>
-        <w:rPr>
-          <w:rFonts w:asciiTheme="majorBidi" w:hAnsiTheme="majorBidi" w:cstheme="majorBidi"/>
-        </w:rPr>
-        <w:instrText>HYPERLINK "https://huggingface.co/xanderIV/finetuned-bert-imdb" \l ":~:text=The%20model%20achieved%20the%20following,results%20on%20the%20test%20set"</w:instrText>
-      </w:r>
-      <w:r>
-        <w:rPr>
-          <w:rFonts w:asciiTheme="majorBidi" w:hAnsiTheme="majorBidi" w:cstheme="majorBidi"/>
-        </w:rPr>
-      </w:r>
-      <w:r>
-        <w:rPr>
-          <w:rFonts w:asciiTheme="majorBidi" w:hAnsiTheme="majorBidi" w:cstheme="majorBidi"/>
-        </w:rPr>
-        <w:fldChar w:fldCharType="separate"/>
-      </w:r>
-      <w:proofErr w:type="spellStart"/>
-      <w:r>
-        <w:rPr>
-          <w:rStyle w:val="Hyperlink"/>
-          <w:rFonts w:asciiTheme="majorBidi" w:hAnsiTheme="majorBidi" w:cstheme="majorBidi"/>
-          <w:lang w:bidi="he-IL"/>
-        </w:rPr>
-        <w:t>HuggingFace</w:t>
-      </w:r>
-      <w:proofErr w:type="spellEnd"/>
-      <w:r>
-        <w:rPr>
-          <w:rStyle w:val="Hyperlink"/>
-          <w:rFonts w:asciiTheme="majorBidi" w:hAnsiTheme="majorBidi" w:cstheme="majorBidi"/>
-          <w:lang w:bidi="he-IL"/>
-        </w:rPr>
-        <w:t>-Link</w:t>
-      </w:r>
-      <w:r>
-        <w:rPr>
-          <w:rFonts w:asciiTheme="majorBidi" w:hAnsiTheme="majorBidi" w:cstheme="majorBidi"/>
-        </w:rPr>
-        <w:fldChar w:fldCharType="end"/>
-      </w:r>
+      <w:hyperlink r:id="rId16" w:anchor=":~:text=The%20model%20achieved%20the%20following,results%20on%20the%20test%20set" w:history="1">
+        <w:r>
+          <w:rPr>
+            <w:rStyle w:val="Hyperlink"/>
+            <w:rFonts w:asciiTheme="majorBidi" w:hAnsiTheme="majorBidi" w:cstheme="majorBidi"/>
+            <w:lang w:bidi="he-IL"/>
+          </w:rPr>
+          <w:t>HuggingFace-Link</w:t>
+        </w:r>
+      </w:hyperlink>
     </w:p>
     <w:p>
       <w:pPr>
@@ -3938,7 +3686,7 @@
                     <pic:cNvPicPr/>
                   </pic:nvPicPr>
                   <pic:blipFill>
-                    <a:blip r:embed="rId14">
+                    <a:blip r:embed="rId17">
                       <a:extLst>
                         <a:ext uri="{28A0092B-C50C-407E-A947-70E740481C1C}">
                           <a14:useLocalDpi xmlns:a14="http://schemas.microsoft.com/office/drawing/2010/main" val="0"/>
@@ -4403,8 +4151,7 @@
         </w:rPr>
         <w:t xml:space="preserve">: </w:t>
       </w:r>
-      <w:hyperlink r:id="rId15" w:history="1">
-        <w:proofErr w:type="spellStart"/>
+      <w:hyperlink r:id="rId18" w:history="1">
         <w:r>
           <w:rPr>
             <w:rStyle w:val="Hyperlink"/>
@@ -4413,7 +4160,6 @@
           </w:rPr>
           <w:t>arxiv</w:t>
         </w:r>
-        <w:proofErr w:type="spellEnd"/>
       </w:hyperlink>
       <w:r>
         <w:rPr>
@@ -4654,8 +4400,7 @@
         </w:rPr>
         <w:br/>
       </w:r>
-      <w:hyperlink r:id="rId16" w:history="1">
-        <w:proofErr w:type="spellStart"/>
+      <w:hyperlink r:id="rId19" w:history="1">
         <w:r>
           <w:rPr>
             <w:rStyle w:val="Hyperlink"/>
@@ -4664,7 +4409,6 @@
           </w:rPr>
           <w:t>arxiv</w:t>
         </w:r>
-        <w:proofErr w:type="spellEnd"/>
       </w:hyperlink>
       <w:r>
         <w:rPr>
@@ -4674,21 +4418,12 @@
         </w:rPr>
         <w:br/>
       </w:r>
-      <w:proofErr w:type="spellStart"/>
-      <w:r>
-        <w:rPr>
-          <w:rFonts w:asciiTheme="majorBidi" w:hAnsiTheme="majorBidi" w:cstheme="majorBidi"/>
-          <w:lang w:bidi="he-IL"/>
-        </w:rPr>
-        <w:t>Gururangan</w:t>
-      </w:r>
-      <w:proofErr w:type="spellEnd"/>
-      <w:r>
-        <w:rPr>
-          <w:rFonts w:asciiTheme="majorBidi" w:hAnsiTheme="majorBidi" w:cstheme="majorBidi"/>
-          <w:lang w:bidi="he-IL"/>
-        </w:rPr>
-        <w:t>, S. et al.</w:t>
+      <w:r>
+        <w:rPr>
+          <w:rFonts w:asciiTheme="majorBidi" w:hAnsiTheme="majorBidi" w:cstheme="majorBidi"/>
+          <w:lang w:bidi="he-IL"/>
+        </w:rPr>
+        <w:t>Gururangan, S. et al.</w:t>
       </w:r>
       <w:r>
         <w:rPr>
@@ -4888,7 +4623,7 @@
                     <pic:cNvPicPr/>
                   </pic:nvPicPr>
                   <pic:blipFill>
-                    <a:blip r:embed="rId17">
+                    <a:blip r:embed="rId20">
                       <a:extLst>
                         <a:ext uri="{28A0092B-C50C-407E-A947-70E740481C1C}">
                           <a14:useLocalDpi xmlns:a14="http://schemas.microsoft.com/office/drawing/2010/main" val="0"/>
@@ -5294,52 +5029,56 @@
           <w:bCs/>
           <w:lang w:bidi="he-IL"/>
         </w:rPr>
+        <w:t xml:space="preserve"> IMDB </w:t>
+      </w:r>
+      <w:r>
+        <w:rPr>
+          <w:rFonts w:asciiTheme="majorBidi" w:hAnsiTheme="majorBidi" w:cstheme="majorBidi"/>
+          <w:b/>
+          <w:bCs/>
+          <w:rtl/>
+          <w:lang w:bidi="he-IL"/>
+        </w:rPr>
+        <w:t xml:space="preserve"> עצמו</w:t>
+      </w:r>
+      <w:r>
+        <w:rPr>
+          <w:rFonts w:asciiTheme="majorBidi" w:hAnsiTheme="majorBidi" w:cstheme="majorBidi"/>
+          <w:lang w:bidi="he-IL"/>
+        </w:rPr>
+        <w:t xml:space="preserve">. </w:t>
+      </w:r>
+      <w:r>
+        <w:rPr>
+          <w:rFonts w:asciiTheme="majorBidi" w:hAnsiTheme="majorBidi" w:cstheme="majorBidi"/>
+          <w:rtl/>
+          <w:lang w:bidi="he-IL"/>
+        </w:rPr>
+        <w:t>כלומר, המודל צפוי להכליל חלקית, אך לא בצורה אופטימלית ללא התאמה נוספת למאגר החדש</w:t>
+      </w:r>
+      <w:r>
+        <w:rPr>
+          <w:rFonts w:asciiTheme="majorBidi" w:hAnsiTheme="majorBidi" w:cstheme="majorBidi"/>
+          <w:lang w:bidi="he-IL"/>
+        </w:rPr>
+        <w:t>.</w:t>
+      </w:r>
+      <w:r>
+        <w:rPr>
+          <w:rFonts w:asciiTheme="majorBidi" w:eastAsia="Times New Roman" w:hAnsiTheme="majorBidi" w:cstheme="majorBidi"/>
+          <w:b/>
+          <w:bCs/>
+          <w:rtl/>
+          <w:lang w:bidi="he-IL"/>
+        </w:rPr>
         <w:t xml:space="preserve"> </w:t>
       </w:r>
-      <w:proofErr w:type="gramStart"/>
-      <w:r>
-        <w:rPr>
-          <w:rFonts w:asciiTheme="majorBidi" w:hAnsiTheme="majorBidi" w:cstheme="majorBidi"/>
-          <w:b/>
-          <w:bCs/>
-          <w:lang w:bidi="he-IL"/>
-        </w:rPr>
-        <w:t xml:space="preserve">IMDB </w:t>
-      </w:r>
-      <w:r>
-        <w:rPr>
-          <w:rFonts w:asciiTheme="majorBidi" w:hAnsiTheme="majorBidi" w:cstheme="majorBidi"/>
-          <w:b/>
-          <w:bCs/>
-          <w:rtl/>
-          <w:lang w:bidi="he-IL"/>
-        </w:rPr>
-        <w:t xml:space="preserve"> עצמו</w:t>
-      </w:r>
-      <w:proofErr w:type="gramEnd"/>
-      <w:r>
-        <w:rPr>
-          <w:rFonts w:asciiTheme="majorBidi" w:hAnsiTheme="majorBidi" w:cstheme="majorBidi"/>
-          <w:lang w:bidi="he-IL"/>
-        </w:rPr>
-        <w:t xml:space="preserve">. </w:t>
-      </w:r>
-      <w:r>
-        <w:rPr>
-          <w:rFonts w:asciiTheme="majorBidi" w:hAnsiTheme="majorBidi" w:cstheme="majorBidi"/>
-          <w:rtl/>
-          <w:lang w:bidi="he-IL"/>
-        </w:rPr>
-        <w:t>כלומר, המודל צפוי להכליל חלקית, אך לא בצורה אופטימלית ללא התאמה נוספת למאגר החדש</w:t>
-      </w:r>
-      <w:r>
-        <w:rPr>
-          <w:rFonts w:asciiTheme="majorBidi" w:hAnsiTheme="majorBidi" w:cstheme="majorBidi"/>
-          <w:lang w:bidi="he-IL"/>
-        </w:rPr>
-        <w:t>.</w:t>
-      </w:r>
-      <w:r>
+    </w:p>
+    <w:p>
+      <w:pPr>
+        <w:pStyle w:val="ListParagraph"/>
+        <w:bidi/>
+        <w:ind w:left="2160"/>
         <w:rPr>
           <w:rFonts w:asciiTheme="majorBidi" w:eastAsia="Times New Roman" w:hAnsiTheme="majorBidi" w:cstheme="majorBidi"/>
           <w:b/>
@@ -5347,8 +5086,7 @@
           <w:rtl/>
           <w:lang w:bidi="he-IL"/>
         </w:rPr>
-        <w:t xml:space="preserve"> </w:t>
-      </w:r>
+      </w:pPr>
     </w:p>
     <w:p>
       <w:pPr>
@@ -5356,13 +5094,43 @@
         <w:bidi/>
         <w:ind w:left="2160"/>
         <w:rPr>
-          <w:rFonts w:asciiTheme="majorBidi" w:eastAsia="Times New Roman" w:hAnsiTheme="majorBidi" w:cstheme="majorBidi"/>
-          <w:b/>
-          <w:bCs/>
-          <w:rtl/>
-          <w:lang w:bidi="he-IL"/>
-        </w:rPr>
-      </w:pPr>
+          <w:rFonts w:asciiTheme="majorBidi" w:hAnsiTheme="majorBidi" w:cstheme="majorBidi"/>
+          <w:b/>
+          <w:bCs/>
+          <w:rtl/>
+          <w:lang w:bidi="he-IL"/>
+        </w:rPr>
+      </w:pPr>
+      <w:r>
+        <w:rPr>
+          <w:rFonts w:asciiTheme="majorBidi" w:hAnsiTheme="majorBidi" w:cstheme="majorBidi"/>
+          <w:b/>
+          <w:bCs/>
+          <w:rtl/>
+          <w:lang w:bidi="he-IL"/>
+        </w:rPr>
+        <w:t xml:space="preserve">מקורות אקדמיים </w:t>
+      </w:r>
+      <w:r>
+        <w:rPr>
+          <w:rFonts w:asciiTheme="majorBidi" w:hAnsiTheme="majorBidi" w:cstheme="majorBidi"/>
+          <w:b/>
+          <w:bCs/>
+          <w:rtl/>
+          <w:lang w:bidi="he-IL"/>
+        </w:rPr>
+        <w:t>:</w:t>
+      </w:r>
+      <w:r>
+        <w:rPr>
+          <w:rFonts w:asciiTheme="majorBidi" w:hAnsiTheme="majorBidi" w:cstheme="majorBidi"/>
+          <w:b/>
+          <w:bCs/>
+          <w:rtl/>
+          <w:lang w:bidi="he-IL"/>
+        </w:rPr>
+        <w:br/>
+      </w:r>
     </w:p>
     <w:p>
       <w:pPr>
@@ -5373,39 +5141,37 @@
           <w:rFonts w:asciiTheme="majorBidi" w:hAnsiTheme="majorBidi" w:cstheme="majorBidi"/>
           <w:b/>
           <w:bCs/>
-          <w:rtl/>
-          <w:lang w:bidi="he-IL"/>
-        </w:rPr>
-      </w:pPr>
-      <w:r>
-        <w:rPr>
-          <w:rFonts w:asciiTheme="majorBidi" w:hAnsiTheme="majorBidi" w:cstheme="majorBidi"/>
-          <w:b/>
-          <w:bCs/>
-          <w:rtl/>
-          <w:lang w:bidi="he-IL"/>
-        </w:rPr>
-        <w:t xml:space="preserve">מקורות אקדמיים </w:t>
-      </w:r>
-      <w:r>
-        <w:rPr>
-          <w:rFonts w:asciiTheme="majorBidi" w:hAnsiTheme="majorBidi" w:cstheme="majorBidi"/>
-          <w:b/>
-          <w:bCs/>
-          <w:rtl/>
-          <w:lang w:bidi="he-IL"/>
-        </w:rPr>
-        <w:t>:</w:t>
-      </w:r>
-      <w:r>
-        <w:rPr>
-          <w:rFonts w:asciiTheme="majorBidi" w:hAnsiTheme="majorBidi" w:cstheme="majorBidi"/>
-          <w:b/>
-          <w:bCs/>
-          <w:rtl/>
-          <w:lang w:bidi="he-IL"/>
-        </w:rPr>
-        <w:br/>
+          <w:lang w:bidi="he-IL"/>
+        </w:rPr>
+      </w:pPr>
+      <w:r>
+        <w:rPr>
+          <w:rFonts w:asciiTheme="majorBidi" w:hAnsiTheme="majorBidi" w:cstheme="majorBidi"/>
+          <w:b/>
+          <w:bCs/>
+          <w:lang w:bidi="he-IL"/>
+        </w:rPr>
+        <w:t>Domain Adaptation</w:t>
+      </w:r>
+      <w:r>
+        <w:rPr>
+          <w:rFonts w:asciiTheme="majorBidi" w:hAnsiTheme="majorBidi" w:cstheme="majorBidi"/>
+          <w:b/>
+          <w:bCs/>
+          <w:rtl/>
+          <w:lang w:bidi="he-IL"/>
+        </w:rPr>
+        <w:t xml:space="preserve">  </w:t>
+      </w:r>
+      <w:r>
+        <w:rPr>
+          <w:rFonts w:asciiTheme="majorBidi" w:hAnsiTheme="majorBidi" w:cstheme="majorBidi"/>
+          <w:b/>
+          <w:bCs/>
+          <w:rtl/>
+          <w:lang w:bidi="he-IL"/>
+        </w:rPr>
+        <w:t>בסיווג סנטימנט (קלאסי)</w:t>
       </w:r>
     </w:p>
     <w:p>
@@ -5415,60 +5181,15 @@
         <w:ind w:left="2160"/>
         <w:rPr>
           <w:rFonts w:asciiTheme="majorBidi" w:hAnsiTheme="majorBidi" w:cstheme="majorBidi"/>
-          <w:b/>
-          <w:bCs/>
-          <w:lang w:bidi="he-IL"/>
-        </w:rPr>
-      </w:pPr>
-      <w:r>
-        <w:rPr>
-          <w:rFonts w:asciiTheme="majorBidi" w:hAnsiTheme="majorBidi" w:cstheme="majorBidi"/>
-          <w:b/>
-          <w:bCs/>
-          <w:lang w:bidi="he-IL"/>
-        </w:rPr>
-        <w:t xml:space="preserve">Domain </w:t>
-      </w:r>
-      <w:proofErr w:type="gramStart"/>
-      <w:r>
-        <w:rPr>
-          <w:rFonts w:asciiTheme="majorBidi" w:hAnsiTheme="majorBidi" w:cstheme="majorBidi"/>
-          <w:b/>
-          <w:bCs/>
-          <w:lang w:bidi="he-IL"/>
-        </w:rPr>
-        <w:t>Adaptation</w:t>
-      </w:r>
-      <w:r>
-        <w:rPr>
-          <w:rFonts w:asciiTheme="majorBidi" w:hAnsiTheme="majorBidi" w:cstheme="majorBidi"/>
-          <w:b/>
-          <w:bCs/>
-          <w:rtl/>
-          <w:lang w:bidi="he-IL"/>
-        </w:rPr>
-        <w:t xml:space="preserve">  </w:t>
-      </w:r>
-      <w:r>
-        <w:rPr>
-          <w:rFonts w:asciiTheme="majorBidi" w:hAnsiTheme="majorBidi" w:cstheme="majorBidi"/>
-          <w:b/>
-          <w:bCs/>
-          <w:rtl/>
-          <w:lang w:bidi="he-IL"/>
-        </w:rPr>
-        <w:t>בסיווג</w:t>
-      </w:r>
-      <w:proofErr w:type="gramEnd"/>
-      <w:r>
-        <w:rPr>
-          <w:rFonts w:asciiTheme="majorBidi" w:hAnsiTheme="majorBidi" w:cstheme="majorBidi"/>
-          <w:b/>
-          <w:bCs/>
-          <w:rtl/>
-          <w:lang w:bidi="he-IL"/>
-        </w:rPr>
-        <w:t xml:space="preserve"> סנטימנט (קלאסי)</w:t>
+          <w:lang w:bidi="he-IL"/>
+        </w:rPr>
+      </w:pPr>
+      <w:r>
+        <w:rPr>
+          <w:rFonts w:asciiTheme="majorBidi" w:hAnsiTheme="majorBidi" w:cstheme="majorBidi"/>
+          <w:lang w:bidi="he-IL"/>
+        </w:rPr>
+        <w:t>Blitzer et al., 2007</w:t>
       </w:r>
     </w:p>
     <w:p>
@@ -5486,41 +5207,7 @@
           <w:rFonts w:asciiTheme="majorBidi" w:hAnsiTheme="majorBidi" w:cstheme="majorBidi"/>
           <w:lang w:bidi="he-IL"/>
         </w:rPr>
-        <w:t>Blitzer et al., 2007</w:t>
-      </w:r>
-    </w:p>
-    <w:p>
-      <w:pPr>
-        <w:pStyle w:val="ListParagraph"/>
-        <w:bidi/>
-        <w:ind w:left="2160"/>
-        <w:rPr>
-          <w:rFonts w:asciiTheme="majorBidi" w:hAnsiTheme="majorBidi" w:cstheme="majorBidi"/>
-          <w:lang w:bidi="he-IL"/>
-        </w:rPr>
-      </w:pPr>
-      <w:r>
-        <w:rPr>
-          <w:rFonts w:asciiTheme="majorBidi" w:hAnsiTheme="majorBidi" w:cstheme="majorBidi"/>
-          <w:lang w:bidi="he-IL"/>
-        </w:rPr>
-        <w:t xml:space="preserve">Blitzer, J., </w:t>
-      </w:r>
-      <w:proofErr w:type="spellStart"/>
-      <w:r>
-        <w:rPr>
-          <w:rFonts w:asciiTheme="majorBidi" w:hAnsiTheme="majorBidi" w:cstheme="majorBidi"/>
-          <w:lang w:bidi="he-IL"/>
-        </w:rPr>
-        <w:t>Dredze</w:t>
-      </w:r>
-      <w:proofErr w:type="spellEnd"/>
-      <w:r>
-        <w:rPr>
-          <w:rFonts w:asciiTheme="majorBidi" w:hAnsiTheme="majorBidi" w:cstheme="majorBidi"/>
-          <w:lang w:bidi="he-IL"/>
-        </w:rPr>
-        <w:t>, M., &amp; Pereira, F.</w:t>
+        <w:t>Blitzer, J., Dredze, M., &amp; Pereira, F.</w:t>
       </w:r>
       <w:r>
         <w:rPr>
@@ -5567,7 +5254,7 @@
           <w:lang w:bidi="he-IL"/>
         </w:rPr>
       </w:pPr>
-      <w:hyperlink r:id="rId18" w:tgtFrame="_new" w:history="1">
+      <w:hyperlink r:id="rId21" w:tgtFrame="_new" w:history="1">
         <w:r>
           <w:rPr>
             <w:rStyle w:val="Hyperlink"/>
@@ -5611,7 +5298,6 @@
         </w:rPr>
         <w:br/>
       </w:r>
-      <w:proofErr w:type="gramStart"/>
       <w:r>
         <w:rPr>
           <w:rFonts w:asciiTheme="majorBidi" w:hAnsiTheme="majorBidi" w:cstheme="majorBidi"/>
@@ -5648,18 +5334,7 @@
           <w:rtl/>
           <w:lang w:bidi="he-IL"/>
         </w:rPr>
-        <w:t>הכללה</w:t>
-      </w:r>
-      <w:proofErr w:type="gramEnd"/>
-      <w:r>
-        <w:rPr>
-          <w:rFonts w:asciiTheme="majorBidi" w:hAnsiTheme="majorBidi" w:cstheme="majorBidi"/>
-          <w:b/>
-          <w:bCs/>
-          <w:rtl/>
-          <w:lang w:bidi="he-IL"/>
-        </w:rPr>
-        <w:t xml:space="preserve"> ותלות בדאטה</w:t>
+        <w:t>הכללה ותלות בדאטה</w:t>
       </w:r>
     </w:p>
     <w:p>
@@ -5732,7 +5407,7 @@
           <w:lang w:bidi="he-IL"/>
         </w:rPr>
       </w:pPr>
-      <w:hyperlink r:id="rId19" w:history="1">
+      <w:hyperlink r:id="rId22" w:history="1">
         <w:r>
           <w:rPr>
             <w:rStyle w:val="Hyperlink"/>
@@ -5808,7 +5483,7 @@
                     <pic:cNvPicPr/>
                   </pic:nvPicPr>
                   <pic:blipFill>
-                    <a:blip r:embed="rId20">
+                    <a:blip r:embed="rId23">
                       <a:extLst>
                         <a:ext uri="{28A0092B-C50C-407E-A947-70E740481C1C}">
                           <a14:useLocalDpi xmlns:a14="http://schemas.microsoft.com/office/drawing/2010/main" val="0"/>
@@ -6797,38 +6472,28 @@
           <w:rtl/>
           <w:lang w:bidi="he-IL"/>
         </w:rPr>
-        <w:t xml:space="preserve">כך המודל מתמקד רק במאפייני השפה האוניברסליים שמבטאים סנטימנט, ומתעלם מהטיות ספציפיות של </w:t>
-      </w:r>
-      <w:proofErr w:type="gramStart"/>
+        <w:t>כך המודל מתמקד רק במאפייני השפה האוניברסליים שמבטאים סנטימנט, ומתעלם מהטיות ספציפיות של מאגר</w:t>
+      </w:r>
       <w:r>
         <w:rPr>
           <w:rFonts w:asciiTheme="majorBidi" w:eastAsia="Times New Roman" w:hAnsiTheme="majorBidi" w:cstheme="majorBidi"/>
-          <w:rtl/>
-          <w:lang w:bidi="he-IL"/>
-        </w:rPr>
-        <w:t>מאגר</w:t>
+        </w:rPr>
+        <w:t xml:space="preserve"> </w:t>
       </w:r>
       <w:r>
         <w:rPr>
           <w:rFonts w:asciiTheme="majorBidi" w:eastAsia="Times New Roman" w:hAnsiTheme="majorBidi" w:cstheme="majorBidi"/>
+          <w:rtl/>
+          <w:lang w:bidi="he-IL"/>
         </w:rPr>
         <w:t xml:space="preserve"> </w:t>
       </w:r>
       <w:r>
         <w:rPr>
           <w:rFonts w:asciiTheme="majorBidi" w:eastAsia="Times New Roman" w:hAnsiTheme="majorBidi" w:cstheme="majorBidi"/>
-          <w:rtl/>
-          <w:lang w:bidi="he-IL"/>
-        </w:rPr>
-        <w:t xml:space="preserve"> </w:t>
-      </w:r>
-      <w:r>
-        <w:rPr>
-          <w:rFonts w:asciiTheme="majorBidi" w:eastAsia="Times New Roman" w:hAnsiTheme="majorBidi" w:cstheme="majorBidi"/>
         </w:rPr>
         <w:t>IMDB</w:t>
       </w:r>
-      <w:proofErr w:type="gramEnd"/>
     </w:p>
     <w:p>
       <w:pPr>
@@ -7146,25 +6811,14 @@
           <w:lang w:bidi="he-IL"/>
         </w:rPr>
       </w:pPr>
-      <w:proofErr w:type="spellStart"/>
-      <w:r>
-        <w:rPr>
-          <w:rFonts w:asciiTheme="majorBidi" w:hAnsiTheme="majorBidi" w:cstheme="majorBidi"/>
-          <w:b/>
-          <w:bCs/>
-          <w:lang w:bidi="he-IL"/>
-        </w:rPr>
-        <w:t>Gururangan</w:t>
-      </w:r>
-      <w:proofErr w:type="spellEnd"/>
-      <w:r>
-        <w:rPr>
-          <w:rFonts w:asciiTheme="majorBidi" w:hAnsiTheme="majorBidi" w:cstheme="majorBidi"/>
-          <w:b/>
-          <w:bCs/>
-          <w:lang w:bidi="he-IL"/>
-        </w:rPr>
-        <w:t>, S., et al. (2020).</w:t>
+      <w:r>
+        <w:rPr>
+          <w:rFonts w:asciiTheme="majorBidi" w:hAnsiTheme="majorBidi" w:cstheme="majorBidi"/>
+          <w:b/>
+          <w:bCs/>
+          <w:lang w:bidi="he-IL"/>
+        </w:rPr>
+        <w:t>Gururangan, S., et al. (2020).</w:t>
       </w:r>
       <w:r>
         <w:rPr>
@@ -7307,29 +6961,13 @@
           <w:i/>
           <w:iCs/>
         </w:rPr>
-        <w:t xml:space="preserve">How to Fine-Tune BERT for Text </w:t>
-      </w:r>
-      <w:proofErr w:type="gramStart"/>
+        <w:t>How to Fine-Tune BERT for Text Classification?</w:t>
+      </w:r>
       <w:r>
         <w:rPr>
           <w:rFonts w:asciiTheme="majorBidi" w:eastAsia="Times New Roman" w:hAnsiTheme="majorBidi" w:cstheme="majorBidi"/>
-          <w:i/>
-          <w:iCs/>
-        </w:rPr>
-        <w:t>Classification?</w:t>
-      </w:r>
-      <w:r>
-        <w:rPr>
-          <w:rFonts w:asciiTheme="majorBidi" w:eastAsia="Times New Roman" w:hAnsiTheme="majorBidi" w:cstheme="majorBidi"/>
-        </w:rPr>
-        <w:t>.</w:t>
-      </w:r>
-      <w:proofErr w:type="gramEnd"/>
-      <w:r>
-        <w:rPr>
-          <w:rFonts w:asciiTheme="majorBidi" w:eastAsia="Times New Roman" w:hAnsiTheme="majorBidi" w:cstheme="majorBidi"/>
-        </w:rPr>
-        <w:t xml:space="preserve"> China National Conference on Chinese Computational Linguistics. (</w:t>
+        </w:rPr>
+        <w:t>. China National Conference on Chinese Computational Linguistics. (</w:t>
       </w:r>
       <w:r>
         <w:rPr>
@@ -7676,7 +7314,7 @@
                     <pic:cNvPicPr/>
                   </pic:nvPicPr>
                   <pic:blipFill>
-                    <a:blip r:embed="rId21"/>
+                    <a:blip r:embed="rId24"/>
                     <a:stretch>
                       <a:fillRect/>
                     </a:stretch>
@@ -7787,7 +7425,7 @@
                     <pic:cNvPicPr/>
                   </pic:nvPicPr>
                   <pic:blipFill>
-                    <a:blip r:embed="rId22">
+                    <a:blip r:embed="rId25">
                       <a:extLst>
                         <a:ext uri="{28A0092B-C50C-407E-A947-70E740481C1C}">
                           <a14:useLocalDpi xmlns:a14="http://schemas.microsoft.com/office/drawing/2010/main" val="0"/>
@@ -7970,25 +7608,14 @@
           <w:lang w:bidi="he-IL"/>
         </w:rPr>
       </w:pPr>
-      <w:proofErr w:type="spellStart"/>
-      <w:r>
-        <w:rPr>
-          <w:rFonts w:asciiTheme="majorBidi" w:hAnsiTheme="majorBidi" w:cstheme="majorBidi"/>
-          <w:b/>
-          <w:bCs/>
-          <w:lang w:bidi="he-IL"/>
-        </w:rPr>
-        <w:t>num_train_epochs</w:t>
-      </w:r>
-      <w:proofErr w:type="spellEnd"/>
-      <w:r>
-        <w:rPr>
-          <w:rFonts w:asciiTheme="majorBidi" w:hAnsiTheme="majorBidi" w:cstheme="majorBidi"/>
-          <w:b/>
-          <w:bCs/>
-          <w:lang w:bidi="he-IL"/>
-        </w:rPr>
-        <w:t xml:space="preserve"> = 3</w:t>
+      <w:r>
+        <w:rPr>
+          <w:rFonts w:asciiTheme="majorBidi" w:hAnsiTheme="majorBidi" w:cstheme="majorBidi"/>
+          <w:b/>
+          <w:bCs/>
+          <w:lang w:bidi="he-IL"/>
+        </w:rPr>
+        <w:t>num_train_epochs = 3</w:t>
       </w:r>
       <w:r>
         <w:rPr>
@@ -8017,25 +7644,7 @@
           <w:rtl/>
           <w:lang w:bidi="he-IL"/>
         </w:rPr>
-        <w:t xml:space="preserve">בחרנו במספר נמוך של </w:t>
-      </w:r>
-      <w:proofErr w:type="spellStart"/>
-      <w:r>
-        <w:rPr>
-          <w:rFonts w:asciiTheme="majorBidi" w:hAnsiTheme="majorBidi" w:cstheme="majorBidi"/>
-          <w:rtl/>
-          <w:lang w:bidi="he-IL"/>
-        </w:rPr>
-        <w:t>איטרציות</w:t>
-      </w:r>
-      <w:proofErr w:type="spellEnd"/>
-      <w:r>
-        <w:rPr>
-          <w:rFonts w:asciiTheme="majorBidi" w:hAnsiTheme="majorBidi" w:cstheme="majorBidi"/>
-          <w:rtl/>
-          <w:lang w:bidi="he-IL"/>
-        </w:rPr>
-        <w:t xml:space="preserve"> מכיוון שבסט נתונים </w:t>
+        <w:t xml:space="preserve">בחרנו במספר נמוך של איטרציות מכיוון שבסט נתונים </w:t>
       </w:r>
       <w:r>
         <w:rPr>
@@ -8148,25 +7757,7 @@
           <w:rtl/>
           <w:lang w:bidi="he-IL"/>
         </w:rPr>
-        <w:t xml:space="preserve">כדי לאפשר </w:t>
-      </w:r>
-      <w:proofErr w:type="spellStart"/>
-      <w:r>
-        <w:rPr>
-          <w:rFonts w:asciiTheme="majorBidi" w:hAnsiTheme="majorBidi" w:cstheme="majorBidi"/>
-          <w:rtl/>
-          <w:lang w:bidi="he-IL"/>
-        </w:rPr>
-        <w:t>לאופטימייזר</w:t>
-      </w:r>
-      <w:proofErr w:type="spellEnd"/>
-      <w:r>
-        <w:rPr>
-          <w:rFonts w:asciiTheme="majorBidi" w:hAnsiTheme="majorBidi" w:cstheme="majorBidi"/>
-          <w:rtl/>
-          <w:lang w:bidi="he-IL"/>
-        </w:rPr>
-        <w:t xml:space="preserve"> להתייצב מבלי לגרום לקריסה בביצועים על דאטה חדש</w:t>
+        <w:t>כדי לאפשר לאופטימייזר להתייצב מבלי לגרום לקריסה בביצועים על דאטה חדש</w:t>
       </w:r>
       <w:r>
         <w:rPr>
@@ -8189,25 +7780,14 @@
           <w:lang w:bidi="he-IL"/>
         </w:rPr>
       </w:pPr>
-      <w:proofErr w:type="spellStart"/>
-      <w:r>
-        <w:rPr>
-          <w:rFonts w:asciiTheme="majorBidi" w:hAnsiTheme="majorBidi" w:cstheme="majorBidi"/>
-          <w:b/>
-          <w:bCs/>
-          <w:lang w:bidi="he-IL"/>
-        </w:rPr>
-        <w:t>per_device_train_batch_size</w:t>
-      </w:r>
-      <w:proofErr w:type="spellEnd"/>
-      <w:r>
-        <w:rPr>
-          <w:rFonts w:asciiTheme="majorBidi" w:hAnsiTheme="majorBidi" w:cstheme="majorBidi"/>
-          <w:b/>
-          <w:bCs/>
-          <w:lang w:bidi="he-IL"/>
-        </w:rPr>
-        <w:t xml:space="preserve"> = 4</w:t>
+      <w:r>
+        <w:rPr>
+          <w:rFonts w:asciiTheme="majorBidi" w:hAnsiTheme="majorBidi" w:cstheme="majorBidi"/>
+          <w:b/>
+          <w:bCs/>
+          <w:lang w:bidi="he-IL"/>
+        </w:rPr>
+        <w:t>per_device_train_batch_size = 4</w:t>
       </w:r>
       <w:r>
         <w:rPr>
@@ -8250,18 +7830,8 @@
           <w:rtl/>
           <w:lang w:bidi="he-IL"/>
         </w:rPr>
-        <w:t xml:space="preserve">קטן אינה נובעת רק ממגבלות זיכרון, אלא משמשת ככלי </w:t>
-      </w:r>
-      <w:proofErr w:type="spellStart"/>
-      <w:r>
-        <w:rPr>
-          <w:rFonts w:asciiTheme="majorBidi" w:hAnsiTheme="majorBidi" w:cstheme="majorBidi"/>
-          <w:rtl/>
-          <w:lang w:bidi="he-IL"/>
-        </w:rPr>
-        <w:t>רגולריזציה</w:t>
-      </w:r>
-      <w:proofErr w:type="spellEnd"/>
+        <w:t>קטן אינה נובעת רק ממגבלות זיכרון, אלא משמשת ככלי רגולריזציה</w:t>
+      </w:r>
       <w:r>
         <w:rPr>
           <w:rFonts w:asciiTheme="majorBidi" w:hAnsiTheme="majorBidi" w:cstheme="majorBidi"/>
@@ -8290,31 +7860,14 @@
           <w:rtl/>
           <w:lang w:bidi="he-IL"/>
         </w:rPr>
-        <w:t xml:space="preserve"> קטן </w:t>
-      </w:r>
-      <w:proofErr w:type="gramStart"/>
-      <w:r>
-        <w:rPr>
-          <w:rFonts w:asciiTheme="majorBidi" w:hAnsiTheme="majorBidi" w:cstheme="majorBidi"/>
-          <w:rtl/>
-          <w:lang w:bidi="he-IL"/>
-        </w:rPr>
-        <w:t xml:space="preserve">מייצר </w:t>
-      </w:r>
-      <w:r>
-        <w:rPr>
-          <w:rFonts w:asciiTheme="majorBidi" w:hAnsiTheme="majorBidi" w:cstheme="majorBidi"/>
-          <w:lang w:bidi="he-IL"/>
-        </w:rPr>
-        <w:t xml:space="preserve"> Noisy</w:t>
-      </w:r>
-      <w:proofErr w:type="gramEnd"/>
-      <w:r>
-        <w:rPr>
-          <w:rFonts w:asciiTheme="majorBidi" w:hAnsiTheme="majorBidi" w:cstheme="majorBidi"/>
-          <w:lang w:bidi="he-IL"/>
-        </w:rPr>
-        <w:t xml:space="preserve"> Gradient </w:t>
+        <w:t xml:space="preserve"> קטן מייצר </w:t>
+      </w:r>
+      <w:r>
+        <w:rPr>
+          <w:rFonts w:asciiTheme="majorBidi" w:hAnsiTheme="majorBidi" w:cstheme="majorBidi"/>
+          <w:lang w:bidi="he-IL"/>
+        </w:rPr>
+        <w:t xml:space="preserve"> Noisy Gradient </w:t>
       </w:r>
       <w:r>
         <w:rPr>
@@ -8337,15 +7890,7 @@
           <w:rFonts w:asciiTheme="majorBidi" w:hAnsiTheme="majorBidi" w:cstheme="majorBidi"/>
           <w:lang w:bidi="he-IL"/>
         </w:rPr>
-        <w:t xml:space="preserve"> Sharp </w:t>
-      </w:r>
-      <w:proofErr w:type="gramStart"/>
-      <w:r>
-        <w:rPr>
-          <w:rFonts w:asciiTheme="majorBidi" w:hAnsiTheme="majorBidi" w:cstheme="majorBidi"/>
-          <w:lang w:bidi="he-IL"/>
-        </w:rPr>
-        <w:t>Minimum</w:t>
+        <w:t xml:space="preserve"> Sharp Minimum</w:t>
       </w:r>
       <w:r>
         <w:rPr>
@@ -8369,7 +7914,6 @@
         </w:rPr>
         <w:t>שבו</w:t>
       </w:r>
-      <w:proofErr w:type="gramEnd"/>
       <w:r>
         <w:rPr>
           <w:rFonts w:asciiTheme="majorBidi" w:hAnsiTheme="majorBidi" w:cstheme="majorBidi"/>
@@ -8407,25 +7951,7 @@
           <w:rtl/>
           <w:lang w:bidi="he-IL"/>
         </w:rPr>
-        <w:t xml:space="preserve">הרעש דוחף את המודל למינימום "שטוח" </w:t>
-      </w:r>
-      <w:proofErr w:type="spellStart"/>
-      <w:r>
-        <w:rPr>
-          <w:rFonts w:asciiTheme="majorBidi" w:hAnsiTheme="majorBidi" w:cstheme="majorBidi"/>
-          <w:rtl/>
-          <w:lang w:bidi="he-IL"/>
-        </w:rPr>
-        <w:t>ורובסטי</w:t>
-      </w:r>
-      <w:proofErr w:type="spellEnd"/>
-      <w:r>
-        <w:rPr>
-          <w:rFonts w:asciiTheme="majorBidi" w:hAnsiTheme="majorBidi" w:cstheme="majorBidi"/>
-          <w:rtl/>
-          <w:lang w:bidi="he-IL"/>
-        </w:rPr>
-        <w:t xml:space="preserve"> יותר</w:t>
+        <w:t>הרעש דוחף את המודל למינימום "שטוח" ורובסטי יותר</w:t>
       </w:r>
       <w:r>
         <w:rPr>
@@ -8440,25 +7966,7 @@
           <w:rtl/>
           <w:lang w:bidi="he-IL"/>
         </w:rPr>
-        <w:t xml:space="preserve">בנוסף, גודל זה מאפשר מספר סביר של צעדי </w:t>
-      </w:r>
-      <w:proofErr w:type="spellStart"/>
-      <w:r>
-        <w:rPr>
-          <w:rFonts w:asciiTheme="majorBidi" w:hAnsiTheme="majorBidi" w:cstheme="majorBidi"/>
-          <w:rtl/>
-          <w:lang w:bidi="he-IL"/>
-        </w:rPr>
-        <w:t>עדכוןבתוך</w:t>
-      </w:r>
-      <w:proofErr w:type="spellEnd"/>
-      <w:r>
-        <w:rPr>
-          <w:rFonts w:asciiTheme="majorBidi" w:hAnsiTheme="majorBidi" w:cstheme="majorBidi"/>
-          <w:rtl/>
-          <w:lang w:bidi="he-IL"/>
-        </w:rPr>
-        <w:t xml:space="preserve"> כל </w:t>
+        <w:t xml:space="preserve">בנוסף, גודל זה מאפשר מספר סביר של צעדי עדכוןבתוך כל </w:t>
       </w:r>
       <w:r>
         <w:rPr>
@@ -8520,25 +8028,14 @@
           <w:lang w:bidi="he-IL"/>
         </w:rPr>
       </w:pPr>
-      <w:proofErr w:type="spellStart"/>
-      <w:r>
-        <w:rPr>
-          <w:rFonts w:asciiTheme="majorBidi" w:hAnsiTheme="majorBidi" w:cstheme="majorBidi"/>
-          <w:b/>
-          <w:bCs/>
-          <w:lang w:bidi="he-IL"/>
-        </w:rPr>
-        <w:t>save_steps</w:t>
-      </w:r>
-      <w:proofErr w:type="spellEnd"/>
-      <w:r>
-        <w:rPr>
-          <w:rFonts w:asciiTheme="majorBidi" w:hAnsiTheme="majorBidi" w:cstheme="majorBidi"/>
-          <w:b/>
-          <w:bCs/>
-          <w:lang w:bidi="he-IL"/>
-        </w:rPr>
-        <w:t xml:space="preserve"> = 500</w:t>
+      <w:r>
+        <w:rPr>
+          <w:rFonts w:asciiTheme="majorBidi" w:hAnsiTheme="majorBidi" w:cstheme="majorBidi"/>
+          <w:b/>
+          <w:bCs/>
+          <w:lang w:bidi="he-IL"/>
+        </w:rPr>
+        <w:t>save_steps = 500</w:t>
       </w:r>
       <w:r>
         <w:rPr>
@@ -8676,25 +8173,14 @@
           <w:lang w:bidi="he-IL"/>
         </w:rPr>
       </w:pPr>
-      <w:proofErr w:type="spellStart"/>
-      <w:r>
-        <w:rPr>
-          <w:rFonts w:asciiTheme="majorBidi" w:hAnsiTheme="majorBidi" w:cstheme="majorBidi"/>
-          <w:b/>
-          <w:bCs/>
-          <w:lang w:bidi="he-IL"/>
-        </w:rPr>
-        <w:t>save_total_limit</w:t>
-      </w:r>
-      <w:proofErr w:type="spellEnd"/>
-      <w:r>
-        <w:rPr>
-          <w:rFonts w:asciiTheme="majorBidi" w:hAnsiTheme="majorBidi" w:cstheme="majorBidi"/>
-          <w:b/>
-          <w:bCs/>
-          <w:lang w:bidi="he-IL"/>
-        </w:rPr>
-        <w:t xml:space="preserve"> = 1</w:t>
+      <w:r>
+        <w:rPr>
+          <w:rFonts w:asciiTheme="majorBidi" w:hAnsiTheme="majorBidi" w:cstheme="majorBidi"/>
+          <w:b/>
+          <w:bCs/>
+          <w:lang w:bidi="he-IL"/>
+        </w:rPr>
+        <w:t>save_total_limit = 1</w:t>
       </w:r>
       <w:r>
         <w:rPr>
@@ -8786,25 +8272,14 @@
           <w:lang w:bidi="he-IL"/>
         </w:rPr>
       </w:pPr>
-      <w:proofErr w:type="spellStart"/>
-      <w:r>
-        <w:rPr>
-          <w:rFonts w:asciiTheme="majorBidi" w:hAnsiTheme="majorBidi" w:cstheme="majorBidi"/>
-          <w:b/>
-          <w:bCs/>
-          <w:lang w:bidi="he-IL"/>
-        </w:rPr>
-        <w:t>overwrite_output_dir</w:t>
-      </w:r>
-      <w:proofErr w:type="spellEnd"/>
-      <w:r>
-        <w:rPr>
-          <w:rFonts w:asciiTheme="majorBidi" w:hAnsiTheme="majorBidi" w:cstheme="majorBidi"/>
-          <w:b/>
-          <w:bCs/>
-          <w:lang w:bidi="he-IL"/>
-        </w:rPr>
-        <w:t xml:space="preserve"> = True</w:t>
+      <w:r>
+        <w:rPr>
+          <w:rFonts w:asciiTheme="majorBidi" w:hAnsiTheme="majorBidi" w:cstheme="majorBidi"/>
+          <w:b/>
+          <w:bCs/>
+          <w:lang w:bidi="he-IL"/>
+        </w:rPr>
+        <w:t>overwrite_output_dir = True</w:t>
       </w:r>
       <w:r>
         <w:rPr>
@@ -8856,23 +8331,7 @@
           <w:rFonts w:asciiTheme="majorBidi" w:hAnsiTheme="majorBidi" w:cstheme="majorBidi"/>
           <w:lang w:bidi="he-IL"/>
         </w:rPr>
-        <w:t xml:space="preserve"> (</w:t>
-      </w:r>
-      <w:proofErr w:type="spellStart"/>
-      <w:r>
-        <w:rPr>
-          <w:rFonts w:asciiTheme="majorBidi" w:hAnsiTheme="majorBidi" w:cstheme="majorBidi"/>
-          <w:lang w:bidi="he-IL"/>
-        </w:rPr>
-        <w:t>output_dir</w:t>
-      </w:r>
-      <w:proofErr w:type="spellEnd"/>
-      <w:r>
-        <w:rPr>
-          <w:rFonts w:asciiTheme="majorBidi" w:hAnsiTheme="majorBidi" w:cstheme="majorBidi"/>
-          <w:lang w:bidi="he-IL"/>
-        </w:rPr>
-        <w:t xml:space="preserve">) </w:t>
+        <w:t xml:space="preserve"> (output_dir) </w:t>
       </w:r>
       <w:r>
         <w:rPr>
@@ -8908,25 +8367,14 @@
           <w:lang w:bidi="he-IL"/>
         </w:rPr>
       </w:pPr>
-      <w:proofErr w:type="spellStart"/>
-      <w:r>
-        <w:rPr>
-          <w:rFonts w:asciiTheme="majorBidi" w:hAnsiTheme="majorBidi" w:cstheme="majorBidi"/>
-          <w:b/>
-          <w:bCs/>
-          <w:lang w:bidi="he-IL"/>
-        </w:rPr>
-        <w:t>logging_steps</w:t>
-      </w:r>
-      <w:proofErr w:type="spellEnd"/>
-      <w:r>
-        <w:rPr>
-          <w:rFonts w:asciiTheme="majorBidi" w:hAnsiTheme="majorBidi" w:cstheme="majorBidi"/>
-          <w:b/>
-          <w:bCs/>
-          <w:lang w:bidi="he-IL"/>
-        </w:rPr>
-        <w:t xml:space="preserve"> = 10</w:t>
+      <w:r>
+        <w:rPr>
+          <w:rFonts w:asciiTheme="majorBidi" w:hAnsiTheme="majorBidi" w:cstheme="majorBidi"/>
+          <w:b/>
+          <w:bCs/>
+          <w:lang w:bidi="he-IL"/>
+        </w:rPr>
+        <w:t>logging_steps = 10</w:t>
       </w:r>
       <w:r>
         <w:rPr>
@@ -9015,65 +8463,14 @@
           <w:lang w:bidi="he-IL"/>
         </w:rPr>
       </w:pPr>
-      <w:proofErr w:type="spellStart"/>
-      <w:r>
-        <w:rPr>
-          <w:rFonts w:asciiTheme="majorBidi" w:hAnsiTheme="majorBidi" w:cstheme="majorBidi"/>
-          <w:b/>
-          <w:bCs/>
-          <w:lang w:bidi="he-IL"/>
-        </w:rPr>
-        <w:t>use_cpu</w:t>
-      </w:r>
-      <w:proofErr w:type="spellEnd"/>
-      <w:r>
-        <w:rPr>
-          <w:rFonts w:asciiTheme="majorBidi" w:hAnsiTheme="majorBidi" w:cstheme="majorBidi"/>
-          <w:b/>
-          <w:bCs/>
-          <w:lang w:bidi="he-IL"/>
-        </w:rPr>
-        <w:t xml:space="preserve"> = not </w:t>
-      </w:r>
-      <w:proofErr w:type="spellStart"/>
-      <w:r>
-        <w:rPr>
-          <w:rFonts w:asciiTheme="majorBidi" w:hAnsiTheme="majorBidi" w:cstheme="majorBidi"/>
-          <w:b/>
-          <w:bCs/>
-          <w:lang w:bidi="he-IL"/>
-        </w:rPr>
-        <w:t>torch.cuda.is_</w:t>
-      </w:r>
-      <w:proofErr w:type="gramStart"/>
-      <w:r>
-        <w:rPr>
-          <w:rFonts w:asciiTheme="majorBidi" w:hAnsiTheme="majorBidi" w:cstheme="majorBidi"/>
-          <w:b/>
-          <w:bCs/>
-          <w:lang w:bidi="he-IL"/>
-        </w:rPr>
-        <w:t>available</w:t>
-      </w:r>
-      <w:proofErr w:type="spellEnd"/>
-      <w:r>
-        <w:rPr>
-          <w:rFonts w:asciiTheme="majorBidi" w:hAnsiTheme="majorBidi" w:cstheme="majorBidi"/>
-          <w:b/>
-          <w:bCs/>
-          <w:lang w:bidi="he-IL"/>
-        </w:rPr>
-        <w:t>(</w:t>
-      </w:r>
-      <w:proofErr w:type="gramEnd"/>
-      <w:r>
-        <w:rPr>
-          <w:rFonts w:asciiTheme="majorBidi" w:hAnsiTheme="majorBidi" w:cstheme="majorBidi"/>
-          <w:b/>
-          <w:bCs/>
-          <w:lang w:bidi="he-IL"/>
-        </w:rPr>
-        <w:t>)</w:t>
+      <w:r>
+        <w:rPr>
+          <w:rFonts w:asciiTheme="majorBidi" w:hAnsiTheme="majorBidi" w:cstheme="majorBidi"/>
+          <w:b/>
+          <w:bCs/>
+          <w:lang w:bidi="he-IL"/>
+        </w:rPr>
+        <w:t>use_cpu = not torch.cuda.is_available()</w:t>
       </w:r>
       <w:r>
         <w:rPr>
@@ -9175,7 +8572,6 @@
           <w:lang w:bidi="he-IL"/>
         </w:rPr>
       </w:pPr>
-      <w:proofErr w:type="spellStart"/>
       <w:r>
         <w:rPr>
           <w:rFonts w:asciiTheme="majorBidi" w:hAnsiTheme="majorBidi" w:cstheme="majorBidi"/>
@@ -9185,7 +8581,6 @@
         </w:rPr>
         <w:t>output_dir</w:t>
       </w:r>
-      <w:proofErr w:type="spellEnd"/>
       <w:r>
         <w:rPr>
           <w:rFonts w:asciiTheme="majorBidi" w:hAnsiTheme="majorBidi" w:cstheme="majorBidi"/>
@@ -9258,35 +8653,14 @@
           <w:lang w:bidi="he-IL"/>
         </w:rPr>
       </w:pPr>
-      <w:proofErr w:type="spellStart"/>
-      <w:r>
-        <w:rPr>
-          <w:rFonts w:asciiTheme="majorBidi" w:hAnsiTheme="majorBidi" w:cstheme="majorBidi"/>
-          <w:b/>
-          <w:bCs/>
-          <w:lang w:bidi="he-IL"/>
-        </w:rPr>
-        <w:t>prediction_loss_only</w:t>
-      </w:r>
-      <w:proofErr w:type="spellEnd"/>
-      <w:r>
-        <w:rPr>
-          <w:rFonts w:asciiTheme="majorBidi" w:hAnsiTheme="majorBidi" w:cstheme="majorBidi"/>
-          <w:b/>
-          <w:bCs/>
-          <w:lang w:bidi="he-IL"/>
-        </w:rPr>
-        <w:t xml:space="preserve"> = </w:t>
-      </w:r>
-      <w:proofErr w:type="gramStart"/>
-      <w:r>
-        <w:rPr>
-          <w:rFonts w:asciiTheme="majorBidi" w:hAnsiTheme="majorBidi" w:cstheme="majorBidi"/>
-          <w:b/>
-          <w:bCs/>
-          <w:lang w:bidi="he-IL"/>
-        </w:rPr>
-        <w:t>True</w:t>
+      <w:r>
+        <w:rPr>
+          <w:rFonts w:asciiTheme="majorBidi" w:hAnsiTheme="majorBidi" w:cstheme="majorBidi"/>
+          <w:b/>
+          <w:bCs/>
+          <w:lang w:bidi="he-IL"/>
+        </w:rPr>
+        <w:t>prediction_loss_only = True</w:t>
       </w:r>
       <w:r>
         <w:rPr>
@@ -9303,7 +8677,6 @@
         </w:rPr>
         <w:t>:</w:t>
       </w:r>
-      <w:proofErr w:type="gramEnd"/>
     </w:p>
     <w:p>
       <w:pPr>
@@ -9323,25 +8696,7 @@
           <w:rtl/>
           <w:lang w:bidi="he-IL"/>
         </w:rPr>
-        <w:t xml:space="preserve">במשימות של </w:t>
-      </w:r>
-      <w:proofErr w:type="spellStart"/>
-      <w:r>
-        <w:rPr>
-          <w:rFonts w:asciiTheme="majorBidi" w:hAnsiTheme="majorBidi" w:cstheme="majorBidi"/>
-          <w:rtl/>
-          <w:lang w:bidi="he-IL"/>
-        </w:rPr>
-        <w:t>ג'ינרוט</w:t>
-      </w:r>
-      <w:proofErr w:type="spellEnd"/>
-      <w:r>
-        <w:rPr>
-          <w:rFonts w:asciiTheme="majorBidi" w:hAnsiTheme="majorBidi" w:cstheme="majorBidi"/>
-          <w:rtl/>
-          <w:lang w:bidi="he-IL"/>
-        </w:rPr>
-        <w:t xml:space="preserve"> טקסט</w:t>
+        <w:t>במשימות של ג'ינרוט טקסט</w:t>
       </w:r>
       <w:r>
         <w:rPr>
@@ -9475,49 +8830,7 @@
           <w:iCs/>
           <w:lang w:bidi="he-IL"/>
         </w:rPr>
-        <w:t xml:space="preserve">Fine-Tuning Pretrained Language </w:t>
-      </w:r>
-      <w:proofErr w:type="spellStart"/>
-      <w:proofErr w:type="gramStart"/>
-      <w:r>
-        <w:rPr>
-          <w:rFonts w:asciiTheme="majorBidi" w:hAnsiTheme="majorBidi" w:cstheme="majorBidi"/>
-          <w:i/>
-          <w:iCs/>
-          <w:lang w:bidi="he-IL"/>
-        </w:rPr>
-        <w:t>Models:Weight</w:t>
-      </w:r>
-      <w:proofErr w:type="spellEnd"/>
-      <w:proofErr w:type="gramEnd"/>
-      <w:r>
-        <w:rPr>
-          <w:rFonts w:asciiTheme="majorBidi" w:hAnsiTheme="majorBidi" w:cstheme="majorBidi"/>
-          <w:i/>
-          <w:iCs/>
-          <w:lang w:bidi="he-IL"/>
-        </w:rPr>
-        <w:t xml:space="preserve"> Initializations, Data Orders, and Early Stopping - </w:t>
-      </w:r>
-      <w:proofErr w:type="spellStart"/>
-      <w:r>
-        <w:rPr>
-          <w:rFonts w:asciiTheme="majorBidi" w:hAnsiTheme="majorBidi" w:cstheme="majorBidi"/>
-          <w:i/>
-          <w:iCs/>
-          <w:lang w:bidi="he-IL"/>
-        </w:rPr>
-        <w:t>arXiv</w:t>
-      </w:r>
-      <w:proofErr w:type="spellEnd"/>
-      <w:r>
-        <w:rPr>
-          <w:rFonts w:asciiTheme="majorBidi" w:hAnsiTheme="majorBidi" w:cstheme="majorBidi"/>
-          <w:i/>
-          <w:iCs/>
-          <w:lang w:bidi="he-IL"/>
-        </w:rPr>
-        <w:t>, accessed on January 15, 2026,</w:t>
+        <w:t>Fine-Tuning Pretrained Language Models:Weight Initializations, Data Orders, and Early Stopping - arXiv, accessed on January 15, 2026,</w:t>
       </w:r>
     </w:p>
     <w:p>
@@ -9530,34 +8843,14 @@
           <w:lang w:bidi="he-IL"/>
         </w:rPr>
       </w:pPr>
-      <w:hyperlink r:id="rId23" w:history="1">
+      <w:hyperlink r:id="rId26" w:history="1">
         <w:r>
           <w:rPr>
             <w:rStyle w:val="Hyperlink"/>
             <w:rFonts w:asciiTheme="majorBidi" w:hAnsiTheme="majorBidi" w:cstheme="majorBidi"/>
             <w:lang w:bidi="he-IL"/>
           </w:rPr>
-          <w:t xml:space="preserve">Fine-Tuning Pretrained Language </w:t>
-        </w:r>
-        <w:proofErr w:type="spellStart"/>
-        <w:proofErr w:type="gramStart"/>
-        <w:r>
-          <w:rPr>
-            <w:rStyle w:val="Hyperlink"/>
-            <w:rFonts w:asciiTheme="majorBidi" w:hAnsiTheme="majorBidi" w:cstheme="majorBidi"/>
-            <w:lang w:bidi="he-IL"/>
-          </w:rPr>
-          <w:t>Models:Weight</w:t>
-        </w:r>
-        <w:proofErr w:type="spellEnd"/>
-        <w:proofErr w:type="gramEnd"/>
-        <w:r>
-          <w:rPr>
-            <w:rStyle w:val="Hyperlink"/>
-            <w:rFonts w:asciiTheme="majorBidi" w:hAnsiTheme="majorBidi" w:cstheme="majorBidi"/>
-            <w:lang w:bidi="he-IL"/>
-          </w:rPr>
-          <w:t xml:space="preserve"> Initializations, Data Orders, and Early Stopping</w:t>
+          <w:t>Fine-Tuning Pretrained Language Models:Weight Initializations, Data Orders, and Early Stopping</w:t>
         </w:r>
       </w:hyperlink>
     </w:p>
@@ -9585,7 +8878,7 @@
         </w:rPr>
         <w:t xml:space="preserve">On Large-Batch Training for Deep Learning: Generalization Gap and Sharp Minima, accessed on January 15, 2026, </w:t>
       </w:r>
-      <w:hyperlink r:id="rId24" w:history="1">
+      <w:hyperlink r:id="rId27" w:history="1">
         <w:r>
           <w:rPr>
             <w:rStyle w:val="Hyperlink"/>
@@ -9635,49 +8928,9 @@
           <w:iCs/>
           <w:lang w:bidi="he-IL"/>
         </w:rPr>
-        <w:t xml:space="preserve">w to </w:t>
-      </w:r>
-      <w:proofErr w:type="spellStart"/>
-      <w:r>
-        <w:rPr>
-          <w:rFonts w:asciiTheme="majorBidi" w:hAnsiTheme="majorBidi" w:cstheme="majorBidi"/>
-          <w:i/>
-          <w:iCs/>
-          <w:lang w:bidi="he-IL"/>
-        </w:rPr>
-        <w:t>Aleviate</w:t>
-      </w:r>
-      <w:proofErr w:type="spellEnd"/>
-      <w:r>
-        <w:rPr>
-          <w:rFonts w:asciiTheme="majorBidi" w:hAnsiTheme="majorBidi" w:cstheme="majorBidi"/>
-          <w:i/>
-          <w:iCs/>
-          <w:lang w:bidi="he-IL"/>
-        </w:rPr>
-        <w:t xml:space="preserve"> Catastrophic Forgetting in LLMs Finetuning? Hierarchical Layer-Wise and Element-Wise Regularization - </w:t>
-      </w:r>
-      <w:proofErr w:type="spellStart"/>
-      <w:r>
-        <w:rPr>
-          <w:rFonts w:asciiTheme="majorBidi" w:hAnsiTheme="majorBidi" w:cstheme="majorBidi"/>
-          <w:i/>
-          <w:iCs/>
-          <w:lang w:bidi="he-IL"/>
-        </w:rPr>
-        <w:t>arXiv</w:t>
-      </w:r>
-      <w:proofErr w:type="spellEnd"/>
-      <w:r>
-        <w:rPr>
-          <w:rFonts w:asciiTheme="majorBidi" w:hAnsiTheme="majorBidi" w:cstheme="majorBidi"/>
-          <w:i/>
-          <w:iCs/>
-          <w:lang w:bidi="he-IL"/>
-        </w:rPr>
-        <w:t xml:space="preserve">, accessed on January 15, 2026, </w:t>
-      </w:r>
-      <w:hyperlink r:id="rId25" w:history="1">
+        <w:t xml:space="preserve">w to Aleviate Catastrophic Forgetting in LLMs Finetuning? Hierarchical Layer-Wise and Element-Wise Regularization - arXiv, accessed on January 15, 2026, </w:t>
+      </w:r>
+      <w:hyperlink r:id="rId28" w:history="1">
         <w:r>
           <w:rPr>
             <w:rStyle w:val="Hyperlink"/>
@@ -9837,7 +9090,7 @@
                     <pic:cNvPicPr/>
                   </pic:nvPicPr>
                   <pic:blipFill>
-                    <a:blip r:embed="rId26"/>
+                    <a:blip r:embed="rId29"/>
                     <a:stretch>
                       <a:fillRect/>
                     </a:stretch>
@@ -9939,7 +9192,7 @@
                     <pic:cNvPicPr/>
                   </pic:nvPicPr>
                   <pic:blipFill>
-                    <a:blip r:embed="rId27">
+                    <a:blip r:embed="rId30">
                       <a:extLst>
                         <a:ext uri="{28A0092B-C50C-407E-A947-70E740481C1C}">
                           <a14:useLocalDpi xmlns:a14="http://schemas.microsoft.com/office/drawing/2010/main" val="0"/>
@@ -10073,7 +9326,6 @@
           <w:lang w:bidi="he-IL"/>
         </w:rPr>
       </w:pPr>
-      <w:proofErr w:type="spellStart"/>
       <w:r>
         <w:rPr>
           <w:rFonts w:asciiTheme="majorBidi" w:hAnsiTheme="majorBidi" w:cstheme="majorBidi"/>
@@ -10083,7 +9335,6 @@
         </w:rPr>
         <w:t>attention_mask</w:t>
       </w:r>
-      <w:proofErr w:type="spellEnd"/>
       <w:r>
         <w:rPr>
           <w:rFonts w:asciiTheme="majorBidi" w:hAnsiTheme="majorBidi" w:cstheme="majorBidi"/>
@@ -10256,25 +9507,7 @@
           <w:rtl/>
           <w:lang w:bidi="he-IL"/>
         </w:rPr>
-        <w:t xml:space="preserve"> בעיה זו בולטת במיוחד במודלים </w:t>
-      </w:r>
-      <w:proofErr w:type="spellStart"/>
-      <w:r>
-        <w:rPr>
-          <w:rFonts w:asciiTheme="majorBidi" w:hAnsiTheme="majorBidi" w:cstheme="majorBidi"/>
-          <w:rtl/>
-          <w:lang w:bidi="he-IL"/>
-        </w:rPr>
-        <w:t>אוטו־רגרסיביים</w:t>
-      </w:r>
-      <w:proofErr w:type="spellEnd"/>
-      <w:r>
-        <w:rPr>
-          <w:rFonts w:asciiTheme="majorBidi" w:hAnsiTheme="majorBidi" w:cstheme="majorBidi"/>
-          <w:rtl/>
-          <w:lang w:bidi="he-IL"/>
-        </w:rPr>
-        <w:t xml:space="preserve"> כמו</w:t>
+        <w:t xml:space="preserve"> בעיה זו בולטת במיוחד במודלים אוטו־רגרסיביים כמו</w:t>
       </w:r>
       <w:r>
         <w:rPr>
@@ -10312,25 +9545,14 @@
           <w:lang w:bidi="he-IL"/>
         </w:rPr>
       </w:pPr>
-      <w:proofErr w:type="spellStart"/>
-      <w:r>
-        <w:rPr>
-          <w:rFonts w:asciiTheme="majorBidi" w:hAnsiTheme="majorBidi" w:cstheme="majorBidi"/>
-          <w:b/>
-          <w:bCs/>
-          <w:lang w:bidi="he-IL"/>
-        </w:rPr>
-        <w:t>do_sample</w:t>
-      </w:r>
-      <w:proofErr w:type="spellEnd"/>
-      <w:r>
-        <w:rPr>
-          <w:rFonts w:asciiTheme="majorBidi" w:hAnsiTheme="majorBidi" w:cstheme="majorBidi"/>
-          <w:b/>
-          <w:bCs/>
-          <w:lang w:bidi="he-IL"/>
-        </w:rPr>
-        <w:t xml:space="preserve"> = True</w:t>
+      <w:r>
+        <w:rPr>
+          <w:rFonts w:asciiTheme="majorBidi" w:hAnsiTheme="majorBidi" w:cstheme="majorBidi"/>
+          <w:b/>
+          <w:bCs/>
+          <w:lang w:bidi="he-IL"/>
+        </w:rPr>
+        <w:t>do_sample = True</w:t>
       </w:r>
       <w:r>
         <w:rPr>
@@ -10419,16 +9641,7 @@
           <w:rtl/>
           <w:lang w:bidi="he-IL"/>
         </w:rPr>
-        <w:t xml:space="preserve">להחזיר טקסטים </w:t>
-      </w:r>
-      <w:proofErr w:type="spellStart"/>
-      <w:r>
-        <w:rPr>
-          <w:rFonts w:asciiTheme="majorBidi" w:hAnsiTheme="majorBidi" w:cstheme="majorBidi"/>
-          <w:rtl/>
-          <w:lang w:bidi="he-IL"/>
-        </w:rPr>
-        <w:t>ח</w:t>
+        <w:t>להחזיר טקסטים ח</w:t>
       </w:r>
       <w:r>
         <w:rPr>
@@ -10460,16 +9673,7 @@
           <w:rtl/>
           <w:lang w:bidi="he-IL"/>
         </w:rPr>
-        <w:t>יים</w:t>
-      </w:r>
-      <w:proofErr w:type="spellEnd"/>
-      <w:r>
-        <w:rPr>
-          <w:rFonts w:asciiTheme="majorBidi" w:hAnsiTheme="majorBidi" w:cstheme="majorBidi"/>
-          <w:rtl/>
-          <w:lang w:bidi="he-IL"/>
-        </w:rPr>
-        <w:t xml:space="preserve"> ושטחיים, במיוחד במודלים שאומנו על דאטה </w:t>
+        <w:t xml:space="preserve">יים ושטחיים, במיוחד במודלים שאומנו על דאטה </w:t>
       </w:r>
       <w:r>
         <w:rPr>
@@ -10508,25 +9712,14 @@
           <w:lang w:bidi="he-IL"/>
         </w:rPr>
       </w:pPr>
-      <w:proofErr w:type="spellStart"/>
-      <w:r>
-        <w:rPr>
-          <w:rFonts w:asciiTheme="majorBidi" w:hAnsiTheme="majorBidi" w:cstheme="majorBidi"/>
-          <w:b/>
-          <w:bCs/>
-          <w:lang w:bidi="he-IL"/>
-        </w:rPr>
-        <w:t>max_length</w:t>
-      </w:r>
-      <w:proofErr w:type="spellEnd"/>
-      <w:r>
-        <w:rPr>
-          <w:rFonts w:asciiTheme="majorBidi" w:hAnsiTheme="majorBidi" w:cstheme="majorBidi"/>
-          <w:b/>
-          <w:bCs/>
-          <w:lang w:bidi="he-IL"/>
-        </w:rPr>
-        <w:t xml:space="preserve"> = 100</w:t>
+      <w:r>
+        <w:rPr>
+          <w:rFonts w:asciiTheme="majorBidi" w:hAnsiTheme="majorBidi" w:cstheme="majorBidi"/>
+          <w:b/>
+          <w:bCs/>
+          <w:lang w:bidi="he-IL"/>
+        </w:rPr>
+        <w:t>max_length = 100</w:t>
       </w:r>
       <w:r>
         <w:rPr>
@@ -10712,25 +9905,14 @@
           <w:lang w:bidi="he-IL"/>
         </w:rPr>
       </w:pPr>
-      <w:proofErr w:type="spellStart"/>
-      <w:r>
-        <w:rPr>
-          <w:rFonts w:asciiTheme="majorBidi" w:hAnsiTheme="majorBidi" w:cstheme="majorBidi"/>
-          <w:b/>
-          <w:bCs/>
-          <w:lang w:bidi="he-IL"/>
-        </w:rPr>
-        <w:t>top_p</w:t>
-      </w:r>
-      <w:proofErr w:type="spellEnd"/>
-      <w:r>
-        <w:rPr>
-          <w:rFonts w:asciiTheme="majorBidi" w:hAnsiTheme="majorBidi" w:cstheme="majorBidi"/>
-          <w:b/>
-          <w:bCs/>
-          <w:lang w:bidi="he-IL"/>
-        </w:rPr>
-        <w:t xml:space="preserve"> = 0.95 (Nucleus Sampling)</w:t>
+      <w:r>
+        <w:rPr>
+          <w:rFonts w:asciiTheme="majorBidi" w:hAnsiTheme="majorBidi" w:cstheme="majorBidi"/>
+          <w:b/>
+          <w:bCs/>
+          <w:lang w:bidi="he-IL"/>
+        </w:rPr>
+        <w:t>top_p = 0.95 (Nucleus Sampling)</w:t>
       </w:r>
       <w:r>
         <w:rPr>
@@ -10798,25 +9980,14 @@
           <w:lang w:bidi="he-IL"/>
         </w:rPr>
       </w:pPr>
-      <w:proofErr w:type="spellStart"/>
-      <w:r>
-        <w:rPr>
-          <w:rFonts w:asciiTheme="majorBidi" w:hAnsiTheme="majorBidi" w:cstheme="majorBidi"/>
-          <w:b/>
-          <w:bCs/>
-          <w:lang w:bidi="he-IL"/>
-        </w:rPr>
-        <w:t>top_k</w:t>
-      </w:r>
-      <w:proofErr w:type="spellEnd"/>
-      <w:r>
-        <w:rPr>
-          <w:rFonts w:asciiTheme="majorBidi" w:hAnsiTheme="majorBidi" w:cstheme="majorBidi"/>
-          <w:b/>
-          <w:bCs/>
-          <w:lang w:bidi="he-IL"/>
-        </w:rPr>
-        <w:t xml:space="preserve"> = 50</w:t>
+      <w:r>
+        <w:rPr>
+          <w:rFonts w:asciiTheme="majorBidi" w:hAnsiTheme="majorBidi" w:cstheme="majorBidi"/>
+          <w:b/>
+          <w:bCs/>
+          <w:lang w:bidi="he-IL"/>
+        </w:rPr>
+        <w:t>top_k = 50</w:t>
       </w:r>
       <w:r>
         <w:rPr>
@@ -10852,18 +10023,17 @@
         </w:rPr>
         <w:t xml:space="preserve"> </w:t>
       </w:r>
-      <w:proofErr w:type="spellStart"/>
-      <w:r>
-        <w:rPr>
-          <w:rFonts w:asciiTheme="majorBidi" w:hAnsiTheme="majorBidi" w:cstheme="majorBidi"/>
-          <w:lang w:bidi="he-IL"/>
-        </w:rPr>
-        <w:t>top_k</w:t>
-      </w:r>
-      <w:proofErr w:type="spellEnd"/>
-      <w:r>
-        <w:rPr>
-          <w:rFonts w:asciiTheme="majorBidi" w:hAnsiTheme="majorBidi" w:cstheme="majorBidi"/>
+      <w:r>
+        <w:rPr>
+          <w:rFonts w:asciiTheme="majorBidi" w:hAnsiTheme="majorBidi" w:cstheme="majorBidi"/>
+          <w:lang w:bidi="he-IL"/>
+        </w:rPr>
+        <w:t xml:space="preserve">top_k </w:t>
+      </w:r>
+      <w:r>
+        <w:rPr>
+          <w:rFonts w:asciiTheme="majorBidi" w:hAnsiTheme="majorBidi" w:cstheme="majorBidi"/>
+          <w:rtl/>
           <w:lang w:bidi="he-IL"/>
         </w:rPr>
         <w:t xml:space="preserve"> </w:t>
@@ -10874,32 +10044,22 @@
           <w:rtl/>
           <w:lang w:bidi="he-IL"/>
         </w:rPr>
+        <w:t>עם</w:t>
+      </w:r>
+      <w:r>
+        <w:rPr>
+          <w:rFonts w:asciiTheme="majorBidi" w:hAnsiTheme="majorBidi" w:cstheme="majorBidi"/>
+          <w:rtl/>
+        </w:rPr>
         <w:t xml:space="preserve"> </w:t>
       </w:r>
       <w:r>
         <w:rPr>
           <w:rFonts w:asciiTheme="majorBidi" w:hAnsiTheme="majorBidi" w:cstheme="majorBidi"/>
-          <w:rtl/>
-          <w:lang w:bidi="he-IL"/>
-        </w:rPr>
-        <w:t>עם</w:t>
-      </w:r>
-      <w:r>
-        <w:rPr>
-          <w:rFonts w:asciiTheme="majorBidi" w:hAnsiTheme="majorBidi" w:cstheme="majorBidi"/>
-          <w:rtl/>
-        </w:rPr>
-        <w:t xml:space="preserve"> </w:t>
-      </w:r>
-      <w:proofErr w:type="spellStart"/>
-      <w:r>
-        <w:rPr>
-          <w:rFonts w:asciiTheme="majorBidi" w:hAnsiTheme="majorBidi" w:cstheme="majorBidi"/>
           <w:lang w:bidi="he-IL"/>
         </w:rPr>
         <w:t>top_p</w:t>
       </w:r>
-      <w:proofErr w:type="spellEnd"/>
       <w:r>
         <w:rPr>
           <w:rFonts w:asciiTheme="majorBidi" w:hAnsiTheme="majorBidi" w:cstheme="majorBidi"/>
@@ -10937,25 +10097,14 @@
           <w:lang w:bidi="he-IL"/>
         </w:rPr>
       </w:pPr>
-      <w:proofErr w:type="spellStart"/>
-      <w:r>
-        <w:rPr>
-          <w:rFonts w:asciiTheme="majorBidi" w:hAnsiTheme="majorBidi" w:cstheme="majorBidi"/>
-          <w:b/>
-          <w:bCs/>
-          <w:lang w:bidi="he-IL"/>
-        </w:rPr>
-        <w:t>repetition_penalty</w:t>
-      </w:r>
-      <w:proofErr w:type="spellEnd"/>
-      <w:r>
-        <w:rPr>
-          <w:rFonts w:asciiTheme="majorBidi" w:hAnsiTheme="majorBidi" w:cstheme="majorBidi"/>
-          <w:b/>
-          <w:bCs/>
-          <w:lang w:bidi="he-IL"/>
-        </w:rPr>
-        <w:t xml:space="preserve"> = 1.2</w:t>
+      <w:r>
+        <w:rPr>
+          <w:rFonts w:asciiTheme="majorBidi" w:hAnsiTheme="majorBidi" w:cstheme="majorBidi"/>
+          <w:b/>
+          <w:bCs/>
+          <w:lang w:bidi="he-IL"/>
+        </w:rPr>
+        <w:t>repetition_penalty = 1.2</w:t>
       </w:r>
       <w:r>
         <w:rPr>
@@ -10983,25 +10132,7 @@
           <w:rtl/>
           <w:lang w:bidi="he-IL"/>
         </w:rPr>
-        <w:t xml:space="preserve">נועד למנוע </w:t>
-      </w:r>
-      <w:proofErr w:type="spellStart"/>
-      <w:r>
-        <w:rPr>
-          <w:rFonts w:asciiTheme="majorBidi" w:hAnsiTheme="majorBidi" w:cstheme="majorBidi"/>
-          <w:rtl/>
-          <w:lang w:bidi="he-IL"/>
-        </w:rPr>
-        <w:t>חזרתיות</w:t>
-      </w:r>
-      <w:proofErr w:type="spellEnd"/>
-      <w:r>
-        <w:rPr>
-          <w:rFonts w:asciiTheme="majorBidi" w:hAnsiTheme="majorBidi" w:cstheme="majorBidi"/>
-          <w:rtl/>
-          <w:lang w:bidi="he-IL"/>
-        </w:rPr>
-        <w:t xml:space="preserve"> ולולאות טקסטואליות, תופעה נפוצה במיוחד במודלים שאומנו על סטים קטנים. הערך 1.2 נחשב שמרני ואפקטיבי: הוא מפחית הסתברויות של טוקנים שכבר הופיעו, מבלי לפגוע בשטף השפה או בקוהרנטיות</w:t>
+        <w:t>נועד למנוע חזרתיות ולולאות טקסטואליות, תופעה נפוצה במיוחד במודלים שאומנו על סטים קטנים. הערך 1.2 נחשב שמרני ואפקטיבי: הוא מפחית הסתברויות של טוקנים שכבר הופיעו, מבלי לפגוע בשטף השפה או בקוהרנטיות</w:t>
       </w:r>
       <w:r>
         <w:rPr>
@@ -11024,37 +10155,15 @@
           <w:lang w:bidi="he-IL"/>
         </w:rPr>
       </w:pPr>
-      <w:proofErr w:type="spellStart"/>
-      <w:r>
-        <w:rPr>
-          <w:rFonts w:asciiTheme="majorBidi" w:hAnsiTheme="majorBidi" w:cstheme="majorBidi"/>
-          <w:b/>
-          <w:bCs/>
-          <w:lang w:bidi="he-IL"/>
-        </w:rPr>
-        <w:t>pad_token_id</w:t>
-      </w:r>
-      <w:proofErr w:type="spellEnd"/>
-      <w:r>
-        <w:rPr>
-          <w:rFonts w:asciiTheme="majorBidi" w:hAnsiTheme="majorBidi" w:cstheme="majorBidi"/>
-          <w:b/>
-          <w:bCs/>
-          <w:lang w:bidi="he-IL"/>
-        </w:rPr>
-        <w:t xml:space="preserve"> = </w:t>
-      </w:r>
-      <w:proofErr w:type="spellStart"/>
-      <w:r>
-        <w:rPr>
-          <w:rFonts w:asciiTheme="majorBidi" w:hAnsiTheme="majorBidi" w:cstheme="majorBidi"/>
-          <w:b/>
-          <w:bCs/>
-          <w:lang w:bidi="he-IL"/>
-        </w:rPr>
-        <w:t>eos_token_id</w:t>
-      </w:r>
-      <w:proofErr w:type="spellEnd"/>
+      <w:r>
+        <w:rPr>
+          <w:rFonts w:asciiTheme="majorBidi" w:hAnsiTheme="majorBidi" w:cstheme="majorBidi"/>
+          <w:b/>
+          <w:bCs/>
+          <w:lang w:bidi="he-IL"/>
+        </w:rPr>
+        <w:t>pad_token_id = eos_token_id</w:t>
+      </w:r>
     </w:p>
     <w:p>
       <w:pPr>
@@ -11177,25 +10286,14 @@
           <w:lang w:bidi="he-IL"/>
         </w:rPr>
       </w:pPr>
-      <w:proofErr w:type="spellStart"/>
-      <w:r>
-        <w:rPr>
-          <w:rFonts w:asciiTheme="majorBidi" w:hAnsiTheme="majorBidi" w:cstheme="majorBidi"/>
-          <w:b/>
-          <w:bCs/>
-          <w:lang w:bidi="he-IL"/>
-        </w:rPr>
-        <w:t>num_return_sequences</w:t>
-      </w:r>
-      <w:proofErr w:type="spellEnd"/>
-      <w:r>
-        <w:rPr>
-          <w:rFonts w:asciiTheme="majorBidi" w:hAnsiTheme="majorBidi" w:cstheme="majorBidi"/>
-          <w:b/>
-          <w:bCs/>
-          <w:lang w:bidi="he-IL"/>
-        </w:rPr>
-        <w:t xml:space="preserve"> = 1</w:t>
+      <w:r>
+        <w:rPr>
+          <w:rFonts w:asciiTheme="majorBidi" w:hAnsiTheme="majorBidi" w:cstheme="majorBidi"/>
+          <w:b/>
+          <w:bCs/>
+          <w:lang w:bidi="he-IL"/>
+        </w:rPr>
+        <w:t>num_return_sequences = 1</w:t>
       </w:r>
       <w:r>
         <w:rPr>
@@ -11362,70 +10460,29 @@
           <w:rFonts w:asciiTheme="majorBidi" w:hAnsiTheme="majorBidi" w:cstheme="majorBidi"/>
           <w:lang w:bidi="he-IL"/>
         </w:rPr>
+        <w:t xml:space="preserve"> do_sample=True, top_p=0.95, </w:t>
+      </w:r>
+      <w:r>
+        <w:rPr>
+          <w:rFonts w:asciiTheme="majorBidi" w:hAnsiTheme="majorBidi" w:cstheme="majorBidi"/>
+          <w:rtl/>
+          <w:lang w:bidi="he-IL"/>
+        </w:rPr>
+        <w:t>שילוב עם</w:t>
+      </w:r>
+      <w:r>
+        <w:rPr>
+          <w:rFonts w:asciiTheme="majorBidi" w:hAnsiTheme="majorBidi" w:cstheme="majorBidi"/>
+          <w:rtl/>
+        </w:rPr>
         <w:t xml:space="preserve"> </w:t>
       </w:r>
-      <w:proofErr w:type="spellStart"/>
-      <w:r>
-        <w:rPr>
-          <w:rFonts w:asciiTheme="majorBidi" w:hAnsiTheme="majorBidi" w:cstheme="majorBidi"/>
-          <w:lang w:bidi="he-IL"/>
-        </w:rPr>
-        <w:t>do_sample</w:t>
-      </w:r>
-      <w:proofErr w:type="spellEnd"/>
-      <w:r>
-        <w:rPr>
-          <w:rFonts w:asciiTheme="majorBidi" w:hAnsiTheme="majorBidi" w:cstheme="majorBidi"/>
-          <w:lang w:bidi="he-IL"/>
-        </w:rPr>
-        <w:t xml:space="preserve">=True, </w:t>
-      </w:r>
-      <w:proofErr w:type="spellStart"/>
-      <w:r>
-        <w:rPr>
-          <w:rFonts w:asciiTheme="majorBidi" w:hAnsiTheme="majorBidi" w:cstheme="majorBidi"/>
-          <w:lang w:bidi="he-IL"/>
-        </w:rPr>
-        <w:t>top_p</w:t>
-      </w:r>
-      <w:proofErr w:type="spellEnd"/>
-      <w:r>
-        <w:rPr>
-          <w:rFonts w:asciiTheme="majorBidi" w:hAnsiTheme="majorBidi" w:cstheme="majorBidi"/>
-          <w:lang w:bidi="he-IL"/>
-        </w:rPr>
-        <w:t xml:space="preserve">=0.95, </w:t>
-      </w:r>
-      <w:r>
-        <w:rPr>
-          <w:rFonts w:asciiTheme="majorBidi" w:hAnsiTheme="majorBidi" w:cstheme="majorBidi"/>
-          <w:rtl/>
-          <w:lang w:bidi="he-IL"/>
-        </w:rPr>
-        <w:t>שילוב עם</w:t>
-      </w:r>
-      <w:r>
-        <w:rPr>
-          <w:rFonts w:asciiTheme="majorBidi" w:hAnsiTheme="majorBidi" w:cstheme="majorBidi"/>
-          <w:rtl/>
-        </w:rPr>
-        <w:t xml:space="preserve"> </w:t>
-      </w:r>
-      <w:proofErr w:type="spellStart"/>
-      <w:r>
-        <w:rPr>
-          <w:rFonts w:asciiTheme="majorBidi" w:hAnsiTheme="majorBidi" w:cstheme="majorBidi"/>
-          <w:lang w:bidi="he-IL"/>
-        </w:rPr>
-        <w:t>top_k</w:t>
-      </w:r>
-      <w:proofErr w:type="spellEnd"/>
-      <w:r>
-        <w:rPr>
-          <w:rFonts w:asciiTheme="majorBidi" w:hAnsiTheme="majorBidi" w:cstheme="majorBidi"/>
-          <w:lang w:bidi="he-IL"/>
-        </w:rPr>
-        <w:t>.</w:t>
+      <w:r>
+        <w:rPr>
+          <w:rFonts w:asciiTheme="majorBidi" w:hAnsiTheme="majorBidi" w:cstheme="majorBidi"/>
+          <w:lang w:bidi="he-IL"/>
+        </w:rPr>
+        <w:t>top_k.</w:t>
       </w:r>
       <w:r>
         <w:rPr>
@@ -11435,43 +10492,16 @@
         </w:rPr>
         <w:br/>
       </w:r>
-      <w:r>
-        <w:rPr>
-          <w:rFonts w:asciiTheme="majorBidi" w:hAnsiTheme="majorBidi" w:cstheme="majorBidi"/>
-        </w:rPr>
-        <w:fldChar w:fldCharType="begin"/>
-      </w:r>
-      <w:r>
-        <w:rPr>
-          <w:rFonts w:asciiTheme="majorBidi" w:hAnsiTheme="majorBidi" w:cstheme="majorBidi"/>
-        </w:rPr>
-        <w:instrText>HYPERLINK "https://arxiv.org/abs/1904.0975"</w:instrText>
-      </w:r>
-      <w:r>
-        <w:rPr>
-          <w:rFonts w:asciiTheme="majorBidi" w:hAnsiTheme="majorBidi" w:cstheme="majorBidi"/>
-        </w:rPr>
-      </w:r>
-      <w:r>
-        <w:rPr>
-          <w:rFonts w:asciiTheme="majorBidi" w:hAnsiTheme="majorBidi" w:cstheme="majorBidi"/>
-        </w:rPr>
-        <w:fldChar w:fldCharType="separate"/>
-      </w:r>
-      <w:r>
-        <w:rPr>
-          <w:rStyle w:val="Hyperlink"/>
-          <w:rFonts w:asciiTheme="majorBidi" w:hAnsiTheme="majorBidi" w:cstheme="majorBidi"/>
-          <w:lang w:bidi="he-IL"/>
-        </w:rPr>
-        <w:t>https://arxiv.org/abs/1904.0975</w:t>
-      </w:r>
-      <w:r>
-        <w:rPr>
-          <w:rFonts w:asciiTheme="majorBidi" w:hAnsiTheme="majorBidi" w:cstheme="majorBidi"/>
-        </w:rPr>
-        <w:fldChar w:fldCharType="end"/>
-      </w:r>
+      <w:hyperlink r:id="rId31" w:history="1">
+        <w:r>
+          <w:rPr>
+            <w:rStyle w:val="Hyperlink"/>
+            <w:rFonts w:asciiTheme="majorBidi" w:hAnsiTheme="majorBidi" w:cstheme="majorBidi"/>
+            <w:lang w:bidi="he-IL"/>
+          </w:rPr>
+          <w:t>https://arxiv.org/abs/1904.0975</w:t>
+        </w:r>
+      </w:hyperlink>
       <w:r>
         <w:rPr>
           <w:rFonts w:asciiTheme="majorBidi" w:hAnsiTheme="majorBidi" w:cstheme="majorBidi"/>
@@ -11536,65 +10566,8 @@
           <w:lang w:bidi="he-IL"/>
         </w:rPr>
         <w:br/>
-        <w:t xml:space="preserve">temperature=0.7, </w:t>
-      </w:r>
-      <w:proofErr w:type="spellStart"/>
-      <w:r>
-        <w:rPr>
-          <w:rFonts w:asciiTheme="majorBidi" w:hAnsiTheme="majorBidi" w:cstheme="majorBidi"/>
-          <w:lang w:bidi="he-IL"/>
-        </w:rPr>
-        <w:t>top_k</w:t>
-      </w:r>
-      <w:proofErr w:type="spellEnd"/>
-      <w:r>
-        <w:rPr>
-          <w:rFonts w:asciiTheme="majorBidi" w:hAnsiTheme="majorBidi" w:cstheme="majorBidi"/>
-          <w:lang w:bidi="he-IL"/>
-        </w:rPr>
-        <w:t xml:space="preserve">=50, </w:t>
-      </w:r>
-      <w:proofErr w:type="spellStart"/>
-      <w:r>
-        <w:rPr>
-          <w:rFonts w:asciiTheme="majorBidi" w:hAnsiTheme="majorBidi" w:cstheme="majorBidi"/>
-          <w:lang w:bidi="he-IL"/>
-        </w:rPr>
-        <w:t>repetition_penalty</w:t>
-      </w:r>
-      <w:proofErr w:type="spellEnd"/>
-      <w:r>
-        <w:rPr>
-          <w:rFonts w:asciiTheme="majorBidi" w:hAnsiTheme="majorBidi" w:cstheme="majorBidi"/>
-          <w:lang w:bidi="he-IL"/>
-        </w:rPr>
-        <w:t xml:space="preserve">=1.2, </w:t>
-      </w:r>
-      <w:proofErr w:type="spellStart"/>
-      <w:r>
-        <w:rPr>
-          <w:rFonts w:asciiTheme="majorBidi" w:hAnsiTheme="majorBidi" w:cstheme="majorBidi"/>
-          <w:lang w:bidi="he-IL"/>
-        </w:rPr>
-        <w:t>pad_token_id</w:t>
-      </w:r>
-      <w:proofErr w:type="spellEnd"/>
-      <w:r>
-        <w:rPr>
-          <w:rFonts w:asciiTheme="majorBidi" w:hAnsiTheme="majorBidi" w:cstheme="majorBidi"/>
-          <w:lang w:bidi="he-IL"/>
-        </w:rPr>
-        <w:t>=</w:t>
-      </w:r>
-      <w:proofErr w:type="spellStart"/>
-      <w:r>
-        <w:rPr>
-          <w:rFonts w:asciiTheme="majorBidi" w:hAnsiTheme="majorBidi" w:cstheme="majorBidi"/>
-          <w:lang w:bidi="he-IL"/>
-        </w:rPr>
-        <w:t>eos_token_id</w:t>
-      </w:r>
-      <w:proofErr w:type="spellEnd"/>
+        <w:t>temperature=0.7, top_k=50, repetition_penalty=1.2, pad_token_id=eos_token_id</w:t>
+      </w:r>
     </w:p>
     <w:p>
       <w:pPr>
@@ -11613,7 +10586,7 @@
         </w:rPr>
         <w:tab/>
       </w:r>
-      <w:hyperlink r:id="rId28" w:history="1">
+      <w:hyperlink r:id="rId32" w:history="1">
         <w:r>
           <w:rPr>
             <w:rStyle w:val="Hyperlink"/>
@@ -11697,18 +10670,8 @@
           <w:rtl/>
           <w:lang w:bidi="he-IL"/>
         </w:rPr>
-        <w:t xml:space="preserve">במקום חיפוש דטרמיניסטי, ויסות אנטרופיה, והימנעות </w:t>
-      </w:r>
-      <w:proofErr w:type="spellStart"/>
-      <w:r>
-        <w:rPr>
-          <w:rFonts w:asciiTheme="majorBidi" w:hAnsiTheme="majorBidi" w:cstheme="majorBidi"/>
-          <w:rtl/>
-          <w:lang w:bidi="he-IL"/>
-        </w:rPr>
-        <w:t>מחזרתיות</w:t>
-      </w:r>
-      <w:proofErr w:type="spellEnd"/>
+        <w:t>במקום חיפוש דטרמיניסטי, ויסות אנטרופיה, והימנעות מחזרתיות</w:t>
+      </w:r>
       <w:r>
         <w:rPr>
           <w:rFonts w:asciiTheme="majorBidi" w:hAnsiTheme="majorBidi" w:cstheme="majorBidi"/>
@@ -11724,43 +10687,16 @@
         </w:rPr>
         <w:br/>
       </w:r>
-      <w:r>
-        <w:rPr>
-          <w:rFonts w:asciiTheme="majorBidi" w:hAnsiTheme="majorBidi" w:cstheme="majorBidi"/>
-        </w:rPr>
-        <w:fldChar w:fldCharType="begin"/>
-      </w:r>
-      <w:r>
-        <w:rPr>
-          <w:rFonts w:asciiTheme="majorBidi" w:hAnsiTheme="majorBidi" w:cstheme="majorBidi"/>
-        </w:rPr>
-        <w:instrText>HYPERLINK "https://cdn.openai.com/better-language-models/language_models_are_unsupervised_multitask_learners.pdf"</w:instrText>
-      </w:r>
-      <w:r>
-        <w:rPr>
-          <w:rFonts w:asciiTheme="majorBidi" w:hAnsiTheme="majorBidi" w:cstheme="majorBidi"/>
-        </w:rPr>
-      </w:r>
-      <w:r>
-        <w:rPr>
-          <w:rFonts w:asciiTheme="majorBidi" w:hAnsiTheme="majorBidi" w:cstheme="majorBidi"/>
-        </w:rPr>
-        <w:fldChar w:fldCharType="separate"/>
-      </w:r>
-      <w:r>
-        <w:rPr>
-          <w:rStyle w:val="Hyperlink"/>
-          <w:rFonts w:asciiTheme="majorBidi" w:hAnsiTheme="majorBidi" w:cstheme="majorBidi"/>
-          <w:lang w:bidi="he-IL"/>
-        </w:rPr>
-        <w:t>https://cdn.openai.com/better-language-models/language_models_are_unsupervised_multitask_learners.pdf</w:t>
-      </w:r>
-      <w:r>
-        <w:rPr>
-          <w:rFonts w:asciiTheme="majorBidi" w:hAnsiTheme="majorBidi" w:cstheme="majorBidi"/>
-        </w:rPr>
-        <w:fldChar w:fldCharType="end"/>
-      </w:r>
+      <w:hyperlink r:id="rId33" w:history="1">
+        <w:r>
+          <w:rPr>
+            <w:rStyle w:val="Hyperlink"/>
+            <w:rFonts w:asciiTheme="majorBidi" w:hAnsiTheme="majorBidi" w:cstheme="majorBidi"/>
+            <w:lang w:bidi="he-IL"/>
+          </w:rPr>
+          <w:t>https://cdn.openai.com/better-language-models/language_models_are_unsupervised_multitask_learners.pdf</w:t>
+        </w:r>
+      </w:hyperlink>
     </w:p>
     <w:p>
       <w:pPr>
@@ -11844,7 +10780,7 @@
                     <pic:cNvPicPr/>
                   </pic:nvPicPr>
                   <pic:blipFill>
-                    <a:blip r:embed="rId29">
+                    <a:blip r:embed="rId34">
                       <a:extLst>
                         <a:ext uri="{28A0092B-C50C-407E-A947-70E740481C1C}">
                           <a14:useLocalDpi xmlns:a14="http://schemas.microsoft.com/office/drawing/2010/main" val="0"/>
@@ -12500,23 +11436,7 @@
                 <w:rFonts w:asciiTheme="majorBidi" w:hAnsiTheme="majorBidi" w:cstheme="majorBidi"/>
                 <w:lang w:bidi="he-IL"/>
               </w:rPr>
-              <w:t>"</w:t>
-            </w:r>
-            <w:proofErr w:type="gramStart"/>
-            <w:r>
-              <w:rPr>
-                <w:rFonts w:asciiTheme="majorBidi" w:hAnsiTheme="majorBidi" w:cstheme="majorBidi"/>
-                <w:lang w:bidi="he-IL"/>
-              </w:rPr>
-              <w:t>directed</w:t>
-            </w:r>
-            <w:proofErr w:type="gramEnd"/>
-            <w:r>
-              <w:rPr>
-                <w:rFonts w:asciiTheme="majorBidi" w:hAnsiTheme="majorBidi" w:cstheme="majorBidi"/>
-                <w:lang w:bidi="he-IL"/>
-              </w:rPr>
-              <w:t xml:space="preserve"> by... ruthless outlaws... killing anyone"</w:t>
+              <w:t>"directed by... ruthless outlaws... killing anyone"</w:t>
             </w:r>
           </w:p>
         </w:tc>
@@ -12682,23 +11602,7 @@
                 <w:rFonts w:asciiTheme="majorBidi" w:hAnsiTheme="majorBidi" w:cstheme="majorBidi"/>
                 <w:lang w:bidi="he-IL"/>
               </w:rPr>
-              <w:t>"</w:t>
-            </w:r>
-            <w:proofErr w:type="gramStart"/>
-            <w:r>
-              <w:rPr>
-                <w:rFonts w:asciiTheme="majorBidi" w:hAnsiTheme="majorBidi" w:cstheme="majorBidi"/>
-                <w:lang w:bidi="he-IL"/>
-              </w:rPr>
-              <w:t>released</w:t>
-            </w:r>
-            <w:proofErr w:type="gramEnd"/>
-            <w:r>
-              <w:rPr>
-                <w:rFonts w:asciiTheme="majorBidi" w:hAnsiTheme="majorBidi" w:cstheme="majorBidi"/>
-                <w:lang w:bidi="he-IL"/>
-              </w:rPr>
-              <w:t xml:space="preserve"> on DVD... soundtrack features"</w:t>
+              <w:t>"released on DVD... soundtrack features"</w:t>
             </w:r>
           </w:p>
         </w:tc>
@@ -13025,23 +11929,7 @@
                 <w:rFonts w:asciiTheme="majorBidi" w:hAnsiTheme="majorBidi" w:cstheme="majorBidi"/>
                 <w:lang w:bidi="he-IL"/>
               </w:rPr>
-              <w:t>"</w:t>
-            </w:r>
-            <w:proofErr w:type="gramStart"/>
-            <w:r>
-              <w:rPr>
-                <w:rFonts w:asciiTheme="majorBidi" w:hAnsiTheme="majorBidi" w:cstheme="majorBidi"/>
-                <w:lang w:bidi="he-IL"/>
-              </w:rPr>
-              <w:t>actually</w:t>
-            </w:r>
-            <w:proofErr w:type="gramEnd"/>
-            <w:r>
-              <w:rPr>
-                <w:rFonts w:asciiTheme="majorBidi" w:hAnsiTheme="majorBidi" w:cstheme="majorBidi"/>
-                <w:lang w:bidi="he-IL"/>
-              </w:rPr>
-              <w:t xml:space="preserve"> directed by James Cameron... quite charming"</w:t>
+              <w:t>"actually directed by James Cameron... quite charming"</w:t>
             </w:r>
           </w:p>
         </w:tc>
@@ -13205,23 +12093,7 @@
                 <w:rFonts w:asciiTheme="majorBidi" w:hAnsiTheme="majorBidi" w:cstheme="majorBidi"/>
                 <w:lang w:bidi="he-IL"/>
               </w:rPr>
-              <w:t>"</w:t>
-            </w:r>
-            <w:proofErr w:type="gramStart"/>
-            <w:r>
-              <w:rPr>
-                <w:rFonts w:asciiTheme="majorBidi" w:hAnsiTheme="majorBidi" w:cstheme="majorBidi"/>
-                <w:lang w:bidi="he-IL"/>
-              </w:rPr>
-              <w:t>based</w:t>
-            </w:r>
-            <w:proofErr w:type="gramEnd"/>
-            <w:r>
-              <w:rPr>
-                <w:rFonts w:asciiTheme="majorBidi" w:hAnsiTheme="majorBidi" w:cstheme="majorBidi"/>
-                <w:lang w:bidi="he-IL"/>
-              </w:rPr>
-              <w:t xml:space="preserve"> on the famous novel... strong supporting cast"</w:t>
+              <w:t>"based on the famous novel... strong supporting cast"</w:t>
             </w:r>
           </w:p>
         </w:tc>
@@ -13386,23 +12258,7 @@
                 <w:rFonts w:asciiTheme="majorBidi" w:hAnsiTheme="majorBidi" w:cstheme="majorBidi"/>
                 <w:lang w:bidi="he-IL"/>
               </w:rPr>
-              <w:t>"</w:t>
-            </w:r>
-            <w:proofErr w:type="gramStart"/>
-            <w:r>
-              <w:rPr>
-                <w:rFonts w:asciiTheme="majorBidi" w:hAnsiTheme="majorBidi" w:cstheme="majorBidi"/>
-                <w:lang w:bidi="he-IL"/>
-              </w:rPr>
-              <w:t>released</w:t>
-            </w:r>
-            <w:proofErr w:type="gramEnd"/>
-            <w:r>
-              <w:rPr>
-                <w:rFonts w:asciiTheme="majorBidi" w:hAnsiTheme="majorBidi" w:cstheme="majorBidi"/>
-                <w:lang w:bidi="he-IL"/>
-              </w:rPr>
-              <w:t xml:space="preserve"> on May 13... inspired SNL"</w:t>
+              <w:t>"released on May 13... inspired SNL"</w:t>
             </w:r>
           </w:p>
         </w:tc>
@@ -13567,23 +12423,7 @@
                 <w:rFonts w:asciiTheme="majorBidi" w:hAnsiTheme="majorBidi" w:cstheme="majorBidi"/>
                 <w:lang w:bidi="he-IL"/>
               </w:rPr>
-              <w:t>"</w:t>
-            </w:r>
-            <w:proofErr w:type="gramStart"/>
-            <w:r>
-              <w:rPr>
-                <w:rFonts w:asciiTheme="majorBidi" w:hAnsiTheme="majorBidi" w:cstheme="majorBidi"/>
-                <w:lang w:bidi="he-IL"/>
-              </w:rPr>
-              <w:t>shot</w:t>
-            </w:r>
-            <w:proofErr w:type="gramEnd"/>
-            <w:r>
-              <w:rPr>
-                <w:rFonts w:asciiTheme="majorBidi" w:hAnsiTheme="majorBidi" w:cstheme="majorBidi"/>
-                <w:lang w:bidi="he-IL"/>
-              </w:rPr>
-              <w:t xml:space="preserve"> in Los Angeles... young actors"</w:t>
+              <w:t>"shot in Los Angeles... young actors"</w:t>
             </w:r>
           </w:p>
         </w:tc>
@@ -13747,23 +12587,7 @@
                 <w:rFonts w:asciiTheme="majorBidi" w:hAnsiTheme="majorBidi" w:cstheme="majorBidi"/>
                 <w:lang w:bidi="he-IL"/>
               </w:rPr>
-              <w:t>"</w:t>
-            </w:r>
-            <w:proofErr w:type="gramStart"/>
-            <w:r>
-              <w:rPr>
-                <w:rFonts w:asciiTheme="majorBidi" w:hAnsiTheme="majorBidi" w:cstheme="majorBidi"/>
-                <w:lang w:bidi="he-IL"/>
-              </w:rPr>
-              <w:t>wonderful</w:t>
-            </w:r>
-            <w:proofErr w:type="gramEnd"/>
-            <w:r>
-              <w:rPr>
-                <w:rFonts w:asciiTheme="majorBidi" w:hAnsiTheme="majorBidi" w:cstheme="majorBidi"/>
-                <w:lang w:bidi="he-IL"/>
-              </w:rPr>
-              <w:t xml:space="preserve"> reading!"</w:t>
+              <w:t>"wonderful reading!"</w:t>
             </w:r>
           </w:p>
         </w:tc>
@@ -13923,23 +12747,7 @@
                 <w:rFonts w:asciiTheme="majorBidi" w:hAnsiTheme="majorBidi" w:cstheme="majorBidi"/>
                 <w:lang w:bidi="he-IL"/>
               </w:rPr>
-              <w:t>"</w:t>
-            </w:r>
-            <w:proofErr w:type="gramStart"/>
-            <w:r>
-              <w:rPr>
-                <w:rFonts w:asciiTheme="majorBidi" w:hAnsiTheme="majorBidi" w:cstheme="majorBidi"/>
-                <w:lang w:bidi="he-IL"/>
-              </w:rPr>
-              <w:t>exploration</w:t>
-            </w:r>
-            <w:proofErr w:type="gramEnd"/>
-            <w:r>
-              <w:rPr>
-                <w:rFonts w:asciiTheme="majorBidi" w:hAnsiTheme="majorBidi" w:cstheme="majorBidi"/>
-                <w:lang w:bidi="he-IL"/>
-              </w:rPr>
-              <w:t xml:space="preserve"> of the mind... desire and love"</w:t>
+              <w:t>"exploration of the mind... desire and love"</w:t>
             </w:r>
           </w:p>
         </w:tc>
@@ -14261,23 +13069,7 @@
                 <w:rFonts w:asciiTheme="majorBidi" w:hAnsiTheme="majorBidi" w:cstheme="majorBidi"/>
                 <w:lang w:bidi="he-IL"/>
               </w:rPr>
-              <w:t>"</w:t>
-            </w:r>
-            <w:proofErr w:type="gramStart"/>
-            <w:r>
-              <w:rPr>
-                <w:rFonts w:asciiTheme="majorBidi" w:hAnsiTheme="majorBidi" w:cstheme="majorBidi"/>
-                <w:lang w:bidi="he-IL"/>
-              </w:rPr>
-              <w:t>success</w:t>
-            </w:r>
-            <w:proofErr w:type="gramEnd"/>
-            <w:r>
-              <w:rPr>
-                <w:rFonts w:asciiTheme="majorBidi" w:hAnsiTheme="majorBidi" w:cstheme="majorBidi"/>
-                <w:lang w:bidi="he-IL"/>
-              </w:rPr>
-              <w:t>... plot had absolutely nothing going on"</w:t>
+              <w:t>"success... plot had absolutely nothing going on"</w:t>
             </w:r>
           </w:p>
         </w:tc>
@@ -14441,23 +13233,7 @@
                 <w:rFonts w:asciiTheme="majorBidi" w:hAnsiTheme="majorBidi" w:cstheme="majorBidi"/>
                 <w:lang w:bidi="he-IL"/>
               </w:rPr>
-              <w:t>"</w:t>
-            </w:r>
-            <w:proofErr w:type="gramStart"/>
-            <w:r>
-              <w:rPr>
-                <w:rFonts w:asciiTheme="majorBidi" w:hAnsiTheme="majorBidi" w:cstheme="majorBidi"/>
-                <w:lang w:bidi="he-IL"/>
-              </w:rPr>
-              <w:t>very</w:t>
-            </w:r>
-            <w:proofErr w:type="gramEnd"/>
-            <w:r>
-              <w:rPr>
-                <w:rFonts w:asciiTheme="majorBidi" w:hAnsiTheme="majorBidi" w:cstheme="majorBidi"/>
-                <w:lang w:bidi="he-IL"/>
-              </w:rPr>
-              <w:t xml:space="preserve"> bad... plot didn't really come together"</w:t>
+              <w:t>"very bad... plot didn't really come together"</w:t>
             </w:r>
           </w:p>
         </w:tc>
@@ -14620,23 +13396,7 @@
                 <w:rFonts w:asciiTheme="majorBidi" w:hAnsiTheme="majorBidi" w:cstheme="majorBidi"/>
                 <w:lang w:bidi="he-IL"/>
               </w:rPr>
-              <w:t>"</w:t>
-            </w:r>
-            <w:proofErr w:type="gramStart"/>
-            <w:r>
-              <w:rPr>
-                <w:rFonts w:asciiTheme="majorBidi" w:hAnsiTheme="majorBidi" w:cstheme="majorBidi"/>
-                <w:lang w:bidi="he-IL"/>
-              </w:rPr>
-              <w:t>this</w:t>
-            </w:r>
-            <w:proofErr w:type="gramEnd"/>
-            <w:r>
-              <w:rPr>
-                <w:rFonts w:asciiTheme="majorBidi" w:hAnsiTheme="majorBidi" w:cstheme="majorBidi"/>
-                <w:lang w:bidi="he-IL"/>
-              </w:rPr>
-              <w:t xml:space="preserve"> one is worth watching!"</w:t>
+              <w:t>"this one is worth watching!"</w:t>
             </w:r>
           </w:p>
         </w:tc>
@@ -14800,23 +13560,7 @@
                 <w:rFonts w:asciiTheme="majorBidi" w:hAnsiTheme="majorBidi" w:cstheme="majorBidi"/>
                 <w:lang w:bidi="he-IL"/>
               </w:rPr>
-              <w:t>"</w:t>
-            </w:r>
-            <w:proofErr w:type="gramStart"/>
-            <w:r>
-              <w:rPr>
-                <w:rFonts w:asciiTheme="majorBidi" w:hAnsiTheme="majorBidi" w:cstheme="majorBidi"/>
-                <w:lang w:bidi="he-IL"/>
-              </w:rPr>
-              <w:t>so</w:t>
-            </w:r>
-            <w:proofErr w:type="gramEnd"/>
-            <w:r>
-              <w:rPr>
-                <w:rFonts w:asciiTheme="majorBidi" w:hAnsiTheme="majorBidi" w:cstheme="majorBidi"/>
-                <w:lang w:bidi="he-IL"/>
-              </w:rPr>
-              <w:t xml:space="preserve"> bad that I couldn't even begin to express it"</w:t>
+              <w:t>"so bad that I couldn't even begin to express it"</w:t>
             </w:r>
           </w:p>
         </w:tc>
@@ -14978,23 +13722,7 @@
                 <w:rFonts w:asciiTheme="majorBidi" w:hAnsiTheme="majorBidi" w:cstheme="majorBidi"/>
                 <w:lang w:bidi="he-IL"/>
               </w:rPr>
-              <w:t>"</w:t>
-            </w:r>
-            <w:proofErr w:type="gramStart"/>
-            <w:r>
-              <w:rPr>
-                <w:rFonts w:asciiTheme="majorBidi" w:hAnsiTheme="majorBidi" w:cstheme="majorBidi"/>
-                <w:lang w:bidi="he-IL"/>
-              </w:rPr>
-              <w:t>not</w:t>
-            </w:r>
-            <w:proofErr w:type="gramEnd"/>
-            <w:r>
-              <w:rPr>
-                <w:rFonts w:asciiTheme="majorBidi" w:hAnsiTheme="majorBidi" w:cstheme="majorBidi"/>
-                <w:lang w:bidi="he-IL"/>
-              </w:rPr>
-              <w:t xml:space="preserve"> a good idea... lazy/unprofessional"</w:t>
+              <w:t>"not a good idea... lazy/unprofessional"</w:t>
             </w:r>
           </w:p>
         </w:tc>
@@ -15317,23 +14045,7 @@
                 <w:rFonts w:asciiTheme="majorBidi" w:hAnsiTheme="majorBidi" w:cstheme="majorBidi"/>
                 <w:lang w:bidi="he-IL"/>
               </w:rPr>
-              <w:t>"</w:t>
-            </w:r>
-            <w:proofErr w:type="gramStart"/>
-            <w:r>
-              <w:rPr>
-                <w:rFonts w:asciiTheme="majorBidi" w:hAnsiTheme="majorBidi" w:cstheme="majorBidi"/>
-                <w:lang w:bidi="he-IL"/>
-              </w:rPr>
-              <w:t>so</w:t>
-            </w:r>
-            <w:proofErr w:type="gramEnd"/>
-            <w:r>
-              <w:rPr>
-                <w:rFonts w:asciiTheme="majorBidi" w:hAnsiTheme="majorBidi" w:cstheme="majorBidi"/>
-                <w:lang w:bidi="he-IL"/>
-              </w:rPr>
-              <w:t xml:space="preserve"> poorly directed"</w:t>
+              <w:t>"so poorly directed"</w:t>
             </w:r>
           </w:p>
         </w:tc>
@@ -15496,23 +14208,7 @@
                 <w:rFonts w:asciiTheme="majorBidi" w:hAnsiTheme="majorBidi" w:cstheme="majorBidi"/>
                 <w:lang w:bidi="he-IL"/>
               </w:rPr>
-              <w:t>"</w:t>
-            </w:r>
-            <w:proofErr w:type="gramStart"/>
-            <w:r>
-              <w:rPr>
-                <w:rFonts w:asciiTheme="majorBidi" w:hAnsiTheme="majorBidi" w:cstheme="majorBidi"/>
-                <w:lang w:bidi="he-IL"/>
-              </w:rPr>
-              <w:t>released</w:t>
-            </w:r>
-            <w:proofErr w:type="gramEnd"/>
-            <w:r>
-              <w:rPr>
-                <w:rFonts w:asciiTheme="majorBidi" w:hAnsiTheme="majorBidi" w:cstheme="majorBidi"/>
-                <w:lang w:bidi="he-IL"/>
-              </w:rPr>
-              <w:t xml:space="preserve"> in the US... stars Sean Connery"</w:t>
+              <w:t>"released in the US... stars Sean Connery"</w:t>
             </w:r>
           </w:p>
         </w:tc>
@@ -15676,23 +14372,7 @@
                 <w:rFonts w:asciiTheme="majorBidi" w:hAnsiTheme="majorBidi" w:cstheme="majorBidi"/>
                 <w:lang w:bidi="he-IL"/>
               </w:rPr>
-              <w:t>"</w:t>
-            </w:r>
-            <w:proofErr w:type="gramStart"/>
-            <w:r>
-              <w:rPr>
-                <w:rFonts w:asciiTheme="majorBidi" w:hAnsiTheme="majorBidi" w:cstheme="majorBidi"/>
-                <w:lang w:bidi="he-IL"/>
-              </w:rPr>
-              <w:t>extremely</w:t>
-            </w:r>
-            <w:proofErr w:type="gramEnd"/>
-            <w:r>
-              <w:rPr>
-                <w:rFonts w:asciiTheme="majorBidi" w:hAnsiTheme="majorBidi" w:cstheme="majorBidi"/>
-                <w:lang w:bidi="he-IL"/>
-              </w:rPr>
-              <w:t xml:space="preserve"> slow... bad ending"</w:t>
+              <w:t>"extremely slow... bad ending"</w:t>
             </w:r>
           </w:p>
         </w:tc>
@@ -15855,23 +14535,7 @@
                 <w:rFonts w:asciiTheme="majorBidi" w:hAnsiTheme="majorBidi" w:cstheme="majorBidi"/>
                 <w:lang w:bidi="he-IL"/>
               </w:rPr>
-              <w:t>"</w:t>
-            </w:r>
-            <w:proofErr w:type="gramStart"/>
-            <w:r>
-              <w:rPr>
-                <w:rFonts w:asciiTheme="majorBidi" w:hAnsiTheme="majorBidi" w:cstheme="majorBidi"/>
-                <w:lang w:bidi="he-IL"/>
-              </w:rPr>
-              <w:t>success</w:t>
-            </w:r>
-            <w:proofErr w:type="gramEnd"/>
-            <w:r>
-              <w:rPr>
-                <w:rFonts w:asciiTheme="majorBidi" w:hAnsiTheme="majorBidi" w:cstheme="majorBidi"/>
-                <w:lang w:bidi="he-IL"/>
-              </w:rPr>
-              <w:t>... commended!"</w:t>
+              <w:t>"success... commended!"</w:t>
             </w:r>
           </w:p>
         </w:tc>
@@ -16294,31 +14958,7 @@
           <w:iCs/>
           <w:lang w:bidi="he-IL"/>
         </w:rPr>
-        <w:t>"</w:t>
-      </w:r>
-      <w:proofErr w:type="gramStart"/>
-      <w:r>
-        <w:rPr>
-          <w:rFonts w:asciiTheme="majorBidi" w:hAnsiTheme="majorBidi" w:cstheme="majorBidi"/>
-          <w:b/>
-          <w:bCs/>
-          <w:i/>
-          <w:iCs/>
-          <w:lang w:bidi="he-IL"/>
-        </w:rPr>
-        <w:t>very</w:t>
-      </w:r>
-      <w:proofErr w:type="gramEnd"/>
-      <w:r>
-        <w:rPr>
-          <w:rFonts w:asciiTheme="majorBidi" w:hAnsiTheme="majorBidi" w:cstheme="majorBidi"/>
-          <w:b/>
-          <w:bCs/>
-          <w:i/>
-          <w:iCs/>
-          <w:lang w:bidi="he-IL"/>
-        </w:rPr>
-        <w:t xml:space="preserve"> bad"</w:t>
+        <w:t>"very bad"</w:t>
       </w:r>
       <w:r>
         <w:rPr>
@@ -16750,7 +15390,7 @@
                     <pic:cNvPicPr/>
                   </pic:nvPicPr>
                   <pic:blipFill>
-                    <a:blip r:embed="rId30">
+                    <a:blip r:embed="rId35">
                       <a:extLst>
                         <a:ext uri="{28A0092B-C50C-407E-A947-70E740481C1C}">
                           <a14:useLocalDpi xmlns:a14="http://schemas.microsoft.com/office/drawing/2010/main" val="0"/>
@@ -18267,7 +16907,7 @@
                     <pic:cNvPicPr/>
                   </pic:nvPicPr>
                   <pic:blipFill>
-                    <a:blip r:embed="rId31">
+                    <a:blip r:embed="rId36">
                       <a:extLst>
                         <a:ext uri="{28A0092B-C50C-407E-A947-70E740481C1C}">
                           <a14:useLocalDpi xmlns:a14="http://schemas.microsoft.com/office/drawing/2010/main" val="0"/>
@@ -19425,7 +18065,7 @@
                     <pic:cNvPicPr/>
                   </pic:nvPicPr>
                   <pic:blipFill>
-                    <a:blip r:embed="rId32"/>
+                    <a:blip r:embed="rId37"/>
                     <a:stretch>
                       <a:fillRect/>
                     </a:stretch>
@@ -19529,10 +18169,10 @@
             <v:path o:extrusionok="f" gradientshapeok="t" o:connecttype="rect"/>
             <o:lock v:ext="edit" aspectratio="t"/>
           </v:shapetype>
-          <v:shape id="_x0000_i1068" type="#_x0000_t75" style="width:76.2pt;height:49.8pt" o:ole="">
-            <v:imagedata r:id="rId33" o:title=""/>
+          <v:shape id="_x0000_i1025" type="#_x0000_t75" style="width:76.4pt;height:49.6pt" o:ole="">
+            <v:imagedata r:id="rId38" o:title=""/>
           </v:shape>
-          <o:OLEObject Type="Embed" ProgID="Package" ShapeID="_x0000_i1068" DrawAspect="Icon" ObjectID="_1830505564" r:id="rId34"/>
+          <o:OLEObject Type="Embed" ProgID="Package" ShapeID="_x0000_i1025" DrawAspect="Icon" ObjectID="_1830615758" r:id="rId39"/>
         </w:object>
       </w:r>
     </w:p>
@@ -19632,7 +18272,7 @@
                     <pic:cNvPicPr/>
                   </pic:nvPicPr>
                   <pic:blipFill>
-                    <a:blip r:embed="rId35"/>
+                    <a:blip r:embed="rId40"/>
                     <a:stretch>
                       <a:fillRect/>
                     </a:stretch>
@@ -19729,10 +18369,10 @@
           <w:lang w:bidi="he-IL"/>
         </w:rPr>
         <w:object w:dxaOrig="1521" w:dyaOrig="991" w14:anchorId="52E2CF5F">
-          <v:shape id="_x0000_i1069" type="#_x0000_t75" style="width:76.2pt;height:49.8pt" o:ole="">
-            <v:imagedata r:id="rId36" o:title=""/>
+          <v:shape id="_x0000_i1026" type="#_x0000_t75" style="width:76.4pt;height:49.6pt" o:ole="">
+            <v:imagedata r:id="rId41" o:title=""/>
           </v:shape>
-          <o:OLEObject Type="Embed" ProgID="Package" ShapeID="_x0000_i1069" DrawAspect="Icon" ObjectID="_1830505565" r:id="rId37"/>
+          <o:OLEObject Type="Embed" ProgID="Package" ShapeID="_x0000_i1026" DrawAspect="Icon" ObjectID="_1830615759" r:id="rId42"/>
         </w:object>
       </w:r>
     </w:p>
@@ -19769,10 +18409,10 @@
           <w:lang w:bidi="he-IL"/>
         </w:rPr>
         <w:object w:dxaOrig="1521" w:dyaOrig="991" w14:anchorId="39121932">
-          <v:shape id="_x0000_i1070" type="#_x0000_t75" style="width:76.2pt;height:49.8pt" o:ole="">
-            <v:imagedata r:id="rId38" o:title=""/>
+          <v:shape id="_x0000_i1027" type="#_x0000_t75" style="width:76.4pt;height:49.6pt" o:ole="">
+            <v:imagedata r:id="rId43" o:title=""/>
           </v:shape>
-          <o:OLEObject Type="Embed" ProgID="Package" ShapeID="_x0000_i1070" DrawAspect="Icon" ObjectID="_1830505566" r:id="rId39"/>
+          <o:OLEObject Type="Embed" ProgID="Package" ShapeID="_x0000_i1027" DrawAspect="Icon" ObjectID="_1830615760" r:id="rId44"/>
         </w:object>
       </w:r>
     </w:p>
@@ -19894,16 +18534,7 @@
           <w:rtl/>
           <w:lang w:bidi="he-IL"/>
         </w:rPr>
-        <w:t xml:space="preserve"> את </w:t>
-      </w:r>
-      <w:proofErr w:type="spellStart"/>
-      <w:r>
-        <w:rPr>
-          <w:rFonts w:asciiTheme="majorBidi" w:hAnsiTheme="majorBidi" w:cstheme="majorBidi"/>
-          <w:rtl/>
-          <w:lang w:bidi="he-IL"/>
-        </w:rPr>
-        <w:t>ה</w:t>
+        <w:t xml:space="preserve"> את ה</w:t>
       </w:r>
       <w:r>
         <w:rPr>
@@ -19919,16 +18550,7 @@
           <w:rtl/>
           <w:lang w:bidi="he-IL"/>
         </w:rPr>
-        <w:t>טריקות</w:t>
-      </w:r>
-      <w:proofErr w:type="spellEnd"/>
-      <w:r>
-        <w:rPr>
-          <w:rFonts w:asciiTheme="majorBidi" w:hAnsiTheme="majorBidi" w:cstheme="majorBidi"/>
-          <w:rtl/>
-          <w:lang w:bidi="he-IL"/>
-        </w:rPr>
-        <w:t xml:space="preserve"> שמתקבלות</w:t>
+        <w:t>טריקות שמתקבלות</w:t>
       </w:r>
       <w:r>
         <w:rPr>
@@ -20054,7 +18676,7 @@
           <w:lang w:bidi="he-IL"/>
         </w:rPr>
         <w:drawing>
-          <wp:inline distT="0" distB="0" distL="0" distR="0" wp14:anchorId="73BF7A4A" wp14:editId="11780B8F">
+          <wp:inline distT="0" distB="0" distL="0" distR="0" wp14:anchorId="73BF7A4A" wp14:editId="0D0AE803">
             <wp:extent cx="4709160" cy="2354580"/>
             <wp:effectExtent l="0" t="0" r="0" b="7620"/>
             <wp:docPr id="184608534" name="Picture 1"/>
@@ -20071,7 +18693,7 @@
                     </pic:cNvPicPr>
                   </pic:nvPicPr>
                   <pic:blipFill>
-                    <a:blip r:embed="rId40" cstate="print">
+                    <a:blip r:embed="rId45" cstate="print">
                       <a:extLst>
                         <a:ext uri="{28A0092B-C50C-407E-A947-70E740481C1C}">
                           <a14:useLocalDpi xmlns:a14="http://schemas.microsoft.com/office/drawing/2010/main" val="0"/>
@@ -20119,7 +18741,7 @@
         </w:rPr>
         <w:lastRenderedPageBreak/>
         <w:drawing>
-          <wp:anchor distT="0" distB="0" distL="114300" distR="114300" simplePos="0" relativeHeight="251681792" behindDoc="1" locked="0" layoutInCell="1" allowOverlap="1" wp14:anchorId="37DCA8D4" wp14:editId="325C1400">
+          <wp:anchor distT="0" distB="0" distL="114300" distR="114300" simplePos="0" relativeHeight="251681792" behindDoc="1" locked="0" layoutInCell="1" allowOverlap="1" wp14:anchorId="37DCA8D4" wp14:editId="030C61A7">
             <wp:simplePos x="0" y="0"/>
             <wp:positionH relativeFrom="margin">
               <wp:align>right</wp:align>
@@ -20150,7 +18772,7 @@
                     <pic:cNvPicPr/>
                   </pic:nvPicPr>
                   <pic:blipFill>
-                    <a:blip r:embed="rId41" cstate="print">
+                    <a:blip r:embed="rId46" cstate="print">
                       <a:extLst>
                         <a:ext uri="{28A0092B-C50C-407E-A947-70E740481C1C}">
                           <a14:useLocalDpi xmlns:a14="http://schemas.microsoft.com/office/drawing/2010/main" val="0"/>
@@ -20197,7 +18819,7 @@
                     <pic:cNvPicPr/>
                   </pic:nvPicPr>
                   <pic:blipFill>
-                    <a:blip r:embed="rId42"/>
+                    <a:blip r:embed="rId47"/>
                     <a:stretch>
                       <a:fillRect/>
                     </a:stretch>
@@ -20258,10 +18880,10 @@
           <w:lang w:bidi="he-IL"/>
         </w:rPr>
         <w:object w:dxaOrig="1521" w:dyaOrig="991" w14:anchorId="0AE4C3A5">
-          <v:shape id="_x0000_i1071" type="#_x0000_t75" style="width:76.2pt;height:49.8pt" o:ole="">
-            <v:imagedata r:id="rId43" o:title=""/>
+          <v:shape id="_x0000_i1028" type="#_x0000_t75" style="width:76.4pt;height:49.6pt" o:ole="">
+            <v:imagedata r:id="rId48" o:title=""/>
           </v:shape>
-          <o:OLEObject Type="Embed" ProgID="Package" ShapeID="_x0000_i1071" DrawAspect="Icon" ObjectID="_1830505567" r:id="rId44"/>
+          <o:OLEObject Type="Embed" ProgID="Package" ShapeID="_x0000_i1028" DrawAspect="Icon" ObjectID="_1830615761" r:id="rId49"/>
         </w:object>
       </w:r>
     </w:p>
@@ -20304,10 +18926,10 @@
           <w:lang w:bidi="he-IL"/>
         </w:rPr>
         <w:object w:dxaOrig="1521" w:dyaOrig="991" w14:anchorId="61E0B444">
-          <v:shape id="_x0000_i1072" type="#_x0000_t75" style="width:76.2pt;height:49.8pt" o:ole="">
-            <v:imagedata r:id="rId45" o:title=""/>
+          <v:shape id="_x0000_i1029" type="#_x0000_t75" style="width:76.4pt;height:49.6pt" o:ole="">
+            <v:imagedata r:id="rId50" o:title=""/>
           </v:shape>
-          <o:OLEObject Type="Embed" ProgID="Package" ShapeID="_x0000_i1072" DrawAspect="Icon" ObjectID="_1830505568" r:id="rId46"/>
+          <o:OLEObject Type="Embed" ProgID="Package" ShapeID="_x0000_i1029" DrawAspect="Icon" ObjectID="_1830615762" r:id="rId51"/>
         </w:object>
       </w:r>
       <w:r>
@@ -20454,7 +19076,7 @@
                     <pic:cNvPicPr/>
                   </pic:nvPicPr>
                   <pic:blipFill>
-                    <a:blip r:embed="rId47">
+                    <a:blip r:embed="rId52">
                       <a:extLst>
                         <a:ext uri="{28A0092B-C50C-407E-A947-70E740481C1C}">
                           <a14:useLocalDpi xmlns:a14="http://schemas.microsoft.com/office/drawing/2010/main" val="0"/>
@@ -21023,7 +19645,6 @@
         </w:rPr>
         <w:t xml:space="preserve">של טוקני הריפוד לפני פעולת ה </w:t>
       </w:r>
-      <w:proofErr w:type="spellStart"/>
       <w:r>
         <w:rPr>
           <w:rFonts w:asciiTheme="majorBidi" w:hAnsiTheme="majorBidi" w:cstheme="majorBidi"/>
@@ -21031,7 +19652,6 @@
         </w:rPr>
         <w:t>Softmax</w:t>
       </w:r>
-      <w:proofErr w:type="spellEnd"/>
       <w:r>
         <w:rPr>
           <w:rFonts w:asciiTheme="majorBidi" w:hAnsiTheme="majorBidi" w:cstheme="majorBidi"/>
@@ -21073,7 +19693,6 @@
         </w:rPr>
         <w:t xml:space="preserve"> </w:t>
       </w:r>
-      <w:proofErr w:type="spellStart"/>
       <w:r>
         <w:rPr>
           <w:rFonts w:asciiTheme="majorBidi" w:hAnsiTheme="majorBidi" w:cstheme="majorBidi"/>
@@ -21084,7 +19703,6 @@
         </w:rPr>
         <w:t>בג'ינרוט</w:t>
       </w:r>
-      <w:proofErr w:type="spellEnd"/>
       <w:r>
         <w:rPr>
           <w:rFonts w:asciiTheme="majorBidi" w:hAnsiTheme="majorBidi" w:cstheme="majorBidi"/>
@@ -21207,7 +19825,6 @@
         </w:rPr>
         <w:t xml:space="preserve">, ולא מושפע מרעש חסר משמעות של טוקני הריפוד. ללא מסיכה זו, איכות הטקסט </w:t>
       </w:r>
-      <w:proofErr w:type="spellStart"/>
       <w:r>
         <w:rPr>
           <w:rFonts w:asciiTheme="majorBidi" w:hAnsiTheme="majorBidi" w:cstheme="majorBidi"/>
@@ -21216,7 +19833,6 @@
         </w:rPr>
         <w:t>שמגונרט</w:t>
       </w:r>
-      <w:proofErr w:type="spellEnd"/>
       <w:r>
         <w:rPr>
           <w:rFonts w:asciiTheme="majorBidi" w:hAnsiTheme="majorBidi" w:cstheme="majorBidi"/>
@@ -21419,7 +20035,7 @@
                     <pic:cNvPicPr/>
                   </pic:nvPicPr>
                   <pic:blipFill>
-                    <a:blip r:embed="rId48">
+                    <a:blip r:embed="rId53">
                       <a:extLst>
                         <a:ext uri="{28A0092B-C50C-407E-A947-70E740481C1C}">
                           <a14:useLocalDpi xmlns:a14="http://schemas.microsoft.com/office/drawing/2010/main" val="0"/>
@@ -22658,7 +21274,7 @@
                     <pic:cNvPicPr/>
                   </pic:nvPicPr>
                   <pic:blipFill>
-                    <a:blip r:embed="rId49"/>
+                    <a:blip r:embed="rId54"/>
                     <a:stretch>
                       <a:fillRect/>
                     </a:stretch>
@@ -22767,7 +21383,7 @@
                     <pic:cNvPicPr/>
                   </pic:nvPicPr>
                   <pic:blipFill>
-                    <a:blip r:embed="rId50"/>
+                    <a:blip r:embed="rId55"/>
                     <a:stretch>
                       <a:fillRect/>
                     </a:stretch>
@@ -22828,10 +21444,10 @@
           <w:lang w:bidi="he-IL"/>
         </w:rPr>
         <w:object w:dxaOrig="1521" w:dyaOrig="991" w14:anchorId="39FABF4E">
-          <v:shape id="_x0000_i1073" type="#_x0000_t75" style="width:76.2pt;height:49.8pt" o:ole="">
-            <v:imagedata r:id="rId51" o:title=""/>
+          <v:shape id="_x0000_i1030" type="#_x0000_t75" style="width:76.4pt;height:49.6pt" o:ole="">
+            <v:imagedata r:id="rId56" o:title=""/>
           </v:shape>
-          <o:OLEObject Type="Embed" ProgID="Package" ShapeID="_x0000_i1073" DrawAspect="Icon" ObjectID="_1830505569" r:id="rId52"/>
+          <o:OLEObject Type="Embed" ProgID="Package" ShapeID="_x0000_i1030" DrawAspect="Icon" ObjectID="_1830615763" r:id="rId57"/>
         </w:object>
       </w:r>
     </w:p>
@@ -22954,25 +21570,7 @@
           <w:rtl/>
           <w:lang w:bidi="he-IL"/>
         </w:rPr>
-        <w:t xml:space="preserve">הפועל הרגשתי, כופה על הנושא להיות </w:t>
-      </w:r>
-      <w:proofErr w:type="spellStart"/>
-      <w:r>
-        <w:rPr>
-          <w:rFonts w:asciiTheme="majorBidi" w:hAnsiTheme="majorBidi" w:cstheme="majorBidi"/>
-          <w:rtl/>
-          <w:lang w:bidi="he-IL"/>
-        </w:rPr>
-        <w:t>תאור</w:t>
-      </w:r>
-      <w:proofErr w:type="spellEnd"/>
-      <w:r>
-        <w:rPr>
-          <w:rFonts w:asciiTheme="majorBidi" w:hAnsiTheme="majorBidi" w:cstheme="majorBidi"/>
-          <w:rtl/>
-          <w:lang w:bidi="he-IL"/>
-        </w:rPr>
-        <w:t xml:space="preserve"> של רגש וחוסם השלמות של עובדות.</w:t>
+        <w:t>הפועל הרגשתי, כופה על הנושא להיות תאור של רגש וחוסם השלמות של עובדות.</w:t>
       </w:r>
     </w:p>
     <w:p>
@@ -23546,9 +22144,15 @@
           <w:iCs/>
           <w:lang w:bidi="he-IL"/>
         </w:rPr>
-        <w:t>"</w:t>
-      </w:r>
-      <w:proofErr w:type="gramStart"/>
+        <w:t>"deserves to be seen by all"</w:t>
+      </w:r>
+      <w:r>
+        <w:rPr>
+          <w:rFonts w:asciiTheme="majorBidi" w:hAnsiTheme="majorBidi" w:cstheme="majorBidi"/>
+          <w:lang w:bidi="he-IL"/>
+        </w:rPr>
+        <w:t xml:space="preserve">, </w:t>
+      </w:r>
       <w:r>
         <w:rPr>
           <w:rFonts w:asciiTheme="majorBidi" w:hAnsiTheme="majorBidi" w:cstheme="majorBidi"/>
@@ -23556,25 +22160,27 @@
           <w:iCs/>
           <w:lang w:bidi="he-IL"/>
         </w:rPr>
-        <w:t>deserves</w:t>
-      </w:r>
-      <w:proofErr w:type="gramEnd"/>
-      <w:r>
+        <w:t>"simply fantastic"</w:t>
+      </w:r>
+      <w:r>
+        <w:rPr>
+          <w:rFonts w:asciiTheme="majorBidi" w:hAnsiTheme="majorBidi" w:cstheme="majorBidi"/>
+          <w:lang w:bidi="he-IL"/>
+        </w:rPr>
+        <w:t xml:space="preserve">, </w:t>
+      </w:r>
+    </w:p>
+    <w:p>
+      <w:pPr>
+        <w:bidi/>
         <w:rPr>
           <w:rFonts w:asciiTheme="majorBidi" w:hAnsiTheme="majorBidi" w:cstheme="majorBidi"/>
           <w:i/>
           <w:iCs/>
-          <w:lang w:bidi="he-IL"/>
-        </w:rPr>
-        <w:t xml:space="preserve"> to be seen by all"</w:t>
-      </w:r>
-      <w:r>
-        <w:rPr>
-          <w:rFonts w:asciiTheme="majorBidi" w:hAnsiTheme="majorBidi" w:cstheme="majorBidi"/>
-          <w:lang w:bidi="he-IL"/>
-        </w:rPr>
-        <w:t xml:space="preserve">, </w:t>
-      </w:r>
+          <w:rtl/>
+          <w:lang w:bidi="he-IL"/>
+        </w:rPr>
+      </w:pPr>
       <w:r>
         <w:rPr>
           <w:rFonts w:asciiTheme="majorBidi" w:hAnsiTheme="majorBidi" w:cstheme="majorBidi"/>
@@ -23582,55 +22188,7 @@
           <w:iCs/>
           <w:lang w:bidi="he-IL"/>
         </w:rPr>
-        <w:t>"simply fantastic"</w:t>
-      </w:r>
-      <w:r>
-        <w:rPr>
-          <w:rFonts w:asciiTheme="majorBidi" w:hAnsiTheme="majorBidi" w:cstheme="majorBidi"/>
-          <w:lang w:bidi="he-IL"/>
-        </w:rPr>
-        <w:t xml:space="preserve">, </w:t>
-      </w:r>
-    </w:p>
-    <w:p>
-      <w:pPr>
-        <w:bidi/>
-        <w:rPr>
-          <w:rFonts w:asciiTheme="majorBidi" w:hAnsiTheme="majorBidi" w:cstheme="majorBidi"/>
-          <w:i/>
-          <w:iCs/>
-          <w:rtl/>
-          <w:lang w:bidi="he-IL"/>
-        </w:rPr>
-      </w:pPr>
-      <w:r>
-        <w:rPr>
-          <w:rFonts w:asciiTheme="majorBidi" w:hAnsiTheme="majorBidi" w:cstheme="majorBidi"/>
-          <w:i/>
-          <w:iCs/>
-          <w:lang w:bidi="he-IL"/>
-        </w:rPr>
-        <w:t>"</w:t>
-      </w:r>
-      <w:proofErr w:type="gramStart"/>
-      <w:r>
-        <w:rPr>
-          <w:rFonts w:asciiTheme="majorBidi" w:hAnsiTheme="majorBidi" w:cstheme="majorBidi"/>
-          <w:i/>
-          <w:iCs/>
-          <w:lang w:bidi="he-IL"/>
-        </w:rPr>
-        <w:t>best</w:t>
-      </w:r>
-      <w:proofErr w:type="gramEnd"/>
-      <w:r>
-        <w:rPr>
-          <w:rFonts w:asciiTheme="majorBidi" w:hAnsiTheme="majorBidi" w:cstheme="majorBidi"/>
-          <w:i/>
-          <w:iCs/>
-          <w:lang w:bidi="he-IL"/>
-        </w:rPr>
-        <w:t xml:space="preserve"> movie I have ever seen</w:t>
+        <w:t>"best movie I have ever seen</w:t>
       </w:r>
     </w:p>
     <w:p>
@@ -23907,7 +22465,7 @@
                     <pic:cNvPicPr/>
                   </pic:nvPicPr>
                   <pic:blipFill>
-                    <a:blip r:embed="rId53"/>
+                    <a:blip r:embed="rId58"/>
                     <a:stretch>
                       <a:fillRect/>
                     </a:stretch>
@@ -24014,7 +22572,7 @@
                     <pic:cNvPicPr/>
                   </pic:nvPicPr>
                   <pic:blipFill>
-                    <a:blip r:embed="rId54"/>
+                    <a:blip r:embed="rId59"/>
                     <a:stretch>
                       <a:fillRect/>
                     </a:stretch>
@@ -24055,7 +22613,7 @@
                     <pic:cNvPicPr/>
                   </pic:nvPicPr>
                   <pic:blipFill>
-                    <a:blip r:embed="rId55"/>
+                    <a:blip r:embed="rId60"/>
                     <a:stretch>
                       <a:fillRect/>
                     </a:stretch>
@@ -24153,7 +22711,7 @@
                     <pic:cNvPicPr/>
                   </pic:nvPicPr>
                   <pic:blipFill>
-                    <a:blip r:embed="rId56"/>
+                    <a:blip r:embed="rId61"/>
                     <a:stretch>
                       <a:fillRect/>
                     </a:stretch>
@@ -24255,7 +22813,6 @@
         </w:rPr>
         <w:t xml:space="preserve">-Zero-shot </w:t>
       </w:r>
-      <w:proofErr w:type="spellStart"/>
       <w:r>
         <w:rPr>
           <w:rFonts w:asciiTheme="majorBidi" w:hAnsiTheme="majorBidi" w:cstheme="majorBidi"/>
@@ -24266,7 +22823,6 @@
         </w:rPr>
         <w:t>וה</w:t>
       </w:r>
-      <w:proofErr w:type="spellEnd"/>
       <w:r>
         <w:rPr>
           <w:rFonts w:asciiTheme="majorBidi" w:hAnsiTheme="majorBidi" w:cstheme="majorBidi"/>
@@ -24483,7 +23039,7 @@
                     <pic:cNvPicPr/>
                   </pic:nvPicPr>
                   <pic:blipFill>
-                    <a:blip r:embed="rId57">
+                    <a:blip r:embed="rId62">
                       <a:extLst>
                         <a:ext uri="{28A0092B-C50C-407E-A947-70E740481C1C}">
                           <a14:useLocalDpi xmlns:a14="http://schemas.microsoft.com/office/drawing/2010/main" val="0"/>
@@ -24598,7 +23154,7 @@
                     <pic:cNvPicPr/>
                   </pic:nvPicPr>
                   <pic:blipFill>
-                    <a:blip r:embed="rId58">
+                    <a:blip r:embed="rId63">
                       <a:extLst>
                         <a:ext uri="{28A0092B-C50C-407E-A947-70E740481C1C}">
                           <a14:useLocalDpi xmlns:a14="http://schemas.microsoft.com/office/drawing/2010/main" val="0"/>
@@ -24703,7 +23259,7 @@
                     <pic:cNvPicPr/>
                   </pic:nvPicPr>
                   <pic:blipFill>
-                    <a:blip r:embed="rId59"/>
+                    <a:blip r:embed="rId64"/>
                     <a:stretch>
                       <a:fillRect/>
                     </a:stretch>
@@ -25205,10 +23761,10 @@
           <w:lang w:bidi="he-IL"/>
         </w:rPr>
         <w:object w:dxaOrig="1521" w:dyaOrig="991" w14:anchorId="5BF6A196">
-          <v:shape id="_x0000_i1074" type="#_x0000_t75" style="width:76.2pt;height:49.8pt" o:ole="">
-            <v:imagedata r:id="rId60" o:title=""/>
+          <v:shape id="_x0000_i1031" type="#_x0000_t75" style="width:76.4pt;height:49.6pt" o:ole="">
+            <v:imagedata r:id="rId65" o:title=""/>
           </v:shape>
-          <o:OLEObject Type="Embed" ProgID="Package" ShapeID="_x0000_i1074" DrawAspect="Icon" ObjectID="_1830505570" r:id="rId61"/>
+          <o:OLEObject Type="Embed" ProgID="Package" ShapeID="_x0000_i1031" DrawAspect="Icon" ObjectID="_1830615764" r:id="rId66"/>
         </w:object>
       </w:r>
     </w:p>
@@ -25808,27 +24364,7 @@
                 <w:lang w:bidi="he-IL"/>
               </w:rPr>
               <w:lastRenderedPageBreak/>
-              <w:t xml:space="preserve">raped by </w:t>
-            </w:r>
-            <w:proofErr w:type="spellStart"/>
-            <w:r>
-              <w:rPr>
-                <w:rFonts w:asciiTheme="majorBidi" w:hAnsiTheme="majorBidi" w:cstheme="majorBidi"/>
-                <w:i/>
-                <w:iCs/>
-                <w:lang w:bidi="he-IL"/>
-              </w:rPr>
-              <w:t>Zebbedy</w:t>
-            </w:r>
-            <w:proofErr w:type="spellEnd"/>
-            <w:r>
-              <w:rPr>
-                <w:rFonts w:asciiTheme="majorBidi" w:hAnsiTheme="majorBidi" w:cstheme="majorBidi"/>
-                <w:i/>
-                <w:iCs/>
-                <w:lang w:bidi="he-IL"/>
-              </w:rPr>
-              <w:t xml:space="preserve"> Colt…</w:t>
+              <w:t>raped by Zebbedy Colt…</w:t>
             </w:r>
           </w:p>
         </w:tc>
@@ -26204,7 +24740,7 @@
                     <pic:cNvPicPr/>
                   </pic:nvPicPr>
                   <pic:blipFill>
-                    <a:blip r:embed="rId59"/>
+                    <a:blip r:embed="rId64"/>
                     <a:stretch>
                       <a:fillRect/>
                     </a:stretch>
@@ -26257,7 +24793,7 @@
                     <pic:cNvPicPr/>
                   </pic:nvPicPr>
                   <pic:blipFill>
-                    <a:blip r:embed="rId62"/>
+                    <a:blip r:embed="rId67"/>
                     <a:stretch>
                       <a:fillRect/>
                     </a:stretch>
@@ -26640,10 +25176,10 @@
           <w:lang w:bidi="he-IL"/>
         </w:rPr>
         <w:object w:dxaOrig="1521" w:dyaOrig="991" w14:anchorId="23179BFF">
-          <v:shape id="_x0000_i1075" type="#_x0000_t75" style="width:76.2pt;height:49.8pt" o:ole="">
-            <v:imagedata r:id="rId63" o:title=""/>
+          <v:shape id="_x0000_i1032" type="#_x0000_t75" style="width:76.4pt;height:49.6pt" o:ole="">
+            <v:imagedata r:id="rId68" o:title=""/>
           </v:shape>
-          <o:OLEObject Type="Embed" ProgID="Package" ShapeID="_x0000_i1075" DrawAspect="Icon" ObjectID="_1830505571" r:id="rId64"/>
+          <o:OLEObject Type="Embed" ProgID="Package" ShapeID="_x0000_i1032" DrawAspect="Icon" ObjectID="_1830615765" r:id="rId69"/>
         </w:object>
       </w:r>
     </w:p>
@@ -27211,27 +25747,7 @@
                 <w:iCs/>
                 <w:lang w:bidi="he-IL"/>
               </w:rPr>
-              <w:t xml:space="preserve">After Harry Reems' teenage girlfriend is raped by </w:t>
-            </w:r>
-            <w:proofErr w:type="spellStart"/>
-            <w:r>
-              <w:rPr>
-                <w:rFonts w:asciiTheme="majorBidi" w:hAnsiTheme="majorBidi" w:cstheme="majorBidi"/>
-                <w:i/>
-                <w:iCs/>
-                <w:lang w:bidi="he-IL"/>
-              </w:rPr>
-              <w:t>Zebbedy</w:t>
-            </w:r>
-            <w:proofErr w:type="spellEnd"/>
-            <w:r>
-              <w:rPr>
-                <w:rFonts w:asciiTheme="majorBidi" w:hAnsiTheme="majorBidi" w:cstheme="majorBidi"/>
-                <w:i/>
-                <w:iCs/>
-                <w:lang w:bidi="he-IL"/>
-              </w:rPr>
-              <w:t xml:space="preserve"> Colt…</w:t>
+              <w:t>After Harry Reems' teenage girlfriend is raped by Zebbedy Colt…</w:t>
             </w:r>
           </w:p>
         </w:tc>
@@ -27315,7 +25831,7 @@
                     <pic:cNvPicPr/>
                   </pic:nvPicPr>
                   <pic:blipFill>
-                    <a:blip r:embed="rId65"/>
+                    <a:blip r:embed="rId70"/>
                     <a:stretch>
                       <a:fillRect/>
                     </a:stretch>
@@ -28586,7 +27102,7 @@
                     <pic:cNvPicPr/>
                   </pic:nvPicPr>
                   <pic:blipFill>
-                    <a:blip r:embed="rId66">
+                    <a:blip r:embed="rId71">
                       <a:extLst>
                         <a:ext uri="{28A0092B-C50C-407E-A947-70E740481C1C}">
                           <a14:useLocalDpi xmlns:a14="http://schemas.microsoft.com/office/drawing/2010/main" val="0"/>
@@ -28693,7 +27209,6 @@
         </w:rPr>
         <w:t xml:space="preserve"> Zero-shot </w:t>
       </w:r>
-      <w:proofErr w:type="spellStart"/>
       <w:r>
         <w:rPr>
           <w:rFonts w:asciiTheme="majorBidi" w:hAnsiTheme="majorBidi" w:cstheme="majorBidi"/>
@@ -28702,7 +27217,6 @@
         </w:rPr>
         <w:t>וה</w:t>
       </w:r>
-      <w:proofErr w:type="spellEnd"/>
       <w:r>
         <w:rPr>
           <w:rFonts w:asciiTheme="majorBidi" w:hAnsiTheme="majorBidi" w:cstheme="majorBidi"/>
@@ -29034,7 +27548,7 @@
                     <pic:cNvPicPr/>
                   </pic:nvPicPr>
                   <pic:blipFill>
-                    <a:blip r:embed="rId67">
+                    <a:blip r:embed="rId72">
                       <a:extLst>
                         <a:ext uri="{28A0092B-C50C-407E-A947-70E740481C1C}">
                           <a14:useLocalDpi xmlns:a14="http://schemas.microsoft.com/office/drawing/2010/main" val="0"/>
@@ -29140,25 +27654,7 @@
           <w:rtl/>
           <w:lang w:bidi="he-IL"/>
         </w:rPr>
-        <w:t xml:space="preserve">אחרי ששנינו את </w:t>
-      </w:r>
-      <w:proofErr w:type="spellStart"/>
-      <w:r>
-        <w:rPr>
-          <w:rFonts w:asciiTheme="majorBidi" w:hAnsiTheme="majorBidi" w:cstheme="majorBidi"/>
-          <w:rtl/>
-          <w:lang w:bidi="he-IL"/>
-        </w:rPr>
-        <w:t>הפרומט</w:t>
-      </w:r>
-      <w:proofErr w:type="spellEnd"/>
-      <w:r>
-        <w:rPr>
-          <w:rFonts w:asciiTheme="majorBidi" w:hAnsiTheme="majorBidi" w:cstheme="majorBidi"/>
-          <w:rtl/>
-          <w:lang w:bidi="he-IL"/>
-        </w:rPr>
-        <w:t xml:space="preserve"> להכיל עוד שתי דוגמאות:</w:t>
+        <w:t>אחרי ששנינו את הפרומט להכיל עוד שתי דוגמאות:</w:t>
       </w:r>
       <w:r>
         <w:rPr>
@@ -29189,7 +27685,7 @@
                     <pic:cNvPicPr/>
                   </pic:nvPicPr>
                   <pic:blipFill>
-                    <a:blip r:embed="rId68"/>
+                    <a:blip r:embed="rId73"/>
                     <a:stretch>
                       <a:fillRect/>
                     </a:stretch>
@@ -29230,7 +27726,7 @@
                     <pic:cNvPicPr/>
                   </pic:nvPicPr>
                   <pic:blipFill>
-                    <a:blip r:embed="rId69"/>
+                    <a:blip r:embed="rId74"/>
                     <a:stretch>
                       <a:fillRect/>
                     </a:stretch>
@@ -29316,7 +27812,7 @@
                     <pic:cNvPicPr/>
                   </pic:nvPicPr>
                   <pic:blipFill>
-                    <a:blip r:embed="rId70"/>
+                    <a:blip r:embed="rId75"/>
                     <a:stretch>
                       <a:fillRect/>
                     </a:stretch>
@@ -29403,27 +27899,15 @@
           <w:lang w:bidi="he-IL"/>
         </w:rPr>
       </w:pPr>
-      <w:proofErr w:type="spellStart"/>
-      <w:r>
-        <w:rPr>
-          <w:rFonts w:asciiTheme="majorBidi" w:hAnsiTheme="majorBidi" w:cstheme="majorBidi"/>
-          <w:b/>
-          <w:bCs/>
-          <w:rtl/>
-          <w:lang w:bidi="he-IL"/>
-        </w:rPr>
-        <w:t>ס"כ</w:t>
-      </w:r>
-      <w:proofErr w:type="spellEnd"/>
-      <w:r>
-        <w:rPr>
-          <w:rFonts w:asciiTheme="majorBidi" w:hAnsiTheme="majorBidi" w:cstheme="majorBidi"/>
-          <w:b/>
-          <w:bCs/>
-          <w:rtl/>
-          <w:lang w:bidi="he-IL"/>
-        </w:rPr>
-        <w:t xml:space="preserve"> התוצאות שהתקבלו:</w:t>
+      <w:r>
+        <w:rPr>
+          <w:rFonts w:asciiTheme="majorBidi" w:hAnsiTheme="majorBidi" w:cstheme="majorBidi"/>
+          <w:b/>
+          <w:bCs/>
+          <w:rtl/>
+          <w:lang w:bidi="he-IL"/>
+        </w:rPr>
+        <w:t>ס"כ התוצאות שהתקבלו:</w:t>
       </w:r>
     </w:p>
     <w:p>
@@ -29445,10 +27929,10 @@
           <w:lang w:bidi="he-IL"/>
         </w:rPr>
         <w:object w:dxaOrig="1521" w:dyaOrig="991" w14:anchorId="5B379E43">
-          <v:shape id="_x0000_i1076" type="#_x0000_t75" style="width:76.2pt;height:49.8pt" o:ole="">
-            <v:imagedata r:id="rId71" o:title=""/>
+          <v:shape id="_x0000_i1033" type="#_x0000_t75" style="width:76.4pt;height:49.6pt" o:ole="">
+            <v:imagedata r:id="rId76" o:title=""/>
           </v:shape>
-          <o:OLEObject Type="Embed" ProgID="Package" ShapeID="_x0000_i1076" DrawAspect="Icon" ObjectID="_1830505572" r:id="rId72"/>
+          <o:OLEObject Type="Embed" ProgID="Package" ShapeID="_x0000_i1033" DrawAspect="Icon" ObjectID="_1830615766" r:id="rId77"/>
         </w:object>
       </w:r>
     </w:p>
@@ -29522,7 +28006,7 @@
                     <pic:cNvPicPr/>
                   </pic:nvPicPr>
                   <pic:blipFill>
-                    <a:blip r:embed="rId73">
+                    <a:blip r:embed="rId78">
                       <a:extLst>
                         <a:ext uri="{28A0092B-C50C-407E-A947-70E740481C1C}">
                           <a14:useLocalDpi xmlns:a14="http://schemas.microsoft.com/office/drawing/2010/main" val="0"/>
@@ -29887,23 +28371,7 @@
                 <w:rFonts w:asciiTheme="majorBidi" w:hAnsiTheme="majorBidi" w:cstheme="majorBidi"/>
                 <w:lang w:bidi="he-IL"/>
               </w:rPr>
-              <w:t xml:space="preserve"> (</w:t>
-            </w:r>
-            <w:proofErr w:type="spellStart"/>
-            <w:r>
-              <w:rPr>
-                <w:rFonts w:asciiTheme="majorBidi" w:hAnsiTheme="majorBidi" w:cstheme="majorBidi"/>
-                <w:lang w:bidi="he-IL"/>
-              </w:rPr>
-              <w:t>x→x</w:t>
-            </w:r>
-            <w:proofErr w:type="spellEnd"/>
-            <w:r>
-              <w:rPr>
-                <w:rFonts w:asciiTheme="majorBidi" w:hAnsiTheme="majorBidi" w:cstheme="majorBidi"/>
-                <w:lang w:bidi="he-IL"/>
-              </w:rPr>
-              <w:t xml:space="preserve">′) </w:t>
+              <w:t xml:space="preserve"> (x→x′) </w:t>
             </w:r>
             <w:r>
               <w:rPr>
@@ -30303,25 +28771,7 @@
                 <w:rtl/>
                 <w:lang w:bidi="he-IL"/>
               </w:rPr>
-              <w:t xml:space="preserve">השינוי הוא </w:t>
-            </w:r>
-            <w:proofErr w:type="spellStart"/>
-            <w:r>
-              <w:rPr>
-                <w:rFonts w:asciiTheme="majorBidi" w:hAnsiTheme="majorBidi" w:cstheme="majorBidi"/>
-                <w:rtl/>
-                <w:lang w:bidi="he-IL"/>
-              </w:rPr>
-              <w:t>מיידי</w:t>
-            </w:r>
-            <w:proofErr w:type="spellEnd"/>
-            <w:r>
-              <w:rPr>
-                <w:rFonts w:asciiTheme="majorBidi" w:hAnsiTheme="majorBidi" w:cstheme="majorBidi"/>
-                <w:rtl/>
-                <w:lang w:bidi="he-IL"/>
-              </w:rPr>
-              <w:t xml:space="preserve"> וחינמי מבחינת זמן פיתוח</w:t>
+              <w:t>השינוי הוא מיידי וחינמי מבחינת זמן פיתוח</w:t>
             </w:r>
             <w:r>
               <w:rPr>
@@ -30938,7 +29388,7 @@
                     <pic:cNvPicPr/>
                   </pic:nvPicPr>
                   <pic:blipFill>
-                    <a:blip r:embed="rId74">
+                    <a:blip r:embed="rId79">
                       <a:extLst>
                         <a:ext uri="{28A0092B-C50C-407E-A947-70E740481C1C}">
                           <a14:useLocalDpi xmlns:a14="http://schemas.microsoft.com/office/drawing/2010/main" val="0"/>
@@ -31164,41 +29614,7 @@
           <w:rtl/>
           <w:lang w:bidi="he-IL"/>
         </w:rPr>
-        <w:t>במשימות מורכבות מאוד או ספציפיות לתחום צר (כמו רפואה או משפט</w:t>
-      </w:r>
-      <w:r>
-        <w:rPr>
-          <w:rFonts w:asciiTheme="majorBidi" w:hAnsiTheme="majorBidi" w:cstheme="majorBidi"/>
-          <w:rtl/>
-          <w:lang w:bidi="he-IL"/>
-        </w:rPr>
-        <w:t xml:space="preserve"> </w:t>
-      </w:r>
-      <w:proofErr w:type="spellStart"/>
-      <w:r>
-        <w:rPr>
-          <w:rFonts w:asciiTheme="majorBidi" w:hAnsiTheme="majorBidi" w:cstheme="majorBidi"/>
-          <w:rtl/>
-          <w:lang w:bidi="he-IL"/>
-        </w:rPr>
-        <w:t>וכו</w:t>
-      </w:r>
-      <w:proofErr w:type="spellEnd"/>
-      <w:r>
-        <w:rPr>
-          <w:rFonts w:asciiTheme="majorBidi" w:hAnsiTheme="majorBidi" w:cstheme="majorBidi"/>
-          <w:rtl/>
-          <w:lang w:bidi="he-IL"/>
-        </w:rPr>
-        <w:t>...</w:t>
-      </w:r>
-      <w:r>
-        <w:rPr>
-          <w:rFonts w:asciiTheme="majorBidi" w:hAnsiTheme="majorBidi" w:cstheme="majorBidi"/>
-          <w:rtl/>
-          <w:lang w:bidi="he-IL"/>
-        </w:rPr>
-        <w:t>), מודל גנרי עשוי שלא להכיר את הטרמינולוגיה או את הלוגיקה הפנימית הנדרשת</w:t>
+        <w:t>במשימות מורכבות מאוד או ספציפיות לתחום צר (כמו רפואה או משפט וכו...), מודל גנרי עשוי שלא להכיר את הטרמינולוגיה או את הלוגיקה הפנימית הנדרשת</w:t>
       </w:r>
       <w:r>
         <w:rPr>
@@ -31320,25 +29736,7 @@
           <w:rtl/>
           <w:lang w:bidi="he-IL"/>
         </w:rPr>
-        <w:t xml:space="preserve">הנדסת </w:t>
-      </w:r>
-      <w:proofErr w:type="spellStart"/>
-      <w:r>
-        <w:rPr>
-          <w:rFonts w:asciiTheme="majorBidi" w:hAnsiTheme="majorBidi" w:cstheme="majorBidi"/>
-          <w:rtl/>
-          <w:lang w:bidi="he-IL"/>
-        </w:rPr>
-        <w:t>פרומפטים</w:t>
-      </w:r>
-      <w:proofErr w:type="spellEnd"/>
-      <w:r>
-        <w:rPr>
-          <w:rFonts w:asciiTheme="majorBidi" w:hAnsiTheme="majorBidi" w:cstheme="majorBidi"/>
-          <w:rtl/>
-          <w:lang w:bidi="he-IL"/>
-        </w:rPr>
-        <w:t xml:space="preserve"> עלולה לסבול מחוסר עקביות</w:t>
+        <w:t>הנדסת פרומפטים עלולה לסבול מחוסר עקביות</w:t>
       </w:r>
       <w:r>
         <w:rPr>
@@ -31668,25 +30066,7 @@
           <w:rtl/>
           <w:lang w:bidi="he-IL"/>
         </w:rPr>
-        <w:t xml:space="preserve">עבור משימות נפוצות כמו סיווג סנטימנט בסיסי, הנדסת </w:t>
-      </w:r>
-      <w:proofErr w:type="spellStart"/>
-      <w:r>
-        <w:rPr>
-          <w:rFonts w:asciiTheme="majorBidi" w:hAnsiTheme="majorBidi" w:cstheme="majorBidi"/>
-          <w:rtl/>
-          <w:lang w:bidi="he-IL"/>
-        </w:rPr>
-        <w:t>פרומפטים</w:t>
-      </w:r>
-      <w:proofErr w:type="spellEnd"/>
-      <w:r>
-        <w:rPr>
-          <w:rFonts w:asciiTheme="majorBidi" w:hAnsiTheme="majorBidi" w:cstheme="majorBidi"/>
-          <w:rtl/>
-          <w:lang w:bidi="he-IL"/>
-        </w:rPr>
-        <w:t xml:space="preserve"> עשויה להספיק בהחלט</w:t>
+        <w:t>עבור משימות נפוצות כמו סיווג סנטימנט בסיסי, הנדסת פרומפטים עשויה להספיק בהחלט</w:t>
       </w:r>
       <w:r>
         <w:rPr>
@@ -31900,7 +30280,7 @@
                     <pic:cNvPicPr/>
                   </pic:nvPicPr>
                   <pic:blipFill>
-                    <a:blip r:embed="rId75">
+                    <a:blip r:embed="rId80">
                       <a:extLst>
                         <a:ext uri="{28A0092B-C50C-407E-A947-70E740481C1C}">
                           <a14:useLocalDpi xmlns:a14="http://schemas.microsoft.com/office/drawing/2010/main" val="0"/>
@@ -31994,25 +30374,18 @@
           <w:rFonts w:asciiTheme="majorBidi" w:hAnsiTheme="majorBidi" w:cstheme="majorBidi"/>
           <w:lang w:bidi="he-IL"/>
         </w:rPr>
+        <w:t xml:space="preserve"> LLM</w:t>
+      </w:r>
+      <w:r>
+        <w:rPr>
+          <w:rFonts w:asciiTheme="majorBidi" w:hAnsiTheme="majorBidi" w:cstheme="majorBidi"/>
+          <w:lang w:bidi="he-IL"/>
+        </w:rPr>
         <w:t xml:space="preserve"> </w:t>
       </w:r>
       <w:r>
         <w:rPr>
           <w:rFonts w:asciiTheme="majorBidi" w:hAnsiTheme="majorBidi" w:cstheme="majorBidi"/>
-          <w:lang w:bidi="he-IL"/>
-        </w:rPr>
-        <w:t>LLM</w:t>
-      </w:r>
-      <w:r>
-        <w:rPr>
-          <w:rFonts w:asciiTheme="majorBidi" w:hAnsiTheme="majorBidi" w:cstheme="majorBidi"/>
-          <w:lang w:bidi="he-IL"/>
-        </w:rPr>
-        <w:t xml:space="preserve"> </w:t>
-      </w:r>
-      <w:r>
-        <w:rPr>
-          <w:rFonts w:asciiTheme="majorBidi" w:hAnsiTheme="majorBidi" w:cstheme="majorBidi"/>
           <w:rtl/>
           <w:lang w:bidi="he-IL"/>
         </w:rPr>
@@ -32050,15 +30423,7 @@
           <w:rtl/>
           <w:lang w:bidi="he-IL"/>
         </w:rPr>
-        <w:t xml:space="preserve"> </w:t>
-      </w:r>
-      <w:r>
-        <w:rPr>
-          <w:rFonts w:asciiTheme="majorBidi" w:hAnsiTheme="majorBidi" w:cstheme="majorBidi"/>
-          <w:rtl/>
-          <w:lang w:bidi="he-IL"/>
-        </w:rPr>
-        <w:t>שינויים קטנים בניסוח יכולים להשפיע דרמטית על התוצאות</w:t>
+        <w:t xml:space="preserve"> שינויים קטנים בניסוח יכולים להשפיע דרמטית על התוצאות</w:t>
       </w:r>
       <w:r>
         <w:rPr>
@@ -32138,23 +30503,8 @@
           <w:rtl/>
           <w:lang w:bidi="he-IL"/>
         </w:rPr>
-        <w:t xml:space="preserve">מדוע הרגישות לניסוח מקשה על </w:t>
-      </w:r>
-      <w:proofErr w:type="spellStart"/>
-      <w:r>
-        <w:rPr>
-          <w:rFonts w:asciiTheme="majorBidi" w:hAnsiTheme="majorBidi" w:cstheme="majorBidi"/>
-          <w:b/>
-          <w:bCs/>
-          <w:i/>
-          <w:iCs/>
-          <w:u w:val="single"/>
-          <w:rtl/>
-          <w:lang w:bidi="he-IL"/>
-        </w:rPr>
-        <w:t>האיבלואציה</w:t>
-      </w:r>
-      <w:proofErr w:type="spellEnd"/>
+        <w:t>מדוע הרגישות לניסוח מקשה על האיבלואציה</w:t>
+      </w:r>
       <w:r>
         <w:rPr>
           <w:rFonts w:asciiTheme="majorBidi" w:hAnsiTheme="majorBidi" w:cstheme="majorBidi"/>
@@ -32214,43 +30564,7 @@
           <w:rtl/>
           <w:lang w:bidi="he-IL"/>
         </w:rPr>
-        <w:t xml:space="preserve">כשמשווים בין שני מודלים שונים, ייתכן שמודל אחד "יפסיד" רק בגלל </w:t>
-      </w:r>
-      <w:proofErr w:type="spellStart"/>
-      <w:r>
-        <w:rPr>
-          <w:rFonts w:asciiTheme="majorBidi" w:hAnsiTheme="majorBidi" w:cstheme="majorBidi"/>
-          <w:rtl/>
-          <w:lang w:bidi="he-IL"/>
-        </w:rPr>
-        <w:t>שהפרומפט</w:t>
-      </w:r>
-      <w:proofErr w:type="spellEnd"/>
-      <w:r>
-        <w:rPr>
-          <w:rFonts w:asciiTheme="majorBidi" w:hAnsiTheme="majorBidi" w:cstheme="majorBidi"/>
-          <w:rtl/>
-          <w:lang w:bidi="he-IL"/>
-        </w:rPr>
-        <w:t xml:space="preserve"> שבו השתמשנו לא התאים לו, בעוד </w:t>
-      </w:r>
-      <w:proofErr w:type="spellStart"/>
-      <w:r>
-        <w:rPr>
-          <w:rFonts w:asciiTheme="majorBidi" w:hAnsiTheme="majorBidi" w:cstheme="majorBidi"/>
-          <w:rtl/>
-          <w:lang w:bidi="he-IL"/>
-        </w:rPr>
-        <w:t>שפרומפט</w:t>
-      </w:r>
-      <w:proofErr w:type="spellEnd"/>
-      <w:r>
-        <w:rPr>
-          <w:rFonts w:asciiTheme="majorBidi" w:hAnsiTheme="majorBidi" w:cstheme="majorBidi"/>
-          <w:rtl/>
-          <w:lang w:bidi="he-IL"/>
-        </w:rPr>
-        <w:t xml:space="preserve"> אחר היה יכול להביא אותו לביצועים מקסימליים. זה הופך את ההשוואה ללא עקבית</w:t>
+        <w:t>כשמשווים בין שני מודלים שונים, ייתכן שמודל אחד "יפסיד" רק בגלל שהפרומפט שבו השתמשנו לא התאים לו, בעוד שפרומפט אחר היה יכול להביא אותו לביצועים מקסימליים. זה הופך את ההשוואה ללא עקבית</w:t>
       </w:r>
       <w:r>
         <w:rPr>
@@ -32319,25 +30633,7 @@
           <w:rtl/>
           <w:lang w:bidi="he-IL"/>
         </w:rPr>
-        <w:t>הוא ידני וסובייקטיבי. התוצאה הסופית תלויה במידה רבה בסבלנות ובכישרון של המפתח למצוא את "</w:t>
-      </w:r>
-      <w:proofErr w:type="spellStart"/>
-      <w:r>
-        <w:rPr>
-          <w:rFonts w:asciiTheme="majorBidi" w:hAnsiTheme="majorBidi" w:cstheme="majorBidi"/>
-          <w:rtl/>
-          <w:lang w:bidi="he-IL"/>
-        </w:rPr>
-        <w:t>פרומפט</w:t>
-      </w:r>
-      <w:proofErr w:type="spellEnd"/>
-      <w:r>
-        <w:rPr>
-          <w:rFonts w:asciiTheme="majorBidi" w:hAnsiTheme="majorBidi" w:cstheme="majorBidi"/>
-          <w:rtl/>
-          <w:lang w:bidi="he-IL"/>
-        </w:rPr>
-        <w:t xml:space="preserve"> </w:t>
+        <w:t xml:space="preserve">הוא ידני וסובייקטיבי. התוצאה הסופית תלויה במידה רבה בסבלנות ובכישרון של המפתח למצוא את "פרומפט </w:t>
       </w:r>
       <w:r>
         <w:rPr>
@@ -32425,25 +30721,7 @@
           <w:rtl/>
           <w:lang w:bidi="he-IL"/>
         </w:rPr>
-        <w:t xml:space="preserve">במקום להסתמך על ניסוח יחיד, מומלץ לבחון את המודל עם 5–10 </w:t>
-      </w:r>
-      <w:proofErr w:type="spellStart"/>
-      <w:r>
-        <w:rPr>
-          <w:rFonts w:asciiTheme="majorBidi" w:hAnsiTheme="majorBidi" w:cstheme="majorBidi"/>
-          <w:rtl/>
-          <w:lang w:bidi="he-IL"/>
-        </w:rPr>
-        <w:t>פרומפטים</w:t>
-      </w:r>
-      <w:proofErr w:type="spellEnd"/>
-      <w:r>
-        <w:rPr>
-          <w:rFonts w:asciiTheme="majorBidi" w:hAnsiTheme="majorBidi" w:cstheme="majorBidi"/>
-          <w:rtl/>
-          <w:lang w:bidi="he-IL"/>
-        </w:rPr>
-        <w:t xml:space="preserve"> שונים המביעים את אותה כוונה, ולדווח על הממוצע ועל סטיית התקן של התוצאות. זה מספק תמונה מהימנה יותר על יציבות המודל</w:t>
+        <w:t>במקום להסתמך על ניסוח יחיד, מומלץ לבחון את המודל עם 5–10 פרומפטים שונים המביעים את אותה כוונה, ולדווח על הממוצע ועל סטיית התקן של התוצאות. זה מספק תמונה מהימנה יותר על יציבות המודל</w:t>
       </w:r>
       <w:r>
         <w:rPr>
@@ -32507,25 +30785,7 @@
           <w:rtl/>
           <w:lang w:bidi="he-IL"/>
         </w:rPr>
-        <w:t xml:space="preserve">שימוש </w:t>
-      </w:r>
-      <w:proofErr w:type="spellStart"/>
-      <w:r>
-        <w:rPr>
-          <w:rFonts w:asciiTheme="majorBidi" w:hAnsiTheme="majorBidi" w:cstheme="majorBidi"/>
-          <w:rtl/>
-          <w:lang w:bidi="he-IL"/>
-        </w:rPr>
-        <w:t>בפרומפטים</w:t>
-      </w:r>
-      <w:proofErr w:type="spellEnd"/>
-      <w:r>
-        <w:rPr>
-          <w:rFonts w:asciiTheme="majorBidi" w:hAnsiTheme="majorBidi" w:cstheme="majorBidi"/>
-          <w:rtl/>
-          <w:lang w:bidi="he-IL"/>
-        </w:rPr>
-        <w:t xml:space="preserve"> קבועים ומקובלים בקהילת המחקר עבור משימות ספציפיות, מה שמאפשר השוואה ישירה והוגנת בין מודלים שונים תחת אותם תנאים</w:t>
+        <w:t>שימוש בפרומפטים קבועים ומקובלים בקהילת המחקר עבור משימות ספציפיות, מה שמאפשר השוואה ישירה והוגנת בין מודלים שונים תחת אותם תנאים</w:t>
       </w:r>
       <w:r>
         <w:rPr>
@@ -32570,25 +30830,22 @@
           <w:rtl/>
           <w:lang w:bidi="he-IL"/>
         </w:rPr>
-        <w:t xml:space="preserve">שימוש באלגוריתמים או במודל שפה נוסף שתפקידו למצוא את </w:t>
-      </w:r>
-      <w:proofErr w:type="spellStart"/>
-      <w:r>
-        <w:rPr>
-          <w:rFonts w:asciiTheme="majorBidi" w:hAnsiTheme="majorBidi" w:cstheme="majorBidi"/>
-          <w:rtl/>
-          <w:lang w:bidi="he-IL"/>
-        </w:rPr>
-        <w:t>הפרומפט</w:t>
-      </w:r>
-      <w:proofErr w:type="spellEnd"/>
-      <w:r>
-        <w:rPr>
-          <w:rFonts w:asciiTheme="majorBidi" w:hAnsiTheme="majorBidi" w:cstheme="majorBidi"/>
-          <w:rtl/>
-          <w:lang w:bidi="he-IL"/>
-        </w:rPr>
-        <w:t xml:space="preserve"> האופטימלי עבור המשימה, ובכך לנטרל את ההטיה האנושית בתהליך הניסוח</w:t>
+        <w:t>שימוש באלגוריתמים או במודל שפה נוסף שתפקידו למצוא את הפרומפט האופטימלי עבור המשימה, ובכך לנטרל את ההטיה הא</w:t>
+      </w:r>
+      <w:r>
+        <w:rPr>
+          <w:rFonts w:asciiTheme="majorBidi" w:hAnsiTheme="majorBidi" w:cstheme="majorBidi"/>
+          <w:lang w:bidi="he-IL"/>
+        </w:rPr>
+        <w:t>s</w:t>
+      </w:r>
+      <w:r>
+        <w:rPr>
+          <w:rFonts w:asciiTheme="majorBidi" w:hAnsiTheme="majorBidi" w:cstheme="majorBidi"/>
+          <w:rtl/>
+          <w:lang w:bidi="he-IL"/>
+        </w:rPr>
+        <w:t>נושית בתהליך הניסוח</w:t>
       </w:r>
       <w:r>
         <w:rPr>
@@ -32833,7 +31090,7 @@
                     <pic:cNvPicPr/>
                   </pic:nvPicPr>
                   <pic:blipFill>
-                    <a:blip r:embed="rId76">
+                    <a:blip r:embed="rId81">
                       <a:extLst>
                         <a:ext uri="{28A0092B-C50C-407E-A947-70E740481C1C}">
                           <a14:useLocalDpi xmlns:a14="http://schemas.microsoft.com/office/drawing/2010/main" val="0"/>
@@ -32949,7 +31206,7 @@
                     <pic:cNvPicPr/>
                   </pic:nvPicPr>
                   <pic:blipFill>
-                    <a:blip r:embed="rId77"/>
+                    <a:blip r:embed="rId82"/>
                     <a:stretch>
                       <a:fillRect/>
                     </a:stretch>
@@ -33150,64 +31407,15 @@
           <w:rFonts w:asciiTheme="majorBidi" w:hAnsiTheme="majorBidi" w:cstheme="majorBidi"/>
           <w:lang w:bidi="he-IL"/>
         </w:rPr>
-        <w:t xml:space="preserve"> .P(</w:t>
-      </w:r>
-      <w:proofErr w:type="spellStart"/>
-      <w:r>
-        <w:rPr>
-          <w:rFonts w:asciiTheme="majorBidi" w:hAnsiTheme="majorBidi" w:cstheme="majorBidi"/>
-          <w:lang w:bidi="he-IL"/>
-        </w:rPr>
-        <w:t>w_n</w:t>
-      </w:r>
-      <w:proofErr w:type="spellEnd"/>
-      <w:r>
-        <w:rPr>
-          <w:rFonts w:asciiTheme="majorBidi" w:hAnsiTheme="majorBidi" w:cstheme="majorBidi"/>
-          <w:lang w:bidi="he-IL"/>
-        </w:rPr>
-        <w:t xml:space="preserve"> | w_1, ..., </w:t>
-      </w:r>
-      <w:proofErr w:type="gramStart"/>
-      <w:r>
-        <w:rPr>
-          <w:rFonts w:asciiTheme="majorBidi" w:hAnsiTheme="majorBidi" w:cstheme="majorBidi"/>
-          <w:lang w:bidi="he-IL"/>
-        </w:rPr>
-        <w:t>w_{</w:t>
-      </w:r>
-      <w:proofErr w:type="gramEnd"/>
-      <w:r>
-        <w:rPr>
-          <w:rFonts w:asciiTheme="majorBidi" w:hAnsiTheme="majorBidi" w:cstheme="majorBidi"/>
-          <w:lang w:bidi="he-IL"/>
-        </w:rPr>
-        <w:t>n-</w:t>
-      </w:r>
-      <w:proofErr w:type="gramStart"/>
-      <w:r>
-        <w:rPr>
-          <w:rFonts w:asciiTheme="majorBidi" w:hAnsiTheme="majorBidi" w:cstheme="majorBidi"/>
-          <w:lang w:bidi="he-IL"/>
-        </w:rPr>
-        <w:t xml:space="preserve">1}) </w:t>
-      </w:r>
-      <w:r>
-        <w:rPr>
-          <w:rFonts w:asciiTheme="majorBidi" w:hAnsiTheme="majorBidi" w:cstheme="majorBidi"/>
-          <w:rtl/>
-          <w:lang w:bidi="he-IL"/>
-        </w:rPr>
-        <w:t>המודל "ניחש" את הספרות</w:t>
-      </w:r>
-      <w:proofErr w:type="gramEnd"/>
-      <w:r>
-        <w:rPr>
-          <w:rFonts w:asciiTheme="majorBidi" w:hAnsiTheme="majorBidi" w:cstheme="majorBidi"/>
-          <w:rtl/>
-          <w:lang w:bidi="he-IL"/>
-        </w:rPr>
-        <w:t xml:space="preserve"> 0.21 כי הן נראו כרצף סביר מבחינה סטטיסטית בהקשר של חיסור מספרים עשרוניים, מבלי לבצע חישוב מתמטי בפועל</w:t>
+        <w:t xml:space="preserve"> .P(w_n | w_1, ..., w_{n-1}) </w:t>
+      </w:r>
+      <w:r>
+        <w:rPr>
+          <w:rFonts w:asciiTheme="majorBidi" w:hAnsiTheme="majorBidi" w:cstheme="majorBidi"/>
+          <w:rtl/>
+          <w:lang w:bidi="he-IL"/>
+        </w:rPr>
+        <w:t>המודל "ניחש" את הספרות 0.21 כי הן נראו כרצף סביר מבחינה סטטיסטית בהקשר של חיסור מספרים עשרוניים, מבלי לבצע חישוב מתמטי בפועל</w:t>
       </w:r>
       <w:r>
         <w:rPr>
@@ -33235,18 +31443,8 @@
           <w:rtl/>
           <w:lang w:bidi="he-IL"/>
         </w:rPr>
-        <w:t xml:space="preserve">בעיית </w:t>
-      </w:r>
-      <w:proofErr w:type="spellStart"/>
-      <w:r>
-        <w:rPr>
-          <w:rFonts w:asciiTheme="majorBidi" w:hAnsiTheme="majorBidi" w:cstheme="majorBidi"/>
-          <w:rtl/>
-          <w:lang w:bidi="he-IL"/>
-        </w:rPr>
-        <w:t>הטוקניזציה</w:t>
-      </w:r>
-      <w:proofErr w:type="spellEnd"/>
+        <w:t>בעיית הטוקניזציה</w:t>
+      </w:r>
       <w:r>
         <w:rPr>
           <w:rFonts w:asciiTheme="majorBidi" w:hAnsiTheme="majorBidi" w:cstheme="majorBidi"/>
@@ -33260,25 +31458,7 @@
           <w:rtl/>
           <w:lang w:bidi="he-IL"/>
         </w:rPr>
-        <w:t xml:space="preserve">של מספרים: כפי שנלמד בפרק על </w:t>
-      </w:r>
-      <w:proofErr w:type="spellStart"/>
-      <w:r>
-        <w:rPr>
-          <w:rFonts w:asciiTheme="majorBidi" w:hAnsiTheme="majorBidi" w:cstheme="majorBidi"/>
-          <w:rtl/>
-          <w:lang w:bidi="he-IL"/>
-        </w:rPr>
-        <w:t>קורפורה</w:t>
-      </w:r>
-      <w:proofErr w:type="spellEnd"/>
-      <w:r>
-        <w:rPr>
-          <w:rFonts w:asciiTheme="majorBidi" w:hAnsiTheme="majorBidi" w:cstheme="majorBidi"/>
-          <w:rtl/>
-          <w:lang w:bidi="he-IL"/>
-        </w:rPr>
-        <w:t xml:space="preserve"> ו</w:t>
+        <w:t>של מספרים: כפי שנלמד בפרק על קורפורה ו</w:t>
       </w:r>
       <w:r>
         <w:rPr>
@@ -33293,25 +31473,7 @@
           <w:rtl/>
           <w:lang w:bidi="he-IL"/>
         </w:rPr>
-        <w:t xml:space="preserve">, מספרים הם ישויות מאתגרות </w:t>
-      </w:r>
-      <w:proofErr w:type="spellStart"/>
-      <w:r>
-        <w:rPr>
-          <w:rFonts w:asciiTheme="majorBidi" w:hAnsiTheme="majorBidi" w:cstheme="majorBidi"/>
-          <w:rtl/>
-          <w:lang w:bidi="he-IL"/>
-        </w:rPr>
-        <w:t>לטוקניזציה</w:t>
-      </w:r>
-      <w:proofErr w:type="spellEnd"/>
-      <w:r>
-        <w:rPr>
-          <w:rFonts w:asciiTheme="majorBidi" w:hAnsiTheme="majorBidi" w:cstheme="majorBidi"/>
-          <w:rtl/>
-          <w:lang w:bidi="he-IL"/>
-        </w:rPr>
-        <w:t>. לעיתים קרובות, מספרים כמו 5.9 או 5.11 מפורקים לתתי-יחידות</w:t>
+        <w:t>, מספרים הם ישויות מאתגרות לטוקניזציה. לעיתים קרובות, מספרים כמו 5.9 או 5.11 מפורקים לתתי-יחידות</w:t>
       </w:r>
       <w:r>
         <w:rPr>
@@ -33503,7 +31665,7 @@
                     <pic:cNvPicPr/>
                   </pic:nvPicPr>
                   <pic:blipFill>
-                    <a:blip r:embed="rId78"/>
+                    <a:blip r:embed="rId83"/>
                     <a:stretch>
                       <a:fillRect/>
                     </a:stretch>
@@ -33617,17 +31779,8 @@
           <w:rFonts w:asciiTheme="majorBidi" w:hAnsiTheme="majorBidi" w:cstheme="majorBidi"/>
           <w:lang w:bidi="he-IL"/>
         </w:rPr>
-        <w:t xml:space="preserve">Walter </w:t>
-      </w:r>
-      <w:proofErr w:type="spellStart"/>
-      <w:r>
-        <w:rPr>
-          <w:rFonts w:asciiTheme="majorBidi" w:hAnsiTheme="majorBidi" w:cstheme="majorBidi"/>
-          <w:lang w:bidi="he-IL"/>
-        </w:rPr>
-        <w:t>F.Mondale</w:t>
-      </w:r>
-      <w:proofErr w:type="spellEnd"/>
+        <w:t>Walter F.Mondale</w:t>
+      </w:r>
       <w:r>
         <w:rPr>
           <w:rFonts w:asciiTheme="majorBidi" w:hAnsiTheme="majorBidi" w:cstheme="majorBidi"/>
@@ -33684,17 +31837,8 @@
           <w:rFonts w:asciiTheme="majorBidi" w:hAnsiTheme="majorBidi" w:cstheme="majorBidi"/>
           <w:lang w:bidi="he-IL"/>
         </w:rPr>
-        <w:t xml:space="preserve">Walter </w:t>
-      </w:r>
-      <w:proofErr w:type="spellStart"/>
-      <w:r>
-        <w:rPr>
-          <w:rFonts w:asciiTheme="majorBidi" w:hAnsiTheme="majorBidi" w:cstheme="majorBidi"/>
-          <w:lang w:bidi="he-IL"/>
-        </w:rPr>
-        <w:t>F.Mondale</w:t>
-      </w:r>
-      <w:proofErr w:type="spellEnd"/>
+        <w:t>Walter F.Mondale</w:t>
+      </w:r>
       <w:r>
         <w:rPr>
           <w:rFonts w:asciiTheme="majorBidi" w:hAnsiTheme="majorBidi" w:cstheme="majorBidi"/>
@@ -33708,17 +31852,8 @@
           <w:rFonts w:asciiTheme="majorBidi" w:hAnsiTheme="majorBidi" w:cstheme="majorBidi"/>
           <w:lang w:bidi="he-IL"/>
         </w:rPr>
-        <w:t xml:space="preserve">Walter </w:t>
-      </w:r>
-      <w:proofErr w:type="spellStart"/>
-      <w:r>
-        <w:rPr>
-          <w:rFonts w:asciiTheme="majorBidi" w:hAnsiTheme="majorBidi" w:cstheme="majorBidi"/>
-          <w:lang w:bidi="he-IL"/>
-        </w:rPr>
-        <w:t>F.Mondale</w:t>
-      </w:r>
-      <w:proofErr w:type="spellEnd"/>
+        <w:t>Walter F.Mondale</w:t>
+      </w:r>
       <w:r>
         <w:rPr>
           <w:rFonts w:asciiTheme="majorBidi" w:hAnsiTheme="majorBidi" w:cstheme="majorBidi"/>
@@ -33837,18 +31972,8 @@
           <w:rtl/>
           <w:lang w:bidi="he-IL"/>
         </w:rPr>
-        <w:t xml:space="preserve">קרבה במרחב </w:t>
-      </w:r>
-      <w:proofErr w:type="spellStart"/>
-      <w:r>
-        <w:rPr>
-          <w:rFonts w:asciiTheme="majorBidi" w:hAnsiTheme="majorBidi" w:cstheme="majorBidi"/>
-          <w:rtl/>
-          <w:lang w:bidi="he-IL"/>
-        </w:rPr>
-        <w:t>הווקטורי</w:t>
-      </w:r>
-      <w:proofErr w:type="spellEnd"/>
+        <w:t>קרבה במרחב הווקטורי</w:t>
+      </w:r>
       <w:r>
         <w:rPr>
           <w:rFonts w:asciiTheme="majorBidi" w:hAnsiTheme="majorBidi" w:cstheme="majorBidi"/>
@@ -34238,7 +32363,7 @@
                     <pic:cNvPicPr/>
                   </pic:nvPicPr>
                   <pic:blipFill>
-                    <a:blip r:embed="rId79"/>
+                    <a:blip r:embed="rId84"/>
                     <a:stretch>
                       <a:fillRect/>
                     </a:stretch>
@@ -34524,25 +32649,7 @@
           <w:rtl/>
           <w:lang w:bidi="he-IL"/>
         </w:rPr>
-        <w:t xml:space="preserve"> כפי שנלמד בפרק על </w:t>
-      </w:r>
-      <w:proofErr w:type="spellStart"/>
-      <w:r>
-        <w:rPr>
-          <w:rFonts w:asciiTheme="majorBidi" w:hAnsiTheme="majorBidi" w:cstheme="majorBidi"/>
-          <w:rtl/>
-          <w:lang w:bidi="he-IL"/>
-        </w:rPr>
-        <w:t>קורפורה</w:t>
-      </w:r>
-      <w:proofErr w:type="spellEnd"/>
-      <w:r>
-        <w:rPr>
-          <w:rFonts w:asciiTheme="majorBidi" w:hAnsiTheme="majorBidi" w:cstheme="majorBidi"/>
-          <w:rtl/>
-          <w:lang w:bidi="he-IL"/>
-        </w:rPr>
-        <w:t>, המודל משקף את השימוש בשפה כפי שהוא מופיע בנתוני האימון</w:t>
+        <w:t xml:space="preserve"> כפי שנלמד בפרק על קורפורה, המודל משקף את השימוש בשפה כפי שהוא מופיע בנתוני האימון</w:t>
       </w:r>
       <w:r>
         <w:rPr>
@@ -34675,25 +32782,7 @@
           <w:rtl/>
           <w:lang w:bidi="he-IL"/>
         </w:rPr>
-        <w:t xml:space="preserve"> במרחב </w:t>
-      </w:r>
-      <w:proofErr w:type="spellStart"/>
-      <w:r>
-        <w:rPr>
-          <w:rFonts w:asciiTheme="majorBidi" w:hAnsiTheme="majorBidi" w:cstheme="majorBidi"/>
-          <w:rtl/>
-          <w:lang w:bidi="he-IL"/>
-        </w:rPr>
-        <w:t>הווקטורי</w:t>
-      </w:r>
-      <w:proofErr w:type="spellEnd"/>
-      <w:r>
-        <w:rPr>
-          <w:rFonts w:asciiTheme="majorBidi" w:hAnsiTheme="majorBidi" w:cstheme="majorBidi"/>
-          <w:rtl/>
-          <w:lang w:bidi="he-IL"/>
-        </w:rPr>
-        <w:t xml:space="preserve"> של המודל</w:t>
+        <w:t xml:space="preserve"> במרחב הווקטורי של המודל</w:t>
       </w:r>
       <w:r>
         <w:rPr>
@@ -34708,25 +32797,7 @@
           <w:rtl/>
           <w:lang w:bidi="he-IL"/>
         </w:rPr>
-        <w:t xml:space="preserve">הייצוג של אישה בתנוחת ישיבה בחוץ קרוב מאוד לייצוג של ספסל. המודל משתמש במידע </w:t>
-      </w:r>
-      <w:proofErr w:type="spellStart"/>
-      <w:r>
-        <w:rPr>
-          <w:rFonts w:asciiTheme="majorBidi" w:hAnsiTheme="majorBidi" w:cstheme="majorBidi"/>
-          <w:rtl/>
-          <w:lang w:bidi="he-IL"/>
-        </w:rPr>
-        <w:t>התפוצתי</w:t>
-      </w:r>
-      <w:proofErr w:type="spellEnd"/>
-      <w:r>
-        <w:rPr>
-          <w:rFonts w:asciiTheme="majorBidi" w:hAnsiTheme="majorBidi" w:cstheme="majorBidi"/>
-          <w:rtl/>
-          <w:lang w:bidi="he-IL"/>
-        </w:rPr>
-        <w:t xml:space="preserve"> הזה כדי למלא את ה-"חורים" בסצנה הוויזואלית.</w:t>
+        <w:t>הייצוג של אישה בתנוחת ישיבה בחוץ קרוב מאוד לייצוג של ספסל. המודל משתמש במידע התפוצתי הזה כדי למלא את ה-"חורים" בסצנה הוויזואלית.</w:t>
       </w:r>
     </w:p>
     <w:p>
@@ -34792,25 +32863,7 @@
           <w:rtl/>
           <w:lang w:bidi="he-IL"/>
         </w:rPr>
-        <w:t xml:space="preserve"> צוין כי מודלים אלו מצטיינים </w:t>
-      </w:r>
-      <w:proofErr w:type="spellStart"/>
-      <w:r>
-        <w:rPr>
-          <w:rFonts w:asciiTheme="majorBidi" w:hAnsiTheme="majorBidi" w:cstheme="majorBidi"/>
-          <w:rtl/>
-          <w:lang w:bidi="he-IL"/>
-        </w:rPr>
-        <w:t>בג'ינרוט</w:t>
-      </w:r>
-      <w:proofErr w:type="spellEnd"/>
-      <w:r>
-        <w:rPr>
-          <w:rFonts w:asciiTheme="majorBidi" w:hAnsiTheme="majorBidi" w:cstheme="majorBidi"/>
-          <w:rtl/>
-          <w:lang w:bidi="he-IL"/>
-        </w:rPr>
-        <w:t xml:space="preserve"> טקסט שוטף אך סובלים מהפקת מידע שאינו מעוגן עובדתית</w:t>
+        <w:t xml:space="preserve"> צוין כי מודלים אלו מצטיינים בג'ינרוט טקסט שוטף אך סובלים מהפקת מידע שאינו מעוגן עובדתית</w:t>
       </w:r>
       <w:r>
         <w:rPr>
@@ -34936,7 +32989,7 @@
                     <pic:cNvPicPr/>
                   </pic:nvPicPr>
                   <pic:blipFill>
-                    <a:blip r:embed="rId80"/>
+                    <a:blip r:embed="rId85"/>
                     <a:stretch>
                       <a:fillRect/>
                     </a:stretch>
@@ -35393,16 +33446,7 @@
           <w:rtl/>
           <w:lang w:bidi="he-IL"/>
         </w:rPr>
-        <w:t xml:space="preserve"> (פלט רהוט </w:t>
-      </w:r>
-      <w:proofErr w:type="gramStart"/>
-      <w:r>
-        <w:rPr>
-          <w:rFonts w:asciiTheme="majorBidi" w:hAnsiTheme="majorBidi" w:cstheme="majorBidi"/>
-          <w:rtl/>
-          <w:lang w:bidi="he-IL"/>
-        </w:rPr>
-        <w:t>יותר</w:t>
+        <w:t xml:space="preserve"> (פלט רהוט יותר</w:t>
       </w:r>
       <w:r>
         <w:rPr>
@@ -35411,7 +33455,6 @@
         </w:rPr>
         <w:t>(</w:t>
       </w:r>
-      <w:proofErr w:type="gramEnd"/>
       <w:r>
         <w:rPr>
           <w:rFonts w:asciiTheme="majorBidi" w:hAnsiTheme="majorBidi" w:cstheme="majorBidi"/>
@@ -35692,25 +33735,7 @@
           <w:rtl/>
           <w:lang w:bidi="he-IL"/>
         </w:rPr>
-        <w:t xml:space="preserve">ברגע נתון, המודל ימשיך </w:t>
-      </w:r>
-      <w:proofErr w:type="spellStart"/>
-      <w:r>
-        <w:rPr>
-          <w:rFonts w:asciiTheme="majorBidi" w:hAnsiTheme="majorBidi" w:cstheme="majorBidi"/>
-          <w:rtl/>
-          <w:lang w:bidi="he-IL"/>
-        </w:rPr>
-        <w:t>לג'נרט</w:t>
-      </w:r>
-      <w:proofErr w:type="spellEnd"/>
-      <w:r>
-        <w:rPr>
-          <w:rFonts w:asciiTheme="majorBidi" w:hAnsiTheme="majorBidi" w:cstheme="majorBidi"/>
-          <w:rtl/>
-          <w:lang w:bidi="he-IL"/>
-        </w:rPr>
-        <w:t xml:space="preserve"> את המילה</w:t>
+        <w:t>ברגע נתון, המודל ימשיך לג'נרט את המילה</w:t>
       </w:r>
       <w:r>
         <w:rPr>
@@ -35814,7 +33839,7 @@
                     <pic:cNvPicPr/>
                   </pic:nvPicPr>
                   <pic:blipFill>
-                    <a:blip r:embed="rId81"/>
+                    <a:blip r:embed="rId86"/>
                     <a:stretch>
                       <a:fillRect/>
                     </a:stretch>
@@ -35969,18 +33994,8 @@
           <w:rtl/>
           <w:lang w:bidi="he-IL"/>
         </w:rPr>
-        <w:t xml:space="preserve">בהרצאה על </w:t>
-      </w:r>
-      <w:proofErr w:type="spellStart"/>
-      <w:r>
-        <w:rPr>
-          <w:rFonts w:asciiTheme="majorBidi" w:hAnsiTheme="majorBidi" w:cstheme="majorBidi"/>
-          <w:rtl/>
-          <w:lang w:bidi="he-IL"/>
-        </w:rPr>
-        <w:t>קורפורה</w:t>
-      </w:r>
-      <w:proofErr w:type="spellEnd"/>
+        <w:t>בהרצאה על קורפורה</w:t>
+      </w:r>
       <w:r>
         <w:rPr>
           <w:rFonts w:asciiTheme="majorBidi" w:hAnsiTheme="majorBidi" w:cstheme="majorBidi"/>
@@ -35994,25 +34009,7 @@
           <w:rtl/>
           <w:lang w:bidi="he-IL"/>
         </w:rPr>
-        <w:t xml:space="preserve">למדנו שקורפוס אמור להיות מייצג, אך בבניית </w:t>
-      </w:r>
-      <w:proofErr w:type="spellStart"/>
-      <w:r>
-        <w:rPr>
-          <w:rFonts w:asciiTheme="majorBidi" w:hAnsiTheme="majorBidi" w:cstheme="majorBidi"/>
-          <w:rtl/>
-          <w:lang w:bidi="he-IL"/>
-        </w:rPr>
-        <w:t>קורפורה</w:t>
-      </w:r>
-      <w:proofErr w:type="spellEnd"/>
-      <w:r>
-        <w:rPr>
-          <w:rFonts w:asciiTheme="majorBidi" w:hAnsiTheme="majorBidi" w:cstheme="majorBidi"/>
-          <w:rtl/>
-          <w:lang w:bidi="he-IL"/>
-        </w:rPr>
-        <w:t xml:space="preserve"> גדולים מהאינטרנט כמעט תמיד נכנס "זבל</w:t>
+        <w:t>למדנו שקורפוס אמור להיות מייצג, אך בבניית קורפורה גדולים מהאינטרנט כמעט תמיד נכנס "זבל</w:t>
       </w:r>
       <w:r>
         <w:rPr>
@@ -36390,7 +34387,7 @@
                     <pic:cNvPicPr/>
                   </pic:nvPicPr>
                   <pic:blipFill>
-                    <a:blip r:embed="rId82">
+                    <a:blip r:embed="rId87">
                       <a:extLst>
                         <a:ext uri="{28A0092B-C50C-407E-A947-70E740481C1C}">
                           <a14:useLocalDpi xmlns:a14="http://schemas.microsoft.com/office/drawing/2010/main" val="0"/>
@@ -36542,10 +34539,23 @@
       <w:r>
         <w:rPr>
           <w:rFonts w:asciiTheme="majorBidi" w:hAnsiTheme="majorBidi" w:cstheme="majorBidi"/>
-          <w:rtl/>
-          <w:lang w:bidi="he-IL"/>
-        </w:rPr>
-        <w:t>קרה:</w:t>
+          <w:b/>
+          <w:bCs/>
+          <w:i/>
+          <w:iCs/>
+          <w:u w:val="single"/>
+          <w:rtl/>
+          <w:lang w:bidi="he-IL"/>
+        </w:rPr>
+        <w:t>קרה</w:t>
+      </w:r>
+      <w:r>
+        <w:rPr>
+          <w:rFonts w:asciiTheme="majorBidi" w:hAnsiTheme="majorBidi" w:cstheme="majorBidi"/>
+          <w:rtl/>
+          <w:lang w:bidi="he-IL"/>
+        </w:rPr>
+        <w:t>:</w:t>
       </w:r>
     </w:p>
     <w:p>
@@ -36567,18 +34577,8 @@
           <w:rtl/>
           <w:lang w:bidi="he-IL"/>
         </w:rPr>
-        <w:t xml:space="preserve">בעיית </w:t>
-      </w:r>
-      <w:proofErr w:type="spellStart"/>
-      <w:r>
-        <w:rPr>
-          <w:rFonts w:asciiTheme="majorBidi" w:hAnsiTheme="majorBidi" w:cstheme="majorBidi"/>
-          <w:rtl/>
-          <w:lang w:bidi="he-IL"/>
-        </w:rPr>
-        <w:t>הטוקניזציה</w:t>
-      </w:r>
-      <w:proofErr w:type="spellEnd"/>
+        <w:t>בעיית הטוקניזציה</w:t>
+      </w:r>
       <w:r>
         <w:rPr>
           <w:rFonts w:asciiTheme="majorBidi" w:hAnsiTheme="majorBidi" w:cstheme="majorBidi"/>
@@ -36891,25 +34891,7 @@
           <w:rtl/>
           <w:lang w:bidi="he-IL"/>
         </w:rPr>
-        <w:t xml:space="preserve">או </w:t>
-      </w:r>
-      <w:proofErr w:type="spellStart"/>
-      <w:r>
-        <w:rPr>
-          <w:rFonts w:asciiTheme="majorBidi" w:hAnsiTheme="majorBidi" w:cstheme="majorBidi"/>
-          <w:rtl/>
-          <w:lang w:bidi="he-IL"/>
-        </w:rPr>
-        <w:t>בקירובים</w:t>
-      </w:r>
-      <w:proofErr w:type="spellEnd"/>
-      <w:r>
-        <w:rPr>
-          <w:rFonts w:asciiTheme="majorBidi" w:hAnsiTheme="majorBidi" w:cstheme="majorBidi"/>
-          <w:rtl/>
-          <w:lang w:bidi="he-IL"/>
-        </w:rPr>
-        <w:t xml:space="preserve"> סטטיסטיים שמובילים להזיות, במיוחד במשימות הדורשות דיוק סימבולי כמו בדיקת ראשוניות</w:t>
+        <w:t>או בקירובים סטטיסטיים שמובילים להזיות, במיוחד במשימות הדורשות דיוק סימבולי כמו בדיקת ראשוניות</w:t>
       </w:r>
       <w:r>
         <w:rPr>
@@ -37036,7 +35018,7 @@
                     <pic:cNvPicPr/>
                   </pic:nvPicPr>
                   <pic:blipFill>
-                    <a:blip r:embed="rId83"/>
+                    <a:blip r:embed="rId88"/>
                     <a:stretch>
                       <a:fillRect/>
                     </a:stretch>
@@ -37334,25 +35316,7 @@
           <w:rtl/>
           <w:lang w:bidi="he-IL"/>
         </w:rPr>
-        <w:t xml:space="preserve">חיזוי הטוקן הבא: המודל חוזה את המילה (הטוקן) הבאה ברצף על סמך הסתברות סטטיסטית, המודל אומן על </w:t>
-      </w:r>
-      <w:proofErr w:type="spellStart"/>
-      <w:r>
-        <w:rPr>
-          <w:rFonts w:asciiTheme="majorBidi" w:hAnsiTheme="majorBidi" w:cstheme="majorBidi"/>
-          <w:rtl/>
-          <w:lang w:bidi="he-IL"/>
-        </w:rPr>
-        <w:t>קורפורה</w:t>
-      </w:r>
-      <w:proofErr w:type="spellEnd"/>
-      <w:r>
-        <w:rPr>
-          <w:rFonts w:asciiTheme="majorBidi" w:hAnsiTheme="majorBidi" w:cstheme="majorBidi"/>
-          <w:rtl/>
-          <w:lang w:bidi="he-IL"/>
-        </w:rPr>
-        <w:t xml:space="preserve"> הכוללים טקסטים אקדמיים, ולכן הוא למד היטב את התבנית התחבירית</w:t>
+        <w:t>חיזוי הטוקן הבא: המודל חוזה את המילה (הטוקן) הבאה ברצף על סמך הסתברות סטטיסטית, המודל אומן על קורפורה הכוללים טקסטים אקדמיים, ולכן הוא למד היטב את התבנית התחבירית</w:t>
       </w:r>
       <w:r>
         <w:rPr>
@@ -37592,104 +35556,6 @@
           <w:lang w:bidi="he-IL"/>
         </w:rPr>
       </w:pPr>
-      <w:r>
-        <w:rPr>
-          <w:rFonts w:asciiTheme="majorBidi" w:hAnsiTheme="majorBidi" w:cstheme="majorBidi"/>
-          <w:b/>
-          <w:bCs/>
-          <w:i/>
-          <w:iCs/>
-          <w:noProof/>
-          <w:u w:val="single"/>
-          <w:rtl/>
-          <w:lang w:bidi="he-IL"/>
-        </w:rPr>
-        <w:drawing>
-          <wp:anchor distT="0" distB="0" distL="114300" distR="114300" simplePos="0" relativeHeight="251679744" behindDoc="1" locked="0" layoutInCell="1" allowOverlap="1" wp14:anchorId="5DA91ABC" wp14:editId="4C341912">
-            <wp:simplePos x="0" y="0"/>
-            <wp:positionH relativeFrom="column">
-              <wp:posOffset>2114550</wp:posOffset>
-            </wp:positionH>
-            <wp:positionV relativeFrom="paragraph">
-              <wp:posOffset>558165</wp:posOffset>
-            </wp:positionV>
-            <wp:extent cx="3764606" cy="236240"/>
-            <wp:effectExtent l="133350" t="76200" r="64770" b="125730"/>
-            <wp:wrapTight wrapText="bothSides">
-              <wp:wrapPolygon edited="0">
-                <wp:start x="-219" y="-6968"/>
-                <wp:lineTo x="-765" y="-3484"/>
-                <wp:lineTo x="-656" y="26129"/>
-                <wp:lineTo x="-437" y="31355"/>
-                <wp:lineTo x="21644" y="31355"/>
-                <wp:lineTo x="21862" y="24387"/>
-                <wp:lineTo x="21534" y="-1742"/>
-                <wp:lineTo x="21534" y="-6968"/>
-                <wp:lineTo x="-219" y="-6968"/>
-              </wp:wrapPolygon>
-            </wp:wrapTight>
-            <wp:docPr id="1687205817" name="Picture 1"/>
-            <wp:cNvGraphicFramePr>
-              <a:graphicFrameLocks xmlns:a="http://schemas.openxmlformats.org/drawingml/2006/main" noChangeAspect="1"/>
-            </wp:cNvGraphicFramePr>
-            <a:graphic xmlns:a="http://schemas.openxmlformats.org/drawingml/2006/main">
-              <a:graphicData uri="http://schemas.openxmlformats.org/drawingml/2006/picture">
-                <pic:pic xmlns:pic="http://schemas.openxmlformats.org/drawingml/2006/picture">
-                  <pic:nvPicPr>
-                    <pic:cNvPr id="1687205817" name=""/>
-                    <pic:cNvPicPr/>
-                  </pic:nvPicPr>
-                  <pic:blipFill>
-                    <a:blip r:embed="rId84">
-                      <a:extLst>
-                        <a:ext uri="{28A0092B-C50C-407E-A947-70E740481C1C}">
-                          <a14:useLocalDpi xmlns:a14="http://schemas.microsoft.com/office/drawing/2010/main" val="0"/>
-                        </a:ext>
-                      </a:extLst>
-                    </a:blip>
-                    <a:stretch>
-                      <a:fillRect/>
-                    </a:stretch>
-                  </pic:blipFill>
-                  <pic:spPr>
-                    <a:xfrm>
-                      <a:off x="0" y="0"/>
-                      <a:ext cx="3764606" cy="236240"/>
-                    </a:xfrm>
-                    <a:prstGeom prst="roundRect">
-                      <a:avLst>
-                        <a:gd name="adj" fmla="val 16667"/>
-                      </a:avLst>
-                    </a:prstGeom>
-                    <a:ln>
-                      <a:noFill/>
-                    </a:ln>
-                    <a:effectLst>
-                      <a:outerShdw blurRad="76200" dist="38100" dir="7800000" algn="tl" rotWithShape="0">
-                        <a:srgbClr val="000000">
-                          <a:alpha val="40000"/>
-                        </a:srgbClr>
-                      </a:outerShdw>
-                    </a:effectLst>
-                    <a:scene3d>
-                      <a:camera prst="orthographicFront"/>
-                      <a:lightRig rig="contrasting" dir="t">
-                        <a:rot lat="0" lon="0" rev="4200000"/>
-                      </a:lightRig>
-                    </a:scene3d>
-                    <a:sp3d prstMaterial="plastic">
-                      <a:bevelT w="381000" h="114300" prst="relaxedInset"/>
-                      <a:contourClr>
-                        <a:srgbClr val="969696"/>
-                      </a:contourClr>
-                    </a:sp3d>
-                  </pic:spPr>
-                </pic:pic>
-              </a:graphicData>
-            </a:graphic>
-          </wp:anchor>
-        </w:drawing>
-      </w:r>
       <w:r>
         <w:rPr>
           <w:rFonts w:asciiTheme="majorBidi" w:hAnsiTheme="majorBidi" w:cstheme="majorBidi"/>
@@ -37751,7 +35617,7 @@
                     <pic:cNvPicPr/>
                   </pic:nvPicPr>
                   <pic:blipFill>
-                    <a:blip r:embed="rId85">
+                    <a:blip r:embed="rId89">
                       <a:extLst>
                         <a:ext uri="{28A0092B-C50C-407E-A947-70E740481C1C}">
                           <a14:useLocalDpi xmlns:a14="http://schemas.microsoft.com/office/drawing/2010/main" val="0"/>
@@ -37804,6 +35670,10 @@
     </w:p>
     <w:p>
       <w:pPr>
+        <w:numPr>
+          <w:ilvl w:val="0"/>
+          <w:numId w:val="78"/>
+        </w:numPr>
         <w:bidi/>
         <w:rPr>
           <w:rFonts w:asciiTheme="majorBidi" w:hAnsiTheme="majorBidi" w:cstheme="majorBidi"/>
@@ -37815,31 +35685,869 @@
           <w:lang w:bidi="he-IL"/>
         </w:rPr>
       </w:pPr>
-    </w:p>
-    <w:p>
-      <w:pPr>
-        <w:bidi/>
-        <w:rPr>
-          <w:rFonts w:asciiTheme="majorBidi" w:hAnsiTheme="majorBidi" w:cstheme="majorBidi"/>
-          <w:rtl/>
-          <w:lang w:bidi="he-IL"/>
-        </w:rPr>
-      </w:pPr>
-      <w:r>
-        <w:rPr>
-          <w:rFonts w:asciiTheme="majorBidi" w:hAnsiTheme="majorBidi" w:cstheme="majorBidi"/>
+      <w:r>
+        <w:rPr>
+          <w:rFonts w:asciiTheme="majorBidi" w:hAnsiTheme="majorBidi" w:cstheme="majorBidi"/>
+          <w:b/>
+          <w:bCs/>
+          <w:i/>
+          <w:iCs/>
+          <w:u w:val="single"/>
+          <w:rtl/>
+          <w:lang w:bidi="he-IL"/>
+        </w:rPr>
+        <w:t xml:space="preserve">כן, ניתן לקבוע כי מדובר במקרה של </w:t>
+      </w:r>
+      <w:r>
+        <w:rPr>
+          <w:rFonts w:asciiTheme="majorBidi" w:hAnsiTheme="majorBidi" w:cstheme="majorBidi"/>
+          <w:b/>
+          <w:bCs/>
+          <w:i/>
+          <w:iCs/>
+          <w:u w:val="single"/>
+          <w:lang w:bidi="he-IL"/>
+        </w:rPr>
+        <w:t>.bias</w:t>
+      </w:r>
+    </w:p>
+    <w:p>
+      <w:pPr>
+        <w:bidi/>
+        <w:rPr>
+          <w:rFonts w:asciiTheme="majorBidi" w:hAnsiTheme="majorBidi" w:cstheme="majorBidi"/>
+          <w:b/>
+          <w:bCs/>
+          <w:i/>
+          <w:iCs/>
+          <w:u w:val="single"/>
+          <w:lang w:bidi="he-IL"/>
+        </w:rPr>
+      </w:pPr>
+    </w:p>
+    <w:p>
+      <w:pPr>
+        <w:numPr>
+          <w:ilvl w:val="0"/>
+          <w:numId w:val="79"/>
+        </w:numPr>
+        <w:bidi/>
+        <w:rPr>
+          <w:rFonts w:asciiTheme="majorBidi" w:hAnsiTheme="majorBidi" w:cstheme="majorBidi"/>
+          <w:lang w:bidi="he-IL"/>
+        </w:rPr>
+      </w:pPr>
+      <w:r>
+        <w:rPr>
+          <w:rFonts w:asciiTheme="majorBidi" w:hAnsiTheme="majorBidi" w:cstheme="majorBidi"/>
+          <w:rtl/>
+          <w:lang w:bidi="he-IL"/>
+        </w:rPr>
+        <w:t>הבקשה של המשתמשת הייתה ברורה וחד-משמעית: ליצור תמונה שבה אישה היא הנהגת, וגבר יושב לצידה. למרות זאת, המודל הפיק שוב ושוב תמונות שבהן הגבר ממוקם בעמדת הנהג, והאישה מופיעה כנוסעת, גם לאחר ניסיונות חוזרים, ניסוחים שונים והבהרות מפורשות של הבקשה. דפוס זה מצביע על סטייה עקבית מהקלט, ולא על טעות חד־פעמית או אקראית</w:t>
+      </w:r>
+      <w:r>
+        <w:rPr>
+          <w:rFonts w:asciiTheme="majorBidi" w:hAnsiTheme="majorBidi" w:cstheme="majorBidi"/>
+          <w:lang w:bidi="he-IL"/>
+        </w:rPr>
+        <w:t>.</w:t>
+      </w:r>
+    </w:p>
+    <w:p>
+      <w:pPr>
+        <w:bidi/>
+        <w:rPr>
+          <w:rFonts w:asciiTheme="majorBidi" w:hAnsiTheme="majorBidi" w:cstheme="majorBidi"/>
+          <w:lang w:bidi="he-IL"/>
+        </w:rPr>
+      </w:pPr>
+    </w:p>
+    <w:p>
+      <w:pPr>
+        <w:numPr>
+          <w:ilvl w:val="0"/>
+          <w:numId w:val="79"/>
+        </w:numPr>
+        <w:bidi/>
+        <w:rPr>
+          <w:rFonts w:asciiTheme="majorBidi" w:hAnsiTheme="majorBidi" w:cstheme="majorBidi"/>
+          <w:rtl/>
+          <w:lang w:bidi="he-IL"/>
+        </w:rPr>
+      </w:pPr>
+      <w:r>
+        <w:rPr>
+          <w:rFonts w:asciiTheme="majorBidi" w:hAnsiTheme="majorBidi" w:cstheme="majorBidi"/>
+          <w:rtl/>
+          <w:lang w:bidi="he-IL"/>
+        </w:rPr>
+        <w:t xml:space="preserve">יתר על כן, גם במקרים שבהם המודל ניסה לכאורה להתקרב לבקשת המשתמשת ולהציג אישה כנהגת: </w:t>
+      </w:r>
+    </w:p>
+    <w:p>
+      <w:pPr>
+        <w:bidi/>
+        <w:rPr>
+          <w:rFonts w:asciiTheme="majorBidi" w:hAnsiTheme="majorBidi" w:cstheme="majorBidi"/>
+          <w:b/>
+          <w:bCs/>
+          <w:i/>
+          <w:iCs/>
+          <w:u w:val="single"/>
+          <w:lang w:bidi="he-IL"/>
+        </w:rPr>
+      </w:pPr>
+      <w:r>
+        <w:rPr>
           <w:noProof/>
-          <w:rtl/>
-          <w:lang w:bidi="he-IL"/>
         </w:rPr>
         <w:drawing>
-          <wp:anchor distT="0" distB="0" distL="114300" distR="114300" simplePos="0" relativeHeight="251680768" behindDoc="1" locked="0" layoutInCell="1" allowOverlap="1" wp14:anchorId="302D3574" wp14:editId="6517871D">
+          <wp:anchor distT="0" distB="0" distL="114300" distR="114300" simplePos="0" relativeHeight="251709440" behindDoc="1" locked="0" layoutInCell="1" allowOverlap="1" wp14:anchorId="75FF955F" wp14:editId="245691A8">
             <wp:simplePos x="0" y="0"/>
-            <wp:positionH relativeFrom="column">
-              <wp:posOffset>247650</wp:posOffset>
+            <wp:positionH relativeFrom="margin">
+              <wp:posOffset>1831975</wp:posOffset>
             </wp:positionH>
             <wp:positionV relativeFrom="paragraph">
-              <wp:posOffset>77470</wp:posOffset>
+              <wp:posOffset>123825</wp:posOffset>
+            </wp:positionV>
+            <wp:extent cx="3400425" cy="1963420"/>
+            <wp:effectExtent l="0" t="0" r="9525" b="0"/>
+            <wp:wrapTight wrapText="bothSides">
+              <wp:wrapPolygon edited="0">
+                <wp:start x="0" y="0"/>
+                <wp:lineTo x="0" y="21376"/>
+                <wp:lineTo x="21539" y="21376"/>
+                <wp:lineTo x="21539" y="0"/>
+                <wp:lineTo x="0" y="0"/>
+              </wp:wrapPolygon>
+            </wp:wrapTight>
+            <wp:docPr id="2" name="תמונה 2"/>
+            <wp:cNvGraphicFramePr>
+              <a:graphicFrameLocks xmlns:a="http://schemas.openxmlformats.org/drawingml/2006/main" noChangeAspect="1"/>
+            </wp:cNvGraphicFramePr>
+            <a:graphic xmlns:a="http://schemas.openxmlformats.org/drawingml/2006/main">
+              <a:graphicData uri="http://schemas.openxmlformats.org/drawingml/2006/picture">
+                <pic:pic xmlns:pic="http://schemas.openxmlformats.org/drawingml/2006/picture">
+                  <pic:nvPicPr>
+                    <pic:cNvPr id="2" name="תמונה 2"/>
+                    <pic:cNvPicPr>
+                      <a:picLocks noChangeAspect="1"/>
+                    </pic:cNvPicPr>
+                  </pic:nvPicPr>
+                  <pic:blipFill>
+                    <a:blip r:embed="rId90" cstate="print">
+                      <a:extLst>
+                        <a:ext uri="{28A0092B-C50C-407E-A947-70E740481C1C}">
+                          <a14:useLocalDpi xmlns:a14="http://schemas.microsoft.com/office/drawing/2010/main" val="0"/>
+                        </a:ext>
+                      </a:extLst>
+                    </a:blip>
+                    <a:srcRect/>
+                    <a:stretch>
+                      <a:fillRect/>
+                    </a:stretch>
+                  </pic:blipFill>
+                  <pic:spPr bwMode="auto">
+                    <a:xfrm>
+                      <a:off x="0" y="0"/>
+                      <a:ext cx="3400425" cy="1963420"/>
+                    </a:xfrm>
+                    <a:prstGeom prst="rect">
+                      <a:avLst/>
+                    </a:prstGeom>
+                    <a:noFill/>
+                    <a:ln>
+                      <a:noFill/>
+                    </a:ln>
+                  </pic:spPr>
+                </pic:pic>
+              </a:graphicData>
+            </a:graphic>
+          </wp:anchor>
+        </w:drawing>
+      </w:r>
+    </w:p>
+    <w:p>
+      <w:pPr>
+        <w:bidi/>
+        <w:rPr>
+          <w:rFonts w:asciiTheme="majorBidi" w:hAnsiTheme="majorBidi" w:cstheme="majorBidi"/>
+          <w:rtl/>
+          <w:lang w:bidi="he-IL"/>
+        </w:rPr>
+      </w:pPr>
+    </w:p>
+    <w:p>
+      <w:pPr>
+        <w:bidi/>
+        <w:rPr>
+          <w:rFonts w:asciiTheme="majorBidi" w:hAnsiTheme="majorBidi" w:cstheme="majorBidi"/>
+          <w:lang w:bidi="he-IL"/>
+        </w:rPr>
+      </w:pPr>
+    </w:p>
+    <w:p>
+      <w:pPr>
+        <w:bidi/>
+        <w:rPr>
+          <w:rFonts w:asciiTheme="majorBidi" w:hAnsiTheme="majorBidi" w:cstheme="majorBidi"/>
+          <w:lang w:bidi="he-IL"/>
+        </w:rPr>
+      </w:pPr>
+    </w:p>
+    <w:p>
+      <w:pPr>
+        <w:bidi/>
+        <w:rPr>
+          <w:rFonts w:asciiTheme="majorBidi" w:hAnsiTheme="majorBidi" w:cstheme="majorBidi"/>
+          <w:lang w:bidi="he-IL"/>
+        </w:rPr>
+      </w:pPr>
+    </w:p>
+    <w:p>
+      <w:pPr>
+        <w:bidi/>
+        <w:rPr>
+          <w:rFonts w:asciiTheme="majorBidi" w:hAnsiTheme="majorBidi" w:cstheme="majorBidi"/>
+          <w:lang w:bidi="he-IL"/>
+        </w:rPr>
+      </w:pPr>
+    </w:p>
+    <w:p>
+      <w:pPr>
+        <w:bidi/>
+        <w:rPr>
+          <w:rFonts w:asciiTheme="majorBidi" w:hAnsiTheme="majorBidi" w:cstheme="majorBidi"/>
+          <w:lang w:bidi="he-IL"/>
+        </w:rPr>
+      </w:pPr>
+    </w:p>
+    <w:p>
+      <w:pPr>
+        <w:bidi/>
+        <w:rPr>
+          <w:rFonts w:asciiTheme="majorBidi" w:hAnsiTheme="majorBidi" w:cstheme="majorBidi"/>
+          <w:lang w:bidi="he-IL"/>
+        </w:rPr>
+      </w:pPr>
+    </w:p>
+    <w:p>
+      <w:pPr>
+        <w:bidi/>
+        <w:rPr>
+          <w:rFonts w:asciiTheme="majorBidi" w:hAnsiTheme="majorBidi" w:cstheme="majorBidi"/>
+          <w:lang w:bidi="he-IL"/>
+        </w:rPr>
+      </w:pPr>
+    </w:p>
+    <w:p>
+      <w:pPr>
+        <w:tabs>
+          <w:tab w:val="left" w:pos="900"/>
+        </w:tabs>
+        <w:jc w:val="right"/>
+        <w:rPr>
+          <w:rFonts w:asciiTheme="majorBidi" w:hAnsiTheme="majorBidi" w:cstheme="majorBidi"/>
+          <w:lang w:bidi="he-IL"/>
+        </w:rPr>
+      </w:pPr>
+      <w:r>
+        <w:rPr>
+          <w:rFonts w:asciiTheme="majorBidi" w:hAnsiTheme="majorBidi" w:cstheme="majorBidi"/>
+          <w:rtl/>
+          <w:lang w:bidi="he-IL"/>
+        </w:rPr>
+        <w:tab/>
+      </w:r>
+      <w:r>
+        <w:rPr>
+          <w:rFonts w:asciiTheme="majorBidi" w:hAnsiTheme="majorBidi" w:cstheme="majorBidi"/>
+          <w:rtl/>
+          <w:lang w:bidi="he-IL"/>
+        </w:rPr>
+        <w:t>התוצאה לא יושמה באופן מלא או טבעי: מיקום האישה אינו תואם בצורה חד-משמעית את תפקיד הנהג. הדבר מעיד על כך שהמודל מתקשה לשייך את תפקיד הנהיגה לאישה, גם כאשר הדבר נדרש במפורש</w:t>
+      </w:r>
+      <w:r>
+        <w:rPr>
+          <w:rFonts w:asciiTheme="majorBidi" w:hAnsiTheme="majorBidi" w:cstheme="majorBidi"/>
+          <w:lang w:bidi="he-IL"/>
+        </w:rPr>
+        <w:t>.</w:t>
+      </w:r>
+    </w:p>
+    <w:p>
+      <w:pPr>
+        <w:tabs>
+          <w:tab w:val="left" w:pos="900"/>
+        </w:tabs>
+        <w:bidi/>
+        <w:rPr>
+          <w:rFonts w:asciiTheme="majorBidi" w:hAnsiTheme="majorBidi" w:cstheme="majorBidi"/>
+          <w:rtl/>
+          <w:lang w:bidi="he-IL"/>
+        </w:rPr>
+      </w:pPr>
+    </w:p>
+    <w:p>
+      <w:pPr>
+        <w:numPr>
+          <w:ilvl w:val="0"/>
+          <w:numId w:val="79"/>
+        </w:numPr>
+        <w:tabs>
+          <w:tab w:val="left" w:pos="900"/>
+        </w:tabs>
+        <w:bidi/>
+        <w:rPr>
+          <w:rFonts w:asciiTheme="majorBidi" w:hAnsiTheme="majorBidi" w:cstheme="majorBidi"/>
+          <w:rtl/>
+          <w:lang w:bidi="he-IL"/>
+        </w:rPr>
+      </w:pPr>
+      <w:r>
+        <w:rPr>
+          <w:rFonts w:asciiTheme="majorBidi" w:hAnsiTheme="majorBidi" w:cstheme="majorBidi"/>
+          <w:rtl/>
+          <w:lang w:bidi="he-IL"/>
+        </w:rPr>
+        <w:t>התנהגות זו תואמת את האופן שבו הוסבר</w:t>
+      </w:r>
+      <w:r>
+        <w:rPr>
+          <w:rFonts w:asciiTheme="majorBidi" w:hAnsiTheme="majorBidi" w:cstheme="majorBidi"/>
+          <w:lang w:bidi="he-IL"/>
+        </w:rPr>
+        <w:t xml:space="preserve"> bias </w:t>
+      </w:r>
+      <w:r>
+        <w:rPr>
+          <w:rFonts w:asciiTheme="majorBidi" w:hAnsiTheme="majorBidi" w:cstheme="majorBidi"/>
+          <w:rtl/>
+          <w:lang w:bidi="he-IL"/>
+        </w:rPr>
+        <w:t>בהרצאה: מודלי שפה וראייה לומדים דפוסים סטטיסטיים מנתוני האימון שלהם, ונתונים אלו משקפים הטיות וסטריאוטיפים שקיימים בעולם האמיתי. מאחר שהמודל מאומן על כמויות גדולות של מידע מהאינטרנט, שבו תפקידי נהיגה מיוצגים לעיתים קרובות יותר על ידי גברים, הוא לומד לקשר באופן הסתברותי בין המושג “נהג” לבין דמות גברית</w:t>
+      </w:r>
+      <w:r>
+        <w:rPr>
+          <w:rFonts w:asciiTheme="majorBidi" w:hAnsiTheme="majorBidi" w:cstheme="majorBidi"/>
+          <w:lang w:bidi="he-IL"/>
+        </w:rPr>
+        <w:t>.</w:t>
+      </w:r>
+    </w:p>
+    <w:p>
+      <w:pPr>
+        <w:tabs>
+          <w:tab w:val="left" w:pos="900"/>
+        </w:tabs>
+        <w:bidi/>
+        <w:ind w:left="900"/>
+        <w:rPr>
+          <w:rFonts w:asciiTheme="majorBidi" w:hAnsiTheme="majorBidi" w:cstheme="majorBidi"/>
+          <w:lang w:bidi="he-IL"/>
+        </w:rPr>
+      </w:pPr>
+      <w:r>
+        <w:rPr>
+          <w:rFonts w:asciiTheme="majorBidi" w:hAnsiTheme="majorBidi" w:cstheme="majorBidi"/>
+          <w:rtl/>
+          <w:lang w:bidi="he-IL"/>
+        </w:rPr>
+        <w:t>כתוצאה מכך, כאשר המודל מתבקש ליצור תמונה שאינה תואמת את הדפוסים השכיחים בנתוני האימון שלו, הוא מתקשה לעשות זאת ומפיק שוב ושוב פלט שמחזיר את הסטריאוטיפ המוכר. התנהגות זו אינה נובעת מהבנה של הבקשה או מכוונה מודעת, אלא מהלמידה ההסתברותית של המודל ומהעדפת תבניות שכיחות בנתונים</w:t>
+      </w:r>
+      <w:r>
+        <w:rPr>
+          <w:rFonts w:asciiTheme="majorBidi" w:hAnsiTheme="majorBidi" w:cstheme="majorBidi"/>
+          <w:lang w:bidi="he-IL"/>
+        </w:rPr>
+        <w:t>.</w:t>
+      </w:r>
+    </w:p>
+    <w:p>
+      <w:pPr>
+        <w:tabs>
+          <w:tab w:val="left" w:pos="900"/>
+        </w:tabs>
+        <w:bidi/>
+        <w:rPr>
+          <w:rFonts w:asciiTheme="majorBidi" w:hAnsiTheme="majorBidi" w:cstheme="majorBidi"/>
+          <w:rtl/>
+          <w:lang w:bidi="he-IL"/>
+        </w:rPr>
+      </w:pPr>
+    </w:p>
+    <w:p>
+      <w:pPr>
+        <w:numPr>
+          <w:ilvl w:val="0"/>
+          <w:numId w:val="79"/>
+        </w:numPr>
+        <w:tabs>
+          <w:tab w:val="left" w:pos="900"/>
+        </w:tabs>
+        <w:bidi/>
+        <w:rPr>
+          <w:rFonts w:asciiTheme="majorBidi" w:hAnsiTheme="majorBidi" w:cstheme="majorBidi"/>
+          <w:rtl/>
+          <w:lang w:bidi="he-IL"/>
+        </w:rPr>
+      </w:pPr>
+      <w:r>
+        <w:rPr>
+          <w:rFonts w:asciiTheme="majorBidi" w:hAnsiTheme="majorBidi" w:cstheme="majorBidi"/>
+          <w:rtl/>
+          <w:lang w:bidi="he-IL"/>
+        </w:rPr>
+        <w:lastRenderedPageBreak/>
+        <w:t>לכן, אין מדובר בטעות אקראית או בפרשנות שגויה של הפרומפט, אלא בהטיה שיטתית הנובעת מהטיות קיימות בנתוני האימון, כפי שהוגדר בהרצאה כ</w:t>
+      </w:r>
+      <w:r>
+        <w:rPr>
+          <w:rFonts w:asciiTheme="majorBidi" w:hAnsiTheme="majorBidi" w:cstheme="majorBidi"/>
+          <w:lang w:bidi="he-IL"/>
+        </w:rPr>
+        <w:t xml:space="preserve"> bias </w:t>
+      </w:r>
+      <w:r>
+        <w:rPr>
+          <w:rFonts w:asciiTheme="majorBidi" w:hAnsiTheme="majorBidi" w:cstheme="majorBidi"/>
+          <w:rtl/>
+          <w:lang w:bidi="he-IL"/>
+        </w:rPr>
+        <w:t>במערכות מבוססות</w:t>
+      </w:r>
+      <w:r>
+        <w:rPr>
+          <w:rFonts w:asciiTheme="majorBidi" w:hAnsiTheme="majorBidi" w:cstheme="majorBidi"/>
+          <w:lang w:bidi="he-IL"/>
+        </w:rPr>
+        <w:t xml:space="preserve"> LLMs.</w:t>
+      </w:r>
+    </w:p>
+    <w:p>
+      <w:pPr>
+        <w:tabs>
+          <w:tab w:val="left" w:pos="900"/>
+        </w:tabs>
+        <w:bidi/>
+        <w:rPr>
+          <w:rFonts w:asciiTheme="majorBidi" w:hAnsiTheme="majorBidi" w:cstheme="majorBidi"/>
+          <w:rtl/>
+          <w:lang w:bidi="he-IL"/>
+        </w:rPr>
+      </w:pPr>
+      <w:r>
+        <w:rPr>
+          <w:rFonts w:asciiTheme="majorBidi" w:hAnsiTheme="majorBidi" w:cstheme="majorBidi"/>
+          <w:b/>
+          <w:bCs/>
+          <w:i/>
+          <w:iCs/>
+          <w:noProof/>
+          <w:u w:val="single"/>
+          <w:rtl/>
+          <w:lang w:bidi="he-IL"/>
+        </w:rPr>
+        <w:drawing>
+          <wp:anchor distT="0" distB="0" distL="114300" distR="114300" simplePos="0" relativeHeight="251679744" behindDoc="1" locked="0" layoutInCell="1" allowOverlap="1" wp14:anchorId="5DA91ABC" wp14:editId="4791DA6D">
+            <wp:simplePos x="0" y="0"/>
+            <wp:positionH relativeFrom="margin">
+              <wp:posOffset>1809750</wp:posOffset>
+            </wp:positionH>
+            <wp:positionV relativeFrom="paragraph">
+              <wp:posOffset>206375</wp:posOffset>
+            </wp:positionV>
+            <wp:extent cx="3764280" cy="236220"/>
+            <wp:effectExtent l="133350" t="76200" r="64770" b="125730"/>
+            <wp:wrapTight wrapText="bothSides">
+              <wp:wrapPolygon edited="0">
+                <wp:start x="-219" y="-6968"/>
+                <wp:lineTo x="-765" y="-3484"/>
+                <wp:lineTo x="-656" y="26129"/>
+                <wp:lineTo x="-437" y="31355"/>
+                <wp:lineTo x="21644" y="31355"/>
+                <wp:lineTo x="21862" y="24387"/>
+                <wp:lineTo x="21534" y="-1742"/>
+                <wp:lineTo x="21534" y="-6968"/>
+                <wp:lineTo x="-219" y="-6968"/>
+              </wp:wrapPolygon>
+            </wp:wrapTight>
+            <wp:docPr id="1687205817" name="Picture 1"/>
+            <wp:cNvGraphicFramePr>
+              <a:graphicFrameLocks xmlns:a="http://schemas.openxmlformats.org/drawingml/2006/main" noChangeAspect="1"/>
+            </wp:cNvGraphicFramePr>
+            <a:graphic xmlns:a="http://schemas.openxmlformats.org/drawingml/2006/main">
+              <a:graphicData uri="http://schemas.openxmlformats.org/drawingml/2006/picture">
+                <pic:pic xmlns:pic="http://schemas.openxmlformats.org/drawingml/2006/picture">
+                  <pic:nvPicPr>
+                    <pic:cNvPr id="1687205817" name=""/>
+                    <pic:cNvPicPr/>
+                  </pic:nvPicPr>
+                  <pic:blipFill>
+                    <a:blip r:embed="rId91">
+                      <a:extLst>
+                        <a:ext uri="{28A0092B-C50C-407E-A947-70E740481C1C}">
+                          <a14:useLocalDpi xmlns:a14="http://schemas.microsoft.com/office/drawing/2010/main" val="0"/>
+                        </a:ext>
+                      </a:extLst>
+                    </a:blip>
+                    <a:stretch>
+                      <a:fillRect/>
+                    </a:stretch>
+                  </pic:blipFill>
+                  <pic:spPr>
+                    <a:xfrm>
+                      <a:off x="0" y="0"/>
+                      <a:ext cx="3764280" cy="236220"/>
+                    </a:xfrm>
+                    <a:prstGeom prst="roundRect">
+                      <a:avLst>
+                        <a:gd name="adj" fmla="val 16667"/>
+                      </a:avLst>
+                    </a:prstGeom>
+                    <a:ln>
+                      <a:noFill/>
+                    </a:ln>
+                    <a:effectLst>
+                      <a:outerShdw blurRad="76200" dist="38100" dir="7800000" algn="tl" rotWithShape="0">
+                        <a:srgbClr val="000000">
+                          <a:alpha val="40000"/>
+                        </a:srgbClr>
+                      </a:outerShdw>
+                    </a:effectLst>
+                    <a:scene3d>
+                      <a:camera prst="orthographicFront"/>
+                      <a:lightRig rig="contrasting" dir="t">
+                        <a:rot lat="0" lon="0" rev="4200000"/>
+                      </a:lightRig>
+                    </a:scene3d>
+                    <a:sp3d prstMaterial="plastic">
+                      <a:bevelT w="381000" h="114300" prst="relaxedInset"/>
+                      <a:contourClr>
+                        <a:srgbClr val="969696"/>
+                      </a:contourClr>
+                    </a:sp3d>
+                  </pic:spPr>
+                </pic:pic>
+              </a:graphicData>
+            </a:graphic>
+          </wp:anchor>
+        </w:drawing>
+      </w:r>
+    </w:p>
+    <w:p>
+      <w:pPr>
+        <w:bidi/>
+        <w:rPr>
+          <w:rFonts w:asciiTheme="majorBidi" w:hAnsiTheme="majorBidi" w:cstheme="majorBidi"/>
+          <w:lang w:bidi="he-IL"/>
+        </w:rPr>
+      </w:pPr>
+    </w:p>
+    <w:p>
+      <w:pPr>
+        <w:bidi/>
+        <w:rPr>
+          <w:rFonts w:asciiTheme="majorBidi" w:hAnsiTheme="majorBidi" w:cstheme="majorBidi"/>
+          <w:lang w:bidi="he-IL"/>
+        </w:rPr>
+      </w:pPr>
+    </w:p>
+    <w:p>
+      <w:pPr>
+        <w:numPr>
+          <w:ilvl w:val="0"/>
+          <w:numId w:val="78"/>
+        </w:numPr>
+        <w:tabs>
+          <w:tab w:val="left" w:pos="1390"/>
+        </w:tabs>
+        <w:bidi/>
+        <w:rPr>
+          <w:rFonts w:asciiTheme="majorBidi" w:hAnsiTheme="majorBidi" w:cstheme="majorBidi"/>
+          <w:lang w:bidi="he-IL"/>
+        </w:rPr>
+      </w:pPr>
+      <w:r>
+        <w:rPr>
+          <w:rFonts w:asciiTheme="majorBidi" w:hAnsiTheme="majorBidi" w:cstheme="majorBidi"/>
+          <w:rtl/>
+          <w:lang w:bidi="he-IL"/>
+        </w:rPr>
+        <w:tab/>
+      </w:r>
+      <w:r>
+        <w:rPr>
+          <w:rFonts w:asciiTheme="majorBidi" w:hAnsiTheme="majorBidi" w:cstheme="majorBidi"/>
+          <w:rtl/>
+          <w:lang w:bidi="he-IL"/>
+        </w:rPr>
+        <w:t>הסיבות המרכזיות:</w:t>
+      </w:r>
+    </w:p>
+    <w:p>
+      <w:pPr>
+        <w:numPr>
+          <w:ilvl w:val="0"/>
+          <w:numId w:val="80"/>
+        </w:numPr>
+        <w:tabs>
+          <w:tab w:val="left" w:pos="1390"/>
+        </w:tabs>
+        <w:bidi/>
+        <w:rPr>
+          <w:rFonts w:asciiTheme="majorBidi" w:hAnsiTheme="majorBidi" w:cstheme="majorBidi"/>
+          <w:lang w:bidi="he-IL"/>
+        </w:rPr>
+      </w:pPr>
+      <w:r>
+        <w:rPr>
+          <w:rFonts w:asciiTheme="majorBidi" w:hAnsiTheme="majorBidi" w:cstheme="majorBidi"/>
+          <w:rtl/>
+          <w:lang w:bidi="he-IL"/>
+        </w:rPr>
+        <w:t>הטיה בנתוני האימון</w:t>
+      </w:r>
+      <w:r>
+        <w:rPr>
+          <w:rFonts w:asciiTheme="majorBidi" w:hAnsiTheme="majorBidi" w:cstheme="majorBidi"/>
+          <w:lang w:bidi="he-IL"/>
+        </w:rPr>
+        <w:t xml:space="preserve">  :(Training Data Bias) </w:t>
+      </w:r>
+    </w:p>
+    <w:p>
+      <w:pPr>
+        <w:tabs>
+          <w:tab w:val="left" w:pos="1390"/>
+        </w:tabs>
+        <w:bidi/>
+        <w:ind w:left="1390"/>
+        <w:rPr>
+          <w:rFonts w:asciiTheme="majorBidi" w:hAnsiTheme="majorBidi" w:cstheme="majorBidi"/>
+          <w:lang w:bidi="he-IL"/>
+        </w:rPr>
+      </w:pPr>
+      <w:r>
+        <w:rPr>
+          <w:rFonts w:asciiTheme="majorBidi" w:hAnsiTheme="majorBidi" w:cstheme="majorBidi"/>
+          <w:rtl/>
+          <w:lang w:bidi="he-IL"/>
+        </w:rPr>
+        <w:t>הסיבה המרכזית להתנהגות המודל היא הטיה קיימת בנתוני האימון שעליהם אומן. מודלים כמו</w:t>
+      </w:r>
+      <w:r>
+        <w:rPr>
+          <w:rFonts w:asciiTheme="majorBidi" w:hAnsiTheme="majorBidi" w:cstheme="majorBidi"/>
+          <w:lang w:bidi="he-IL"/>
+        </w:rPr>
+        <w:t xml:space="preserve"> ChatGPT </w:t>
+      </w:r>
+      <w:r>
+        <w:rPr>
+          <w:rFonts w:asciiTheme="majorBidi" w:hAnsiTheme="majorBidi" w:cstheme="majorBidi"/>
+          <w:rtl/>
+          <w:lang w:bidi="he-IL"/>
+        </w:rPr>
+        <w:t>מאומנים על כמויות גדולות של טקסטים ותמונות מהאינטרנט, המשקפים דפוסים וסטריאוטיפים חברתיים נפוצים. כתוצאה מכך, תפקידים כמו נהיגה מיוצגים בתדירות גבוהה יותר על ידי גברים, בעוד שנשים מופיעות לעיתים קרובות בתפקידים משניים. המודל לומד אסוציאציות סטטיסטיות כגון “נהג” - “גבר” ו “אישה” - “נוסעת”, שאינן נובעות מהבנה או כוונה מודעת, אלא משכיחות גבוהה של דפוסים אלו בנתוני האימון</w:t>
+      </w:r>
+      <w:r>
+        <w:rPr>
+          <w:rFonts w:asciiTheme="majorBidi" w:hAnsiTheme="majorBidi" w:cstheme="majorBidi"/>
+          <w:lang w:bidi="he-IL"/>
+        </w:rPr>
+        <w:t>.</w:t>
+      </w:r>
+    </w:p>
+    <w:p>
+      <w:pPr>
+        <w:tabs>
+          <w:tab w:val="left" w:pos="1390"/>
+        </w:tabs>
+        <w:bidi/>
+        <w:rPr>
+          <w:rFonts w:asciiTheme="majorBidi" w:hAnsiTheme="majorBidi" w:cstheme="majorBidi"/>
+          <w:rtl/>
+          <w:lang w:bidi="he-IL"/>
+        </w:rPr>
+      </w:pPr>
+    </w:p>
+    <w:p>
+      <w:pPr>
+        <w:numPr>
+          <w:ilvl w:val="0"/>
+          <w:numId w:val="80"/>
+        </w:numPr>
+        <w:tabs>
+          <w:tab w:val="left" w:pos="1390"/>
+        </w:tabs>
+        <w:bidi/>
+        <w:rPr>
+          <w:rFonts w:asciiTheme="majorBidi" w:hAnsiTheme="majorBidi" w:cstheme="majorBidi"/>
+          <w:rtl/>
+          <w:lang w:bidi="he-IL"/>
+        </w:rPr>
+      </w:pPr>
+      <w:r>
+        <w:rPr>
+          <w:rFonts w:asciiTheme="majorBidi" w:hAnsiTheme="majorBidi" w:cstheme="majorBidi"/>
+          <w:rtl/>
+          <w:lang w:bidi="he-IL"/>
+        </w:rPr>
+        <w:t>למידה הסתברותית והעדפת דפוסים שכיחים:</w:t>
+      </w:r>
+    </w:p>
+    <w:p>
+      <w:pPr>
+        <w:tabs>
+          <w:tab w:val="left" w:pos="1390"/>
+        </w:tabs>
+        <w:bidi/>
+        <w:ind w:left="1390"/>
+        <w:rPr>
+          <w:rFonts w:asciiTheme="majorBidi" w:hAnsiTheme="majorBidi" w:cstheme="majorBidi"/>
+          <w:lang w:bidi="he-IL"/>
+        </w:rPr>
+      </w:pPr>
+      <w:r>
+        <w:rPr>
+          <w:rFonts w:asciiTheme="majorBidi" w:hAnsiTheme="majorBidi" w:cstheme="majorBidi"/>
+          <w:rtl/>
+          <w:lang w:bidi="he-IL"/>
+        </w:rPr>
+        <w:t>כפי שנלמד בקורס, מודלי שפה וראייה הם מודלים הסתברותיים הלומדים להעריך את ההסתברות לפלט מסוים בהינתן הקשר נתון. לכן, בעת יצירת תמונה, המודל נוטה לבחור בפלט בעל ההסתברות הגבוהה ביותר לפי הדפוסים שנלמדו בנתוני האימון. במקרה זה, ייצוג של גבר כנהג הוא דפוס שכיח יותר ולכן בעל הסתברות גבוהה יותר עבור המודל מאשר ייצוג של אישה כנהגת. כתוצאה מכך, גם כאשר הבקשה מפורשת, המודל נמשך לדפוס השכיח ומפיק פלט שאינו תואם את ההנחיה</w:t>
+      </w:r>
+      <w:r>
+        <w:rPr>
+          <w:rFonts w:asciiTheme="majorBidi" w:hAnsiTheme="majorBidi" w:cstheme="majorBidi"/>
+          <w:lang w:bidi="he-IL"/>
+        </w:rPr>
+        <w:t>.</w:t>
+      </w:r>
+    </w:p>
+    <w:p>
+      <w:pPr>
+        <w:tabs>
+          <w:tab w:val="left" w:pos="1390"/>
+        </w:tabs>
+        <w:bidi/>
+        <w:rPr>
+          <w:rFonts w:asciiTheme="majorBidi" w:hAnsiTheme="majorBidi" w:cstheme="majorBidi"/>
+          <w:rtl/>
+          <w:lang w:bidi="he-IL"/>
+        </w:rPr>
+      </w:pPr>
+    </w:p>
+    <w:p>
+      <w:pPr>
+        <w:numPr>
+          <w:ilvl w:val="0"/>
+          <w:numId w:val="80"/>
+        </w:numPr>
+        <w:tabs>
+          <w:tab w:val="left" w:pos="1390"/>
+        </w:tabs>
+        <w:bidi/>
+        <w:rPr>
+          <w:rFonts w:asciiTheme="majorBidi" w:hAnsiTheme="majorBidi" w:cstheme="majorBidi"/>
+          <w:rtl/>
+          <w:lang w:bidi="he-IL"/>
+        </w:rPr>
+      </w:pPr>
+      <w:r>
+        <w:rPr>
+          <w:rFonts w:asciiTheme="majorBidi" w:hAnsiTheme="majorBidi" w:cstheme="majorBidi"/>
+          <w:rtl/>
+          <w:lang w:bidi="he-IL"/>
+        </w:rPr>
+        <w:t>היעדר הבנה סמנטית או מודעות חברתית:</w:t>
+      </w:r>
+    </w:p>
+    <w:p>
+      <w:pPr>
+        <w:tabs>
+          <w:tab w:val="left" w:pos="1390"/>
+        </w:tabs>
+        <w:bidi/>
+        <w:ind w:left="1390"/>
+        <w:rPr>
+          <w:rFonts w:asciiTheme="majorBidi" w:hAnsiTheme="majorBidi" w:cstheme="majorBidi"/>
+          <w:lang w:bidi="he-IL"/>
+        </w:rPr>
+      </w:pPr>
+      <w:r>
+        <w:rPr>
+          <w:rFonts w:asciiTheme="majorBidi" w:hAnsiTheme="majorBidi" w:cstheme="majorBidi"/>
+          <w:rtl/>
+          <w:lang w:bidi="he-IL"/>
+        </w:rPr>
+        <w:t>למודל אין הבנה של מושגים חברתיים כמו שוויון מגדרי, ואין לו מודעות לכך שהבקשה נועדה לשבור סטריאוטיפ קיים. הוא אינו מבין את המשמעות החברתית של הצבת אישה כנהגת, אלא מתייחס לבקשה כאל רצף טוקנים בלבד</w:t>
+      </w:r>
+      <w:r>
+        <w:rPr>
+          <w:rFonts w:asciiTheme="majorBidi" w:hAnsiTheme="majorBidi" w:cstheme="majorBidi"/>
+          <w:lang w:bidi="he-IL"/>
+        </w:rPr>
+        <w:t>.</w:t>
+      </w:r>
+    </w:p>
+    <w:p>
+      <w:pPr>
+        <w:tabs>
+          <w:tab w:val="left" w:pos="1390"/>
+        </w:tabs>
+        <w:bidi/>
+        <w:rPr>
+          <w:rFonts w:asciiTheme="majorBidi" w:hAnsiTheme="majorBidi" w:cstheme="majorBidi"/>
+          <w:rtl/>
+          <w:lang w:bidi="he-IL"/>
+        </w:rPr>
+      </w:pPr>
+    </w:p>
+    <w:p>
+      <w:pPr>
+        <w:tabs>
+          <w:tab w:val="left" w:pos="1390"/>
+        </w:tabs>
+        <w:bidi/>
+        <w:rPr>
+          <w:rFonts w:asciiTheme="majorBidi" w:hAnsiTheme="majorBidi" w:cstheme="majorBidi"/>
+          <w:lang w:bidi="he-IL"/>
+        </w:rPr>
+      </w:pPr>
+    </w:p>
+    <w:p>
+      <w:pPr>
+        <w:bidi/>
+        <w:rPr>
+          <w:rFonts w:asciiTheme="majorBidi" w:hAnsiTheme="majorBidi" w:cstheme="majorBidi"/>
+          <w:lang w:bidi="he-IL"/>
+        </w:rPr>
+      </w:pPr>
+    </w:p>
+    <w:p>
+      <w:pPr>
+        <w:bidi/>
+        <w:rPr>
+          <w:rFonts w:asciiTheme="majorBidi" w:hAnsiTheme="majorBidi" w:cstheme="majorBidi"/>
+          <w:lang w:bidi="he-IL"/>
+        </w:rPr>
+      </w:pPr>
+      <w:r>
+        <w:rPr>
+          <w:rFonts w:asciiTheme="majorBidi" w:hAnsiTheme="majorBidi" w:cstheme="majorBidi"/>
+          <w:noProof/>
+          <w:rtl/>
+          <w:lang w:bidi="he-IL"/>
+        </w:rPr>
+        <w:drawing>
+          <wp:anchor distT="0" distB="0" distL="114300" distR="114300" simplePos="0" relativeHeight="251680768" behindDoc="1" locked="0" layoutInCell="1" allowOverlap="1" wp14:anchorId="302D3574" wp14:editId="068F128F">
+            <wp:simplePos x="0" y="0"/>
+            <wp:positionH relativeFrom="margin">
+              <wp:posOffset>-12700</wp:posOffset>
+            </wp:positionH>
+            <wp:positionV relativeFrom="paragraph">
+              <wp:posOffset>78740</wp:posOffset>
             </wp:positionV>
             <wp:extent cx="5624047" cy="662997"/>
             <wp:effectExtent l="133350" t="76200" r="72390" b="137160"/>
@@ -37869,7 +36577,7 @@
                     <pic:cNvPicPr/>
                   </pic:nvPicPr>
                   <pic:blipFill>
-                    <a:blip r:embed="rId86">
+                    <a:blip r:embed="rId92">
                       <a:extLst>
                         <a:ext uri="{28A0092B-C50C-407E-A947-70E740481C1C}">
                           <a14:useLocalDpi xmlns:a14="http://schemas.microsoft.com/office/drawing/2010/main" val="0"/>
@@ -37920,6 +36628,147 @@
         </w:drawing>
       </w:r>
     </w:p>
+    <w:p>
+      <w:pPr>
+        <w:tabs>
+          <w:tab w:val="left" w:pos="2450"/>
+        </w:tabs>
+        <w:bidi/>
+        <w:rPr>
+          <w:rFonts w:asciiTheme="majorBidi" w:hAnsiTheme="majorBidi" w:cstheme="majorBidi"/>
+          <w:rtl/>
+          <w:lang w:bidi="he-IL"/>
+        </w:rPr>
+      </w:pPr>
+      <w:r>
+        <w:rPr>
+          <w:rFonts w:asciiTheme="majorBidi" w:hAnsiTheme="majorBidi" w:cstheme="majorBidi"/>
+          <w:rtl/>
+          <w:lang w:bidi="he-IL"/>
+        </w:rPr>
+        <w:tab/>
+      </w:r>
+    </w:p>
+    <w:p>
+      <w:pPr>
+        <w:bidi/>
+        <w:rPr>
+          <w:rFonts w:asciiTheme="majorBidi" w:hAnsiTheme="majorBidi" w:cstheme="majorBidi"/>
+          <w:rtl/>
+          <w:lang w:bidi="he-IL"/>
+        </w:rPr>
+      </w:pPr>
+    </w:p>
+    <w:p>
+      <w:pPr>
+        <w:bidi/>
+        <w:rPr>
+          <w:rFonts w:asciiTheme="majorBidi" w:hAnsiTheme="majorBidi" w:cstheme="majorBidi"/>
+          <w:rtl/>
+          <w:lang w:bidi="he-IL"/>
+        </w:rPr>
+      </w:pPr>
+    </w:p>
+    <w:p>
+      <w:pPr>
+        <w:bidi/>
+        <w:rPr>
+          <w:rFonts w:asciiTheme="majorBidi" w:hAnsiTheme="majorBidi" w:cstheme="majorBidi"/>
+          <w:rtl/>
+          <w:lang w:bidi="he-IL"/>
+        </w:rPr>
+      </w:pPr>
+      <w:r>
+        <w:rPr>
+          <w:rFonts w:asciiTheme="majorBidi" w:hAnsiTheme="majorBidi" w:cstheme="majorBidi"/>
+          <w:lang w:bidi="he-IL"/>
+        </w:rPr>
+        <w:lastRenderedPageBreak/>
+        <w:t>Refusal Bias</w:t>
+      </w:r>
+      <w:r>
+        <w:rPr>
+          <w:rFonts w:asciiTheme="majorBidi" w:hAnsiTheme="majorBidi" w:cstheme="majorBidi" w:hint="cs"/>
+          <w:rtl/>
+          <w:lang w:bidi="he-IL"/>
+        </w:rPr>
+        <w:t>:</w:t>
+      </w:r>
+    </w:p>
+    <w:p>
+      <w:pPr>
+        <w:bidi/>
+        <w:rPr>
+          <w:rFonts w:asciiTheme="majorBidi" w:hAnsiTheme="majorBidi" w:cstheme="majorBidi" w:hint="cs"/>
+          <w:rtl/>
+          <w:lang w:bidi="he-IL"/>
+        </w:rPr>
+      </w:pPr>
+      <w:r>
+        <w:rPr>
+          <w:rFonts w:asciiTheme="majorBidi" w:hAnsiTheme="majorBidi" w:cs="Times New Roman"/>
+          <w:rtl/>
+          <w:lang w:bidi="he-IL"/>
+        </w:rPr>
+        <w:drawing>
+          <wp:anchor distT="0" distB="0" distL="114300" distR="114300" simplePos="0" relativeHeight="251710464" behindDoc="1" locked="0" layoutInCell="1" allowOverlap="1" wp14:anchorId="4F12A1E1" wp14:editId="1B548EB4">
+            <wp:simplePos x="0" y="0"/>
+            <wp:positionH relativeFrom="margin">
+              <wp:align>right</wp:align>
+            </wp:positionH>
+            <wp:positionV relativeFrom="paragraph">
+              <wp:posOffset>248285</wp:posOffset>
+            </wp:positionV>
+            <wp:extent cx="4591050" cy="3794483"/>
+            <wp:effectExtent l="0" t="0" r="0" b="0"/>
+            <wp:wrapTight wrapText="bothSides">
+              <wp:wrapPolygon edited="0">
+                <wp:start x="0" y="0"/>
+                <wp:lineTo x="0" y="21473"/>
+                <wp:lineTo x="21510" y="21473"/>
+                <wp:lineTo x="21510" y="0"/>
+                <wp:lineTo x="0" y="0"/>
+              </wp:wrapPolygon>
+            </wp:wrapTight>
+            <wp:docPr id="1228442615" name="Picture 1"/>
+            <wp:cNvGraphicFramePr>
+              <a:graphicFrameLocks xmlns:a="http://schemas.openxmlformats.org/drawingml/2006/main" noChangeAspect="1"/>
+            </wp:cNvGraphicFramePr>
+            <a:graphic xmlns:a="http://schemas.openxmlformats.org/drawingml/2006/main">
+              <a:graphicData uri="http://schemas.openxmlformats.org/drawingml/2006/picture">
+                <pic:pic xmlns:pic="http://schemas.openxmlformats.org/drawingml/2006/picture">
+                  <pic:nvPicPr>
+                    <pic:cNvPr id="1228442615" name=""/>
+                    <pic:cNvPicPr/>
+                  </pic:nvPicPr>
+                  <pic:blipFill>
+                    <a:blip r:embed="rId93">
+                      <a:extLst>
+                        <a:ext uri="{28A0092B-C50C-407E-A947-70E740481C1C}">
+                          <a14:useLocalDpi xmlns:a14="http://schemas.microsoft.com/office/drawing/2010/main" val="0"/>
+                        </a:ext>
+                      </a:extLst>
+                    </a:blip>
+                    <a:stretch>
+                      <a:fillRect/>
+                    </a:stretch>
+                  </pic:blipFill>
+                  <pic:spPr>
+                    <a:xfrm>
+                      <a:off x="0" y="0"/>
+                      <a:ext cx="4591050" cy="3794483"/>
+                    </a:xfrm>
+                    <a:prstGeom prst="rect">
+                      <a:avLst/>
+                    </a:prstGeom>
+                  </pic:spPr>
+                </pic:pic>
+              </a:graphicData>
+            </a:graphic>
+          </wp:anchor>
+        </w:drawing>
+      </w:r>
+    </w:p>
     <w:sectPr>
       <w:pgSz w:w="12240" w:h="15840"/>
       <w:pgMar w:top="1440" w:right="1440" w:bottom="1440" w:left="1440" w:header="720" w:footer="720" w:gutter="0"/>
@@ -40549,6 +39398,119 @@
     </w:lvl>
   </w:abstractNum>
   <w:abstractNum w:abstractNumId="21" w15:restartNumberingAfterBreak="0">
+    <w:nsid w:val="2CE055EE"/>
+    <w:multiLevelType w:val="hybridMultilevel"/>
+    <w:tmpl w:val="A6187A2E"/>
+    <w:lvl w:ilvl="0" w:tplc="DCE0F668">
+      <w:start w:val="1"/>
+      <w:numFmt w:val="bullet"/>
+      <w:lvlText w:val="-"/>
+      <w:lvlJc w:val="left"/>
+      <w:pPr>
+        <w:ind w:left="1080" w:hanging="360"/>
+      </w:pPr>
+      <w:rPr>
+        <w:rFonts w:ascii="Arial" w:eastAsiaTheme="minorHAnsi" w:hAnsi="Arial" w:cs="Arial" w:hint="default"/>
+      </w:rPr>
+    </w:lvl>
+    <w:lvl w:ilvl="1" w:tplc="04090003">
+      <w:start w:val="1"/>
+      <w:numFmt w:val="bullet"/>
+      <w:lvlText w:val="o"/>
+      <w:lvlJc w:val="left"/>
+      <w:pPr>
+        <w:ind w:left="1800" w:hanging="360"/>
+      </w:pPr>
+      <w:rPr>
+        <w:rFonts w:ascii="Courier New" w:hAnsi="Courier New" w:cs="Courier New" w:hint="default"/>
+      </w:rPr>
+    </w:lvl>
+    <w:lvl w:ilvl="2" w:tplc="04090005">
+      <w:start w:val="1"/>
+      <w:numFmt w:val="bullet"/>
+      <w:lvlText w:val=""/>
+      <w:lvlJc w:val="left"/>
+      <w:pPr>
+        <w:ind w:left="2520" w:hanging="360"/>
+      </w:pPr>
+      <w:rPr>
+        <w:rFonts w:ascii="Wingdings" w:hAnsi="Wingdings" w:hint="default"/>
+      </w:rPr>
+    </w:lvl>
+    <w:lvl w:ilvl="3" w:tplc="04090001">
+      <w:start w:val="1"/>
+      <w:numFmt w:val="bullet"/>
+      <w:lvlText w:val=""/>
+      <w:lvlJc w:val="left"/>
+      <w:pPr>
+        <w:ind w:left="3240" w:hanging="360"/>
+      </w:pPr>
+      <w:rPr>
+        <w:rFonts w:ascii="Symbol" w:hAnsi="Symbol" w:hint="default"/>
+      </w:rPr>
+    </w:lvl>
+    <w:lvl w:ilvl="4" w:tplc="04090003">
+      <w:start w:val="1"/>
+      <w:numFmt w:val="bullet"/>
+      <w:lvlText w:val="o"/>
+      <w:lvlJc w:val="left"/>
+      <w:pPr>
+        <w:ind w:left="3960" w:hanging="360"/>
+      </w:pPr>
+      <w:rPr>
+        <w:rFonts w:ascii="Courier New" w:hAnsi="Courier New" w:cs="Courier New" w:hint="default"/>
+      </w:rPr>
+    </w:lvl>
+    <w:lvl w:ilvl="5" w:tplc="04090005">
+      <w:start w:val="1"/>
+      <w:numFmt w:val="bullet"/>
+      <w:lvlText w:val=""/>
+      <w:lvlJc w:val="left"/>
+      <w:pPr>
+        <w:ind w:left="4680" w:hanging="360"/>
+      </w:pPr>
+      <w:rPr>
+        <w:rFonts w:ascii="Wingdings" w:hAnsi="Wingdings" w:hint="default"/>
+      </w:rPr>
+    </w:lvl>
+    <w:lvl w:ilvl="6" w:tplc="04090001">
+      <w:start w:val="1"/>
+      <w:numFmt w:val="bullet"/>
+      <w:lvlText w:val=""/>
+      <w:lvlJc w:val="left"/>
+      <w:pPr>
+        <w:ind w:left="5400" w:hanging="360"/>
+      </w:pPr>
+      <w:rPr>
+        <w:rFonts w:ascii="Symbol" w:hAnsi="Symbol" w:hint="default"/>
+      </w:rPr>
+    </w:lvl>
+    <w:lvl w:ilvl="7" w:tplc="04090003">
+      <w:start w:val="1"/>
+      <w:numFmt w:val="bullet"/>
+      <w:lvlText w:val="o"/>
+      <w:lvlJc w:val="left"/>
+      <w:pPr>
+        <w:ind w:left="6120" w:hanging="360"/>
+      </w:pPr>
+      <w:rPr>
+        <w:rFonts w:ascii="Courier New" w:hAnsi="Courier New" w:cs="Courier New" w:hint="default"/>
+      </w:rPr>
+    </w:lvl>
+    <w:lvl w:ilvl="8" w:tplc="04090005">
+      <w:start w:val="1"/>
+      <w:numFmt w:val="bullet"/>
+      <w:lvlText w:val=""/>
+      <w:lvlJc w:val="left"/>
+      <w:pPr>
+        <w:ind w:left="6840" w:hanging="360"/>
+      </w:pPr>
+      <w:rPr>
+        <w:rFonts w:ascii="Wingdings" w:hAnsi="Wingdings" w:hint="default"/>
+      </w:rPr>
+    </w:lvl>
+  </w:abstractNum>
+  <w:abstractNum w:abstractNumId="22" w15:restartNumberingAfterBreak="0">
     <w:nsid w:val="2D280B3C"/>
     <w:multiLevelType w:val="multilevel"/>
     <w:tmpl w:val="D51AE358"/>
@@ -40694,7 +39656,7 @@
       </w:rPr>
     </w:lvl>
   </w:abstractNum>
-  <w:abstractNum w:abstractNumId="22" w15:restartNumberingAfterBreak="0">
+  <w:abstractNum w:abstractNumId="23" w15:restartNumberingAfterBreak="0">
     <w:nsid w:val="2DE85EAA"/>
     <w:multiLevelType w:val="multilevel"/>
     <w:tmpl w:val="E0C8FFE6"/>
@@ -40807,7 +39769,7 @@
       </w:pPr>
     </w:lvl>
   </w:abstractNum>
-  <w:abstractNum w:abstractNumId="23" w15:restartNumberingAfterBreak="0">
+  <w:abstractNum w:abstractNumId="24" w15:restartNumberingAfterBreak="0">
     <w:nsid w:val="3105495E"/>
     <w:multiLevelType w:val="multilevel"/>
     <w:tmpl w:val="C1EE57EC"/>
@@ -40956,7 +39918,7 @@
       </w:rPr>
     </w:lvl>
   </w:abstractNum>
-  <w:abstractNum w:abstractNumId="24" w15:restartNumberingAfterBreak="0">
+  <w:abstractNum w:abstractNumId="25" w15:restartNumberingAfterBreak="0">
     <w:nsid w:val="31D7445E"/>
     <w:multiLevelType w:val="hybridMultilevel"/>
     <w:tmpl w:val="0178B6C4"/>
@@ -41069,7 +40031,120 @@
       </w:rPr>
     </w:lvl>
   </w:abstractNum>
-  <w:abstractNum w:abstractNumId="25" w15:restartNumberingAfterBreak="0">
+  <w:abstractNum w:abstractNumId="26" w15:restartNumberingAfterBreak="0">
+    <w:nsid w:val="32703181"/>
+    <w:multiLevelType w:val="hybridMultilevel"/>
+    <w:tmpl w:val="698CB42C"/>
+    <w:lvl w:ilvl="0" w:tplc="04090001">
+      <w:start w:val="1"/>
+      <w:numFmt w:val="bullet"/>
+      <w:lvlText w:val=""/>
+      <w:lvlJc w:val="left"/>
+      <w:pPr>
+        <w:ind w:left="1440" w:hanging="360"/>
+      </w:pPr>
+      <w:rPr>
+        <w:rFonts w:ascii="Symbol" w:hAnsi="Symbol" w:hint="default"/>
+      </w:rPr>
+    </w:lvl>
+    <w:lvl w:ilvl="1" w:tplc="04090003">
+      <w:start w:val="1"/>
+      <w:numFmt w:val="bullet"/>
+      <w:lvlText w:val="o"/>
+      <w:lvlJc w:val="left"/>
+      <w:pPr>
+        <w:ind w:left="2160" w:hanging="360"/>
+      </w:pPr>
+      <w:rPr>
+        <w:rFonts w:ascii="Courier New" w:hAnsi="Courier New" w:cs="Courier New" w:hint="default"/>
+      </w:rPr>
+    </w:lvl>
+    <w:lvl w:ilvl="2" w:tplc="04090005">
+      <w:start w:val="1"/>
+      <w:numFmt w:val="bullet"/>
+      <w:lvlText w:val=""/>
+      <w:lvlJc w:val="left"/>
+      <w:pPr>
+        <w:ind w:left="2880" w:hanging="360"/>
+      </w:pPr>
+      <w:rPr>
+        <w:rFonts w:ascii="Wingdings" w:hAnsi="Wingdings" w:hint="default"/>
+      </w:rPr>
+    </w:lvl>
+    <w:lvl w:ilvl="3" w:tplc="04090001">
+      <w:start w:val="1"/>
+      <w:numFmt w:val="bullet"/>
+      <w:lvlText w:val=""/>
+      <w:lvlJc w:val="left"/>
+      <w:pPr>
+        <w:ind w:left="3600" w:hanging="360"/>
+      </w:pPr>
+      <w:rPr>
+        <w:rFonts w:ascii="Symbol" w:hAnsi="Symbol" w:hint="default"/>
+      </w:rPr>
+    </w:lvl>
+    <w:lvl w:ilvl="4" w:tplc="04090003">
+      <w:start w:val="1"/>
+      <w:numFmt w:val="bullet"/>
+      <w:lvlText w:val="o"/>
+      <w:lvlJc w:val="left"/>
+      <w:pPr>
+        <w:ind w:left="4320" w:hanging="360"/>
+      </w:pPr>
+      <w:rPr>
+        <w:rFonts w:ascii="Courier New" w:hAnsi="Courier New" w:cs="Courier New" w:hint="default"/>
+      </w:rPr>
+    </w:lvl>
+    <w:lvl w:ilvl="5" w:tplc="04090005">
+      <w:start w:val="1"/>
+      <w:numFmt w:val="bullet"/>
+      <w:lvlText w:val=""/>
+      <w:lvlJc w:val="left"/>
+      <w:pPr>
+        <w:ind w:left="5040" w:hanging="360"/>
+      </w:pPr>
+      <w:rPr>
+        <w:rFonts w:ascii="Wingdings" w:hAnsi="Wingdings" w:hint="default"/>
+      </w:rPr>
+    </w:lvl>
+    <w:lvl w:ilvl="6" w:tplc="04090001">
+      <w:start w:val="1"/>
+      <w:numFmt w:val="bullet"/>
+      <w:lvlText w:val=""/>
+      <w:lvlJc w:val="left"/>
+      <w:pPr>
+        <w:ind w:left="5760" w:hanging="360"/>
+      </w:pPr>
+      <w:rPr>
+        <w:rFonts w:ascii="Symbol" w:hAnsi="Symbol" w:hint="default"/>
+      </w:rPr>
+    </w:lvl>
+    <w:lvl w:ilvl="7" w:tplc="04090003">
+      <w:start w:val="1"/>
+      <w:numFmt w:val="bullet"/>
+      <w:lvlText w:val="o"/>
+      <w:lvlJc w:val="left"/>
+      <w:pPr>
+        <w:ind w:left="6480" w:hanging="360"/>
+      </w:pPr>
+      <w:rPr>
+        <w:rFonts w:ascii="Courier New" w:hAnsi="Courier New" w:cs="Courier New" w:hint="default"/>
+      </w:rPr>
+    </w:lvl>
+    <w:lvl w:ilvl="8" w:tplc="04090005">
+      <w:start w:val="1"/>
+      <w:numFmt w:val="bullet"/>
+      <w:lvlText w:val=""/>
+      <w:lvlJc w:val="left"/>
+      <w:pPr>
+        <w:ind w:left="7200" w:hanging="360"/>
+      </w:pPr>
+      <w:rPr>
+        <w:rFonts w:ascii="Wingdings" w:hAnsi="Wingdings" w:hint="default"/>
+      </w:rPr>
+    </w:lvl>
+  </w:abstractNum>
+  <w:abstractNum w:abstractNumId="27" w15:restartNumberingAfterBreak="0">
     <w:nsid w:val="33DF37BD"/>
     <w:multiLevelType w:val="multilevel"/>
     <w:tmpl w:val="2F2C116C"/>
@@ -41218,7 +40293,7 @@
       </w:rPr>
     </w:lvl>
   </w:abstractNum>
-  <w:abstractNum w:abstractNumId="26" w15:restartNumberingAfterBreak="0">
+  <w:abstractNum w:abstractNumId="28" w15:restartNumberingAfterBreak="0">
     <w:nsid w:val="35775B54"/>
     <w:multiLevelType w:val="multilevel"/>
     <w:tmpl w:val="C5447B7C"/>
@@ -41331,7 +40406,7 @@
       </w:pPr>
     </w:lvl>
   </w:abstractNum>
-  <w:abstractNum w:abstractNumId="27" w15:restartNumberingAfterBreak="0">
+  <w:abstractNum w:abstractNumId="29" w15:restartNumberingAfterBreak="0">
     <w:nsid w:val="369A7639"/>
     <w:multiLevelType w:val="hybridMultilevel"/>
     <w:tmpl w:val="93DAB5B6"/>
@@ -41417,7 +40492,7 @@
       </w:pPr>
     </w:lvl>
   </w:abstractNum>
-  <w:abstractNum w:abstractNumId="28" w15:restartNumberingAfterBreak="0">
+  <w:abstractNum w:abstractNumId="30" w15:restartNumberingAfterBreak="0">
     <w:nsid w:val="39066557"/>
     <w:multiLevelType w:val="hybridMultilevel"/>
     <w:tmpl w:val="F7480E84"/>
@@ -41506,7 +40581,7 @@
       </w:pPr>
     </w:lvl>
   </w:abstractNum>
-  <w:abstractNum w:abstractNumId="29" w15:restartNumberingAfterBreak="0">
+  <w:abstractNum w:abstractNumId="31" w15:restartNumberingAfterBreak="0">
     <w:nsid w:val="3CF84416"/>
     <w:multiLevelType w:val="hybridMultilevel"/>
     <w:tmpl w:val="673286E8"/>
@@ -41619,7 +40694,7 @@
       </w:rPr>
     </w:lvl>
   </w:abstractNum>
-  <w:abstractNum w:abstractNumId="30" w15:restartNumberingAfterBreak="0">
+  <w:abstractNum w:abstractNumId="32" w15:restartNumberingAfterBreak="0">
     <w:nsid w:val="3E602F19"/>
     <w:multiLevelType w:val="hybridMultilevel"/>
     <w:tmpl w:val="5ECE8516"/>
@@ -41732,7 +40807,7 @@
       </w:rPr>
     </w:lvl>
   </w:abstractNum>
-  <w:abstractNum w:abstractNumId="31" w15:restartNumberingAfterBreak="0">
+  <w:abstractNum w:abstractNumId="33" w15:restartNumberingAfterBreak="0">
     <w:nsid w:val="3F974F44"/>
     <w:multiLevelType w:val="hybridMultilevel"/>
     <w:tmpl w:val="734C9B7A"/>
@@ -41845,7 +40920,7 @@
       </w:rPr>
     </w:lvl>
   </w:abstractNum>
-  <w:abstractNum w:abstractNumId="32" w15:restartNumberingAfterBreak="0">
+  <w:abstractNum w:abstractNumId="34" w15:restartNumberingAfterBreak="0">
     <w:nsid w:val="402E77DE"/>
     <w:multiLevelType w:val="hybridMultilevel"/>
     <w:tmpl w:val="44165E9E"/>
@@ -41958,7 +41033,7 @@
       </w:rPr>
     </w:lvl>
   </w:abstractNum>
-  <w:abstractNum w:abstractNumId="33" w15:restartNumberingAfterBreak="0">
+  <w:abstractNum w:abstractNumId="35" w15:restartNumberingAfterBreak="0">
     <w:nsid w:val="41B500E8"/>
     <w:multiLevelType w:val="hybridMultilevel"/>
     <w:tmpl w:val="DF9E4276"/>
@@ -42044,7 +41119,7 @@
       </w:pPr>
     </w:lvl>
   </w:abstractNum>
-  <w:abstractNum w:abstractNumId="34" w15:restartNumberingAfterBreak="0">
+  <w:abstractNum w:abstractNumId="36" w15:restartNumberingAfterBreak="0">
     <w:nsid w:val="420B661B"/>
     <w:multiLevelType w:val="multilevel"/>
     <w:tmpl w:val="BE88EEB6"/>
@@ -42157,7 +41232,93 @@
       </w:pPr>
     </w:lvl>
   </w:abstractNum>
-  <w:abstractNum w:abstractNumId="35" w15:restartNumberingAfterBreak="0">
+  <w:abstractNum w:abstractNumId="37" w15:restartNumberingAfterBreak="0">
+    <w:nsid w:val="45383451"/>
+    <w:multiLevelType w:val="hybridMultilevel"/>
+    <w:tmpl w:val="9D2A002A"/>
+    <w:lvl w:ilvl="0" w:tplc="04090011">
+      <w:start w:val="1"/>
+      <w:numFmt w:val="decimal"/>
+      <w:lvlText w:val="%1)"/>
+      <w:lvlJc w:val="left"/>
+      <w:pPr>
+        <w:ind w:left="720" w:hanging="360"/>
+      </w:pPr>
+    </w:lvl>
+    <w:lvl w:ilvl="1" w:tplc="04090019">
+      <w:start w:val="1"/>
+      <w:numFmt w:val="lowerLetter"/>
+      <w:lvlText w:val="%2."/>
+      <w:lvlJc w:val="left"/>
+      <w:pPr>
+        <w:ind w:left="1440" w:hanging="360"/>
+      </w:pPr>
+    </w:lvl>
+    <w:lvl w:ilvl="2" w:tplc="0409001B">
+      <w:start w:val="1"/>
+      <w:numFmt w:val="lowerRoman"/>
+      <w:lvlText w:val="%3."/>
+      <w:lvlJc w:val="right"/>
+      <w:pPr>
+        <w:ind w:left="2160" w:hanging="180"/>
+      </w:pPr>
+    </w:lvl>
+    <w:lvl w:ilvl="3" w:tplc="0409000F">
+      <w:start w:val="1"/>
+      <w:numFmt w:val="decimal"/>
+      <w:lvlText w:val="%4."/>
+      <w:lvlJc w:val="left"/>
+      <w:pPr>
+        <w:ind w:left="2880" w:hanging="360"/>
+      </w:pPr>
+    </w:lvl>
+    <w:lvl w:ilvl="4" w:tplc="04090019">
+      <w:start w:val="1"/>
+      <w:numFmt w:val="lowerLetter"/>
+      <w:lvlText w:val="%5."/>
+      <w:lvlJc w:val="left"/>
+      <w:pPr>
+        <w:ind w:left="3600" w:hanging="360"/>
+      </w:pPr>
+    </w:lvl>
+    <w:lvl w:ilvl="5" w:tplc="0409001B">
+      <w:start w:val="1"/>
+      <w:numFmt w:val="lowerRoman"/>
+      <w:lvlText w:val="%6."/>
+      <w:lvlJc w:val="right"/>
+      <w:pPr>
+        <w:ind w:left="4320" w:hanging="180"/>
+      </w:pPr>
+    </w:lvl>
+    <w:lvl w:ilvl="6" w:tplc="0409000F">
+      <w:start w:val="1"/>
+      <w:numFmt w:val="decimal"/>
+      <w:lvlText w:val="%7."/>
+      <w:lvlJc w:val="left"/>
+      <w:pPr>
+        <w:ind w:left="5040" w:hanging="360"/>
+      </w:pPr>
+    </w:lvl>
+    <w:lvl w:ilvl="7" w:tplc="04090019">
+      <w:start w:val="1"/>
+      <w:numFmt w:val="lowerLetter"/>
+      <w:lvlText w:val="%8."/>
+      <w:lvlJc w:val="left"/>
+      <w:pPr>
+        <w:ind w:left="5760" w:hanging="360"/>
+      </w:pPr>
+    </w:lvl>
+    <w:lvl w:ilvl="8" w:tplc="0409001B">
+      <w:start w:val="1"/>
+      <w:numFmt w:val="lowerRoman"/>
+      <w:lvlText w:val="%9."/>
+      <w:lvlJc w:val="right"/>
+      <w:pPr>
+        <w:ind w:left="6480" w:hanging="180"/>
+      </w:pPr>
+    </w:lvl>
+  </w:abstractNum>
+  <w:abstractNum w:abstractNumId="38" w15:restartNumberingAfterBreak="0">
     <w:nsid w:val="4600398C"/>
     <w:multiLevelType w:val="hybridMultilevel"/>
     <w:tmpl w:val="E340A554"/>
@@ -42243,7 +41404,7 @@
       </w:pPr>
     </w:lvl>
   </w:abstractNum>
-  <w:abstractNum w:abstractNumId="36" w15:restartNumberingAfterBreak="0">
+  <w:abstractNum w:abstractNumId="39" w15:restartNumberingAfterBreak="0">
     <w:nsid w:val="462D79E4"/>
     <w:multiLevelType w:val="multilevel"/>
     <w:tmpl w:val="FE523526"/>
@@ -42392,7 +41553,7 @@
       </w:rPr>
     </w:lvl>
   </w:abstractNum>
-  <w:abstractNum w:abstractNumId="37" w15:restartNumberingAfterBreak="0">
+  <w:abstractNum w:abstractNumId="40" w15:restartNumberingAfterBreak="0">
     <w:nsid w:val="4B0B2EDB"/>
     <w:multiLevelType w:val="hybridMultilevel"/>
     <w:tmpl w:val="91B8BC40"/>
@@ -42505,7 +41666,7 @@
       </w:rPr>
     </w:lvl>
   </w:abstractNum>
-  <w:abstractNum w:abstractNumId="38" w15:restartNumberingAfterBreak="0">
+  <w:abstractNum w:abstractNumId="41" w15:restartNumberingAfterBreak="0">
     <w:nsid w:val="4C5640B9"/>
     <w:multiLevelType w:val="multilevel"/>
     <w:tmpl w:val="6162486C"/>
@@ -42654,7 +41815,7 @@
       </w:rPr>
     </w:lvl>
   </w:abstractNum>
-  <w:abstractNum w:abstractNumId="39" w15:restartNumberingAfterBreak="0">
+  <w:abstractNum w:abstractNumId="42" w15:restartNumberingAfterBreak="0">
     <w:nsid w:val="4CE53AF8"/>
     <w:multiLevelType w:val="hybridMultilevel"/>
     <w:tmpl w:val="1AA6D70A"/>
@@ -42767,7 +41928,7 @@
       </w:rPr>
     </w:lvl>
   </w:abstractNum>
-  <w:abstractNum w:abstractNumId="40" w15:restartNumberingAfterBreak="0">
+  <w:abstractNum w:abstractNumId="43" w15:restartNumberingAfterBreak="0">
     <w:nsid w:val="4E1C5741"/>
     <w:multiLevelType w:val="multilevel"/>
     <w:tmpl w:val="5B96DB96"/>
@@ -42916,7 +42077,7 @@
       </w:rPr>
     </w:lvl>
   </w:abstractNum>
-  <w:abstractNum w:abstractNumId="41" w15:restartNumberingAfterBreak="0">
+  <w:abstractNum w:abstractNumId="44" w15:restartNumberingAfterBreak="0">
     <w:nsid w:val="52DB5771"/>
     <w:multiLevelType w:val="hybridMultilevel"/>
     <w:tmpl w:val="4ABC96D6"/>
@@ -43029,7 +42190,7 @@
       </w:rPr>
     </w:lvl>
   </w:abstractNum>
-  <w:abstractNum w:abstractNumId="42" w15:restartNumberingAfterBreak="0">
+  <w:abstractNum w:abstractNumId="45" w15:restartNumberingAfterBreak="0">
     <w:nsid w:val="53C56BB6"/>
     <w:multiLevelType w:val="multilevel"/>
     <w:tmpl w:val="ECBA217E"/>
@@ -43178,7 +42339,7 @@
       </w:rPr>
     </w:lvl>
   </w:abstractNum>
-  <w:abstractNum w:abstractNumId="43" w15:restartNumberingAfterBreak="0">
+  <w:abstractNum w:abstractNumId="46" w15:restartNumberingAfterBreak="0">
     <w:nsid w:val="55001B63"/>
     <w:multiLevelType w:val="hybridMultilevel"/>
     <w:tmpl w:val="21087AC6"/>
@@ -43264,7 +42425,7 @@
       </w:pPr>
     </w:lvl>
   </w:abstractNum>
-  <w:abstractNum w:abstractNumId="44" w15:restartNumberingAfterBreak="0">
+  <w:abstractNum w:abstractNumId="47" w15:restartNumberingAfterBreak="0">
     <w:nsid w:val="58131EF4"/>
     <w:multiLevelType w:val="hybridMultilevel"/>
     <w:tmpl w:val="7CB83D1E"/>
@@ -43377,7 +42538,7 @@
       </w:rPr>
     </w:lvl>
   </w:abstractNum>
-  <w:abstractNum w:abstractNumId="45" w15:restartNumberingAfterBreak="0">
+  <w:abstractNum w:abstractNumId="48" w15:restartNumberingAfterBreak="0">
     <w:nsid w:val="586E3087"/>
     <w:multiLevelType w:val="multilevel"/>
     <w:tmpl w:val="D0328AB2"/>
@@ -43526,7 +42687,7 @@
       </w:rPr>
     </w:lvl>
   </w:abstractNum>
-  <w:abstractNum w:abstractNumId="46" w15:restartNumberingAfterBreak="0">
+  <w:abstractNum w:abstractNumId="49" w15:restartNumberingAfterBreak="0">
     <w:nsid w:val="5B6C7A62"/>
     <w:multiLevelType w:val="hybridMultilevel"/>
     <w:tmpl w:val="BB3472F8"/>
@@ -43639,7 +42800,7 @@
       </w:rPr>
     </w:lvl>
   </w:abstractNum>
-  <w:abstractNum w:abstractNumId="47" w15:restartNumberingAfterBreak="0">
+  <w:abstractNum w:abstractNumId="50" w15:restartNumberingAfterBreak="0">
     <w:nsid w:val="5B953D33"/>
     <w:multiLevelType w:val="hybridMultilevel"/>
     <w:tmpl w:val="8FC4C316"/>
@@ -43752,7 +42913,7 @@
       </w:rPr>
     </w:lvl>
   </w:abstractNum>
-  <w:abstractNum w:abstractNumId="48" w15:restartNumberingAfterBreak="0">
+  <w:abstractNum w:abstractNumId="51" w15:restartNumberingAfterBreak="0">
     <w:nsid w:val="5DE601B5"/>
     <w:multiLevelType w:val="multilevel"/>
     <w:tmpl w:val="4112D154"/>
@@ -43901,7 +43062,7 @@
       </w:rPr>
     </w:lvl>
   </w:abstractNum>
-  <w:abstractNum w:abstractNumId="49" w15:restartNumberingAfterBreak="0">
+  <w:abstractNum w:abstractNumId="52" w15:restartNumberingAfterBreak="0">
     <w:nsid w:val="5EAD66F3"/>
     <w:multiLevelType w:val="multilevel"/>
     <w:tmpl w:val="88EEBAE6"/>
@@ -44050,7 +43211,7 @@
       </w:rPr>
     </w:lvl>
   </w:abstractNum>
-  <w:abstractNum w:abstractNumId="50" w15:restartNumberingAfterBreak="0">
+  <w:abstractNum w:abstractNumId="53" w15:restartNumberingAfterBreak="0">
     <w:nsid w:val="65012084"/>
     <w:multiLevelType w:val="multilevel"/>
     <w:tmpl w:val="4CF48E7A"/>
@@ -44199,7 +43360,7 @@
       </w:rPr>
     </w:lvl>
   </w:abstractNum>
-  <w:abstractNum w:abstractNumId="51" w15:restartNumberingAfterBreak="0">
+  <w:abstractNum w:abstractNumId="54" w15:restartNumberingAfterBreak="0">
     <w:nsid w:val="65E95D13"/>
     <w:multiLevelType w:val="hybridMultilevel"/>
     <w:tmpl w:val="16808778"/>
@@ -44285,7 +43446,7 @@
       </w:pPr>
     </w:lvl>
   </w:abstractNum>
-  <w:abstractNum w:abstractNumId="52" w15:restartNumberingAfterBreak="0">
+  <w:abstractNum w:abstractNumId="55" w15:restartNumberingAfterBreak="0">
     <w:nsid w:val="671D080F"/>
     <w:multiLevelType w:val="hybridMultilevel"/>
     <w:tmpl w:val="8BFE2C0C"/>
@@ -44371,7 +43532,7 @@
       </w:pPr>
     </w:lvl>
   </w:abstractNum>
-  <w:abstractNum w:abstractNumId="53" w15:restartNumberingAfterBreak="0">
+  <w:abstractNum w:abstractNumId="56" w15:restartNumberingAfterBreak="0">
     <w:nsid w:val="677365A6"/>
     <w:multiLevelType w:val="multilevel"/>
     <w:tmpl w:val="5B96DB96"/>
@@ -44520,7 +43681,7 @@
       </w:rPr>
     </w:lvl>
   </w:abstractNum>
-  <w:abstractNum w:abstractNumId="54" w15:restartNumberingAfterBreak="0">
+  <w:abstractNum w:abstractNumId="57" w15:restartNumberingAfterBreak="0">
     <w:nsid w:val="6B9E5600"/>
     <w:multiLevelType w:val="hybridMultilevel"/>
     <w:tmpl w:val="9D10ED5A"/>
@@ -44633,7 +43794,7 @@
       </w:rPr>
     </w:lvl>
   </w:abstractNum>
-  <w:abstractNum w:abstractNumId="55" w15:restartNumberingAfterBreak="0">
+  <w:abstractNum w:abstractNumId="58" w15:restartNumberingAfterBreak="0">
     <w:nsid w:val="6BD464B3"/>
     <w:multiLevelType w:val="multilevel"/>
     <w:tmpl w:val="EFA632C2"/>
@@ -44746,7 +43907,7 @@
       </w:pPr>
     </w:lvl>
   </w:abstractNum>
-  <w:abstractNum w:abstractNumId="56" w15:restartNumberingAfterBreak="0">
+  <w:abstractNum w:abstractNumId="59" w15:restartNumberingAfterBreak="0">
     <w:nsid w:val="6E057B59"/>
     <w:multiLevelType w:val="hybridMultilevel"/>
     <w:tmpl w:val="21229002"/>
@@ -44832,7 +43993,7 @@
       </w:pPr>
     </w:lvl>
   </w:abstractNum>
-  <w:abstractNum w:abstractNumId="57" w15:restartNumberingAfterBreak="0">
+  <w:abstractNum w:abstractNumId="60" w15:restartNumberingAfterBreak="0">
     <w:nsid w:val="710A690E"/>
     <w:multiLevelType w:val="multilevel"/>
     <w:tmpl w:val="19E82C30"/>
@@ -44981,7 +44142,7 @@
       </w:rPr>
     </w:lvl>
   </w:abstractNum>
-  <w:abstractNum w:abstractNumId="58" w15:restartNumberingAfterBreak="0">
+  <w:abstractNum w:abstractNumId="61" w15:restartNumberingAfterBreak="0">
     <w:nsid w:val="71550BB6"/>
     <w:multiLevelType w:val="multilevel"/>
     <w:tmpl w:val="F24C1800"/>
@@ -45130,7 +44291,7 @@
       </w:rPr>
     </w:lvl>
   </w:abstractNum>
-  <w:abstractNum w:abstractNumId="59" w15:restartNumberingAfterBreak="0">
+  <w:abstractNum w:abstractNumId="62" w15:restartNumberingAfterBreak="0">
     <w:nsid w:val="71C85CC2"/>
     <w:multiLevelType w:val="hybridMultilevel"/>
     <w:tmpl w:val="555AB75C"/>
@@ -45243,7 +44404,7 @@
       </w:rPr>
     </w:lvl>
   </w:abstractNum>
-  <w:abstractNum w:abstractNumId="60" w15:restartNumberingAfterBreak="0">
+  <w:abstractNum w:abstractNumId="63" w15:restartNumberingAfterBreak="0">
     <w:nsid w:val="723E036F"/>
     <w:multiLevelType w:val="multilevel"/>
     <w:tmpl w:val="E8583D6E"/>
@@ -45392,7 +44553,7 @@
       </w:rPr>
     </w:lvl>
   </w:abstractNum>
-  <w:abstractNum w:abstractNumId="61" w15:restartNumberingAfterBreak="0">
+  <w:abstractNum w:abstractNumId="64" w15:restartNumberingAfterBreak="0">
     <w:nsid w:val="725D3A90"/>
     <w:multiLevelType w:val="multilevel"/>
     <w:tmpl w:val="EBAA9DA6"/>
@@ -45541,7 +44702,7 @@
       </w:rPr>
     </w:lvl>
   </w:abstractNum>
-  <w:abstractNum w:abstractNumId="62" w15:restartNumberingAfterBreak="0">
+  <w:abstractNum w:abstractNumId="65" w15:restartNumberingAfterBreak="0">
     <w:nsid w:val="72C65FEA"/>
     <w:multiLevelType w:val="multilevel"/>
     <w:tmpl w:val="5B96DB96"/>
@@ -45686,7 +44847,7 @@
       </w:rPr>
     </w:lvl>
   </w:abstractNum>
-  <w:abstractNum w:abstractNumId="63" w15:restartNumberingAfterBreak="0">
+  <w:abstractNum w:abstractNumId="66" w15:restartNumberingAfterBreak="0">
     <w:nsid w:val="73880B9B"/>
     <w:multiLevelType w:val="multilevel"/>
     <w:tmpl w:val="B48255BE"/>
@@ -45799,7 +44960,7 @@
       </w:pPr>
     </w:lvl>
   </w:abstractNum>
-  <w:abstractNum w:abstractNumId="64" w15:restartNumberingAfterBreak="0">
+  <w:abstractNum w:abstractNumId="67" w15:restartNumberingAfterBreak="0">
     <w:nsid w:val="74C56D98"/>
     <w:multiLevelType w:val="hybridMultilevel"/>
     <w:tmpl w:val="578631C4"/>
@@ -45912,7 +45073,7 @@
       </w:rPr>
     </w:lvl>
   </w:abstractNum>
-  <w:abstractNum w:abstractNumId="65" w15:restartNumberingAfterBreak="0">
+  <w:abstractNum w:abstractNumId="68" w15:restartNumberingAfterBreak="0">
     <w:nsid w:val="7E652FA3"/>
     <w:multiLevelType w:val="multilevel"/>
     <w:tmpl w:val="5B96DB96"/>
@@ -46057,7 +45218,7 @@
       </w:rPr>
     </w:lvl>
   </w:abstractNum>
-  <w:abstractNum w:abstractNumId="66" w15:restartNumberingAfterBreak="0">
+  <w:abstractNum w:abstractNumId="69" w15:restartNumberingAfterBreak="0">
     <w:nsid w:val="7FBB6CF3"/>
     <w:multiLevelType w:val="hybridMultilevel"/>
     <w:tmpl w:val="41C451D2"/>
@@ -46144,58 +45305,58 @@
     </w:lvl>
   </w:abstractNum>
   <w:num w:numId="1" w16cid:durableId="1623683082">
-    <w:abstractNumId w:val="56"/>
+    <w:abstractNumId w:val="59"/>
   </w:num>
   <w:num w:numId="2" w16cid:durableId="1303652242">
-    <w:abstractNumId w:val="40"/>
+    <w:abstractNumId w:val="43"/>
   </w:num>
   <w:num w:numId="3" w16cid:durableId="1780175035">
-    <w:abstractNumId w:val="22"/>
+    <w:abstractNumId w:val="23"/>
   </w:num>
   <w:num w:numId="4" w16cid:durableId="1278491685">
-    <w:abstractNumId w:val="55"/>
+    <w:abstractNumId w:val="58"/>
   </w:num>
   <w:num w:numId="5" w16cid:durableId="1029799904">
-    <w:abstractNumId w:val="65"/>
+    <w:abstractNumId w:val="68"/>
   </w:num>
   <w:num w:numId="6" w16cid:durableId="897326276">
-    <w:abstractNumId w:val="65"/>
+    <w:abstractNumId w:val="68"/>
     <w:lvlOverride w:ilvl="1">
       <w:startOverride w:val="1"/>
     </w:lvlOverride>
   </w:num>
   <w:num w:numId="7" w16cid:durableId="1323435544">
-    <w:abstractNumId w:val="53"/>
+    <w:abstractNumId w:val="56"/>
   </w:num>
   <w:num w:numId="8" w16cid:durableId="1670214461">
-    <w:abstractNumId w:val="62"/>
+    <w:abstractNumId w:val="65"/>
   </w:num>
   <w:num w:numId="9" w16cid:durableId="531768048">
-    <w:abstractNumId w:val="34"/>
+    <w:abstractNumId w:val="36"/>
   </w:num>
   <w:num w:numId="10" w16cid:durableId="827206051">
     <w:abstractNumId w:val="0"/>
   </w:num>
   <w:num w:numId="11" w16cid:durableId="469522763">
-    <w:abstractNumId w:val="44"/>
+    <w:abstractNumId w:val="47"/>
   </w:num>
   <w:num w:numId="12" w16cid:durableId="1745714486">
-    <w:abstractNumId w:val="26"/>
+    <w:abstractNumId w:val="28"/>
   </w:num>
   <w:num w:numId="13" w16cid:durableId="774522890">
-    <w:abstractNumId w:val="52"/>
+    <w:abstractNumId w:val="55"/>
   </w:num>
   <w:num w:numId="14" w16cid:durableId="1019084834">
-    <w:abstractNumId w:val="30"/>
+    <w:abstractNumId w:val="32"/>
   </w:num>
   <w:num w:numId="15" w16cid:durableId="1566643414">
-    <w:abstractNumId w:val="57"/>
+    <w:abstractNumId w:val="60"/>
   </w:num>
   <w:num w:numId="16" w16cid:durableId="1008361294">
     <w:abstractNumId w:val="17"/>
   </w:num>
   <w:num w:numId="17" w16cid:durableId="2061707283">
-    <w:abstractNumId w:val="51"/>
+    <w:abstractNumId w:val="54"/>
   </w:num>
   <w:num w:numId="18" w16cid:durableId="951134277">
     <w:abstractNumId w:val="7"/>
@@ -46207,22 +45368,22 @@
     <w:abstractNumId w:val="15"/>
   </w:num>
   <w:num w:numId="21" w16cid:durableId="2021658819">
-    <w:abstractNumId w:val="60"/>
+    <w:abstractNumId w:val="63"/>
   </w:num>
   <w:num w:numId="22" w16cid:durableId="962345033">
-    <w:abstractNumId w:val="36"/>
+    <w:abstractNumId w:val="39"/>
   </w:num>
   <w:num w:numId="23" w16cid:durableId="188491854">
     <w:abstractNumId w:val="9"/>
   </w:num>
   <w:num w:numId="24" w16cid:durableId="969628777">
-    <w:abstractNumId w:val="50"/>
+    <w:abstractNumId w:val="53"/>
   </w:num>
   <w:num w:numId="25" w16cid:durableId="1133256570">
     <w:abstractNumId w:val="19"/>
   </w:num>
   <w:num w:numId="26" w16cid:durableId="1775130004">
-    <w:abstractNumId w:val="41"/>
+    <w:abstractNumId w:val="44"/>
   </w:num>
   <w:num w:numId="27" w16cid:durableId="597106885">
     <w:abstractNumId w:val="11"/>
@@ -46234,7 +45395,7 @@
     <w:abstractNumId w:val="2"/>
   </w:num>
   <w:num w:numId="30" w16cid:durableId="1423334336">
-    <w:abstractNumId w:val="38"/>
+    <w:abstractNumId w:val="41"/>
   </w:num>
   <w:num w:numId="31" w16cid:durableId="1380548089">
     <w:abstractNumId w:val="20"/>
@@ -46249,61 +45410,61 @@
     <w:abstractNumId w:val="6"/>
   </w:num>
   <w:num w:numId="35" w16cid:durableId="413936251">
-    <w:abstractNumId w:val="48"/>
+    <w:abstractNumId w:val="51"/>
   </w:num>
   <w:num w:numId="36" w16cid:durableId="1120345592">
-    <w:abstractNumId w:val="61"/>
+    <w:abstractNumId w:val="64"/>
   </w:num>
   <w:num w:numId="37" w16cid:durableId="1770199746">
-    <w:abstractNumId w:val="33"/>
+    <w:abstractNumId w:val="35"/>
   </w:num>
   <w:num w:numId="38" w16cid:durableId="1940596327">
-    <w:abstractNumId w:val="63"/>
+    <w:abstractNumId w:val="66"/>
   </w:num>
   <w:num w:numId="39" w16cid:durableId="977108340">
     <w:abstractNumId w:val="13"/>
   </w:num>
   <w:num w:numId="40" w16cid:durableId="685441458">
-    <w:abstractNumId w:val="32"/>
+    <w:abstractNumId w:val="34"/>
   </w:num>
   <w:num w:numId="41" w16cid:durableId="278219502">
-    <w:abstractNumId w:val="37"/>
+    <w:abstractNumId w:val="40"/>
   </w:num>
   <w:num w:numId="42" w16cid:durableId="837429520">
-    <w:abstractNumId w:val="45"/>
+    <w:abstractNumId w:val="48"/>
   </w:num>
   <w:num w:numId="43" w16cid:durableId="1112630698">
-    <w:abstractNumId w:val="66"/>
+    <w:abstractNumId w:val="69"/>
   </w:num>
   <w:num w:numId="44" w16cid:durableId="103309719">
     <w:abstractNumId w:val="12"/>
   </w:num>
   <w:num w:numId="45" w16cid:durableId="1441022221">
-    <w:abstractNumId w:val="25"/>
+    <w:abstractNumId w:val="27"/>
   </w:num>
   <w:num w:numId="46" w16cid:durableId="640572899">
     <w:abstractNumId w:val="3"/>
   </w:num>
   <w:num w:numId="47" w16cid:durableId="698895900">
-    <w:abstractNumId w:val="39"/>
+    <w:abstractNumId w:val="42"/>
   </w:num>
   <w:num w:numId="48" w16cid:durableId="1664434300">
-    <w:abstractNumId w:val="43"/>
+    <w:abstractNumId w:val="46"/>
   </w:num>
   <w:num w:numId="49" w16cid:durableId="695546554">
-    <w:abstractNumId w:val="21"/>
+    <w:abstractNumId w:val="22"/>
   </w:num>
   <w:num w:numId="50" w16cid:durableId="325209378">
-    <w:abstractNumId w:val="42"/>
+    <w:abstractNumId w:val="45"/>
   </w:num>
   <w:num w:numId="51" w16cid:durableId="1849247691">
-    <w:abstractNumId w:val="28"/>
+    <w:abstractNumId w:val="30"/>
   </w:num>
   <w:num w:numId="52" w16cid:durableId="1122266306">
-    <w:abstractNumId w:val="23"/>
+    <w:abstractNumId w:val="24"/>
   </w:num>
   <w:num w:numId="53" w16cid:durableId="901059929">
-    <w:abstractNumId w:val="27"/>
+    <w:abstractNumId w:val="29"/>
   </w:num>
   <w:num w:numId="54" w16cid:durableId="445199746">
     <w:abstractNumId w:val="10"/>
@@ -46336,22 +45497,13 @@
     <w:abstractNumId w:val="10"/>
   </w:num>
   <w:num w:numId="64" w16cid:durableId="1576932831">
-    <w:abstractNumId w:val="49"/>
+    <w:abstractNumId w:val="52"/>
   </w:num>
   <w:num w:numId="65" w16cid:durableId="38821009">
-    <w:abstractNumId w:val="31"/>
-    <w:lvlOverride w:ilvl="0"/>
-    <w:lvlOverride w:ilvl="1"/>
-    <w:lvlOverride w:ilvl="2"/>
-    <w:lvlOverride w:ilvl="3"/>
-    <w:lvlOverride w:ilvl="4"/>
-    <w:lvlOverride w:ilvl="5"/>
-    <w:lvlOverride w:ilvl="6"/>
-    <w:lvlOverride w:ilvl="7"/>
-    <w:lvlOverride w:ilvl="8"/>
+    <w:abstractNumId w:val="33"/>
   </w:num>
   <w:num w:numId="66" w16cid:durableId="408578378">
-    <w:abstractNumId w:val="35"/>
+    <w:abstractNumId w:val="38"/>
     <w:lvlOverride w:ilvl="0">
       <w:startOverride w:val="1"/>
     </w:lvlOverride>
@@ -46381,7 +45533,70 @@
     </w:lvlOverride>
   </w:num>
   <w:num w:numId="67" w16cid:durableId="1699157686">
-    <w:abstractNumId w:val="24"/>
+    <w:abstractNumId w:val="25"/>
+  </w:num>
+  <w:num w:numId="68" w16cid:durableId="707681381">
+    <w:abstractNumId w:val="67"/>
+  </w:num>
+  <w:num w:numId="69" w16cid:durableId="1291715595">
+    <w:abstractNumId w:val="49"/>
+  </w:num>
+  <w:num w:numId="70" w16cid:durableId="1654799944">
+    <w:abstractNumId w:val="1"/>
+  </w:num>
+  <w:num w:numId="71" w16cid:durableId="1540511866">
+    <w:abstractNumId w:val="50"/>
+  </w:num>
+  <w:num w:numId="72" w16cid:durableId="249241673">
+    <w:abstractNumId w:val="62"/>
+  </w:num>
+  <w:num w:numId="73" w16cid:durableId="183180502">
+    <w:abstractNumId w:val="31"/>
+  </w:num>
+  <w:num w:numId="74" w16cid:durableId="1473936902">
+    <w:abstractNumId w:val="8"/>
+  </w:num>
+  <w:num w:numId="75" w16cid:durableId="55008180">
+    <w:abstractNumId w:val="16"/>
+  </w:num>
+  <w:num w:numId="76" w16cid:durableId="326831327">
+    <w:abstractNumId w:val="57"/>
+  </w:num>
+  <w:num w:numId="77" w16cid:durableId="195428818">
+    <w:abstractNumId w:val="61"/>
+  </w:num>
+  <w:num w:numId="78" w16cid:durableId="1456290353">
+    <w:abstractNumId w:val="37"/>
+    <w:lvlOverride w:ilvl="0">
+      <w:startOverride w:val="1"/>
+    </w:lvlOverride>
+    <w:lvlOverride w:ilvl="1">
+      <w:startOverride w:val="1"/>
+    </w:lvlOverride>
+    <w:lvlOverride w:ilvl="2">
+      <w:startOverride w:val="1"/>
+    </w:lvlOverride>
+    <w:lvlOverride w:ilvl="3">
+      <w:startOverride w:val="1"/>
+    </w:lvlOverride>
+    <w:lvlOverride w:ilvl="4">
+      <w:startOverride w:val="1"/>
+    </w:lvlOverride>
+    <w:lvlOverride w:ilvl="5">
+      <w:startOverride w:val="1"/>
+    </w:lvlOverride>
+    <w:lvlOverride w:ilvl="6">
+      <w:startOverride w:val="1"/>
+    </w:lvlOverride>
+    <w:lvlOverride w:ilvl="7">
+      <w:startOverride w:val="1"/>
+    </w:lvlOverride>
+    <w:lvlOverride w:ilvl="8">
+      <w:startOverride w:val="1"/>
+    </w:lvlOverride>
+  </w:num>
+  <w:num w:numId="79" w16cid:durableId="159732336">
+    <w:abstractNumId w:val="21"/>
     <w:lvlOverride w:ilvl="0"/>
     <w:lvlOverride w:ilvl="1"/>
     <w:lvlOverride w:ilvl="2"/>
@@ -46392,8 +45607,8 @@
     <w:lvlOverride w:ilvl="7"/>
     <w:lvlOverride w:ilvl="8"/>
   </w:num>
-  <w:num w:numId="68" w16cid:durableId="707681381">
-    <w:abstractNumId w:val="64"/>
+  <w:num w:numId="80" w16cid:durableId="371613817">
+    <w:abstractNumId w:val="26"/>
     <w:lvlOverride w:ilvl="0"/>
     <w:lvlOverride w:ilvl="1"/>
     <w:lvlOverride w:ilvl="2"/>
@@ -46403,96 +45618,6 @@
     <w:lvlOverride w:ilvl="6"/>
     <w:lvlOverride w:ilvl="7"/>
     <w:lvlOverride w:ilvl="8"/>
-  </w:num>
-  <w:num w:numId="69" w16cid:durableId="1291715595">
-    <w:abstractNumId w:val="46"/>
-    <w:lvlOverride w:ilvl="0"/>
-    <w:lvlOverride w:ilvl="1"/>
-    <w:lvlOverride w:ilvl="2"/>
-    <w:lvlOverride w:ilvl="3"/>
-    <w:lvlOverride w:ilvl="4"/>
-    <w:lvlOverride w:ilvl="5"/>
-    <w:lvlOverride w:ilvl="6"/>
-    <w:lvlOverride w:ilvl="7"/>
-    <w:lvlOverride w:ilvl="8"/>
-  </w:num>
-  <w:num w:numId="70" w16cid:durableId="1654799944">
-    <w:abstractNumId w:val="1"/>
-    <w:lvlOverride w:ilvl="0"/>
-    <w:lvlOverride w:ilvl="1"/>
-    <w:lvlOverride w:ilvl="2"/>
-    <w:lvlOverride w:ilvl="3"/>
-    <w:lvlOverride w:ilvl="4"/>
-    <w:lvlOverride w:ilvl="5"/>
-    <w:lvlOverride w:ilvl="6"/>
-    <w:lvlOverride w:ilvl="7"/>
-    <w:lvlOverride w:ilvl="8"/>
-  </w:num>
-  <w:num w:numId="71" w16cid:durableId="1540511866">
-    <w:abstractNumId w:val="47"/>
-    <w:lvlOverride w:ilvl="0"/>
-    <w:lvlOverride w:ilvl="1"/>
-    <w:lvlOverride w:ilvl="2"/>
-    <w:lvlOverride w:ilvl="3"/>
-    <w:lvlOverride w:ilvl="4"/>
-    <w:lvlOverride w:ilvl="5"/>
-    <w:lvlOverride w:ilvl="6"/>
-    <w:lvlOverride w:ilvl="7"/>
-    <w:lvlOverride w:ilvl="8"/>
-  </w:num>
-  <w:num w:numId="72" w16cid:durableId="249241673">
-    <w:abstractNumId w:val="59"/>
-    <w:lvlOverride w:ilvl="0"/>
-    <w:lvlOverride w:ilvl="1"/>
-    <w:lvlOverride w:ilvl="2"/>
-    <w:lvlOverride w:ilvl="3"/>
-    <w:lvlOverride w:ilvl="4"/>
-    <w:lvlOverride w:ilvl="5"/>
-    <w:lvlOverride w:ilvl="6"/>
-    <w:lvlOverride w:ilvl="7"/>
-    <w:lvlOverride w:ilvl="8"/>
-  </w:num>
-  <w:num w:numId="73" w16cid:durableId="183180502">
-    <w:abstractNumId w:val="29"/>
-    <w:lvlOverride w:ilvl="0"/>
-    <w:lvlOverride w:ilvl="1"/>
-    <w:lvlOverride w:ilvl="2"/>
-    <w:lvlOverride w:ilvl="3"/>
-    <w:lvlOverride w:ilvl="4"/>
-    <w:lvlOverride w:ilvl="5"/>
-    <w:lvlOverride w:ilvl="6"/>
-    <w:lvlOverride w:ilvl="7"/>
-    <w:lvlOverride w:ilvl="8"/>
-  </w:num>
-  <w:num w:numId="74" w16cid:durableId="1473936902">
-    <w:abstractNumId w:val="8"/>
-    <w:lvlOverride w:ilvl="0"/>
-    <w:lvlOverride w:ilvl="1"/>
-    <w:lvlOverride w:ilvl="2"/>
-    <w:lvlOverride w:ilvl="3"/>
-    <w:lvlOverride w:ilvl="4"/>
-    <w:lvlOverride w:ilvl="5"/>
-    <w:lvlOverride w:ilvl="6"/>
-    <w:lvlOverride w:ilvl="7"/>
-    <w:lvlOverride w:ilvl="8"/>
-  </w:num>
-  <w:num w:numId="75" w16cid:durableId="55008180">
-    <w:abstractNumId w:val="16"/>
-    <w:lvlOverride w:ilvl="0"/>
-    <w:lvlOverride w:ilvl="1"/>
-    <w:lvlOverride w:ilvl="2"/>
-    <w:lvlOverride w:ilvl="3"/>
-    <w:lvlOverride w:ilvl="4"/>
-    <w:lvlOverride w:ilvl="5"/>
-    <w:lvlOverride w:ilvl="6"/>
-    <w:lvlOverride w:ilvl="7"/>
-    <w:lvlOverride w:ilvl="8"/>
-  </w:num>
-  <w:num w:numId="76" w16cid:durableId="326831327">
-    <w:abstractNumId w:val="54"/>
-  </w:num>
-  <w:num w:numId="77" w16cid:durableId="195428818">
-    <w:abstractNumId w:val="58"/>
   </w:num>
   <w:numIdMacAtCleanup w:val="25"/>
 </w:numbering>
